--- a/EXPORTS/DOCX/published/niveau2/Dutch/CivilServants.docx
+++ b/EXPORTS/DOCX/published/niveau2/Dutch/CivilServants.docx
@@ -145,7 +145,7 @@
           <w:rFonts w:ascii="Charis SIL Regular" w:hAnsi="Charis SIL Regular" w:eastAsia="Charis SIL Regular"/>
           <w:b w:val="0"/>
           <w:i w:val="0"/>
-          <w:color w:val="0066CC"/>
+          <w:color w:val="0000FF"/>
           <w:sz w:val="24"/>
           <w:u w:val="single"/>
         </w:rPr>
@@ -163,7 +163,7 @@
           <w:rFonts w:ascii="Charis SIL Regular" w:hAnsi="Charis SIL Regular" w:eastAsia="Charis SIL Regular"/>
           <w:b w:val="0"/>
           <w:i w:val="0"/>
-          <w:color w:val="0066CC"/>
+          <w:color w:val="0000FF"/>
           <w:sz w:val="24"/>
           <w:u w:val="single"/>
         </w:rPr>
@@ -191,7 +191,7 @@
           <w:rFonts w:ascii="Charis SIL Regular" w:hAnsi="Charis SIL Regular" w:eastAsia="Charis SIL Regular"/>
           <w:b w:val="0"/>
           <w:i w:val="0"/>
-          <w:color w:val="0066CC"/>
+          <w:color w:val="0000FF"/>
           <w:sz w:val="24"/>
           <w:u w:val="single"/>
         </w:rPr>
@@ -226,7 +226,7 @@
       </w:r>
       <w:r>
         <w:rPr>
-          <w:u w:val="single" w:color="0066cc"/>
+          <w:u w:val="single" w:color="0000ff"/>
           <w:rFonts w:ascii="Charis SIL Regular" w:hAnsi="Charis SIL Regular" w:eastAsia="Charis SIL Regular"/>
           <w:b w:val="0"/>
           <w:i w:val="0"/>
@@ -244,7 +244,7 @@
       </w:r>
       <w:r>
         <w:rPr>
-          <w:u w:val="single" w:color="0066cc"/>
+          <w:u w:val="single" w:color="0000ff"/>
           <w:rFonts w:ascii="Charis SIL Regular" w:hAnsi="Charis SIL Regular" w:eastAsia="Charis SIL Regular"/>
           <w:b w:val="0"/>
           <w:i w:val="0"/>
@@ -268,22 +268,11 @@
           <w:color w:val="000000"/>
           <w:sz w:val="24"/>
         </w:rPr>
-        <w:t>ng</w:t>
-      </w:r>
-      <w:r>
-        <w:rPr>
-          <w:u w:val="single" w:color="0066cc"/>
-          <w:rFonts w:ascii="Charis SIL Regular" w:hAnsi="Charis SIL Regular" w:eastAsia="Charis SIL Regular"/>
-          <w:b w:val="0"/>
-          <w:i w:val="0"/>
-          <w:color w:val="000000"/>
-          <w:sz w:val="24"/>
-        </w:rPr>
-        <w:t>e</w:t>
-      </w:r>
-      <w:r>
-        <w:rPr>
-          <w:u w:val="single" w:color="0066cc"/>
+        <w:t>nge</w:t>
+      </w:r>
+      <w:r>
+        <w:rPr>
+          <w:u w:val="single" w:color="0000ff"/>
           <w:rFonts w:ascii="Charis SIL Regular" w:hAnsi="Charis SIL Regular" w:eastAsia="Charis SIL Regular"/>
           <w:b w:val="0"/>
           <w:i w:val="0"/>
@@ -417,7 +406,7 @@
           <w:rFonts w:ascii="Charis SIL Regular" w:hAnsi="Charis SIL Regular" w:eastAsia="Charis SIL Regular"/>
           <w:b w:val="0"/>
           <w:i w:val="0"/>
-          <w:color w:val="0066CC"/>
+          <w:color w:val="0000FF"/>
           <w:sz w:val="24"/>
           <w:u w:val="single"/>
         </w:rPr>
@@ -435,7 +424,7 @@
           <w:rFonts w:ascii="Charis SIL Regular" w:hAnsi="Charis SIL Regular" w:eastAsia="Charis SIL Regular"/>
           <w:b w:val="0"/>
           <w:i w:val="0"/>
-          <w:color w:val="0066CC"/>
+          <w:color w:val="0000FF"/>
           <w:sz w:val="24"/>
           <w:u w:val="single"/>
         </w:rPr>
@@ -453,7 +442,7 @@
           <w:rFonts w:ascii="Charis SIL Regular" w:hAnsi="Charis SIL Regular" w:eastAsia="Charis SIL Regular"/>
           <w:b w:val="0"/>
           <w:i w:val="0"/>
-          <w:color w:val="0066CC"/>
+          <w:color w:val="0000FF"/>
           <w:sz w:val="24"/>
           <w:u w:val="single"/>
         </w:rPr>
@@ -464,7 +453,7 @@
           <w:rFonts w:ascii="Charis SIL Regular" w:hAnsi="Charis SIL Regular" w:eastAsia="Charis SIL Regular"/>
           <w:b w:val="0"/>
           <w:i w:val="0"/>
-          <w:color w:val="0066CC"/>
+          <w:color w:val="0000FF"/>
           <w:sz w:val="24"/>
           <w:u w:val="single"/>
         </w:rPr>
@@ -482,18 +471,24 @@
           <w:rFonts w:ascii="Charis SIL Regular" w:hAnsi="Charis SIL Regular" w:eastAsia="Charis SIL Regular"/>
           <w:b w:val="0"/>
           <w:i w:val="0"/>
-          <w:color w:val="0066CC"/>
-          <w:sz w:val="24"/>
-          <w:u w:val="single"/>
-        </w:rPr>
-        <w:t>fl</w:t>
+          <w:color w:val="0000FF"/>
+          <w:sz w:val="24"/>
+        </w:rPr>
+        <w:hyperlink r:id="rId11" w:history="1">
+          <w:r>
+            <w:rPr>
+              <w:rStyle w:val="Hyperlink"/>
+            </w:rPr>
+            <w:t>fl</w:t>
+          </w:r>
+        </w:hyperlink>
       </w:r>
       <w:r>
         <w:rPr>
           <w:rFonts w:ascii="Charis SIL Regular" w:hAnsi="Charis SIL Regular" w:eastAsia="Charis SIL Regular"/>
           <w:b w:val="0"/>
           <w:i w:val="0"/>
-          <w:color w:val="0066CC"/>
+          <w:color w:val="0000FF"/>
           <w:sz w:val="24"/>
         </w:rPr>
         <w:t>es</w:t>
@@ -510,7 +505,7 @@
       </w:r>
       <w:r>
         <w:rPr>
-          <w:u w:val="single" w:color="0066cc"/>
+          <w:u w:val="single" w:color="0000ff"/>
           <w:rFonts w:ascii="Charis SIL Regular" w:hAnsi="Charis SIL Regular" w:eastAsia="Charis SIL Regular"/>
           <w:b w:val="0"/>
           <w:i w:val="0"/>
@@ -594,7 +589,7 @@
           <w:rFonts w:ascii="Charis SIL Regular" w:hAnsi="Charis SIL Regular" w:eastAsia="Charis SIL Regular"/>
           <w:b w:val="0"/>
           <w:i w:val="0"/>
-          <w:color w:val="0066CC"/>
+          <w:color w:val="0000FF"/>
           <w:sz w:val="24"/>
           <w:u w:val="single"/>
         </w:rPr>
@@ -612,7 +607,7 @@
           <w:rFonts w:ascii="Charis SIL Regular" w:hAnsi="Charis SIL Regular" w:eastAsia="Charis SIL Regular"/>
           <w:b w:val="0"/>
           <w:i w:val="0"/>
-          <w:color w:val="0066CC"/>
+          <w:color w:val="0000FF"/>
           <w:sz w:val="24"/>
           <w:u w:val="single"/>
         </w:rPr>
@@ -623,7 +618,7 @@
           <w:rFonts w:ascii="Charis SIL Regular" w:hAnsi="Charis SIL Regular" w:eastAsia="Charis SIL Regular"/>
           <w:b w:val="0"/>
           <w:i w:val="0"/>
-          <w:color w:val="0066CC"/>
+          <w:color w:val="0000FF"/>
           <w:sz w:val="24"/>
           <w:u w:val="single"/>
         </w:rPr>
@@ -641,7 +636,7 @@
           <w:rFonts w:ascii="Charis SIL Regular" w:hAnsi="Charis SIL Regular" w:eastAsia="Charis SIL Regular"/>
           <w:b w:val="0"/>
           <w:i w:val="0"/>
-          <w:color w:val="0066CC"/>
+          <w:color w:val="0000FF"/>
           <w:sz w:val="24"/>
           <w:u w:val="single"/>
         </w:rPr>
@@ -652,7 +647,7 @@
           <w:rFonts w:ascii="Charis SIL Regular" w:hAnsi="Charis SIL Regular" w:eastAsia="Charis SIL Regular"/>
           <w:b w:val="0"/>
           <w:i w:val="0"/>
-          <w:color w:val="0066CC"/>
+          <w:color w:val="0000FF"/>
           <w:sz w:val="24"/>
           <w:u w:val="single"/>
         </w:rPr>
@@ -670,7 +665,7 @@
           <w:rFonts w:ascii="Charis SIL Regular" w:hAnsi="Charis SIL Regular" w:eastAsia="Charis SIL Regular"/>
           <w:b w:val="0"/>
           <w:i w:val="0"/>
-          <w:color w:val="0066CC"/>
+          <w:color w:val="0000FF"/>
           <w:sz w:val="24"/>
           <w:u w:val="single"/>
         </w:rPr>
@@ -681,7 +676,7 @@
           <w:rFonts w:ascii="Charis SIL Regular" w:hAnsi="Charis SIL Regular" w:eastAsia="Charis SIL Regular"/>
           <w:b w:val="0"/>
           <w:i w:val="0"/>
-          <w:color w:val="0066CC"/>
+          <w:color w:val="0000FF"/>
           <w:sz w:val="24"/>
           <w:u w:val="single"/>
         </w:rPr>
@@ -699,7 +694,7 @@
           <w:rFonts w:ascii="Charis SIL Regular" w:hAnsi="Charis SIL Regular" w:eastAsia="Charis SIL Regular"/>
           <w:b w:val="0"/>
           <w:i w:val="0"/>
-          <w:color w:val="0066CC"/>
+          <w:color w:val="0000FF"/>
           <w:sz w:val="24"/>
           <w:u w:val="single"/>
         </w:rPr>
@@ -710,7 +705,7 @@
           <w:rFonts w:ascii="Charis SIL Regular" w:hAnsi="Charis SIL Regular" w:eastAsia="Charis SIL Regular"/>
           <w:b w:val="0"/>
           <w:i w:val="0"/>
-          <w:color w:val="0066CC"/>
+          <w:color w:val="0000FF"/>
           <w:sz w:val="24"/>
           <w:u w:val="single"/>
         </w:rPr>
@@ -728,7 +723,7 @@
           <w:rFonts w:ascii="Charis SIL Regular" w:hAnsi="Charis SIL Regular" w:eastAsia="Charis SIL Regular"/>
           <w:b w:val="0"/>
           <w:i w:val="0"/>
-          <w:color w:val="0066CC"/>
+          <w:color w:val="0000FF"/>
           <w:sz w:val="24"/>
           <w:u w:val="single"/>
         </w:rPr>
@@ -739,7 +734,7 @@
           <w:rFonts w:ascii="Charis SIL Regular" w:hAnsi="Charis SIL Regular" w:eastAsia="Charis SIL Regular"/>
           <w:b w:val="0"/>
           <w:i w:val="0"/>
-          <w:color w:val="0066CC"/>
+          <w:color w:val="0000FF"/>
           <w:sz w:val="24"/>
           <w:u w:val="single"/>
         </w:rPr>
@@ -774,7 +769,7 @@
       </w:r>
       <w:r>
         <w:rPr>
-          <w:u w:val="single" w:color="0066cc"/>
+          <w:u w:val="single" w:color="0000ff"/>
           <w:rFonts w:ascii="Charis SIL Regular" w:hAnsi="Charis SIL Regular" w:eastAsia="Charis SIL Regular"/>
           <w:b w:val="0"/>
           <w:i w:val="0"/>
@@ -792,7 +787,7 @@
       </w:r>
       <w:r>
         <w:rPr>
-          <w:u w:val="single" w:color="0066cc"/>
+          <w:u w:val="single" w:color="0000ff"/>
           <w:rFonts w:ascii="Charis SIL Regular" w:hAnsi="Charis SIL Regular" w:eastAsia="Charis SIL Regular"/>
           <w:b w:val="0"/>
           <w:i w:val="0"/>
@@ -810,7 +805,7 @@
       </w:r>
       <w:r>
         <w:rPr>
-          <w:u w:val="single" w:color="0066cc"/>
+          <w:u w:val="single" w:color="0000ff"/>
           <w:rFonts w:ascii="Charis SIL Regular" w:hAnsi="Charis SIL Regular" w:eastAsia="Charis SIL Regular"/>
           <w:b w:val="0"/>
           <w:i w:val="0"/>
@@ -828,7 +823,7 @@
       </w:r>
       <w:r>
         <w:rPr>
-          <w:u w:val="single" w:color="0066cc"/>
+          <w:u w:val="single" w:color="0000ff"/>
           <w:rFonts w:ascii="Charis SIL Regular" w:hAnsi="Charis SIL Regular" w:eastAsia="Charis SIL Regular"/>
           <w:b w:val="0"/>
           <w:i w:val="0"/>
@@ -846,7 +841,7 @@
       </w:r>
       <w:r>
         <w:rPr>
-          <w:u w:val="single" w:color="0066cc"/>
+          <w:u w:val="single" w:color="0000ff"/>
           <w:rFonts w:ascii="Charis SIL Regular" w:hAnsi="Charis SIL Regular" w:eastAsia="Charis SIL Regular"/>
           <w:b w:val="0"/>
           <w:i w:val="0"/>
@@ -864,7 +859,7 @@
       </w:r>
       <w:r>
         <w:rPr>
-          <w:u w:val="single" w:color="0066cc"/>
+          <w:u w:val="single" w:color="0000ff"/>
           <w:rFonts w:ascii="Charis SIL Regular" w:hAnsi="Charis SIL Regular" w:eastAsia="Charis SIL Regular"/>
           <w:b w:val="0"/>
           <w:i w:val="0"/>
@@ -882,7 +877,7 @@
       </w:r>
       <w:r>
         <w:rPr>
-          <w:u w:val="single" w:color="0066cc"/>
+          <w:u w:val="single" w:color="0000ff"/>
           <w:rFonts w:ascii="Charis SIL Regular" w:hAnsi="Charis SIL Regular" w:eastAsia="Charis SIL Regular"/>
           <w:b w:val="0"/>
           <w:i w:val="0"/>
@@ -900,7 +895,7 @@
       </w:r>
       <w:r>
         <w:rPr>
-          <w:u w:val="single" w:color="0066cc"/>
+          <w:u w:val="single" w:color="0000ff"/>
           <w:rFonts w:ascii="Charis SIL Regular" w:hAnsi="Charis SIL Regular" w:eastAsia="Charis SIL Regular"/>
           <w:b w:val="0"/>
           <w:i w:val="0"/>
@@ -1011,7 +1006,7 @@
           <w:rFonts w:ascii="Charis SIL Regular" w:hAnsi="Charis SIL Regular" w:eastAsia="Charis SIL Regular"/>
           <w:b w:val="0"/>
           <w:i w:val="0"/>
-          <w:color w:val="0066CC"/>
+          <w:color w:val="0000FF"/>
           <w:sz w:val="24"/>
           <w:u w:val="single"/>
         </w:rPr>
@@ -1029,7 +1024,7 @@
           <w:rFonts w:ascii="Charis SIL Regular" w:hAnsi="Charis SIL Regular" w:eastAsia="Charis SIL Regular"/>
           <w:b w:val="0"/>
           <w:i w:val="0"/>
-          <w:color w:val="0066CC"/>
+          <w:color w:val="0000FF"/>
           <w:sz w:val="24"/>
           <w:u w:val="single"/>
         </w:rPr>
@@ -1040,7 +1035,7 @@
           <w:rFonts w:ascii="Charis SIL Regular" w:hAnsi="Charis SIL Regular" w:eastAsia="Charis SIL Regular"/>
           <w:b w:val="0"/>
           <w:i w:val="0"/>
-          <w:color w:val="0066CC"/>
+          <w:color w:val="0000FF"/>
           <w:sz w:val="24"/>
           <w:u w:val="single"/>
         </w:rPr>
@@ -1131,7 +1126,7 @@
           <w:rFonts w:ascii="Charis SIL Regular" w:hAnsi="Charis SIL Regular" w:eastAsia="Charis SIL Regular"/>
           <w:b w:val="0"/>
           <w:i w:val="0"/>
-          <w:color w:val="0066CC"/>
+          <w:color w:val="0000FF"/>
           <w:sz w:val="24"/>
           <w:u w:val="single"/>
         </w:rPr>
@@ -1166,7 +1161,7 @@
       </w:r>
       <w:r>
         <w:rPr>
-          <w:u w:val="single" w:color="0066cc"/>
+          <w:u w:val="single" w:color="0000ff"/>
           <w:rFonts w:ascii="Charis SIL Regular" w:hAnsi="Charis SIL Regular" w:eastAsia="Charis SIL Regular"/>
           <w:b w:val="0"/>
           <w:i w:val="0"/>
@@ -1217,7 +1212,7 @@
           <w:rFonts w:ascii="Charis SIL Regular" w:hAnsi="Charis SIL Regular" w:eastAsia="Charis SIL Regular"/>
           <w:b w:val="0"/>
           <w:i w:val="0"/>
-          <w:color w:val="0066CC"/>
+          <w:color w:val="0000FF"/>
           <w:sz w:val="24"/>
           <w:u w:val="single"/>
         </w:rPr>
@@ -1235,7 +1230,7 @@
           <w:rFonts w:ascii="Charis SIL Regular" w:hAnsi="Charis SIL Regular" w:eastAsia="Charis SIL Regular"/>
           <w:b w:val="0"/>
           <w:i w:val="0"/>
-          <w:color w:val="0066CC"/>
+          <w:color w:val="0000FF"/>
           <w:sz w:val="24"/>
           <w:u w:val="single"/>
         </w:rPr>
@@ -1246,7 +1241,7 @@
           <w:rFonts w:ascii="Charis SIL Regular" w:hAnsi="Charis SIL Regular" w:eastAsia="Charis SIL Regular"/>
           <w:b w:val="0"/>
           <w:i w:val="0"/>
-          <w:color w:val="0066CC"/>
+          <w:color w:val="0000FF"/>
           <w:sz w:val="24"/>
           <w:u w:val="single"/>
         </w:rPr>
@@ -1264,7 +1259,7 @@
           <w:rFonts w:ascii="Charis SIL Regular" w:hAnsi="Charis SIL Regular" w:eastAsia="Charis SIL Regular"/>
           <w:b w:val="0"/>
           <w:i w:val="0"/>
-          <w:color w:val="0066CC"/>
+          <w:color w:val="0000FF"/>
           <w:sz w:val="24"/>
           <w:u w:val="single"/>
         </w:rPr>
@@ -1275,7 +1270,7 @@
           <w:rFonts w:ascii="Charis SIL Regular" w:hAnsi="Charis SIL Regular" w:eastAsia="Charis SIL Regular"/>
           <w:b w:val="0"/>
           <w:i w:val="0"/>
-          <w:color w:val="0066CC"/>
+          <w:color w:val="0000FF"/>
           <w:sz w:val="24"/>
           <w:u w:val="single"/>
         </w:rPr>
@@ -1293,7 +1288,7 @@
           <w:rFonts w:ascii="Charis SIL Regular" w:hAnsi="Charis SIL Regular" w:eastAsia="Charis SIL Regular"/>
           <w:b w:val="0"/>
           <w:i w:val="0"/>
-          <w:color w:val="0066CC"/>
+          <w:color w:val="0000FF"/>
           <w:sz w:val="24"/>
           <w:u w:val="single"/>
         </w:rPr>
@@ -1304,7 +1299,7 @@
           <w:rFonts w:ascii="Charis SIL Regular" w:hAnsi="Charis SIL Regular" w:eastAsia="Charis SIL Regular"/>
           <w:b w:val="0"/>
           <w:i w:val="0"/>
-          <w:color w:val="0066CC"/>
+          <w:color w:val="0000FF"/>
           <w:sz w:val="24"/>
           <w:u w:val="single"/>
         </w:rPr>
@@ -1339,7 +1334,7 @@
       </w:r>
       <w:r>
         <w:rPr>
-          <w:u w:val="single" w:color="0066cc"/>
+          <w:u w:val="single" w:color="0000ff"/>
           <w:rFonts w:ascii="Charis SIL Regular" w:hAnsi="Charis SIL Regular" w:eastAsia="Charis SIL Regular"/>
           <w:b w:val="0"/>
           <w:i w:val="0"/>
@@ -1357,7 +1352,7 @@
       </w:r>
       <w:r>
         <w:rPr>
-          <w:u w:val="single" w:color="0066cc"/>
+          <w:u w:val="single" w:color="0000ff"/>
           <w:rFonts w:ascii="Charis SIL Regular" w:hAnsi="Charis SIL Regular" w:eastAsia="Charis SIL Regular"/>
           <w:b w:val="0"/>
           <w:i w:val="0"/>
@@ -1375,7 +1370,7 @@
       </w:r>
       <w:r>
         <w:rPr>
-          <w:u w:val="single" w:color="0066cc"/>
+          <w:u w:val="single" w:color="0000ff"/>
           <w:rFonts w:ascii="Charis SIL Regular" w:hAnsi="Charis SIL Regular" w:eastAsia="Charis SIL Regular"/>
           <w:b w:val="0"/>
           <w:i w:val="0"/>
@@ -1406,7 +1401,7 @@
           <w:rFonts w:ascii="Charis SIL Regular" w:hAnsi="Charis SIL Regular" w:eastAsia="Charis SIL Regular"/>
           <w:b w:val="0"/>
           <w:i w:val="0"/>
-          <w:color w:val="0066CC"/>
+          <w:color w:val="0000FF"/>
           <w:sz w:val="24"/>
           <w:u w:val="single"/>
         </w:rPr>
@@ -1424,7 +1419,7 @@
           <w:rFonts w:ascii="Charis SIL Regular" w:hAnsi="Charis SIL Regular" w:eastAsia="Charis SIL Regular"/>
           <w:b w:val="0"/>
           <w:i w:val="0"/>
-          <w:color w:val="0066CC"/>
+          <w:color w:val="0000FF"/>
           <w:sz w:val="24"/>
           <w:u w:val="single"/>
         </w:rPr>
@@ -1473,7 +1468,7 @@
         <w:autoSpaceDE w:val="0"/>
         <w:widowControl/>
         <w:spacing w:line="288" w:lineRule="exact" w:before="64" w:after="0"/>
-        <w:ind w:left="20" w:right="144" w:firstLine="0"/>
+        <w:ind w:left="10" w:right="144" w:firstLine="0"/>
         <w:jc w:val="left"/>
       </w:pPr>
       <w:r>
@@ -1566,7 +1561,7 @@
         <w:autoSpaceDE w:val="0"/>
         <w:widowControl/>
         <w:spacing w:line="288" w:lineRule="exact" w:before="240" w:after="0"/>
-        <w:ind w:left="20" w:right="0" w:firstLine="0"/>
+        <w:ind w:left="10" w:right="0" w:firstLine="0"/>
         <w:jc w:val="left"/>
       </w:pPr>
       <w:r>
@@ -1686,7 +1681,7 @@
         <w:autoSpaceDE w:val="0"/>
         <w:widowControl/>
         <w:spacing w:line="288" w:lineRule="exact" w:before="240" w:after="0"/>
-        <w:ind w:left="20" w:right="0" w:firstLine="0"/>
+        <w:ind w:left="10" w:right="0" w:firstLine="0"/>
         <w:jc w:val="left"/>
       </w:pPr>
       <w:r>
@@ -1737,7 +1732,7 @@
           <w:rFonts w:ascii="Charis SIL Regular" w:hAnsi="Charis SIL Regular" w:eastAsia="Charis SIL Regular"/>
           <w:b w:val="0"/>
           <w:i w:val="0"/>
-          <w:color w:val="0066CC"/>
+          <w:color w:val="0000FF"/>
           <w:sz w:val="24"/>
           <w:u w:val="single"/>
         </w:rPr>
@@ -1762,7 +1757,7 @@
       </w:r>
       <w:r>
         <w:rPr>
-          <w:u w:val="single" w:color="0066cc"/>
+          <w:u w:val="single" w:color="0000ff"/>
           <w:rFonts w:ascii="Charis SIL Regular" w:hAnsi="Charis SIL Regular" w:eastAsia="Charis SIL Regular"/>
           <w:b w:val="0"/>
           <w:i w:val="0"/>
@@ -1806,7 +1801,7 @@
           <w:rFonts w:ascii="Charis SIL Regular" w:hAnsi="Charis SIL Regular" w:eastAsia="Charis SIL Regular"/>
           <w:b w:val="0"/>
           <w:i w:val="0"/>
-          <w:color w:val="0066CC"/>
+          <w:color w:val="0000FF"/>
           <w:sz w:val="24"/>
           <w:u w:val="single"/>
         </w:rPr>
@@ -1824,7 +1819,7 @@
           <w:rFonts w:ascii="Charis SIL Regular" w:hAnsi="Charis SIL Regular" w:eastAsia="Charis SIL Regular"/>
           <w:b w:val="0"/>
           <w:i w:val="0"/>
-          <w:color w:val="0066CC"/>
+          <w:color w:val="0000FF"/>
           <w:sz w:val="24"/>
           <w:u w:val="single"/>
         </w:rPr>
@@ -1835,7 +1830,7 @@
           <w:rFonts w:ascii="Charis SIL Regular" w:hAnsi="Charis SIL Regular" w:eastAsia="Charis SIL Regular"/>
           <w:b w:val="0"/>
           <w:i w:val="0"/>
-          <w:color w:val="0066CC"/>
+          <w:color w:val="0000FF"/>
           <w:sz w:val="24"/>
           <w:u w:val="single"/>
         </w:rPr>
@@ -1853,7 +1848,7 @@
           <w:rFonts w:ascii="Charis SIL Regular" w:hAnsi="Charis SIL Regular" w:eastAsia="Charis SIL Regular"/>
           <w:b w:val="0"/>
           <w:i w:val="0"/>
-          <w:color w:val="0066CC"/>
+          <w:color w:val="0000FF"/>
           <w:sz w:val="24"/>
           <w:u w:val="single"/>
         </w:rPr>
@@ -1864,7 +1859,7 @@
           <w:rFonts w:ascii="Charis SIL Regular" w:hAnsi="Charis SIL Regular" w:eastAsia="Charis SIL Regular"/>
           <w:b w:val="0"/>
           <w:i w:val="0"/>
-          <w:color w:val="0066CC"/>
+          <w:color w:val="0000FF"/>
           <w:sz w:val="24"/>
           <w:u w:val="single"/>
         </w:rPr>
@@ -1882,7 +1877,7 @@
           <w:rFonts w:ascii="Charis SIL Regular" w:hAnsi="Charis SIL Regular" w:eastAsia="Charis SIL Regular"/>
           <w:b w:val="0"/>
           <w:i w:val="0"/>
-          <w:color w:val="0066CC"/>
+          <w:color w:val="0000FF"/>
           <w:sz w:val="24"/>
           <w:u w:val="single"/>
         </w:rPr>
@@ -1893,7 +1888,7 @@
           <w:rFonts w:ascii="Charis SIL Regular" w:hAnsi="Charis SIL Regular" w:eastAsia="Charis SIL Regular"/>
           <w:b w:val="0"/>
           <w:i w:val="0"/>
-          <w:color w:val="0066CC"/>
+          <w:color w:val="0000FF"/>
           <w:sz w:val="24"/>
           <w:u w:val="single"/>
         </w:rPr>
@@ -1911,7 +1906,7 @@
           <w:rFonts w:ascii="Charis SIL Regular" w:hAnsi="Charis SIL Regular" w:eastAsia="Charis SIL Regular"/>
           <w:b w:val="0"/>
           <w:i w:val="0"/>
-          <w:color w:val="0066CC"/>
+          <w:color w:val="0000FF"/>
           <w:sz w:val="24"/>
           <w:u w:val="single"/>
         </w:rPr>
@@ -1939,7 +1934,7 @@
           <w:rFonts w:ascii="Charis SIL Regular" w:hAnsi="Charis SIL Regular" w:eastAsia="Charis SIL Regular"/>
           <w:b w:val="0"/>
           <w:i w:val="0"/>
-          <w:color w:val="0066CC"/>
+          <w:color w:val="0000FF"/>
           <w:sz w:val="24"/>
           <w:u w:val="single"/>
         </w:rPr>
@@ -1957,7 +1952,7 @@
           <w:rFonts w:ascii="Charis SIL Regular" w:hAnsi="Charis SIL Regular" w:eastAsia="Charis SIL Regular"/>
           <w:b w:val="0"/>
           <w:i w:val="0"/>
-          <w:color w:val="0066CC"/>
+          <w:color w:val="0000FF"/>
           <w:sz w:val="24"/>
           <w:u w:val="single"/>
         </w:rPr>
@@ -1968,7 +1963,7 @@
           <w:rFonts w:ascii="Charis SIL Regular" w:hAnsi="Charis SIL Regular" w:eastAsia="Charis SIL Regular"/>
           <w:b w:val="0"/>
           <w:i w:val="0"/>
-          <w:color w:val="0066CC"/>
+          <w:color w:val="0000FF"/>
           <w:sz w:val="24"/>
           <w:u w:val="single"/>
         </w:rPr>
@@ -1993,7 +1988,7 @@
       </w:r>
       <w:r>
         <w:rPr>
-          <w:u w:val="single" w:color="0066cc"/>
+          <w:u w:val="single" w:color="0000ff"/>
           <w:rFonts w:ascii="Charis SIL Regular" w:hAnsi="Charis SIL Regular" w:eastAsia="Charis SIL Regular"/>
           <w:b w:val="0"/>
           <w:i w:val="0"/>
@@ -2011,43 +2006,18 @@
       </w:r>
       <w:r>
         <w:rPr>
-          <w:u w:val="single" w:color="0066cc"/>
+          <w:u w:val="single" w:color="0000ff"/>
           <w:rFonts w:ascii="Charis SIL Regular" w:hAnsi="Charis SIL Regular" w:eastAsia="Charis SIL Regular"/>
           <w:b w:val="0"/>
           <w:i w:val="0"/>
           <w:color w:val="000000"/>
           <w:sz w:val="24"/>
         </w:rPr>
-        <w:hyperlink r:id="rId18" w:history="1">
-          <w:r>
-            <w:rPr>
-              <w:rStyle w:val="Hyperlink"/>
-            </w:rPr>
-            <w:t>n</w:t>
-          </w:r>
-        </w:hyperlink>
-      </w:r>
-      <w:r>
-        <w:rPr>
-          <w:u w:val="single" w:color="0066cc"/>
-          <w:rFonts w:ascii="Charis SIL Regular" w:hAnsi="Charis SIL Regular" w:eastAsia="Charis SIL Regular"/>
-          <w:b w:val="0"/>
-          <w:i w:val="0"/>
-          <w:color w:val="000000"/>
-          <w:sz w:val="24"/>
-        </w:rPr>
-        <w:hyperlink r:id="rId18" w:history="1">
-          <w:r>
-            <w:rPr>
-              <w:rStyle w:val="Hyperlink"/>
-            </w:rPr>
-            <w:t xml:space="preserve"> in particulie</w:t>
-          </w:r>
-        </w:hyperlink>
-      </w:r>
-      <w:r>
-        <w:rPr>
-          <w:u w:val="single" w:color="0066cc"/>
+        <w:t>n in particulie</w:t>
+      </w:r>
+      <w:r>
+        <w:rPr>
+          <w:u w:val="single" w:color="0000ff"/>
           <w:rFonts w:ascii="Charis SIL Regular" w:hAnsi="Charis SIL Regular" w:eastAsia="Charis SIL Regular"/>
           <w:b w:val="0"/>
           <w:i w:val="0"/>
@@ -2065,7 +2035,7 @@
       </w:r>
       <w:r>
         <w:rPr>
-          <w:u w:val="single" w:color="0066cc"/>
+          <w:u w:val="single" w:color="0000ff"/>
           <w:rFonts w:ascii="Charis SIL Regular" w:hAnsi="Charis SIL Regular" w:eastAsia="Charis SIL Regular"/>
           <w:b w:val="0"/>
           <w:i w:val="0"/>
@@ -2093,7 +2063,7 @@
       </w:r>
       <w:r>
         <w:rPr>
-          <w:u w:val="single" w:color="0066cc"/>
+          <w:u w:val="single" w:color="0000ff"/>
           <w:rFonts w:ascii="Charis SIL Regular" w:hAnsi="Charis SIL Regular" w:eastAsia="Charis SIL Regular"/>
           <w:b w:val="0"/>
           <w:i w:val="0"/>
@@ -2111,7 +2081,7 @@
       </w:r>
       <w:r>
         <w:rPr>
-          <w:u w:val="single" w:color="0066cc"/>
+          <w:u w:val="single" w:color="0000ff"/>
           <w:rFonts w:ascii="Charis SIL Regular" w:hAnsi="Charis SIL Regular" w:eastAsia="Charis SIL Regular"/>
           <w:b w:val="0"/>
           <w:i w:val="0"/>
@@ -2134,7 +2104,7 @@
         <w:autoSpaceDE w:val="0"/>
         <w:widowControl/>
         <w:spacing w:line="538" w:lineRule="exact" w:before="198" w:after="0"/>
-        <w:ind w:left="20" w:right="0" w:firstLine="0"/>
+        <w:ind w:left="10" w:right="0" w:firstLine="0"/>
         <w:jc w:val="left"/>
       </w:pPr>
       <w:r>
@@ -2154,7 +2124,7 @@
         <w:autoSpaceDE w:val="0"/>
         <w:widowControl/>
         <w:spacing w:line="288" w:lineRule="exact" w:before="294" w:after="0"/>
-        <w:ind w:left="408" w:right="2016" w:firstLine="0"/>
+        <w:ind w:left="398" w:right="2016" w:firstLine="0"/>
         <w:jc w:val="left"/>
       </w:pPr>
       <w:r>
@@ -2172,7 +2142,7 @@
           <w:rFonts w:ascii="Charis SIL Regular" w:hAnsi="Charis SIL Regular" w:eastAsia="Charis SIL Regular"/>
           <w:b w:val="0"/>
           <w:i w:val="0"/>
-          <w:color w:val="0066CC"/>
+          <w:color w:val="0000FF"/>
           <w:sz w:val="24"/>
           <w:u w:val="single"/>
         </w:rPr>
@@ -2196,7 +2166,7 @@
           <w:rFonts w:ascii="Charis SIL Regular" w:hAnsi="Charis SIL Regular" w:eastAsia="Charis SIL Regular"/>
           <w:b w:val="0"/>
           <w:i w:val="0"/>
-          <w:color w:val="0066CC"/>
+          <w:color w:val="0000FF"/>
           <w:sz w:val="24"/>
           <w:u w:val="single"/>
         </w:rPr>
@@ -2207,7 +2177,7 @@
           <w:rFonts w:ascii="Charis SIL Regular" w:hAnsi="Charis SIL Regular" w:eastAsia="Charis SIL Regular"/>
           <w:b w:val="0"/>
           <w:i w:val="0"/>
-          <w:color w:val="0066CC"/>
+          <w:color w:val="0000FF"/>
           <w:sz w:val="24"/>
           <w:u w:val="single"/>
         </w:rPr>
@@ -2231,7 +2201,7 @@
           <w:rFonts w:ascii="Charis SIL Regular" w:hAnsi="Charis SIL Regular" w:eastAsia="Charis SIL Regular"/>
           <w:b w:val="0"/>
           <w:i w:val="0"/>
-          <w:color w:val="0066CC"/>
+          <w:color w:val="0000FF"/>
           <w:sz w:val="24"/>
           <w:u w:val="single"/>
         </w:rPr>
@@ -2242,7 +2212,7 @@
           <w:rFonts w:ascii="Charis SIL Regular" w:hAnsi="Charis SIL Regular" w:eastAsia="Charis SIL Regular"/>
           <w:b w:val="0"/>
           <w:i w:val="0"/>
-          <w:color w:val="0066CC"/>
+          <w:color w:val="0000FF"/>
           <w:sz w:val="24"/>
           <w:u w:val="single"/>
         </w:rPr>
@@ -2266,7 +2236,7 @@
           <w:rFonts w:ascii="Charis SIL Regular" w:hAnsi="Charis SIL Regular" w:eastAsia="Charis SIL Regular"/>
           <w:b w:val="0"/>
           <w:i w:val="0"/>
-          <w:color w:val="0066CC"/>
+          <w:color w:val="0000FF"/>
           <w:sz w:val="24"/>
           <w:u w:val="single"/>
         </w:rPr>
@@ -2290,7 +2260,7 @@
           <w:rFonts w:ascii="Charis SIL Regular" w:hAnsi="Charis SIL Regular" w:eastAsia="Charis SIL Regular"/>
           <w:b w:val="0"/>
           <w:i w:val="0"/>
-          <w:color w:val="0066CC"/>
+          <w:color w:val="0000FF"/>
           <w:sz w:val="24"/>
           <w:u w:val="single"/>
         </w:rPr>
@@ -2314,7 +2284,7 @@
           <w:rFonts w:ascii="Charis SIL Regular" w:hAnsi="Charis SIL Regular" w:eastAsia="Charis SIL Regular"/>
           <w:b w:val="0"/>
           <w:i w:val="0"/>
-          <w:color w:val="0066CC"/>
+          <w:color w:val="0000FF"/>
           <w:sz w:val="24"/>
           <w:u w:val="single"/>
         </w:rPr>
@@ -2325,7 +2295,7 @@
           <w:rFonts w:ascii="Charis SIL Regular" w:hAnsi="Charis SIL Regular" w:eastAsia="Charis SIL Regular"/>
           <w:b w:val="0"/>
           <w:i w:val="0"/>
-          <w:color w:val="0066CC"/>
+          <w:color w:val="0000FF"/>
           <w:sz w:val="24"/>
           <w:u w:val="single"/>
         </w:rPr>
@@ -2349,7 +2319,7 @@
           <w:rFonts w:ascii="Charis SIL Regular" w:hAnsi="Charis SIL Regular" w:eastAsia="Charis SIL Regular"/>
           <w:b w:val="0"/>
           <w:i w:val="0"/>
-          <w:color w:val="0066CC"/>
+          <w:color w:val="0000FF"/>
           <w:sz w:val="24"/>
           <w:u w:val="single"/>
         </w:rPr>
@@ -2360,7 +2330,7 @@
           <w:rFonts w:ascii="Charis SIL Regular" w:hAnsi="Charis SIL Regular" w:eastAsia="Charis SIL Regular"/>
           <w:b w:val="0"/>
           <w:i w:val="0"/>
-          <w:color w:val="0066CC"/>
+          <w:color w:val="0000FF"/>
           <w:sz w:val="24"/>
           <w:u w:val="single"/>
         </w:rPr>
@@ -2384,7 +2354,7 @@
           <w:rFonts w:ascii="Charis SIL Regular" w:hAnsi="Charis SIL Regular" w:eastAsia="Charis SIL Regular"/>
           <w:b w:val="0"/>
           <w:i w:val="0"/>
-          <w:color w:val="0066CC"/>
+          <w:color w:val="0000FF"/>
           <w:sz w:val="24"/>
           <w:u w:val="single"/>
         </w:rPr>
@@ -2395,7 +2365,7 @@
           <w:rFonts w:ascii="Charis SIL Regular" w:hAnsi="Charis SIL Regular" w:eastAsia="Charis SIL Regular"/>
           <w:b w:val="0"/>
           <w:i w:val="0"/>
-          <w:color w:val="0066CC"/>
+          <w:color w:val="0000FF"/>
           <w:sz w:val="24"/>
           <w:u w:val="single"/>
         </w:rPr>
@@ -2419,7 +2389,7 @@
           <w:rFonts w:ascii="Charis SIL Regular" w:hAnsi="Charis SIL Regular" w:eastAsia="Charis SIL Regular"/>
           <w:b w:val="0"/>
           <w:i w:val="0"/>
-          <w:color w:val="0066CC"/>
+          <w:color w:val="0000FF"/>
           <w:sz w:val="24"/>
           <w:u w:val="single"/>
         </w:rPr>
@@ -2443,7 +2413,7 @@
           <w:rFonts w:ascii="Charis SIL Regular" w:hAnsi="Charis SIL Regular" w:eastAsia="Charis SIL Regular"/>
           <w:b w:val="0"/>
           <w:i w:val="0"/>
-          <w:color w:val="0066CC"/>
+          <w:color w:val="0000FF"/>
           <w:sz w:val="24"/>
           <w:u w:val="single"/>
         </w:rPr>
@@ -2454,7 +2424,7 @@
           <w:rFonts w:ascii="Charis SIL Regular" w:hAnsi="Charis SIL Regular" w:eastAsia="Charis SIL Regular"/>
           <w:b w:val="0"/>
           <w:i w:val="0"/>
-          <w:color w:val="0066CC"/>
+          <w:color w:val="0000FF"/>
           <w:sz w:val="24"/>
           <w:u w:val="single"/>
         </w:rPr>
@@ -2478,7 +2448,7 @@
           <w:rFonts w:ascii="Charis SIL Regular" w:hAnsi="Charis SIL Regular" w:eastAsia="Charis SIL Regular"/>
           <w:b w:val="0"/>
           <w:i w:val="0"/>
-          <w:color w:val="0066CC"/>
+          <w:color w:val="0000FF"/>
           <w:sz w:val="24"/>
           <w:u w:val="single"/>
         </w:rPr>
@@ -2489,7 +2459,7 @@
           <w:rFonts w:ascii="Charis SIL Regular" w:hAnsi="Charis SIL Regular" w:eastAsia="Charis SIL Regular"/>
           <w:b w:val="0"/>
           <w:i w:val="0"/>
-          <w:color w:val="0066CC"/>
+          <w:color w:val="0000FF"/>
           <w:sz w:val="24"/>
           <w:u w:val="single"/>
         </w:rPr>
@@ -2510,7 +2480,7 @@
           <w:rFonts w:ascii="Charis SIL Regular" w:hAnsi="Charis SIL Regular" w:eastAsia="Charis SIL Regular"/>
           <w:b w:val="0"/>
           <w:i w:val="0"/>
-          <w:color w:val="0066CC"/>
+          <w:color w:val="0000FF"/>
           <w:sz w:val="24"/>
           <w:u w:val="single"/>
         </w:rPr>
@@ -2534,7 +2504,7 @@
           <w:rFonts w:ascii="Charis SIL Regular" w:hAnsi="Charis SIL Regular" w:eastAsia="Charis SIL Regular"/>
           <w:b w:val="0"/>
           <w:i w:val="0"/>
-          <w:color w:val="0066CC"/>
+          <w:color w:val="0000FF"/>
           <w:sz w:val="24"/>
           <w:u w:val="single"/>
         </w:rPr>
@@ -2558,7 +2528,7 @@
           <w:rFonts w:ascii="Charis SIL Regular" w:hAnsi="Charis SIL Regular" w:eastAsia="Charis SIL Regular"/>
           <w:b w:val="0"/>
           <w:i w:val="0"/>
-          <w:color w:val="0066CC"/>
+          <w:color w:val="0000FF"/>
           <w:sz w:val="24"/>
           <w:u w:val="single"/>
         </w:rPr>
@@ -2569,7 +2539,7 @@
           <w:rFonts w:ascii="Charis SIL Regular" w:hAnsi="Charis SIL Regular" w:eastAsia="Charis SIL Regular"/>
           <w:b w:val="0"/>
           <w:i w:val="0"/>
-          <w:color w:val="0066CC"/>
+          <w:color w:val="0000FF"/>
           <w:sz w:val="24"/>
           <w:u w:val="single"/>
         </w:rPr>
@@ -2582,7 +2552,7 @@
         <w:autoSpaceDE w:val="0"/>
         <w:widowControl/>
         <w:spacing w:line="538" w:lineRule="exact" w:before="198" w:after="0"/>
-        <w:ind w:left="20" w:right="0" w:firstLine="0"/>
+        <w:ind w:left="10" w:right="0" w:firstLine="0"/>
         <w:jc w:val="left"/>
       </w:pPr>
       <w:r>
@@ -2602,7 +2572,7 @@
         <w:autoSpaceDE w:val="0"/>
         <w:widowControl/>
         <w:spacing w:line="354" w:lineRule="exact" w:before="228" w:after="0"/>
-        <w:ind w:left="20" w:right="0" w:firstLine="0"/>
+        <w:ind w:left="10" w:right="0" w:firstLine="0"/>
         <w:jc w:val="left"/>
       </w:pPr>
       <w:r>
@@ -2620,7 +2590,7 @@
       <w:pPr>
         <w:sectPr>
           <w:pgSz w:w="11900" w:h="16840"/>
-          <w:pgMar w:top="324" w:right="952" w:bottom="602" w:left="940" w:header="720" w:footer="720" w:gutter="0"/>
+          <w:pgMar w:top="324" w:right="952" w:bottom="602" w:left="950" w:header="720" w:footer="720" w:gutter="0"/>
           <w:cols/>
           <w:docGrid w:linePitch="360"/>
         </w:sectPr>
@@ -2715,7 +2685,7 @@
           <w:rFonts w:ascii="Charis SIL Regular" w:hAnsi="Charis SIL Regular" w:eastAsia="Charis SIL Regular"/>
           <w:b w:val="0"/>
           <w:i w:val="0"/>
-          <w:color w:val="0066CC"/>
+          <w:color w:val="0000FF"/>
           <w:sz w:val="24"/>
           <w:u w:val="single"/>
         </w:rPr>
@@ -2733,7 +2703,7 @@
           <w:rFonts w:ascii="Charis SIL Regular" w:hAnsi="Charis SIL Regular" w:eastAsia="Charis SIL Regular"/>
           <w:b w:val="0"/>
           <w:i w:val="0"/>
-          <w:color w:val="0066CC"/>
+          <w:color w:val="0000FF"/>
           <w:sz w:val="24"/>
           <w:u w:val="single"/>
         </w:rPr>
@@ -2751,7 +2721,7 @@
           <w:rFonts w:ascii="Charis SIL Regular" w:hAnsi="Charis SIL Regular" w:eastAsia="Charis SIL Regular"/>
           <w:b w:val="0"/>
           <w:i w:val="0"/>
-          <w:color w:val="0066CC"/>
+          <w:color w:val="0000FF"/>
           <w:sz w:val="24"/>
           <w:u w:val="single"/>
         </w:rPr>
@@ -2769,7 +2739,7 @@
           <w:rFonts w:ascii="Charis SIL Regular" w:hAnsi="Charis SIL Regular" w:eastAsia="Charis SIL Regular"/>
           <w:b w:val="0"/>
           <w:i w:val="0"/>
-          <w:color w:val="0066CC"/>
+          <w:color w:val="0000FF"/>
           <w:sz w:val="24"/>
           <w:u w:val="single"/>
         </w:rPr>
@@ -2881,7 +2851,7 @@
           <w:rFonts w:ascii="Charis SIL Regular" w:hAnsi="Charis SIL Regular" w:eastAsia="Charis SIL Regular"/>
           <w:b w:val="0"/>
           <w:i w:val="0"/>
-          <w:color w:val="0066CC"/>
+          <w:color w:val="0000FF"/>
           <w:sz w:val="24"/>
           <w:u w:val="single"/>
         </w:rPr>
@@ -2899,7 +2869,7 @@
           <w:rFonts w:ascii="Charis SIL Regular" w:hAnsi="Charis SIL Regular" w:eastAsia="Charis SIL Regular"/>
           <w:b w:val="0"/>
           <w:i w:val="0"/>
-          <w:color w:val="0066CC"/>
+          <w:color w:val="0000FF"/>
           <w:sz w:val="24"/>
           <w:u w:val="single"/>
         </w:rPr>
@@ -2927,7 +2897,7 @@
           <w:rFonts w:ascii="Charis SIL Regular" w:hAnsi="Charis SIL Regular" w:eastAsia="Charis SIL Regular"/>
           <w:b w:val="0"/>
           <w:i w:val="0"/>
-          <w:color w:val="0066CC"/>
+          <w:color w:val="0000FF"/>
           <w:sz w:val="24"/>
           <w:u w:val="single"/>
         </w:rPr>
@@ -2945,7 +2915,7 @@
           <w:rFonts w:ascii="Charis SIL Regular" w:hAnsi="Charis SIL Regular" w:eastAsia="Charis SIL Regular"/>
           <w:b w:val="0"/>
           <w:i w:val="0"/>
-          <w:color w:val="0066CC"/>
+          <w:color w:val="0000FF"/>
           <w:sz w:val="24"/>
           <w:u w:val="single"/>
         </w:rPr>
@@ -2963,7 +2933,7 @@
           <w:rFonts w:ascii="Charis SIL Regular" w:hAnsi="Charis SIL Regular" w:eastAsia="Charis SIL Regular"/>
           <w:b w:val="0"/>
           <w:i w:val="0"/>
-          <w:color w:val="0066CC"/>
+          <w:color w:val="0000FF"/>
           <w:sz w:val="24"/>
           <w:u w:val="single"/>
         </w:rPr>
@@ -3062,7 +3032,7 @@
           <w:rFonts w:ascii="Charis SIL Regular" w:hAnsi="Charis SIL Regular" w:eastAsia="Charis SIL Regular"/>
           <w:b w:val="0"/>
           <w:i w:val="0"/>
-          <w:color w:val="0066CC"/>
+          <w:color w:val="0000FF"/>
           <w:sz w:val="24"/>
           <w:u w:val="single"/>
         </w:rPr>
@@ -3080,7 +3050,7 @@
           <w:rFonts w:ascii="Charis SIL Regular" w:hAnsi="Charis SIL Regular" w:eastAsia="Charis SIL Regular"/>
           <w:b w:val="0"/>
           <w:i w:val="0"/>
-          <w:color w:val="0066CC"/>
+          <w:color w:val="0000FF"/>
           <w:sz w:val="24"/>
           <w:u w:val="single"/>
         </w:rPr>
@@ -3098,7 +3068,7 @@
           <w:rFonts w:ascii="Charis SIL Regular" w:hAnsi="Charis SIL Regular" w:eastAsia="Charis SIL Regular"/>
           <w:b w:val="0"/>
           <w:i w:val="0"/>
-          <w:color w:val="0066CC"/>
+          <w:color w:val="0000FF"/>
           <w:sz w:val="24"/>
           <w:u w:val="single"/>
         </w:rPr>
@@ -3116,7 +3086,7 @@
           <w:rFonts w:ascii="Charis SIL Regular" w:hAnsi="Charis SIL Regular" w:eastAsia="Charis SIL Regular"/>
           <w:b w:val="0"/>
           <w:i w:val="0"/>
-          <w:color w:val="0066CC"/>
+          <w:color w:val="0000FF"/>
           <w:sz w:val="24"/>
           <w:u w:val="single"/>
         </w:rPr>
@@ -3134,7 +3104,7 @@
           <w:rFonts w:ascii="Charis SIL Regular" w:hAnsi="Charis SIL Regular" w:eastAsia="Charis SIL Regular"/>
           <w:b w:val="0"/>
           <w:i w:val="0"/>
-          <w:color w:val="0066CC"/>
+          <w:color w:val="0000FF"/>
           <w:sz w:val="24"/>
           <w:u w:val="single"/>
         </w:rPr>
@@ -3152,7 +3122,7 @@
           <w:rFonts w:ascii="Charis SIL Regular" w:hAnsi="Charis SIL Regular" w:eastAsia="Charis SIL Regular"/>
           <w:b w:val="0"/>
           <w:i w:val="0"/>
-          <w:color w:val="0066CC"/>
+          <w:color w:val="0000FF"/>
           <w:sz w:val="24"/>
           <w:u w:val="single"/>
         </w:rPr>
@@ -3222,7 +3192,7 @@
           <w:rFonts w:ascii="Charis SIL Regular" w:hAnsi="Charis SIL Regular" w:eastAsia="Charis SIL Regular"/>
           <w:b w:val="0"/>
           <w:i w:val="0"/>
-          <w:color w:val="0066CC"/>
+          <w:color w:val="0000FF"/>
           <w:sz w:val="24"/>
           <w:u w:val="single"/>
         </w:rPr>
@@ -3240,7 +3210,7 @@
           <w:rFonts w:ascii="Charis SIL Regular" w:hAnsi="Charis SIL Regular" w:eastAsia="Charis SIL Regular"/>
           <w:b w:val="0"/>
           <w:i w:val="0"/>
-          <w:color w:val="0066CC"/>
+          <w:color w:val="0000FF"/>
           <w:sz w:val="24"/>
           <w:u w:val="single"/>
         </w:rPr>
@@ -3258,7 +3228,7 @@
           <w:rFonts w:ascii="Charis SIL Regular" w:hAnsi="Charis SIL Regular" w:eastAsia="Charis SIL Regular"/>
           <w:b w:val="0"/>
           <w:i w:val="0"/>
-          <w:color w:val="0066CC"/>
+          <w:color w:val="0000FF"/>
           <w:sz w:val="24"/>
         </w:rPr>
         <w:hyperlink r:id="rId23" w:history="1">
@@ -3275,7 +3245,7 @@
           <w:rFonts w:ascii="Charis SIL Regular" w:hAnsi="Charis SIL Regular" w:eastAsia="Charis SIL Regular"/>
           <w:b w:val="0"/>
           <w:i w:val="0"/>
-          <w:color w:val="0066CC"/>
+          <w:color w:val="0000FF"/>
           <w:sz w:val="24"/>
         </w:rPr>
         <w:t xml:space="preserve">l/ </w:t>
@@ -3360,7 +3330,7 @@
           <w:rFonts w:ascii="Charis SIL Regular" w:hAnsi="Charis SIL Regular" w:eastAsia="Charis SIL Regular"/>
           <w:b w:val="0"/>
           <w:i w:val="0"/>
-          <w:color w:val="0066CC"/>
+          <w:color w:val="0000FF"/>
           <w:sz w:val="24"/>
           <w:u w:val="single"/>
         </w:rPr>
@@ -3378,7 +3348,7 @@
           <w:rFonts w:ascii="Charis SIL Regular" w:hAnsi="Charis SIL Regular" w:eastAsia="Charis SIL Regular"/>
           <w:b w:val="0"/>
           <w:i w:val="0"/>
-          <w:color w:val="0066CC"/>
+          <w:color w:val="0000FF"/>
           <w:sz w:val="24"/>
           <w:u w:val="single"/>
         </w:rPr>
@@ -3396,7 +3366,7 @@
           <w:rFonts w:ascii="Charis SIL Regular" w:hAnsi="Charis SIL Regular" w:eastAsia="Charis SIL Regular"/>
           <w:b w:val="0"/>
           <w:i w:val="0"/>
-          <w:color w:val="0066CC"/>
+          <w:color w:val="0000FF"/>
           <w:sz w:val="24"/>
           <w:u w:val="single"/>
         </w:rPr>
@@ -3414,7 +3384,7 @@
           <w:rFonts w:ascii="Charis SIL Regular" w:hAnsi="Charis SIL Regular" w:eastAsia="Charis SIL Regular"/>
           <w:b w:val="0"/>
           <w:i w:val="0"/>
-          <w:color w:val="0066CC"/>
+          <w:color w:val="0000FF"/>
           <w:sz w:val="24"/>
           <w:u w:val="single"/>
         </w:rPr>
@@ -3432,7 +3402,7 @@
           <w:rFonts w:ascii="Charis SIL Regular" w:hAnsi="Charis SIL Regular" w:eastAsia="Charis SIL Regular"/>
           <w:b w:val="0"/>
           <w:i w:val="0"/>
-          <w:color w:val="0066CC"/>
+          <w:color w:val="0000FF"/>
           <w:sz w:val="24"/>
           <w:u w:val="single"/>
         </w:rPr>
@@ -3450,7 +3420,7 @@
           <w:rFonts w:ascii="Charis SIL Regular" w:hAnsi="Charis SIL Regular" w:eastAsia="Charis SIL Regular"/>
           <w:b w:val="0"/>
           <w:i w:val="0"/>
-          <w:color w:val="0066CC"/>
+          <w:color w:val="0000FF"/>
           <w:sz w:val="24"/>
           <w:u w:val="single"/>
         </w:rPr>
@@ -3577,7 +3547,7 @@
           <w:rFonts w:ascii="Charis SIL Regular" w:hAnsi="Charis SIL Regular" w:eastAsia="Charis SIL Regular"/>
           <w:b w:val="0"/>
           <w:i w:val="0"/>
-          <w:color w:val="0066CC"/>
+          <w:color w:val="0000FF"/>
           <w:sz w:val="24"/>
           <w:u w:val="single"/>
         </w:rPr>
@@ -3595,7 +3565,7 @@
           <w:rFonts w:ascii="Charis SIL Regular" w:hAnsi="Charis SIL Regular" w:eastAsia="Charis SIL Regular"/>
           <w:b w:val="0"/>
           <w:i w:val="0"/>
-          <w:color w:val="0066CC"/>
+          <w:color w:val="0000FF"/>
           <w:sz w:val="24"/>
           <w:u w:val="single"/>
         </w:rPr>
@@ -3613,7 +3583,7 @@
           <w:rFonts w:ascii="Charis SIL Regular" w:hAnsi="Charis SIL Regular" w:eastAsia="Charis SIL Regular"/>
           <w:b w:val="0"/>
           <w:i w:val="0"/>
-          <w:color w:val="0066CC"/>
+          <w:color w:val="0000FF"/>
           <w:sz w:val="24"/>
           <w:u w:val="single"/>
         </w:rPr>
@@ -3631,7 +3601,7 @@
           <w:rFonts w:ascii="Charis SIL Regular" w:hAnsi="Charis SIL Regular" w:eastAsia="Charis SIL Regular"/>
           <w:b w:val="0"/>
           <w:i w:val="0"/>
-          <w:color w:val="0066CC"/>
+          <w:color w:val="0000FF"/>
           <w:sz w:val="24"/>
           <w:u w:val="single"/>
         </w:rPr>
@@ -3649,7 +3619,7 @@
           <w:rFonts w:ascii="Charis SIL Regular" w:hAnsi="Charis SIL Regular" w:eastAsia="Charis SIL Regular"/>
           <w:b w:val="0"/>
           <w:i w:val="0"/>
-          <w:color w:val="0066CC"/>
+          <w:color w:val="0000FF"/>
           <w:sz w:val="24"/>
           <w:u w:val="single"/>
         </w:rPr>
@@ -3667,7 +3637,7 @@
           <w:rFonts w:ascii="Charis SIL Regular" w:hAnsi="Charis SIL Regular" w:eastAsia="Charis SIL Regular"/>
           <w:b w:val="0"/>
           <w:i w:val="0"/>
-          <w:color w:val="0066CC"/>
+          <w:color w:val="0000FF"/>
           <w:sz w:val="24"/>
           <w:u w:val="single"/>
         </w:rPr>
@@ -3688,7 +3658,7 @@
           <w:rFonts w:ascii="Charis SIL Regular" w:hAnsi="Charis SIL Regular" w:eastAsia="Charis SIL Regular"/>
           <w:b w:val="0"/>
           <w:i w:val="0"/>
-          <w:color w:val="0066CC"/>
+          <w:color w:val="0000FF"/>
           <w:sz w:val="24"/>
           <w:u w:val="single"/>
         </w:rPr>
@@ -3706,7 +3676,7 @@
           <w:rFonts w:ascii="Charis SIL Regular" w:hAnsi="Charis SIL Regular" w:eastAsia="Charis SIL Regular"/>
           <w:b w:val="0"/>
           <w:i w:val="0"/>
-          <w:color w:val="0066CC"/>
+          <w:color w:val="0000FF"/>
           <w:sz w:val="24"/>
           <w:u w:val="single"/>
         </w:rPr>
@@ -3724,7 +3694,7 @@
           <w:rFonts w:ascii="Charis SIL Regular" w:hAnsi="Charis SIL Regular" w:eastAsia="Charis SIL Regular"/>
           <w:b w:val="0"/>
           <w:i w:val="0"/>
-          <w:color w:val="0066CC"/>
+          <w:color w:val="0000FF"/>
           <w:sz w:val="24"/>
           <w:u w:val="single"/>
         </w:rPr>
@@ -3863,7 +3833,7 @@
           <w:rFonts w:ascii="Charis SIL Regular" w:hAnsi="Charis SIL Regular" w:eastAsia="Charis SIL Regular"/>
           <w:b w:val="0"/>
           <w:i w:val="0"/>
-          <w:color w:val="0066CC"/>
+          <w:color w:val="0000FF"/>
           <w:sz w:val="24"/>
           <w:u w:val="single"/>
         </w:rPr>
@@ -3881,7 +3851,7 @@
           <w:rFonts w:ascii="Charis SIL Regular" w:hAnsi="Charis SIL Regular" w:eastAsia="Charis SIL Regular"/>
           <w:b w:val="0"/>
           <w:i w:val="0"/>
-          <w:color w:val="0066CC"/>
+          <w:color w:val="0000FF"/>
           <w:sz w:val="24"/>
           <w:u w:val="single"/>
         </w:rPr>
@@ -3899,7 +3869,7 @@
           <w:rFonts w:ascii="Charis SIL Regular" w:hAnsi="Charis SIL Regular" w:eastAsia="Charis SIL Regular"/>
           <w:b w:val="0"/>
           <w:i w:val="0"/>
-          <w:color w:val="0066CC"/>
+          <w:color w:val="0000FF"/>
           <w:sz w:val="24"/>
           <w:u w:val="single"/>
         </w:rPr>
@@ -3917,7 +3887,7 @@
           <w:rFonts w:ascii="Charis SIL Regular" w:hAnsi="Charis SIL Regular" w:eastAsia="Charis SIL Regular"/>
           <w:b w:val="0"/>
           <w:i w:val="0"/>
-          <w:color w:val="0066CC"/>
+          <w:color w:val="0000FF"/>
           <w:sz w:val="24"/>
           <w:u w:val="single"/>
         </w:rPr>
@@ -3935,7 +3905,7 @@
           <w:rFonts w:ascii="Charis SIL Regular" w:hAnsi="Charis SIL Regular" w:eastAsia="Charis SIL Regular"/>
           <w:b w:val="0"/>
           <w:i w:val="0"/>
-          <w:color w:val="0066CC"/>
+          <w:color w:val="0000FF"/>
           <w:sz w:val="24"/>
           <w:u w:val="single"/>
         </w:rPr>
@@ -3953,7 +3923,7 @@
           <w:rFonts w:ascii="Charis SIL Regular" w:hAnsi="Charis SIL Regular" w:eastAsia="Charis SIL Regular"/>
           <w:b w:val="0"/>
           <w:i w:val="0"/>
-          <w:color w:val="0066CC"/>
+          <w:color w:val="0000FF"/>
           <w:sz w:val="24"/>
           <w:u w:val="single"/>
         </w:rPr>
@@ -3971,7 +3941,7 @@
           <w:rFonts w:ascii="Charis SIL Regular" w:hAnsi="Charis SIL Regular" w:eastAsia="Charis SIL Regular"/>
           <w:b w:val="0"/>
           <w:i w:val="0"/>
-          <w:color w:val="0066CC"/>
+          <w:color w:val="0000FF"/>
           <w:sz w:val="24"/>
           <w:u w:val="single"/>
         </w:rPr>
@@ -3989,7 +3959,7 @@
           <w:rFonts w:ascii="Charis SIL Regular" w:hAnsi="Charis SIL Regular" w:eastAsia="Charis SIL Regular"/>
           <w:b w:val="0"/>
           <w:i w:val="0"/>
-          <w:color w:val="0066CC"/>
+          <w:color w:val="0000FF"/>
           <w:sz w:val="24"/>
           <w:u w:val="single"/>
         </w:rPr>
@@ -4007,7 +3977,7 @@
           <w:rFonts w:ascii="Charis SIL Regular" w:hAnsi="Charis SIL Regular" w:eastAsia="Charis SIL Regular"/>
           <w:b w:val="0"/>
           <w:i w:val="0"/>
-          <w:color w:val="0066CC"/>
+          <w:color w:val="0000FF"/>
           <w:sz w:val="24"/>
           <w:u w:val="single"/>
         </w:rPr>
@@ -4025,7 +3995,7 @@
           <w:rFonts w:ascii="Charis SIL Regular" w:hAnsi="Charis SIL Regular" w:eastAsia="Charis SIL Regular"/>
           <w:b w:val="0"/>
           <w:i w:val="0"/>
-          <w:color w:val="0066CC"/>
+          <w:color w:val="0000FF"/>
           <w:sz w:val="24"/>
           <w:u w:val="single"/>
         </w:rPr>
@@ -4043,7 +4013,7 @@
           <w:rFonts w:ascii="Charis SIL Regular" w:hAnsi="Charis SIL Regular" w:eastAsia="Charis SIL Regular"/>
           <w:b w:val="0"/>
           <w:i w:val="0"/>
-          <w:color w:val="0066CC"/>
+          <w:color w:val="0000FF"/>
           <w:sz w:val="24"/>
           <w:u w:val="single"/>
         </w:rPr>
@@ -4061,7 +4031,7 @@
           <w:rFonts w:ascii="Charis SIL Regular" w:hAnsi="Charis SIL Regular" w:eastAsia="Charis SIL Regular"/>
           <w:b w:val="0"/>
           <w:i w:val="0"/>
-          <w:color w:val="0066CC"/>
+          <w:color w:val="0000FF"/>
           <w:sz w:val="24"/>
           <w:u w:val="single"/>
         </w:rPr>
@@ -4079,7 +4049,7 @@
           <w:rFonts w:ascii="Charis SIL Regular" w:hAnsi="Charis SIL Regular" w:eastAsia="Charis SIL Regular"/>
           <w:b w:val="0"/>
           <w:i w:val="0"/>
-          <w:color w:val="0066CC"/>
+          <w:color w:val="0000FF"/>
           <w:sz w:val="24"/>
           <w:u w:val="single"/>
         </w:rPr>
@@ -4097,7 +4067,7 @@
           <w:rFonts w:ascii="Charis SIL Regular" w:hAnsi="Charis SIL Regular" w:eastAsia="Charis SIL Regular"/>
           <w:b w:val="0"/>
           <w:i w:val="0"/>
-          <w:color w:val="0066CC"/>
+          <w:color w:val="0000FF"/>
           <w:sz w:val="24"/>
           <w:u w:val="single"/>
         </w:rPr>
@@ -4205,7 +4175,7 @@
           <w:rFonts w:ascii="Charis SIL Regular" w:hAnsi="Charis SIL Regular" w:eastAsia="Charis SIL Regular"/>
           <w:b w:val="0"/>
           <w:i w:val="0"/>
-          <w:color w:val="0066CC"/>
+          <w:color w:val="0000FF"/>
           <w:sz w:val="24"/>
           <w:u w:val="single"/>
         </w:rPr>
@@ -4223,7 +4193,7 @@
           <w:rFonts w:ascii="Charis SIL Regular" w:hAnsi="Charis SIL Regular" w:eastAsia="Charis SIL Regular"/>
           <w:b w:val="0"/>
           <w:i w:val="0"/>
-          <w:color w:val="0066CC"/>
+          <w:color w:val="0000FF"/>
           <w:sz w:val="24"/>
           <w:u w:val="single"/>
         </w:rPr>
@@ -4241,7 +4211,7 @@
           <w:rFonts w:ascii="Charis SIL Regular" w:hAnsi="Charis SIL Regular" w:eastAsia="Charis SIL Regular"/>
           <w:b w:val="0"/>
           <w:i w:val="0"/>
-          <w:color w:val="0066CC"/>
+          <w:color w:val="0000FF"/>
           <w:sz w:val="24"/>
           <w:u w:val="single"/>
         </w:rPr>
@@ -4259,7 +4229,7 @@
           <w:rFonts w:ascii="Charis SIL Regular" w:hAnsi="Charis SIL Regular" w:eastAsia="Charis SIL Regular"/>
           <w:b w:val="0"/>
           <w:i w:val="0"/>
-          <w:color w:val="0066CC"/>
+          <w:color w:val="0000FF"/>
           <w:sz w:val="24"/>
           <w:u w:val="single"/>
         </w:rPr>
@@ -4277,7 +4247,7 @@
           <w:rFonts w:ascii="Charis SIL Regular" w:hAnsi="Charis SIL Regular" w:eastAsia="Charis SIL Regular"/>
           <w:b w:val="0"/>
           <w:i w:val="0"/>
-          <w:color w:val="0066CC"/>
+          <w:color w:val="0000FF"/>
           <w:sz w:val="24"/>
           <w:u w:val="single"/>
         </w:rPr>
@@ -4295,7 +4265,7 @@
           <w:rFonts w:ascii="Charis SIL Regular" w:hAnsi="Charis SIL Regular" w:eastAsia="Charis SIL Regular"/>
           <w:b w:val="0"/>
           <w:i w:val="0"/>
-          <w:color w:val="0066CC"/>
+          <w:color w:val="0000FF"/>
           <w:sz w:val="24"/>
           <w:u w:val="single"/>
         </w:rPr>
@@ -4313,7 +4283,7 @@
           <w:rFonts w:ascii="Charis SIL Regular" w:hAnsi="Charis SIL Regular" w:eastAsia="Charis SIL Regular"/>
           <w:b w:val="0"/>
           <w:i w:val="0"/>
-          <w:color w:val="0066CC"/>
+          <w:color w:val="0000FF"/>
           <w:sz w:val="24"/>
           <w:u w:val="single"/>
         </w:rPr>
@@ -4331,7 +4301,7 @@
           <w:rFonts w:ascii="Charis SIL Regular" w:hAnsi="Charis SIL Regular" w:eastAsia="Charis SIL Regular"/>
           <w:b w:val="0"/>
           <w:i w:val="0"/>
-          <w:color w:val="0066CC"/>
+          <w:color w:val="0000FF"/>
           <w:sz w:val="24"/>
           <w:u w:val="single"/>
         </w:rPr>
@@ -4349,7 +4319,7 @@
           <w:rFonts w:ascii="Charis SIL Regular" w:hAnsi="Charis SIL Regular" w:eastAsia="Charis SIL Regular"/>
           <w:b w:val="0"/>
           <w:i w:val="0"/>
-          <w:color w:val="0066CC"/>
+          <w:color w:val="0000FF"/>
           <w:sz w:val="24"/>
           <w:u w:val="single"/>
         </w:rPr>
@@ -4367,7 +4337,7 @@
           <w:rFonts w:ascii="Charis SIL Regular" w:hAnsi="Charis SIL Regular" w:eastAsia="Charis SIL Regular"/>
           <w:b w:val="0"/>
           <w:i w:val="0"/>
-          <w:color w:val="0066CC"/>
+          <w:color w:val="0000FF"/>
           <w:sz w:val="24"/>
           <w:u w:val="single"/>
         </w:rPr>
@@ -4385,7 +4355,7 @@
           <w:rFonts w:ascii="Charis SIL Regular" w:hAnsi="Charis SIL Regular" w:eastAsia="Charis SIL Regular"/>
           <w:b w:val="0"/>
           <w:i w:val="0"/>
-          <w:color w:val="0066CC"/>
+          <w:color w:val="0000FF"/>
           <w:sz w:val="24"/>
           <w:u w:val="single"/>
         </w:rPr>
@@ -4483,7 +4453,7 @@
           <w:rFonts w:ascii="Charis SIL Regular" w:hAnsi="Charis SIL Regular" w:eastAsia="Charis SIL Regular"/>
           <w:b w:val="0"/>
           <w:i w:val="0"/>
-          <w:color w:val="0066CC"/>
+          <w:color w:val="0000FF"/>
           <w:sz w:val="24"/>
           <w:u w:val="single"/>
         </w:rPr>
@@ -4501,7 +4471,7 @@
           <w:rFonts w:ascii="Charis SIL Regular" w:hAnsi="Charis SIL Regular" w:eastAsia="Charis SIL Regular"/>
           <w:b w:val="0"/>
           <w:i w:val="0"/>
-          <w:color w:val="0066CC"/>
+          <w:color w:val="0000FF"/>
           <w:sz w:val="24"/>
           <w:u w:val="single"/>
         </w:rPr>
@@ -4519,7 +4489,7 @@
           <w:rFonts w:ascii="Charis SIL Regular" w:hAnsi="Charis SIL Regular" w:eastAsia="Charis SIL Regular"/>
           <w:b w:val="0"/>
           <w:i w:val="0"/>
-          <w:color w:val="0066CC"/>
+          <w:color w:val="0000FF"/>
           <w:sz w:val="24"/>
           <w:u w:val="single"/>
         </w:rPr>
@@ -4547,7 +4517,7 @@
           <w:rFonts w:ascii="Charis SIL Regular" w:hAnsi="Charis SIL Regular" w:eastAsia="Charis SIL Regular"/>
           <w:b w:val="0"/>
           <w:i w:val="0"/>
-          <w:color w:val="0066CC"/>
+          <w:color w:val="0000FF"/>
           <w:sz w:val="24"/>
           <w:u w:val="single"/>
         </w:rPr>
@@ -4565,7 +4535,7 @@
           <w:rFonts w:ascii="Charis SIL Regular" w:hAnsi="Charis SIL Regular" w:eastAsia="Charis SIL Regular"/>
           <w:b w:val="0"/>
           <w:i w:val="0"/>
-          <w:color w:val="0066CC"/>
+          <w:color w:val="0000FF"/>
           <w:sz w:val="24"/>
           <w:u w:val="single"/>
         </w:rPr>
@@ -4576,7 +4546,7 @@
           <w:rFonts w:ascii="Charis SIL Regular" w:hAnsi="Charis SIL Regular" w:eastAsia="Charis SIL Regular"/>
           <w:b w:val="0"/>
           <w:i w:val="0"/>
-          <w:color w:val="0066CC"/>
+          <w:color w:val="0000FF"/>
           <w:sz w:val="24"/>
           <w:u w:val="single"/>
         </w:rPr>
@@ -4604,7 +4574,7 @@
           <w:rFonts w:ascii="Charis SIL Regular" w:hAnsi="Charis SIL Regular" w:eastAsia="Charis SIL Regular"/>
           <w:b w:val="0"/>
           <w:i w:val="0"/>
-          <w:color w:val="0066CC"/>
+          <w:color w:val="0000FF"/>
           <w:sz w:val="24"/>
           <w:u w:val="single"/>
         </w:rPr>
@@ -4622,7 +4592,7 @@
           <w:rFonts w:ascii="Charis SIL Regular" w:hAnsi="Charis SIL Regular" w:eastAsia="Charis SIL Regular"/>
           <w:b w:val="0"/>
           <w:i w:val="0"/>
-          <w:color w:val="0066CC"/>
+          <w:color w:val="0000FF"/>
           <w:sz w:val="24"/>
           <w:u w:val="single"/>
         </w:rPr>
@@ -4640,7 +4610,7 @@
           <w:rFonts w:ascii="Charis SIL Regular" w:hAnsi="Charis SIL Regular" w:eastAsia="Charis SIL Regular"/>
           <w:b w:val="0"/>
           <w:i w:val="0"/>
-          <w:color w:val="0066CC"/>
+          <w:color w:val="0000FF"/>
           <w:sz w:val="24"/>
           <w:u w:val="single"/>
         </w:rPr>
@@ -4758,7 +4728,7 @@
           <w:rFonts w:ascii="Charis SIL Regular" w:hAnsi="Charis SIL Regular" w:eastAsia="Charis SIL Regular"/>
           <w:b w:val="0"/>
           <w:i w:val="0"/>
-          <w:color w:val="0066CC"/>
+          <w:color w:val="0000FF"/>
           <w:sz w:val="24"/>
           <w:u w:val="single"/>
         </w:rPr>
@@ -4776,7 +4746,7 @@
           <w:rFonts w:ascii="Charis SIL Regular" w:hAnsi="Charis SIL Regular" w:eastAsia="Charis SIL Regular"/>
           <w:b w:val="0"/>
           <w:i w:val="0"/>
-          <w:color w:val="0066CC"/>
+          <w:color w:val="0000FF"/>
           <w:sz w:val="24"/>
           <w:u w:val="single"/>
         </w:rPr>
@@ -4794,7 +4764,7 @@
           <w:rFonts w:ascii="Charis SIL Regular" w:hAnsi="Charis SIL Regular" w:eastAsia="Charis SIL Regular"/>
           <w:b w:val="0"/>
           <w:i w:val="0"/>
-          <w:color w:val="0066CC"/>
+          <w:color w:val="0000FF"/>
           <w:sz w:val="24"/>
           <w:u w:val="single"/>
         </w:rPr>
@@ -4812,7 +4782,7 @@
           <w:rFonts w:ascii="Charis SIL Regular" w:hAnsi="Charis SIL Regular" w:eastAsia="Charis SIL Regular"/>
           <w:b w:val="0"/>
           <w:i w:val="0"/>
-          <w:color w:val="0066CC"/>
+          <w:color w:val="0000FF"/>
           <w:sz w:val="24"/>
           <w:u w:val="single"/>
         </w:rPr>
@@ -4840,7 +4810,7 @@
           <w:rFonts w:ascii="Charis SIL Regular" w:hAnsi="Charis SIL Regular" w:eastAsia="Charis SIL Regular"/>
           <w:b w:val="0"/>
           <w:i w:val="0"/>
-          <w:color w:val="0066CC"/>
+          <w:color w:val="0000FF"/>
           <w:sz w:val="24"/>
           <w:u w:val="single"/>
         </w:rPr>
@@ -4858,7 +4828,7 @@
           <w:rFonts w:ascii="Charis SIL Regular" w:hAnsi="Charis SIL Regular" w:eastAsia="Charis SIL Regular"/>
           <w:b w:val="0"/>
           <w:i w:val="0"/>
-          <w:color w:val="0066CC"/>
+          <w:color w:val="0000FF"/>
           <w:sz w:val="24"/>
           <w:u w:val="single"/>
         </w:rPr>
@@ -4876,7 +4846,7 @@
           <w:rFonts w:ascii="Charis SIL Regular" w:hAnsi="Charis SIL Regular" w:eastAsia="Charis SIL Regular"/>
           <w:b w:val="0"/>
           <w:i w:val="0"/>
-          <w:color w:val="0066CC"/>
+          <w:color w:val="0000FF"/>
           <w:sz w:val="24"/>
           <w:u w:val="single"/>
         </w:rPr>
@@ -4887,7 +4857,7 @@
           <w:rFonts w:ascii="Charis SIL Regular" w:hAnsi="Charis SIL Regular" w:eastAsia="Charis SIL Regular"/>
           <w:b w:val="0"/>
           <w:i w:val="0"/>
-          <w:color w:val="0066CC"/>
+          <w:color w:val="0000FF"/>
           <w:sz w:val="24"/>
           <w:u w:val="single"/>
         </w:rPr>
@@ -4998,7 +4968,7 @@
           <w:rFonts w:ascii="Charis SIL Regular" w:hAnsi="Charis SIL Regular" w:eastAsia="Charis SIL Regular"/>
           <w:b w:val="0"/>
           <w:i w:val="0"/>
-          <w:color w:val="0066CC"/>
+          <w:color w:val="0000FF"/>
           <w:sz w:val="24"/>
           <w:u w:val="single"/>
         </w:rPr>
@@ -5016,7 +4986,7 @@
           <w:rFonts w:ascii="Charis SIL Regular" w:hAnsi="Charis SIL Regular" w:eastAsia="Charis SIL Regular"/>
           <w:b w:val="0"/>
           <w:i w:val="0"/>
-          <w:color w:val="0066CC"/>
+          <w:color w:val="0000FF"/>
           <w:sz w:val="24"/>
           <w:u w:val="single"/>
         </w:rPr>
@@ -5034,7 +5004,7 @@
           <w:rFonts w:ascii="Charis SIL Regular" w:hAnsi="Charis SIL Regular" w:eastAsia="Charis SIL Regular"/>
           <w:b w:val="0"/>
           <w:i w:val="0"/>
-          <w:color w:val="0066CC"/>
+          <w:color w:val="0000FF"/>
           <w:sz w:val="24"/>
           <w:u w:val="single"/>
         </w:rPr>
@@ -5062,7 +5032,7 @@
           <w:rFonts w:ascii="Charis SIL Regular" w:hAnsi="Charis SIL Regular" w:eastAsia="Charis SIL Regular"/>
           <w:b w:val="0"/>
           <w:i w:val="0"/>
-          <w:color w:val="0066CC"/>
+          <w:color w:val="0000FF"/>
           <w:sz w:val="24"/>
           <w:u w:val="single"/>
         </w:rPr>
@@ -5080,7 +5050,7 @@
           <w:rFonts w:ascii="Charis SIL Regular" w:hAnsi="Charis SIL Regular" w:eastAsia="Charis SIL Regular"/>
           <w:b w:val="0"/>
           <w:i w:val="0"/>
-          <w:color w:val="0066CC"/>
+          <w:color w:val="0000FF"/>
           <w:sz w:val="24"/>
           <w:u w:val="single"/>
         </w:rPr>
@@ -5091,7 +5061,7 @@
           <w:rFonts w:ascii="Charis SIL Regular" w:hAnsi="Charis SIL Regular" w:eastAsia="Charis SIL Regular"/>
           <w:b w:val="0"/>
           <w:i w:val="0"/>
-          <w:color w:val="0066CC"/>
+          <w:color w:val="0000FF"/>
           <w:sz w:val="24"/>
           <w:u w:val="single"/>
         </w:rPr>
@@ -5119,7 +5089,7 @@
           <w:rFonts w:ascii="Charis SIL Regular" w:hAnsi="Charis SIL Regular" w:eastAsia="Charis SIL Regular"/>
           <w:b w:val="0"/>
           <w:i w:val="0"/>
-          <w:color w:val="0066CC"/>
+          <w:color w:val="0000FF"/>
           <w:sz w:val="24"/>
           <w:u w:val="single"/>
         </w:rPr>
@@ -5137,7 +5107,7 @@
           <w:rFonts w:ascii="Charis SIL Regular" w:hAnsi="Charis SIL Regular" w:eastAsia="Charis SIL Regular"/>
           <w:b w:val="0"/>
           <w:i w:val="0"/>
-          <w:color w:val="0066CC"/>
+          <w:color w:val="0000FF"/>
           <w:sz w:val="24"/>
           <w:u w:val="single"/>
         </w:rPr>
@@ -5155,7 +5125,7 @@
           <w:rFonts w:ascii="Charis SIL Regular" w:hAnsi="Charis SIL Regular" w:eastAsia="Charis SIL Regular"/>
           <w:b w:val="0"/>
           <w:i w:val="0"/>
-          <w:color w:val="0066CC"/>
+          <w:color w:val="0000FF"/>
           <w:sz w:val="24"/>
           <w:u w:val="single"/>
         </w:rPr>
@@ -5166,7 +5136,7 @@
           <w:rFonts w:ascii="Charis SIL Regular" w:hAnsi="Charis SIL Regular" w:eastAsia="Charis SIL Regular"/>
           <w:b w:val="0"/>
           <w:i w:val="0"/>
-          <w:color w:val="0066CC"/>
+          <w:color w:val="0000FF"/>
           <w:sz w:val="24"/>
           <w:u w:val="single"/>
         </w:rPr>

--- a/EXPORTS/DOCX/published/niveau2/Dutch/CivilServants.docx
+++ b/EXPORTS/DOCX/published/niveau2/Dutch/CivilServants.docx
@@ -473,15 +473,9 @@
           <w:i w:val="0"/>
           <w:color w:val="0000FF"/>
           <w:sz w:val="24"/>
-        </w:rPr>
-        <w:hyperlink r:id="rId11" w:history="1">
-          <w:r>
-            <w:rPr>
-              <w:rStyle w:val="Hyperlink"/>
-            </w:rPr>
-            <w:t>fl</w:t>
-          </w:r>
-        </w:hyperlink>
+          <w:u w:val="single"/>
+        </w:rPr>
+        <w:t>fl</w:t>
       </w:r>
       <w:r>
         <w:rPr>
@@ -1330,7 +1324,61 @@
           <w:color w:val="000000"/>
           <w:sz w:val="24"/>
         </w:rPr>
-        <w:t>met betrekking tot Nederlands-I</w:t>
+        <w:t xml:space="preserve">met betrekking tot </w:t>
+      </w:r>
+      <w:r>
+        <w:rPr>
+          <w:u w:val="single" w:color="0000ff"/>
+          <w:rFonts w:ascii="Charis SIL Regular" w:hAnsi="Charis SIL Regular" w:eastAsia="Charis SIL Regular"/>
+          <w:b w:val="0"/>
+          <w:i w:val="0"/>
+          <w:color w:val="000000"/>
+          <w:sz w:val="24"/>
+        </w:rPr>
+        <w:hyperlink r:id="rId15" w:history="1">
+          <w:r>
+            <w:rPr>
+              <w:rStyle w:val="Hyperlink"/>
+            </w:rPr>
+            <w:t>Ne</w:t>
+          </w:r>
+        </w:hyperlink>
+      </w:r>
+      <w:r>
+        <w:rPr>
+          <w:u w:val="single" w:color="0000ff"/>
+          <w:rFonts w:ascii="Charis SIL Regular" w:hAnsi="Charis SIL Regular" w:eastAsia="Charis SIL Regular"/>
+          <w:b w:val="0"/>
+          <w:i w:val="0"/>
+          <w:color w:val="000000"/>
+          <w:sz w:val="24"/>
+        </w:rPr>
+        <w:hyperlink r:id="rId15" w:history="1">
+          <w:r>
+            <w:rPr>
+              <w:rStyle w:val="Hyperlink"/>
+            </w:rPr>
+            <w:t>d</w:t>
+          </w:r>
+        </w:hyperlink>
+      </w:r>
+      <w:r>
+        <w:rPr>
+          <w:u w:val="single" w:color="0000ff"/>
+          <w:rFonts w:ascii="Charis SIL Regular" w:hAnsi="Charis SIL Regular" w:eastAsia="Charis SIL Regular"/>
+          <w:b w:val="0"/>
+          <w:i w:val="0"/>
+          <w:color w:val="000000"/>
+          <w:sz w:val="24"/>
+        </w:rPr>
+        <w:hyperlink r:id="rId15" w:history="1">
+          <w:r>
+            <w:rPr>
+              <w:rStyle w:val="Hyperlink"/>
+            </w:rPr>
+            <w:t>erlands-I</w:t>
+          </w:r>
+        </w:hyperlink>
       </w:r>
       <w:r>
         <w:rPr>
@@ -2013,7 +2061,32 @@
           <w:color w:val="000000"/>
           <w:sz w:val="24"/>
         </w:rPr>
-        <w:t>n in particulie</w:t>
+        <w:hyperlink r:id="rId18" w:history="1">
+          <w:r>
+            <w:rPr>
+              <w:rStyle w:val="Hyperlink"/>
+            </w:rPr>
+            <w:t>n</w:t>
+          </w:r>
+        </w:hyperlink>
+      </w:r>
+      <w:r>
+        <w:rPr>
+          <w:u w:val="single" w:color="0000ff"/>
+          <w:rFonts w:ascii="Charis SIL Regular" w:hAnsi="Charis SIL Regular" w:eastAsia="Charis SIL Regular"/>
+          <w:b w:val="0"/>
+          <w:i w:val="0"/>
+          <w:color w:val="000000"/>
+          <w:sz w:val="24"/>
+        </w:rPr>
+        <w:hyperlink r:id="rId18" w:history="1">
+          <w:r>
+            <w:rPr>
+              <w:rStyle w:val="Hyperlink"/>
+            </w:rPr>
+            <w:t xml:space="preserve"> in particulie</w:t>
+          </w:r>
+        </w:hyperlink>
       </w:r>
       <w:r>
         <w:rPr>
@@ -2070,14 +2143,7 @@
           <w:color w:val="000000"/>
           <w:sz w:val="24"/>
         </w:rPr>
-        <w:hyperlink r:id="rId19" w:history="1">
-          <w:r>
-            <w:rPr>
-              <w:rStyle w:val="Hyperlink"/>
-            </w:rPr>
-            <w:t>j nabestaa</w:t>
-          </w:r>
-        </w:hyperlink>
+        <w:t>j nabestaa</w:t>
       </w:r>
       <w:r>
         <w:rPr>

--- a/EXPORTS/DOCX/published/niveau2/Dutch/CivilServants.docx
+++ b/EXPORTS/DOCX/published/niveau2/Dutch/CivilServants.docx
@@ -473,9 +473,15 @@
           <w:i w:val="0"/>
           <w:color w:val="0000FF"/>
           <w:sz w:val="24"/>
-          <w:u w:val="single"/>
-        </w:rPr>
-        <w:t>fl</w:t>
+        </w:rPr>
+        <w:hyperlink r:id="rId11" w:history="1">
+          <w:r>
+            <w:rPr>
+              <w:rStyle w:val="Hyperlink"/>
+            </w:rPr>
+            <w:t>fl</w:t>
+          </w:r>
+        </w:hyperlink>
       </w:r>
       <w:r>
         <w:rPr>
@@ -2143,7 +2149,14 @@
           <w:color w:val="000000"/>
           <w:sz w:val="24"/>
         </w:rPr>
-        <w:t>j nabestaa</w:t>
+        <w:hyperlink r:id="rId19" w:history="1">
+          <w:r>
+            <w:rPr>
+              <w:rStyle w:val="Hyperlink"/>
+            </w:rPr>
+            <w:t>j nabestaa</w:t>
+          </w:r>
+        </w:hyperlink>
       </w:r>
       <w:r>
         <w:rPr>
@@ -4880,7 +4893,7 @@
           <w:sz w:val="24"/>
           <w:u w:val="single"/>
         </w:rPr>
-        <w:hyperlink r:id="rId30" w:history="1">
+        <w:hyperlink r:id="rId31" w:history="1">
           <w:r>
             <w:rPr>
               <w:rStyle w:val="Hyperlink"/>
@@ -4898,7 +4911,7 @@
           <w:sz w:val="24"/>
           <w:u w:val="single"/>
         </w:rPr>
-        <w:hyperlink r:id="rId30" w:history="1">
+        <w:hyperlink r:id="rId31" w:history="1">
           <w:r>
             <w:rPr>
               <w:rStyle w:val="Hyperlink"/>

--- a/EXPORTS/DOCX/published/niveau2/Dutch/CivilServants.docx
+++ b/EXPORTS/DOCX/published/niveau2/Dutch/CivilServants.docx
@@ -473,15 +473,9 @@
           <w:i w:val="0"/>
           <w:color w:val="0000FF"/>
           <w:sz w:val="24"/>
-        </w:rPr>
-        <w:hyperlink r:id="rId11" w:history="1">
-          <w:r>
-            <w:rPr>
-              <w:rStyle w:val="Hyperlink"/>
-            </w:rPr>
-            <w:t>fl</w:t>
-          </w:r>
-        </w:hyperlink>
+          <w:u w:val="single"/>
+        </w:rPr>
+        <w:t>fl</w:t>
       </w:r>
       <w:r>
         <w:rPr>
@@ -765,79 +759,7 @@
           <w:color w:val="000000"/>
           <w:sz w:val="24"/>
         </w:rPr>
-        <w:t xml:space="preserve">zou dan </w:t>
-      </w:r>
-      <w:r>
-        <w:rPr>
-          <w:u w:val="single" w:color="0000ff"/>
-          <w:rFonts w:ascii="Charis SIL Regular" w:hAnsi="Charis SIL Regular" w:eastAsia="Charis SIL Regular"/>
-          <w:b w:val="0"/>
-          <w:i w:val="0"/>
-          <w:color w:val="000000"/>
-          <w:sz w:val="24"/>
-        </w:rPr>
-        <w:hyperlink r:id="rId12" w:history="1">
-          <w:r>
-            <w:rPr>
-              <w:rStyle w:val="Hyperlink"/>
-            </w:rPr>
-            <w:t>voor de verd</w:t>
-          </w:r>
-        </w:hyperlink>
-      </w:r>
-      <w:r>
-        <w:rPr>
-          <w:u w:val="single" w:color="0000ff"/>
-          <w:rFonts w:ascii="Charis SIL Regular" w:hAnsi="Charis SIL Regular" w:eastAsia="Charis SIL Regular"/>
-          <w:b w:val="0"/>
-          <w:i w:val="0"/>
-          <w:color w:val="000000"/>
-          <w:sz w:val="24"/>
-        </w:rPr>
-        <w:hyperlink r:id="rId12" w:history="1">
-          <w:r>
-            <w:rPr>
-              <w:rStyle w:val="Hyperlink"/>
-            </w:rPr>
-            <w:t xml:space="preserve">eling tussen </w:t>
-          </w:r>
-        </w:hyperlink>
-      </w:r>
-      <w:r>
-        <w:rPr>
-          <w:u w:val="single" w:color="0000ff"/>
-          <w:rFonts w:ascii="Charis SIL Regular" w:hAnsi="Charis SIL Regular" w:eastAsia="Charis SIL Regular"/>
-          <w:b w:val="0"/>
-          <w:i w:val="0"/>
-          <w:color w:val="000000"/>
-          <w:sz w:val="24"/>
-        </w:rPr>
-        <w:hyperlink r:id="rId12" w:history="1">
-          <w:r>
-            <w:rPr>
-              <w:rStyle w:val="Hyperlink"/>
-            </w:rPr>
-            <w:t>h</w:t>
-          </w:r>
-        </w:hyperlink>
-      </w:r>
-      <w:r>
-        <w:rPr>
-          <w:u w:val="single" w:color="0000ff"/>
-          <w:rFonts w:ascii="Charis SIL Regular" w:hAnsi="Charis SIL Regular" w:eastAsia="Charis SIL Regular"/>
-          <w:b w:val="0"/>
-          <w:i w:val="0"/>
-          <w:color w:val="000000"/>
-          <w:sz w:val="24"/>
-        </w:rPr>
-        <w:hyperlink r:id="rId12" w:history="1">
-          <w:r>
-            <w:rPr>
-              <w:rStyle w:val="Hyperlink"/>
-            </w:rPr>
-            <w:t>et e</w:t>
-          </w:r>
-        </w:hyperlink>
+        <w:t>zou dan voor de verdeling tussen het e</w:t>
       </w:r>
       <w:r>
         <w:rPr>

--- a/EXPORTS/DOCX/published/niveau2/Dutch/CivilServants.docx
+++ b/EXPORTS/DOCX/published/niveau2/Dutch/CivilServants.docx
@@ -473,9 +473,15 @@
           <w:i w:val="0"/>
           <w:color w:val="0000FF"/>
           <w:sz w:val="24"/>
-          <w:u w:val="single"/>
-        </w:rPr>
-        <w:t>fl</w:t>
+        </w:rPr>
+        <w:hyperlink r:id="rId11" w:history="1">
+          <w:r>
+            <w:rPr>
+              <w:rStyle w:val="Hyperlink"/>
+            </w:rPr>
+            <w:t>fl</w:t>
+          </w:r>
+        </w:hyperlink>
       </w:r>
       <w:r>
         <w:rPr>
@@ -759,7 +765,79 @@
           <w:color w:val="000000"/>
           <w:sz w:val="24"/>
         </w:rPr>
-        <w:t>zou dan voor de verdeling tussen het e</w:t>
+        <w:t xml:space="preserve">zou dan </w:t>
+      </w:r>
+      <w:r>
+        <w:rPr>
+          <w:u w:val="single" w:color="0000ff"/>
+          <w:rFonts w:ascii="Charis SIL Regular" w:hAnsi="Charis SIL Regular" w:eastAsia="Charis SIL Regular"/>
+          <w:b w:val="0"/>
+          <w:i w:val="0"/>
+          <w:color w:val="000000"/>
+          <w:sz w:val="24"/>
+        </w:rPr>
+        <w:hyperlink r:id="rId12" w:history="1">
+          <w:r>
+            <w:rPr>
+              <w:rStyle w:val="Hyperlink"/>
+            </w:rPr>
+            <w:t>voor de verd</w:t>
+          </w:r>
+        </w:hyperlink>
+      </w:r>
+      <w:r>
+        <w:rPr>
+          <w:u w:val="single" w:color="0000ff"/>
+          <w:rFonts w:ascii="Charis SIL Regular" w:hAnsi="Charis SIL Regular" w:eastAsia="Charis SIL Regular"/>
+          <w:b w:val="0"/>
+          <w:i w:val="0"/>
+          <w:color w:val="000000"/>
+          <w:sz w:val="24"/>
+        </w:rPr>
+        <w:hyperlink r:id="rId12" w:history="1">
+          <w:r>
+            <w:rPr>
+              <w:rStyle w:val="Hyperlink"/>
+            </w:rPr>
+            <w:t xml:space="preserve">eling tussen </w:t>
+          </w:r>
+        </w:hyperlink>
+      </w:r>
+      <w:r>
+        <w:rPr>
+          <w:u w:val="single" w:color="0000ff"/>
+          <w:rFonts w:ascii="Charis SIL Regular" w:hAnsi="Charis SIL Regular" w:eastAsia="Charis SIL Regular"/>
+          <w:b w:val="0"/>
+          <w:i w:val="0"/>
+          <w:color w:val="000000"/>
+          <w:sz w:val="24"/>
+        </w:rPr>
+        <w:hyperlink r:id="rId12" w:history="1">
+          <w:r>
+            <w:rPr>
+              <w:rStyle w:val="Hyperlink"/>
+            </w:rPr>
+            <w:t>h</w:t>
+          </w:r>
+        </w:hyperlink>
+      </w:r>
+      <w:r>
+        <w:rPr>
+          <w:u w:val="single" w:color="0000ff"/>
+          <w:rFonts w:ascii="Charis SIL Regular" w:hAnsi="Charis SIL Regular" w:eastAsia="Charis SIL Regular"/>
+          <w:b w:val="0"/>
+          <w:i w:val="0"/>
+          <w:color w:val="000000"/>
+          <w:sz w:val="24"/>
+        </w:rPr>
+        <w:hyperlink r:id="rId12" w:history="1">
+          <w:r>
+            <w:rPr>
+              <w:rStyle w:val="Hyperlink"/>
+            </w:rPr>
+            <w:t>et e</w:t>
+          </w:r>
+        </w:hyperlink>
       </w:r>
       <w:r>
         <w:rPr>
@@ -3231,15 +3309,9 @@
           <w:i w:val="0"/>
           <w:color w:val="0000FF"/>
           <w:sz w:val="24"/>
-        </w:rPr>
-        <w:hyperlink r:id="rId23" w:history="1">
-          <w:r>
-            <w:rPr>
-              <w:rStyle w:val="Hyperlink"/>
-            </w:rPr>
-            <w:t>.n</w:t>
-          </w:r>
-        </w:hyperlink>
+          <w:u w:val="single"/>
+        </w:rPr>
+        <w:t>.n</w:t>
       </w:r>
       <w:r>
         <w:rPr>
@@ -4815,7 +4887,7 @@
           <w:sz w:val="24"/>
           <w:u w:val="single"/>
         </w:rPr>
-        <w:hyperlink r:id="rId31" w:history="1">
+        <w:hyperlink r:id="rId30" w:history="1">
           <w:r>
             <w:rPr>
               <w:rStyle w:val="Hyperlink"/>
@@ -4833,7 +4905,7 @@
           <w:sz w:val="24"/>
           <w:u w:val="single"/>
         </w:rPr>
-        <w:hyperlink r:id="rId31" w:history="1">
+        <w:hyperlink r:id="rId30" w:history="1">
           <w:r>
             <w:rPr>
               <w:rStyle w:val="Hyperlink"/>
@@ -4862,7 +4934,7 @@
           <w:sz w:val="24"/>
           <w:u w:val="single"/>
         </w:rPr>
-        <w:hyperlink r:id="rId31" w:history="1">
+        <w:hyperlink r:id="rId30" w:history="1">
           <w:r>
             <w:rPr>
               <w:rStyle w:val="Hyperlink"/>
@@ -4973,7 +5045,7 @@
           <w:sz w:val="24"/>
           <w:u w:val="single"/>
         </w:rPr>
-        <w:hyperlink r:id="rId32" w:history="1">
+        <w:hyperlink r:id="rId31" w:history="1">
           <w:r>
             <w:rPr>
               <w:rStyle w:val="Hyperlink"/>
@@ -4991,7 +5063,7 @@
           <w:sz w:val="24"/>
           <w:u w:val="single"/>
         </w:rPr>
-        <w:hyperlink r:id="rId32" w:history="1">
+        <w:hyperlink r:id="rId31" w:history="1">
           <w:r>
             <w:rPr>
               <w:rStyle w:val="Hyperlink"/>
@@ -5009,7 +5081,7 @@
           <w:sz w:val="24"/>
           <w:u w:val="single"/>
         </w:rPr>
-        <w:hyperlink r:id="rId32" w:history="1">
+        <w:hyperlink r:id="rId31" w:history="1">
           <w:r>
             <w:rPr>
               <w:rStyle w:val="Hyperlink"/>
@@ -5037,7 +5109,7 @@
           <w:sz w:val="24"/>
           <w:u w:val="single"/>
         </w:rPr>
-        <w:hyperlink r:id="rId33" w:history="1">
+        <w:hyperlink r:id="rId32" w:history="1">
           <w:r>
             <w:rPr>
               <w:rStyle w:val="Hyperlink"/>
@@ -5066,7 +5138,7 @@
           <w:sz w:val="24"/>
           <w:u w:val="single"/>
         </w:rPr>
-        <w:hyperlink r:id="rId33" w:history="1">
+        <w:hyperlink r:id="rId32" w:history="1">
           <w:r>
             <w:rPr>
               <w:rStyle w:val="Hyperlink"/>
@@ -5094,7 +5166,7 @@
           <w:sz w:val="24"/>
           <w:u w:val="single"/>
         </w:rPr>
-        <w:hyperlink r:id="rId32" w:history="1">
+        <w:hyperlink r:id="rId31" w:history="1">
           <w:r>
             <w:rPr>
               <w:rStyle w:val="Hyperlink"/>
@@ -5112,7 +5184,7 @@
           <w:sz w:val="24"/>
           <w:u w:val="single"/>
         </w:rPr>
-        <w:hyperlink r:id="rId32" w:history="1">
+        <w:hyperlink r:id="rId31" w:history="1">
           <w:r>
             <w:rPr>
               <w:rStyle w:val="Hyperlink"/>
@@ -5141,7 +5213,7 @@
           <w:sz w:val="24"/>
           <w:u w:val="single"/>
         </w:rPr>
-        <w:hyperlink r:id="rId32" w:history="1">
+        <w:hyperlink r:id="rId31" w:history="1">
           <w:r>
             <w:rPr>
               <w:rStyle w:val="Hyperlink"/>

--- a/EXPORTS/DOCX/published/niveau2/Dutch/CivilServants.docx
+++ b/EXPORTS/DOCX/published/niveau2/Dutch/CivilServants.docx
@@ -2078,21 +2078,13 @@
       </w:r>
       <w:r>
         <w:rPr>
-          <w:u w:val="single" w:color="0000ff"/>
           <w:rFonts w:ascii="Charis SIL Regular" w:hAnsi="Charis SIL Regular" w:eastAsia="Charis SIL Regular"/>
           <w:b w:val="0"/>
           <w:i w:val="0"/>
           <w:color w:val="000000"/>
           <w:sz w:val="24"/>
         </w:rPr>
-        <w:hyperlink r:id="rId18" w:history="1">
-          <w:r>
-            <w:rPr>
-              <w:rStyle w:val="Hyperlink"/>
-            </w:rPr>
-            <w:t xml:space="preserve"> in particulie</w:t>
-          </w:r>
-        </w:hyperlink>
+        <w:t xml:space="preserve"> in particulie</w:t>
       </w:r>
       <w:r>
         <w:rPr>

--- a/EXPORTS/DOCX/published/niveau2/Dutch/CivilServants.docx
+++ b/EXPORTS/DOCX/published/niveau2/Dutch/CivilServants.docx
@@ -473,15 +473,9 @@
           <w:i w:val="0"/>
           <w:color w:val="0000FF"/>
           <w:sz w:val="24"/>
-        </w:rPr>
-        <w:hyperlink r:id="rId11" w:history="1">
-          <w:r>
-            <w:rPr>
-              <w:rStyle w:val="Hyperlink"/>
-            </w:rPr>
-            <w:t>fl</w:t>
-          </w:r>
-        </w:hyperlink>
+          <w:u w:val="single"/>
+        </w:rPr>
+        <w:t>fl</w:t>
       </w:r>
       <w:r>
         <w:rPr>
@@ -765,25 +759,7 @@
           <w:color w:val="000000"/>
           <w:sz w:val="24"/>
         </w:rPr>
-        <w:t xml:space="preserve">zou dan </w:t>
-      </w:r>
-      <w:r>
-        <w:rPr>
-          <w:u w:val="single" w:color="0000ff"/>
-          <w:rFonts w:ascii="Charis SIL Regular" w:hAnsi="Charis SIL Regular" w:eastAsia="Charis SIL Regular"/>
-          <w:b w:val="0"/>
-          <w:i w:val="0"/>
-          <w:color w:val="000000"/>
-          <w:sz w:val="24"/>
-        </w:rPr>
-        <w:hyperlink r:id="rId12" w:history="1">
-          <w:r>
-            <w:rPr>
-              <w:rStyle w:val="Hyperlink"/>
-            </w:rPr>
-            <w:t>voor de verd</w:t>
-          </w:r>
-        </w:hyperlink>
+        <w:t>zou dan voor de verd</w:t>
       </w:r>
       <w:r>
         <w:rPr>
@@ -2078,13 +2054,21 @@
       </w:r>
       <w:r>
         <w:rPr>
+          <w:u w:val="single" w:color="0000ff"/>
           <w:rFonts w:ascii="Charis SIL Regular" w:hAnsi="Charis SIL Regular" w:eastAsia="Charis SIL Regular"/>
           <w:b w:val="0"/>
           <w:i w:val="0"/>
           <w:color w:val="000000"/>
           <w:sz w:val="24"/>
         </w:rPr>
-        <w:t xml:space="preserve"> in particulie</w:t>
+        <w:hyperlink r:id="rId18" w:history="1">
+          <w:r>
+            <w:rPr>
+              <w:rStyle w:val="Hyperlink"/>
+            </w:rPr>
+            <w:t xml:space="preserve"> in particulie</w:t>
+          </w:r>
+        </w:hyperlink>
       </w:r>
       <w:r>
         <w:rPr>
@@ -4879,7 +4863,7 @@
           <w:sz w:val="24"/>
           <w:u w:val="single"/>
         </w:rPr>
-        <w:hyperlink r:id="rId30" w:history="1">
+        <w:hyperlink r:id="rId31" w:history="1">
           <w:r>
             <w:rPr>
               <w:rStyle w:val="Hyperlink"/>
@@ -4897,7 +4881,7 @@
           <w:sz w:val="24"/>
           <w:u w:val="single"/>
         </w:rPr>
-        <w:hyperlink r:id="rId30" w:history="1">
+        <w:hyperlink r:id="rId31" w:history="1">
           <w:r>
             <w:rPr>
               <w:rStyle w:val="Hyperlink"/>
@@ -4926,7 +4910,7 @@
           <w:sz w:val="24"/>
           <w:u w:val="single"/>
         </w:rPr>
-        <w:hyperlink r:id="rId30" w:history="1">
+        <w:hyperlink r:id="rId31" w:history="1">
           <w:r>
             <w:rPr>
               <w:rStyle w:val="Hyperlink"/>
@@ -5037,7 +5021,7 @@
           <w:sz w:val="24"/>
           <w:u w:val="single"/>
         </w:rPr>
-        <w:hyperlink r:id="rId31" w:history="1">
+        <w:hyperlink r:id="rId32" w:history="1">
           <w:r>
             <w:rPr>
               <w:rStyle w:val="Hyperlink"/>
@@ -5055,7 +5039,7 @@
           <w:sz w:val="24"/>
           <w:u w:val="single"/>
         </w:rPr>
-        <w:hyperlink r:id="rId31" w:history="1">
+        <w:hyperlink r:id="rId32" w:history="1">
           <w:r>
             <w:rPr>
               <w:rStyle w:val="Hyperlink"/>
@@ -5073,7 +5057,7 @@
           <w:sz w:val="24"/>
           <w:u w:val="single"/>
         </w:rPr>
-        <w:hyperlink r:id="rId31" w:history="1">
+        <w:hyperlink r:id="rId32" w:history="1">
           <w:r>
             <w:rPr>
               <w:rStyle w:val="Hyperlink"/>
@@ -5101,7 +5085,7 @@
           <w:sz w:val="24"/>
           <w:u w:val="single"/>
         </w:rPr>
-        <w:hyperlink r:id="rId32" w:history="1">
+        <w:hyperlink r:id="rId33" w:history="1">
           <w:r>
             <w:rPr>
               <w:rStyle w:val="Hyperlink"/>
@@ -5130,7 +5114,7 @@
           <w:sz w:val="24"/>
           <w:u w:val="single"/>
         </w:rPr>
-        <w:hyperlink r:id="rId32" w:history="1">
+        <w:hyperlink r:id="rId33" w:history="1">
           <w:r>
             <w:rPr>
               <w:rStyle w:val="Hyperlink"/>
@@ -5158,7 +5142,7 @@
           <w:sz w:val="24"/>
           <w:u w:val="single"/>
         </w:rPr>
-        <w:hyperlink r:id="rId31" w:history="1">
+        <w:hyperlink r:id="rId32" w:history="1">
           <w:r>
             <w:rPr>
               <w:rStyle w:val="Hyperlink"/>
@@ -5176,7 +5160,7 @@
           <w:sz w:val="24"/>
           <w:u w:val="single"/>
         </w:rPr>
-        <w:hyperlink r:id="rId31" w:history="1">
+        <w:hyperlink r:id="rId32" w:history="1">
           <w:r>
             <w:rPr>
               <w:rStyle w:val="Hyperlink"/>
@@ -5205,7 +5189,7 @@
           <w:sz w:val="24"/>
           <w:u w:val="single"/>
         </w:rPr>
-        <w:hyperlink r:id="rId31" w:history="1">
+        <w:hyperlink r:id="rId32" w:history="1">
           <w:r>
             <w:rPr>
               <w:rStyle w:val="Hyperlink"/>

--- a/EXPORTS/DOCX/published/niveau2/Dutch/CivilServants.docx
+++ b/EXPORTS/DOCX/published/niveau2/Dutch/CivilServants.docx
@@ -473,9 +473,15 @@
           <w:i w:val="0"/>
           <w:color w:val="0000FF"/>
           <w:sz w:val="24"/>
-          <w:u w:val="single"/>
-        </w:rPr>
-        <w:t>fl</w:t>
+        </w:rPr>
+        <w:hyperlink r:id="rId11" w:history="1">
+          <w:r>
+            <w:rPr>
+              <w:rStyle w:val="Hyperlink"/>
+            </w:rPr>
+            <w:t>fl</w:t>
+          </w:r>
+        </w:hyperlink>
       </w:r>
       <w:r>
         <w:rPr>
@@ -759,7 +765,25 @@
           <w:color w:val="000000"/>
           <w:sz w:val="24"/>
         </w:rPr>
-        <w:t>zou dan voor de verd</w:t>
+        <w:t xml:space="preserve">zou dan </w:t>
+      </w:r>
+      <w:r>
+        <w:rPr>
+          <w:u w:val="single" w:color="0000ff"/>
+          <w:rFonts w:ascii="Charis SIL Regular" w:hAnsi="Charis SIL Regular" w:eastAsia="Charis SIL Regular"/>
+          <w:b w:val="0"/>
+          <w:i w:val="0"/>
+          <w:color w:val="000000"/>
+          <w:sz w:val="24"/>
+        </w:rPr>
+        <w:hyperlink r:id="rId12" w:history="1">
+          <w:r>
+            <w:rPr>
+              <w:rStyle w:val="Hyperlink"/>
+            </w:rPr>
+            <w:t>voor de verd</w:t>
+          </w:r>
+        </w:hyperlink>
       </w:r>
       <w:r>
         <w:rPr>
@@ -3285,9 +3309,15 @@
           <w:i w:val="0"/>
           <w:color w:val="0000FF"/>
           <w:sz w:val="24"/>
-          <w:u w:val="single"/>
-        </w:rPr>
-        <w:t>.n</w:t>
+        </w:rPr>
+        <w:hyperlink r:id="rId23" w:history="1">
+          <w:r>
+            <w:rPr>
+              <w:rStyle w:val="Hyperlink"/>
+            </w:rPr>
+            <w:t>.n</w:t>
+          </w:r>
+        </w:hyperlink>
       </w:r>
       <w:r>
         <w:rPr>
@@ -4881,7 +4911,7 @@
           <w:sz w:val="24"/>
           <w:u w:val="single"/>
         </w:rPr>
-        <w:hyperlink r:id="rId31" w:history="1">
+        <w:hyperlink r:id="rId30" w:history="1">
           <w:r>
             <w:rPr>
               <w:rStyle w:val="Hyperlink"/>
@@ -4910,7 +4940,7 @@
           <w:sz w:val="24"/>
           <w:u w:val="single"/>
         </w:rPr>
-        <w:hyperlink r:id="rId31" w:history="1">
+        <w:hyperlink r:id="rId30" w:history="1">
           <w:r>
             <w:rPr>
               <w:rStyle w:val="Hyperlink"/>

--- a/EXPORTS/DOCX/published/niveau2/Dutch/CivilServants.docx
+++ b/EXPORTS/DOCX/published/niveau2/Dutch/CivilServants.docx
@@ -1341,50 +1341,7 @@
           <w:color w:val="000000"/>
           <w:sz w:val="24"/>
         </w:rPr>
-        <w:hyperlink r:id="rId15" w:history="1">
-          <w:r>
-            <w:rPr>
-              <w:rStyle w:val="Hyperlink"/>
-            </w:rPr>
-            <w:t>Ne</w:t>
-          </w:r>
-        </w:hyperlink>
-      </w:r>
-      <w:r>
-        <w:rPr>
-          <w:u w:val="single" w:color="0000ff"/>
-          <w:rFonts w:ascii="Charis SIL Regular" w:hAnsi="Charis SIL Regular" w:eastAsia="Charis SIL Regular"/>
-          <w:b w:val="0"/>
-          <w:i w:val="0"/>
-          <w:color w:val="000000"/>
-          <w:sz w:val="24"/>
-        </w:rPr>
-        <w:hyperlink r:id="rId15" w:history="1">
-          <w:r>
-            <w:rPr>
-              <w:rStyle w:val="Hyperlink"/>
-            </w:rPr>
-            <w:t>d</w:t>
-          </w:r>
-        </w:hyperlink>
-      </w:r>
-      <w:r>
-        <w:rPr>
-          <w:u w:val="single" w:color="0000ff"/>
-          <w:rFonts w:ascii="Charis SIL Regular" w:hAnsi="Charis SIL Regular" w:eastAsia="Charis SIL Regular"/>
-          <w:b w:val="0"/>
-          <w:i w:val="0"/>
-          <w:color w:val="000000"/>
-          <w:sz w:val="24"/>
-        </w:rPr>
-        <w:hyperlink r:id="rId15" w:history="1">
-          <w:r>
-            <w:rPr>
-              <w:rStyle w:val="Hyperlink"/>
-            </w:rPr>
-            <w:t>erlands-I</w:t>
-          </w:r>
-        </w:hyperlink>
+        <w:t>Nederlands-I</w:t>
       </w:r>
       <w:r>
         <w:rPr>
@@ -2114,49 +2071,13 @@
       </w:r>
       <w:r>
         <w:rPr>
-          <w:u w:val="single" w:color="0000ff"/>
           <w:rFonts w:ascii="Charis SIL Regular" w:hAnsi="Charis SIL Regular" w:eastAsia="Charis SIL Regular"/>
           <w:b w:val="0"/>
           <w:i w:val="0"/>
           <w:color w:val="000000"/>
           <w:sz w:val="24"/>
         </w:rPr>
-        <w:hyperlink r:id="rId18" w:history="1">
-          <w:r>
-            <w:rPr>
-              <w:rStyle w:val="Hyperlink"/>
-            </w:rPr>
-            <w:t>bijvoorb</w:t>
-          </w:r>
-        </w:hyperlink>
-      </w:r>
-      <w:r>
-        <w:rPr>
-          <w:rFonts w:ascii="Charis SIL Regular" w:hAnsi="Charis SIL Regular" w:eastAsia="Charis SIL Regular"/>
-          <w:b w:val="0"/>
-          <w:i w:val="0"/>
-          <w:color w:val="000000"/>
-          <w:sz w:val="24"/>
-        </w:rPr>
-        <w:t>eeld bi</w:t>
-      </w:r>
-      <w:r>
-        <w:rPr>
-          <w:u w:val="single" w:color="0000ff"/>
-          <w:rFonts w:ascii="Charis SIL Regular" w:hAnsi="Charis SIL Regular" w:eastAsia="Charis SIL Regular"/>
-          <w:b w:val="0"/>
-          <w:i w:val="0"/>
-          <w:color w:val="000000"/>
-          <w:sz w:val="24"/>
-        </w:rPr>
-        <w:hyperlink r:id="rId19" w:history="1">
-          <w:r>
-            <w:rPr>
-              <w:rStyle w:val="Hyperlink"/>
-            </w:rPr>
-            <w:t>j nabestaa</w:t>
-          </w:r>
-        </w:hyperlink>
+        <w:t>bijvoorbeeld bij nabestaa</w:t>
       </w:r>
       <w:r>
         <w:rPr>
@@ -4893,7 +4814,7 @@
           <w:sz w:val="24"/>
           <w:u w:val="single"/>
         </w:rPr>
-        <w:hyperlink r:id="rId31" w:history="1">
+        <w:hyperlink r:id="rId30" w:history="1">
           <w:r>
             <w:rPr>
               <w:rStyle w:val="Hyperlink"/>
@@ -5051,7 +4972,7 @@
           <w:sz w:val="24"/>
           <w:u w:val="single"/>
         </w:rPr>
-        <w:hyperlink r:id="rId32" w:history="1">
+        <w:hyperlink r:id="rId31" w:history="1">
           <w:r>
             <w:rPr>
               <w:rStyle w:val="Hyperlink"/>
@@ -5069,7 +4990,7 @@
           <w:sz w:val="24"/>
           <w:u w:val="single"/>
         </w:rPr>
-        <w:hyperlink r:id="rId32" w:history="1">
+        <w:hyperlink r:id="rId31" w:history="1">
           <w:r>
             <w:rPr>
               <w:rStyle w:val="Hyperlink"/>
@@ -5087,7 +5008,7 @@
           <w:sz w:val="24"/>
           <w:u w:val="single"/>
         </w:rPr>
-        <w:hyperlink r:id="rId32" w:history="1">
+        <w:hyperlink r:id="rId31" w:history="1">
           <w:r>
             <w:rPr>
               <w:rStyle w:val="Hyperlink"/>
@@ -5115,7 +5036,7 @@
           <w:sz w:val="24"/>
           <w:u w:val="single"/>
         </w:rPr>
-        <w:hyperlink r:id="rId33" w:history="1">
+        <w:hyperlink r:id="rId32" w:history="1">
           <w:r>
             <w:rPr>
               <w:rStyle w:val="Hyperlink"/>
@@ -5144,7 +5065,7 @@
           <w:sz w:val="24"/>
           <w:u w:val="single"/>
         </w:rPr>
-        <w:hyperlink r:id="rId33" w:history="1">
+        <w:hyperlink r:id="rId32" w:history="1">
           <w:r>
             <w:rPr>
               <w:rStyle w:val="Hyperlink"/>
@@ -5172,7 +5093,7 @@
           <w:sz w:val="24"/>
           <w:u w:val="single"/>
         </w:rPr>
-        <w:hyperlink r:id="rId32" w:history="1">
+        <w:hyperlink r:id="rId31" w:history="1">
           <w:r>
             <w:rPr>
               <w:rStyle w:val="Hyperlink"/>
@@ -5190,7 +5111,7 @@
           <w:sz w:val="24"/>
           <w:u w:val="single"/>
         </w:rPr>
-        <w:hyperlink r:id="rId32" w:history="1">
+        <w:hyperlink r:id="rId31" w:history="1">
           <w:r>
             <w:rPr>
               <w:rStyle w:val="Hyperlink"/>
@@ -5219,7 +5140,7 @@
           <w:sz w:val="24"/>
           <w:u w:val="single"/>
         </w:rPr>
-        <w:hyperlink r:id="rId32" w:history="1">
+        <w:hyperlink r:id="rId31" w:history="1">
           <w:r>
             <w:rPr>
               <w:rStyle w:val="Hyperlink"/>

--- a/EXPORTS/DOCX/published/niveau2/Dutch/CivilServants.docx
+++ b/EXPORTS/DOCX/published/niveau2/Dutch/CivilServants.docx
@@ -2071,13 +2071,49 @@
       </w:r>
       <w:r>
         <w:rPr>
+          <w:u w:val="single" w:color="0000ff"/>
           <w:rFonts w:ascii="Charis SIL Regular" w:hAnsi="Charis SIL Regular" w:eastAsia="Charis SIL Regular"/>
           <w:b w:val="0"/>
           <w:i w:val="0"/>
           <w:color w:val="000000"/>
           <w:sz w:val="24"/>
         </w:rPr>
-        <w:t>bijvoorbeeld bij nabestaa</w:t>
+        <w:hyperlink r:id="rId18" w:history="1">
+          <w:r>
+            <w:rPr>
+              <w:rStyle w:val="Hyperlink"/>
+            </w:rPr>
+            <w:t>bijvoorb</w:t>
+          </w:r>
+        </w:hyperlink>
+      </w:r>
+      <w:r>
+        <w:rPr>
+          <w:rFonts w:ascii="Charis SIL Regular" w:hAnsi="Charis SIL Regular" w:eastAsia="Charis SIL Regular"/>
+          <w:b w:val="0"/>
+          <w:i w:val="0"/>
+          <w:color w:val="000000"/>
+          <w:sz w:val="24"/>
+        </w:rPr>
+        <w:t>eeld bi</w:t>
+      </w:r>
+      <w:r>
+        <w:rPr>
+          <w:u w:val="single" w:color="0000ff"/>
+          <w:rFonts w:ascii="Charis SIL Regular" w:hAnsi="Charis SIL Regular" w:eastAsia="Charis SIL Regular"/>
+          <w:b w:val="0"/>
+          <w:i w:val="0"/>
+          <w:color w:val="000000"/>
+          <w:sz w:val="24"/>
+        </w:rPr>
+        <w:hyperlink r:id="rId19" w:history="1">
+          <w:r>
+            <w:rPr>
+              <w:rStyle w:val="Hyperlink"/>
+            </w:rPr>
+            <w:t>j nabestaa</w:t>
+          </w:r>
+        </w:hyperlink>
       </w:r>
       <w:r>
         <w:rPr>
@@ -3230,15 +3266,9 @@
           <w:i w:val="0"/>
           <w:color w:val="0000FF"/>
           <w:sz w:val="24"/>
-        </w:rPr>
-        <w:hyperlink r:id="rId23" w:history="1">
-          <w:r>
-            <w:rPr>
-              <w:rStyle w:val="Hyperlink"/>
-            </w:rPr>
-            <w:t>.n</w:t>
-          </w:r>
-        </w:hyperlink>
+          <w:u w:val="single"/>
+        </w:rPr>
+        <w:t>.n</w:t>
       </w:r>
       <w:r>
         <w:rPr>
@@ -4814,7 +4844,7 @@
           <w:sz w:val="24"/>
           <w:u w:val="single"/>
         </w:rPr>
-        <w:hyperlink r:id="rId30" w:history="1">
+        <w:hyperlink r:id="rId31" w:history="1">
           <w:r>
             <w:rPr>
               <w:rStyle w:val="Hyperlink"/>
@@ -4832,7 +4862,7 @@
           <w:sz w:val="24"/>
           <w:u w:val="single"/>
         </w:rPr>
-        <w:hyperlink r:id="rId30" w:history="1">
+        <w:hyperlink r:id="rId31" w:history="1">
           <w:r>
             <w:rPr>
               <w:rStyle w:val="Hyperlink"/>
@@ -4861,7 +4891,7 @@
           <w:sz w:val="24"/>
           <w:u w:val="single"/>
         </w:rPr>
-        <w:hyperlink r:id="rId30" w:history="1">
+        <w:hyperlink r:id="rId31" w:history="1">
           <w:r>
             <w:rPr>
               <w:rStyle w:val="Hyperlink"/>
@@ -4972,7 +5002,7 @@
           <w:sz w:val="24"/>
           <w:u w:val="single"/>
         </w:rPr>
-        <w:hyperlink r:id="rId31" w:history="1">
+        <w:hyperlink r:id="rId32" w:history="1">
           <w:r>
             <w:rPr>
               <w:rStyle w:val="Hyperlink"/>
@@ -4990,7 +5020,7 @@
           <w:sz w:val="24"/>
           <w:u w:val="single"/>
         </w:rPr>
-        <w:hyperlink r:id="rId31" w:history="1">
+        <w:hyperlink r:id="rId32" w:history="1">
           <w:r>
             <w:rPr>
               <w:rStyle w:val="Hyperlink"/>
@@ -5008,7 +5038,7 @@
           <w:sz w:val="24"/>
           <w:u w:val="single"/>
         </w:rPr>
-        <w:hyperlink r:id="rId31" w:history="1">
+        <w:hyperlink r:id="rId32" w:history="1">
           <w:r>
             <w:rPr>
               <w:rStyle w:val="Hyperlink"/>
@@ -5036,7 +5066,7 @@
           <w:sz w:val="24"/>
           <w:u w:val="single"/>
         </w:rPr>
-        <w:hyperlink r:id="rId32" w:history="1">
+        <w:hyperlink r:id="rId33" w:history="1">
           <w:r>
             <w:rPr>
               <w:rStyle w:val="Hyperlink"/>
@@ -5065,7 +5095,7 @@
           <w:sz w:val="24"/>
           <w:u w:val="single"/>
         </w:rPr>
-        <w:hyperlink r:id="rId32" w:history="1">
+        <w:hyperlink r:id="rId33" w:history="1">
           <w:r>
             <w:rPr>
               <w:rStyle w:val="Hyperlink"/>
@@ -5093,7 +5123,7 @@
           <w:sz w:val="24"/>
           <w:u w:val="single"/>
         </w:rPr>
-        <w:hyperlink r:id="rId31" w:history="1">
+        <w:hyperlink r:id="rId32" w:history="1">
           <w:r>
             <w:rPr>
               <w:rStyle w:val="Hyperlink"/>
@@ -5111,7 +5141,7 @@
           <w:sz w:val="24"/>
           <w:u w:val="single"/>
         </w:rPr>
-        <w:hyperlink r:id="rId31" w:history="1">
+        <w:hyperlink r:id="rId32" w:history="1">
           <w:r>
             <w:rPr>
               <w:rStyle w:val="Hyperlink"/>
@@ -5140,7 +5170,7 @@
           <w:sz w:val="24"/>
           <w:u w:val="single"/>
         </w:rPr>
-        <w:hyperlink r:id="rId31" w:history="1">
+        <w:hyperlink r:id="rId32" w:history="1">
           <w:r>
             <w:rPr>
               <w:rStyle w:val="Hyperlink"/>

--- a/EXPORTS/DOCX/published/niveau2/Dutch/CivilServants.docx
+++ b/EXPORTS/DOCX/published/niveau2/Dutch/CivilServants.docx
@@ -1341,7 +1341,50 @@
           <w:color w:val="000000"/>
           <w:sz w:val="24"/>
         </w:rPr>
-        <w:t>Nederlands-I</w:t>
+        <w:hyperlink r:id="rId15" w:history="1">
+          <w:r>
+            <w:rPr>
+              <w:rStyle w:val="Hyperlink"/>
+            </w:rPr>
+            <w:t>Ne</w:t>
+          </w:r>
+        </w:hyperlink>
+      </w:r>
+      <w:r>
+        <w:rPr>
+          <w:u w:val="single" w:color="0000ff"/>
+          <w:rFonts w:ascii="Charis SIL Regular" w:hAnsi="Charis SIL Regular" w:eastAsia="Charis SIL Regular"/>
+          <w:b w:val="0"/>
+          <w:i w:val="0"/>
+          <w:color w:val="000000"/>
+          <w:sz w:val="24"/>
+        </w:rPr>
+        <w:hyperlink r:id="rId15" w:history="1">
+          <w:r>
+            <w:rPr>
+              <w:rStyle w:val="Hyperlink"/>
+            </w:rPr>
+            <w:t>d</w:t>
+          </w:r>
+        </w:hyperlink>
+      </w:r>
+      <w:r>
+        <w:rPr>
+          <w:u w:val="single" w:color="0000ff"/>
+          <w:rFonts w:ascii="Charis SIL Regular" w:hAnsi="Charis SIL Regular" w:eastAsia="Charis SIL Regular"/>
+          <w:b w:val="0"/>
+          <w:i w:val="0"/>
+          <w:color w:val="000000"/>
+          <w:sz w:val="24"/>
+        </w:rPr>
+        <w:hyperlink r:id="rId15" w:history="1">
+          <w:r>
+            <w:rPr>
+              <w:rStyle w:val="Hyperlink"/>
+            </w:rPr>
+            <w:t>erlands-I</w:t>
+          </w:r>
+        </w:hyperlink>
       </w:r>
       <w:r>
         <w:rPr>

--- a/EXPORTS/DOCX/published/niveau2/Dutch/CivilServants.docx
+++ b/EXPORTS/DOCX/published/niveau2/Dutch/CivilServants.docx
@@ -501,35 +501,7 @@
           <w:color w:val="000000"/>
           <w:sz w:val="24"/>
         </w:rPr>
-        <w:t>, die tussen 1811 en 1816 gouverneur was van voormalig Nederla</w:t>
-      </w:r>
-      <w:r>
-        <w:rPr>
-          <w:u w:val="single" w:color="0000ff"/>
-          <w:rFonts w:ascii="Charis SIL Regular" w:hAnsi="Charis SIL Regular" w:eastAsia="Charis SIL Regular"/>
-          <w:b w:val="0"/>
-          <w:i w:val="0"/>
-          <w:color w:val="000000"/>
-          <w:sz w:val="24"/>
-        </w:rPr>
-        <w:hyperlink r:id="rId11" w:history="1">
-          <w:r>
-            <w:rPr>
-              <w:rStyle w:val="Hyperlink"/>
-            </w:rPr>
-            <w:t>nds-Indi</w:t>
-          </w:r>
-        </w:hyperlink>
-      </w:r>
-      <w:r>
-        <w:rPr>
-          <w:rFonts w:ascii="Charis SIL Regular" w:hAnsi="Charis SIL Regular" w:eastAsia="Charis SIL Regular"/>
-          <w:b w:val="0"/>
-          <w:i w:val="0"/>
-          <w:color w:val="000000"/>
-          <w:sz w:val="24"/>
-        </w:rPr>
-        <w:t>ë.</w:t>
+        <w:t>, die tussen 1811 en 1816 gouverneur was van voormalig Nederlands-Indië.</w:t>
       </w:r>
     </w:p>
     <w:p>
@@ -1341,50 +1313,7 @@
           <w:color w:val="000000"/>
           <w:sz w:val="24"/>
         </w:rPr>
-        <w:hyperlink r:id="rId15" w:history="1">
-          <w:r>
-            <w:rPr>
-              <w:rStyle w:val="Hyperlink"/>
-            </w:rPr>
-            <w:t>Ne</w:t>
-          </w:r>
-        </w:hyperlink>
-      </w:r>
-      <w:r>
-        <w:rPr>
-          <w:u w:val="single" w:color="0000ff"/>
-          <w:rFonts w:ascii="Charis SIL Regular" w:hAnsi="Charis SIL Regular" w:eastAsia="Charis SIL Regular"/>
-          <w:b w:val="0"/>
-          <w:i w:val="0"/>
-          <w:color w:val="000000"/>
-          <w:sz w:val="24"/>
-        </w:rPr>
-        <w:hyperlink r:id="rId15" w:history="1">
-          <w:r>
-            <w:rPr>
-              <w:rStyle w:val="Hyperlink"/>
-            </w:rPr>
-            <w:t>d</w:t>
-          </w:r>
-        </w:hyperlink>
-      </w:r>
-      <w:r>
-        <w:rPr>
-          <w:u w:val="single" w:color="0000ff"/>
-          <w:rFonts w:ascii="Charis SIL Regular" w:hAnsi="Charis SIL Regular" w:eastAsia="Charis SIL Regular"/>
-          <w:b w:val="0"/>
-          <w:i w:val="0"/>
-          <w:color w:val="000000"/>
-          <w:sz w:val="24"/>
-        </w:rPr>
-        <w:hyperlink r:id="rId15" w:history="1">
-          <w:r>
-            <w:rPr>
-              <w:rStyle w:val="Hyperlink"/>
-            </w:rPr>
-            <w:t>erlands-I</w:t>
-          </w:r>
-        </w:hyperlink>
+        <w:t>Nederlands-I</w:t>
       </w:r>
       <w:r>
         <w:rPr>
@@ -3309,9 +3238,15 @@
           <w:i w:val="0"/>
           <w:color w:val="0000FF"/>
           <w:sz w:val="24"/>
-          <w:u w:val="single"/>
-        </w:rPr>
-        <w:t>.n</w:t>
+        </w:rPr>
+        <w:hyperlink r:id="rId23" w:history="1">
+          <w:r>
+            <w:rPr>
+              <w:rStyle w:val="Hyperlink"/>
+            </w:rPr>
+            <w:t>.n</w:t>
+          </w:r>
+        </w:hyperlink>
       </w:r>
       <w:r>
         <w:rPr>

--- a/EXPORTS/DOCX/published/niveau2/Dutch/CivilServants.docx
+++ b/EXPORTS/DOCX/published/niveau2/Dutch/CivilServants.docx
@@ -473,13 +473,45 @@
           <w:i w:val="0"/>
           <w:color w:val="0000FF"/>
           <w:sz w:val="24"/>
+          <w:u w:val="single"/>
+        </w:rPr>
+        <w:t>fl</w:t>
+      </w:r>
+      <w:r>
+        <w:rPr>
+          <w:rFonts w:ascii="Charis SIL Regular" w:hAnsi="Charis SIL Regular" w:eastAsia="Charis SIL Regular"/>
+          <w:b w:val="0"/>
+          <w:i w:val="0"/>
+          <w:color w:val="0000FF"/>
+          <w:sz w:val="24"/>
+        </w:rPr>
+        <w:t>es</w:t>
+      </w:r>
+      <w:r>
+        <w:rPr>
+          <w:rFonts w:ascii="Charis SIL Regular" w:hAnsi="Charis SIL Regular" w:eastAsia="Charis SIL Regular"/>
+          <w:b w:val="0"/>
+          <w:i w:val="0"/>
+          <w:color w:val="000000"/>
+          <w:sz w:val="24"/>
+        </w:rPr>
+        <w:t>, die tussen 1811 en 1816 gouverneur was van voormalig Nederla</w:t>
+      </w:r>
+      <w:r>
+        <w:rPr>
+          <w:u w:val="single" w:color="0000ff"/>
+          <w:rFonts w:ascii="Charis SIL Regular" w:hAnsi="Charis SIL Regular" w:eastAsia="Charis SIL Regular"/>
+          <w:b w:val="0"/>
+          <w:i w:val="0"/>
+          <w:color w:val="000000"/>
+          <w:sz w:val="24"/>
         </w:rPr>
         <w:hyperlink r:id="rId11" w:history="1">
           <w:r>
             <w:rPr>
               <w:rStyle w:val="Hyperlink"/>
             </w:rPr>
-            <w:t>fl</w:t>
+            <w:t>nds-Indi</w:t>
           </w:r>
         </w:hyperlink>
       </w:r>
@@ -488,20 +520,10 @@
           <w:rFonts w:ascii="Charis SIL Regular" w:hAnsi="Charis SIL Regular" w:eastAsia="Charis SIL Regular"/>
           <w:b w:val="0"/>
           <w:i w:val="0"/>
-          <w:color w:val="0000FF"/>
-          <w:sz w:val="24"/>
-        </w:rPr>
-        <w:t>es</w:t>
-      </w:r>
-      <w:r>
-        <w:rPr>
-          <w:rFonts w:ascii="Charis SIL Regular" w:hAnsi="Charis SIL Regular" w:eastAsia="Charis SIL Regular"/>
-          <w:b w:val="0"/>
-          <w:i w:val="0"/>
           <w:color w:val="000000"/>
           <w:sz w:val="24"/>
         </w:rPr>
-        <w:t>, die tussen 1811 en 1816 gouverneur was van voormalig Nederlands-Indië.</w:t>
+        <w:t>ë.</w:t>
       </w:r>
     </w:p>
     <w:p>
@@ -1313,7 +1335,50 @@
           <w:color w:val="000000"/>
           <w:sz w:val="24"/>
         </w:rPr>
-        <w:t>Nederlands-I</w:t>
+        <w:hyperlink r:id="rId15" w:history="1">
+          <w:r>
+            <w:rPr>
+              <w:rStyle w:val="Hyperlink"/>
+            </w:rPr>
+            <w:t>Ne</w:t>
+          </w:r>
+        </w:hyperlink>
+      </w:r>
+      <w:r>
+        <w:rPr>
+          <w:u w:val="single" w:color="0000ff"/>
+          <w:rFonts w:ascii="Charis SIL Regular" w:hAnsi="Charis SIL Regular" w:eastAsia="Charis SIL Regular"/>
+          <w:b w:val="0"/>
+          <w:i w:val="0"/>
+          <w:color w:val="000000"/>
+          <w:sz w:val="24"/>
+        </w:rPr>
+        <w:hyperlink r:id="rId15" w:history="1">
+          <w:r>
+            <w:rPr>
+              <w:rStyle w:val="Hyperlink"/>
+            </w:rPr>
+            <w:t>d</w:t>
+          </w:r>
+        </w:hyperlink>
+      </w:r>
+      <w:r>
+        <w:rPr>
+          <w:u w:val="single" w:color="0000ff"/>
+          <w:rFonts w:ascii="Charis SIL Regular" w:hAnsi="Charis SIL Regular" w:eastAsia="Charis SIL Regular"/>
+          <w:b w:val="0"/>
+          <w:i w:val="0"/>
+          <w:color w:val="000000"/>
+          <w:sz w:val="24"/>
+        </w:rPr>
+        <w:hyperlink r:id="rId15" w:history="1">
+          <w:r>
+            <w:rPr>
+              <w:rStyle w:val="Hyperlink"/>
+            </w:rPr>
+            <w:t>erlands-I</w:t>
+          </w:r>
+        </w:hyperlink>
       </w:r>
       <w:r>
         <w:rPr>

--- a/EXPORTS/DOCX/published/niveau2/Dutch/CivilServants.docx
+++ b/EXPORTS/DOCX/published/niveau2/Dutch/CivilServants.docx
@@ -473,9 +473,15 @@
           <w:i w:val="0"/>
           <w:color w:val="0000FF"/>
           <w:sz w:val="24"/>
-          <w:u w:val="single"/>
-        </w:rPr>
-        <w:t>fl</w:t>
+        </w:rPr>
+        <w:hyperlink r:id="rId11" w:history="1">
+          <w:r>
+            <w:rPr>
+              <w:rStyle w:val="Hyperlink"/>
+            </w:rPr>
+            <w:t>fl</w:t>
+          </w:r>
+        </w:hyperlink>
       </w:r>
       <w:r>
         <w:rPr>
@@ -3303,15 +3309,9 @@
           <w:i w:val="0"/>
           <w:color w:val="0000FF"/>
           <w:sz w:val="24"/>
-        </w:rPr>
-        <w:hyperlink r:id="rId23" w:history="1">
-          <w:r>
-            <w:rPr>
-              <w:rStyle w:val="Hyperlink"/>
-            </w:rPr>
-            <w:t>.n</w:t>
-          </w:r>
-        </w:hyperlink>
+          <w:u w:val="single"/>
+        </w:rPr>
+        <w:t>.n</w:t>
       </w:r>
       <w:r>
         <w:rPr>
@@ -4887,7 +4887,7 @@
           <w:sz w:val="24"/>
           <w:u w:val="single"/>
         </w:rPr>
-        <w:hyperlink r:id="rId31" w:history="1">
+        <w:hyperlink r:id="rId30" w:history="1">
           <w:r>
             <w:rPr>
               <w:rStyle w:val="Hyperlink"/>
@@ -4905,7 +4905,7 @@
           <w:sz w:val="24"/>
           <w:u w:val="single"/>
         </w:rPr>
-        <w:hyperlink r:id="rId31" w:history="1">
+        <w:hyperlink r:id="rId30" w:history="1">
           <w:r>
             <w:rPr>
               <w:rStyle w:val="Hyperlink"/>
@@ -4934,7 +4934,7 @@
           <w:sz w:val="24"/>
           <w:u w:val="single"/>
         </w:rPr>
-        <w:hyperlink r:id="rId31" w:history="1">
+        <w:hyperlink r:id="rId30" w:history="1">
           <w:r>
             <w:rPr>
               <w:rStyle w:val="Hyperlink"/>
@@ -5045,7 +5045,7 @@
           <w:sz w:val="24"/>
           <w:u w:val="single"/>
         </w:rPr>
-        <w:hyperlink r:id="rId32" w:history="1">
+        <w:hyperlink r:id="rId31" w:history="1">
           <w:r>
             <w:rPr>
               <w:rStyle w:val="Hyperlink"/>
@@ -5063,7 +5063,7 @@
           <w:sz w:val="24"/>
           <w:u w:val="single"/>
         </w:rPr>
-        <w:hyperlink r:id="rId32" w:history="1">
+        <w:hyperlink r:id="rId31" w:history="1">
           <w:r>
             <w:rPr>
               <w:rStyle w:val="Hyperlink"/>
@@ -5081,7 +5081,7 @@
           <w:sz w:val="24"/>
           <w:u w:val="single"/>
         </w:rPr>
-        <w:hyperlink r:id="rId32" w:history="1">
+        <w:hyperlink r:id="rId31" w:history="1">
           <w:r>
             <w:rPr>
               <w:rStyle w:val="Hyperlink"/>
@@ -5109,7 +5109,7 @@
           <w:sz w:val="24"/>
           <w:u w:val="single"/>
         </w:rPr>
-        <w:hyperlink r:id="rId33" w:history="1">
+        <w:hyperlink r:id="rId32" w:history="1">
           <w:r>
             <w:rPr>
               <w:rStyle w:val="Hyperlink"/>
@@ -5138,7 +5138,7 @@
           <w:sz w:val="24"/>
           <w:u w:val="single"/>
         </w:rPr>
-        <w:hyperlink r:id="rId33" w:history="1">
+        <w:hyperlink r:id="rId32" w:history="1">
           <w:r>
             <w:rPr>
               <w:rStyle w:val="Hyperlink"/>
@@ -5166,7 +5166,7 @@
           <w:sz w:val="24"/>
           <w:u w:val="single"/>
         </w:rPr>
-        <w:hyperlink r:id="rId32" w:history="1">
+        <w:hyperlink r:id="rId31" w:history="1">
           <w:r>
             <w:rPr>
               <w:rStyle w:val="Hyperlink"/>
@@ -5184,7 +5184,7 @@
           <w:sz w:val="24"/>
           <w:u w:val="single"/>
         </w:rPr>
-        <w:hyperlink r:id="rId32" w:history="1">
+        <w:hyperlink r:id="rId31" w:history="1">
           <w:r>
             <w:rPr>
               <w:rStyle w:val="Hyperlink"/>
@@ -5213,7 +5213,7 @@
           <w:sz w:val="24"/>
           <w:u w:val="single"/>
         </w:rPr>
-        <w:hyperlink r:id="rId32" w:history="1">
+        <w:hyperlink r:id="rId31" w:history="1">
           <w:r>
             <w:rPr>
               <w:rStyle w:val="Hyperlink"/>

--- a/EXPORTS/DOCX/published/niveau2/Dutch/CivilServants.docx
+++ b/EXPORTS/DOCX/published/niveau2/Dutch/CivilServants.docx
@@ -1341,50 +1341,7 @@
           <w:color w:val="000000"/>
           <w:sz w:val="24"/>
         </w:rPr>
-        <w:hyperlink r:id="rId15" w:history="1">
-          <w:r>
-            <w:rPr>
-              <w:rStyle w:val="Hyperlink"/>
-            </w:rPr>
-            <w:t>Ne</w:t>
-          </w:r>
-        </w:hyperlink>
-      </w:r>
-      <w:r>
-        <w:rPr>
-          <w:u w:val="single" w:color="0000ff"/>
-          <w:rFonts w:ascii="Charis SIL Regular" w:hAnsi="Charis SIL Regular" w:eastAsia="Charis SIL Regular"/>
-          <w:b w:val="0"/>
-          <w:i w:val="0"/>
-          <w:color w:val="000000"/>
-          <w:sz w:val="24"/>
-        </w:rPr>
-        <w:hyperlink r:id="rId15" w:history="1">
-          <w:r>
-            <w:rPr>
-              <w:rStyle w:val="Hyperlink"/>
-            </w:rPr>
-            <w:t>d</w:t>
-          </w:r>
-        </w:hyperlink>
-      </w:r>
-      <w:r>
-        <w:rPr>
-          <w:u w:val="single" w:color="0000ff"/>
-          <w:rFonts w:ascii="Charis SIL Regular" w:hAnsi="Charis SIL Regular" w:eastAsia="Charis SIL Regular"/>
-          <w:b w:val="0"/>
-          <w:i w:val="0"/>
-          <w:color w:val="000000"/>
-          <w:sz w:val="24"/>
-        </w:rPr>
-        <w:hyperlink r:id="rId15" w:history="1">
-          <w:r>
-            <w:rPr>
-              <w:rStyle w:val="Hyperlink"/>
-            </w:rPr>
-            <w:t>erlands-I</w:t>
-          </w:r>
-        </w:hyperlink>
+        <w:t>Nederlands-I</w:t>
       </w:r>
       <w:r>
         <w:rPr>
@@ -3309,9 +3266,15 @@
           <w:i w:val="0"/>
           <w:color w:val="0000FF"/>
           <w:sz w:val="24"/>
-          <w:u w:val="single"/>
-        </w:rPr>
-        <w:t>.n</w:t>
+        </w:rPr>
+        <w:hyperlink r:id="rId23" w:history="1">
+          <w:r>
+            <w:rPr>
+              <w:rStyle w:val="Hyperlink"/>
+            </w:rPr>
+            <w:t>.n</w:t>
+          </w:r>
+        </w:hyperlink>
       </w:r>
       <w:r>
         <w:rPr>
@@ -4887,7 +4850,7 @@
           <w:sz w:val="24"/>
           <w:u w:val="single"/>
         </w:rPr>
-        <w:hyperlink r:id="rId30" w:history="1">
+        <w:hyperlink r:id="rId31" w:history="1">
           <w:r>
             <w:rPr>
               <w:rStyle w:val="Hyperlink"/>
@@ -4905,7 +4868,7 @@
           <w:sz w:val="24"/>
           <w:u w:val="single"/>
         </w:rPr>
-        <w:hyperlink r:id="rId30" w:history="1">
+        <w:hyperlink r:id="rId31" w:history="1">
           <w:r>
             <w:rPr>
               <w:rStyle w:val="Hyperlink"/>
@@ -4934,7 +4897,7 @@
           <w:sz w:val="24"/>
           <w:u w:val="single"/>
         </w:rPr>
-        <w:hyperlink r:id="rId30" w:history="1">
+        <w:hyperlink r:id="rId31" w:history="1">
           <w:r>
             <w:rPr>
               <w:rStyle w:val="Hyperlink"/>
@@ -5045,7 +5008,7 @@
           <w:sz w:val="24"/>
           <w:u w:val="single"/>
         </w:rPr>
-        <w:hyperlink r:id="rId31" w:history="1">
+        <w:hyperlink r:id="rId32" w:history="1">
           <w:r>
             <w:rPr>
               <w:rStyle w:val="Hyperlink"/>
@@ -5063,7 +5026,7 @@
           <w:sz w:val="24"/>
           <w:u w:val="single"/>
         </w:rPr>
-        <w:hyperlink r:id="rId31" w:history="1">
+        <w:hyperlink r:id="rId32" w:history="1">
           <w:r>
             <w:rPr>
               <w:rStyle w:val="Hyperlink"/>
@@ -5081,7 +5044,7 @@
           <w:sz w:val="24"/>
           <w:u w:val="single"/>
         </w:rPr>
-        <w:hyperlink r:id="rId31" w:history="1">
+        <w:hyperlink r:id="rId32" w:history="1">
           <w:r>
             <w:rPr>
               <w:rStyle w:val="Hyperlink"/>
@@ -5109,7 +5072,7 @@
           <w:sz w:val="24"/>
           <w:u w:val="single"/>
         </w:rPr>
-        <w:hyperlink r:id="rId32" w:history="1">
+        <w:hyperlink r:id="rId33" w:history="1">
           <w:r>
             <w:rPr>
               <w:rStyle w:val="Hyperlink"/>
@@ -5138,7 +5101,7 @@
           <w:sz w:val="24"/>
           <w:u w:val="single"/>
         </w:rPr>
-        <w:hyperlink r:id="rId32" w:history="1">
+        <w:hyperlink r:id="rId33" w:history="1">
           <w:r>
             <w:rPr>
               <w:rStyle w:val="Hyperlink"/>
@@ -5166,7 +5129,7 @@
           <w:sz w:val="24"/>
           <w:u w:val="single"/>
         </w:rPr>
-        <w:hyperlink r:id="rId31" w:history="1">
+        <w:hyperlink r:id="rId32" w:history="1">
           <w:r>
             <w:rPr>
               <w:rStyle w:val="Hyperlink"/>
@@ -5184,7 +5147,7 @@
           <w:sz w:val="24"/>
           <w:u w:val="single"/>
         </w:rPr>
-        <w:hyperlink r:id="rId31" w:history="1">
+        <w:hyperlink r:id="rId32" w:history="1">
           <w:r>
             <w:rPr>
               <w:rStyle w:val="Hyperlink"/>
@@ -5213,7 +5176,7 @@
           <w:sz w:val="24"/>
           <w:u w:val="single"/>
         </w:rPr>
-        <w:hyperlink r:id="rId31" w:history="1">
+        <w:hyperlink r:id="rId32" w:history="1">
           <w:r>
             <w:rPr>
               <w:rStyle w:val="Hyperlink"/>

--- a/EXPORTS/DOCX/published/niveau2/Dutch/CivilServants.docx
+++ b/EXPORTS/DOCX/published/niveau2/Dutch/CivilServants.docx
@@ -1341,7 +1341,50 @@
           <w:color w:val="000000"/>
           <w:sz w:val="24"/>
         </w:rPr>
-        <w:t>Nederlands-I</w:t>
+        <w:hyperlink r:id="rId15" w:history="1">
+          <w:r>
+            <w:rPr>
+              <w:rStyle w:val="Hyperlink"/>
+            </w:rPr>
+            <w:t>Ne</w:t>
+          </w:r>
+        </w:hyperlink>
+      </w:r>
+      <w:r>
+        <w:rPr>
+          <w:u w:val="single" w:color="0000ff"/>
+          <w:rFonts w:ascii="Charis SIL Regular" w:hAnsi="Charis SIL Regular" w:eastAsia="Charis SIL Regular"/>
+          <w:b w:val="0"/>
+          <w:i w:val="0"/>
+          <w:color w:val="000000"/>
+          <w:sz w:val="24"/>
+        </w:rPr>
+        <w:hyperlink r:id="rId15" w:history="1">
+          <w:r>
+            <w:rPr>
+              <w:rStyle w:val="Hyperlink"/>
+            </w:rPr>
+            <w:t>d</w:t>
+          </w:r>
+        </w:hyperlink>
+      </w:r>
+      <w:r>
+        <w:rPr>
+          <w:u w:val="single" w:color="0000ff"/>
+          <w:rFonts w:ascii="Charis SIL Regular" w:hAnsi="Charis SIL Regular" w:eastAsia="Charis SIL Regular"/>
+          <w:b w:val="0"/>
+          <w:i w:val="0"/>
+          <w:color w:val="000000"/>
+          <w:sz w:val="24"/>
+        </w:rPr>
+        <w:hyperlink r:id="rId15" w:history="1">
+          <w:r>
+            <w:rPr>
+              <w:rStyle w:val="Hyperlink"/>
+            </w:rPr>
+            <w:t>erlands-I</w:t>
+          </w:r>
+        </w:hyperlink>
       </w:r>
       <w:r>
         <w:rPr>
@@ -2006,50 +2049,7 @@
           <w:color w:val="000000"/>
           <w:sz w:val="24"/>
         </w:rPr>
-        <w:hyperlink r:id="rId18" w:history="1">
-          <w:r>
-            <w:rPr>
-              <w:rStyle w:val="Hyperlink"/>
-            </w:rPr>
-            <w:t>rchiefstukke</w:t>
-          </w:r>
-        </w:hyperlink>
-      </w:r>
-      <w:r>
-        <w:rPr>
-          <w:u w:val="single" w:color="0000ff"/>
-          <w:rFonts w:ascii="Charis SIL Regular" w:hAnsi="Charis SIL Regular" w:eastAsia="Charis SIL Regular"/>
-          <w:b w:val="0"/>
-          <w:i w:val="0"/>
-          <w:color w:val="000000"/>
-          <w:sz w:val="24"/>
-        </w:rPr>
-        <w:hyperlink r:id="rId18" w:history="1">
-          <w:r>
-            <w:rPr>
-              <w:rStyle w:val="Hyperlink"/>
-            </w:rPr>
-            <w:t>n</w:t>
-          </w:r>
-        </w:hyperlink>
-      </w:r>
-      <w:r>
-        <w:rPr>
-          <w:u w:val="single" w:color="0000ff"/>
-          <w:rFonts w:ascii="Charis SIL Regular" w:hAnsi="Charis SIL Regular" w:eastAsia="Charis SIL Regular"/>
-          <w:b w:val="0"/>
-          <w:i w:val="0"/>
-          <w:color w:val="000000"/>
-          <w:sz w:val="24"/>
-        </w:rPr>
-        <w:hyperlink r:id="rId18" w:history="1">
-          <w:r>
-            <w:rPr>
-              <w:rStyle w:val="Hyperlink"/>
-            </w:rPr>
-            <w:t xml:space="preserve"> in particulie</w:t>
-          </w:r>
-        </w:hyperlink>
+        <w:t>rchiefstukken in particulie</w:t>
       </w:r>
       <w:r>
         <w:rPr>
@@ -4850,7 +4850,7 @@
           <w:sz w:val="24"/>
           <w:u w:val="single"/>
         </w:rPr>
-        <w:hyperlink r:id="rId31" w:history="1">
+        <w:hyperlink r:id="rId30" w:history="1">
           <w:r>
             <w:rPr>
               <w:rStyle w:val="Hyperlink"/>
@@ -4868,7 +4868,7 @@
           <w:sz w:val="24"/>
           <w:u w:val="single"/>
         </w:rPr>
-        <w:hyperlink r:id="rId31" w:history="1">
+        <w:hyperlink r:id="rId30" w:history="1">
           <w:r>
             <w:rPr>
               <w:rStyle w:val="Hyperlink"/>

--- a/EXPORTS/DOCX/published/niveau2/Dutch/CivilServants.docx
+++ b/EXPORTS/DOCX/published/niveau2/Dutch/CivilServants.docx
@@ -222,53 +222,7 @@
           <w:color w:val="000000"/>
           <w:sz w:val="24"/>
         </w:rPr>
-        <w:t>vanuit Ned</w:t>
-      </w:r>
-      <w:r>
-        <w:rPr>
-          <w:u w:val="single" w:color="0000ff"/>
-          <w:rFonts w:ascii="Charis SIL Regular" w:hAnsi="Charis SIL Regular" w:eastAsia="Charis SIL Regular"/>
-          <w:b w:val="0"/>
-          <w:i w:val="0"/>
-          <w:color w:val="000000"/>
-          <w:sz w:val="24"/>
-        </w:rPr>
-        <w:hyperlink r:id="rId9" w:history="1">
-          <w:r>
-            <w:rPr>
-              <w:rStyle w:val="Hyperlink"/>
-            </w:rPr>
-            <w:t>erland werd</w:t>
-          </w:r>
-        </w:hyperlink>
-      </w:r>
-      <w:r>
-        <w:rPr>
-          <w:u w:val="single" w:color="0000ff"/>
-          <w:rFonts w:ascii="Charis SIL Regular" w:hAnsi="Charis SIL Regular" w:eastAsia="Charis SIL Regular"/>
-          <w:b w:val="0"/>
-          <w:i w:val="0"/>
-          <w:color w:val="000000"/>
-          <w:sz w:val="24"/>
-        </w:rPr>
-        <w:hyperlink r:id="rId9" w:history="1">
-          <w:r>
-            <w:rPr>
-              <w:rStyle w:val="Hyperlink"/>
-            </w:rPr>
-            <w:t>en aa</w:t>
-          </w:r>
-        </w:hyperlink>
-      </w:r>
-      <w:r>
-        <w:rPr>
-          <w:rFonts w:ascii="Charis SIL Regular" w:hAnsi="Charis SIL Regular" w:eastAsia="Charis SIL Regular"/>
-          <w:b w:val="0"/>
-          <w:i w:val="0"/>
-          <w:color w:val="000000"/>
-          <w:sz w:val="24"/>
-        </w:rPr>
-        <w:t>nge</w:t>
+        <w:t>vanuit Nederland werden aange</w:t>
       </w:r>
       <w:r>
         <w:rPr>
@@ -4850,7 +4804,7 @@
           <w:sz w:val="24"/>
           <w:u w:val="single"/>
         </w:rPr>
-        <w:hyperlink r:id="rId30" w:history="1">
+        <w:hyperlink r:id="rId31" w:history="1">
           <w:r>
             <w:rPr>
               <w:rStyle w:val="Hyperlink"/>
@@ -4868,7 +4822,7 @@
           <w:sz w:val="24"/>
           <w:u w:val="single"/>
         </w:rPr>
-        <w:hyperlink r:id="rId30" w:history="1">
+        <w:hyperlink r:id="rId31" w:history="1">
           <w:r>
             <w:rPr>
               <w:rStyle w:val="Hyperlink"/>

--- a/EXPORTS/DOCX/published/niveau2/Dutch/CivilServants.docx
+++ b/EXPORTS/DOCX/published/niveau2/Dutch/CivilServants.docx
@@ -222,7 +222,53 @@
           <w:color w:val="000000"/>
           <w:sz w:val="24"/>
         </w:rPr>
-        <w:t>vanuit Nederland werden aange</w:t>
+        <w:t>vanuit Ned</w:t>
+      </w:r>
+      <w:r>
+        <w:rPr>
+          <w:u w:val="single" w:color="0000ff"/>
+          <w:rFonts w:ascii="Charis SIL Regular" w:hAnsi="Charis SIL Regular" w:eastAsia="Charis SIL Regular"/>
+          <w:b w:val="0"/>
+          <w:i w:val="0"/>
+          <w:color w:val="000000"/>
+          <w:sz w:val="24"/>
+        </w:rPr>
+        <w:hyperlink r:id="rId9" w:history="1">
+          <w:r>
+            <w:rPr>
+              <w:rStyle w:val="Hyperlink"/>
+            </w:rPr>
+            <w:t>erland werd</w:t>
+          </w:r>
+        </w:hyperlink>
+      </w:r>
+      <w:r>
+        <w:rPr>
+          <w:u w:val="single" w:color="0000ff"/>
+          <w:rFonts w:ascii="Charis SIL Regular" w:hAnsi="Charis SIL Regular" w:eastAsia="Charis SIL Regular"/>
+          <w:b w:val="0"/>
+          <w:i w:val="0"/>
+          <w:color w:val="000000"/>
+          <w:sz w:val="24"/>
+        </w:rPr>
+        <w:hyperlink r:id="rId9" w:history="1">
+          <w:r>
+            <w:rPr>
+              <w:rStyle w:val="Hyperlink"/>
+            </w:rPr>
+            <w:t>en aa</w:t>
+          </w:r>
+        </w:hyperlink>
+      </w:r>
+      <w:r>
+        <w:rPr>
+          <w:rFonts w:ascii="Charis SIL Regular" w:hAnsi="Charis SIL Regular" w:eastAsia="Charis SIL Regular"/>
+          <w:b w:val="0"/>
+          <w:i w:val="0"/>
+          <w:color w:val="000000"/>
+          <w:sz w:val="24"/>
+        </w:rPr>
+        <w:t>nge</w:t>
       </w:r>
       <w:r>
         <w:rPr>
@@ -2003,7 +2049,50 @@
           <w:color w:val="000000"/>
           <w:sz w:val="24"/>
         </w:rPr>
-        <w:t>rchiefstukken in particulie</w:t>
+        <w:hyperlink r:id="rId18" w:history="1">
+          <w:r>
+            <w:rPr>
+              <w:rStyle w:val="Hyperlink"/>
+            </w:rPr>
+            <w:t>rchiefstukke</w:t>
+          </w:r>
+        </w:hyperlink>
+      </w:r>
+      <w:r>
+        <w:rPr>
+          <w:u w:val="single" w:color="0000ff"/>
+          <w:rFonts w:ascii="Charis SIL Regular" w:hAnsi="Charis SIL Regular" w:eastAsia="Charis SIL Regular"/>
+          <w:b w:val="0"/>
+          <w:i w:val="0"/>
+          <w:color w:val="000000"/>
+          <w:sz w:val="24"/>
+        </w:rPr>
+        <w:hyperlink r:id="rId18" w:history="1">
+          <w:r>
+            <w:rPr>
+              <w:rStyle w:val="Hyperlink"/>
+            </w:rPr>
+            <w:t>n</w:t>
+          </w:r>
+        </w:hyperlink>
+      </w:r>
+      <w:r>
+        <w:rPr>
+          <w:u w:val="single" w:color="0000ff"/>
+          <w:rFonts w:ascii="Charis SIL Regular" w:hAnsi="Charis SIL Regular" w:eastAsia="Charis SIL Regular"/>
+          <w:b w:val="0"/>
+          <w:i w:val="0"/>
+          <w:color w:val="000000"/>
+          <w:sz w:val="24"/>
+        </w:rPr>
+        <w:hyperlink r:id="rId18" w:history="1">
+          <w:r>
+            <w:rPr>
+              <w:rStyle w:val="Hyperlink"/>
+            </w:rPr>
+            <w:t xml:space="preserve"> in particulie</w:t>
+          </w:r>
+        </w:hyperlink>
       </w:r>
       <w:r>
         <w:rPr>

--- a/EXPORTS/DOCX/published/niveau2/Dutch/CivilServants.docx
+++ b/EXPORTS/DOCX/published/niveau2/Dutch/CivilServants.docx
@@ -4911,7 +4911,7 @@
           <w:sz w:val="24"/>
           <w:u w:val="single"/>
         </w:rPr>
-        <w:hyperlink r:id="rId31" w:history="1">
+        <w:hyperlink r:id="rId30" w:history="1">
           <w:r>
             <w:rPr>
               <w:rStyle w:val="Hyperlink"/>
@@ -4940,7 +4940,7 @@
           <w:sz w:val="24"/>
           <w:u w:val="single"/>
         </w:rPr>
-        <w:hyperlink r:id="rId31" w:history="1">
+        <w:hyperlink r:id="rId30" w:history="1">
           <w:r>
             <w:rPr>
               <w:rStyle w:val="Hyperlink"/>

--- a/EXPORTS/DOCX/published/niveau2/Dutch/CivilServants.docx
+++ b/EXPORTS/DOCX/published/niveau2/Dutch/CivilServants.docx
@@ -1330,61 +1330,7 @@
           <w:color w:val="000000"/>
           <w:sz w:val="24"/>
         </w:rPr>
-        <w:t xml:space="preserve">met betrekking tot </w:t>
-      </w:r>
-      <w:r>
-        <w:rPr>
-          <w:u w:val="single" w:color="0000ff"/>
-          <w:rFonts w:ascii="Charis SIL Regular" w:hAnsi="Charis SIL Regular" w:eastAsia="Charis SIL Regular"/>
-          <w:b w:val="0"/>
-          <w:i w:val="0"/>
-          <w:color w:val="000000"/>
-          <w:sz w:val="24"/>
-        </w:rPr>
-        <w:hyperlink r:id="rId15" w:history="1">
-          <w:r>
-            <w:rPr>
-              <w:rStyle w:val="Hyperlink"/>
-            </w:rPr>
-            <w:t>Ne</w:t>
-          </w:r>
-        </w:hyperlink>
-      </w:r>
-      <w:r>
-        <w:rPr>
-          <w:u w:val="single" w:color="0000ff"/>
-          <w:rFonts w:ascii="Charis SIL Regular" w:hAnsi="Charis SIL Regular" w:eastAsia="Charis SIL Regular"/>
-          <w:b w:val="0"/>
-          <w:i w:val="0"/>
-          <w:color w:val="000000"/>
-          <w:sz w:val="24"/>
-        </w:rPr>
-        <w:hyperlink r:id="rId15" w:history="1">
-          <w:r>
-            <w:rPr>
-              <w:rStyle w:val="Hyperlink"/>
-            </w:rPr>
-            <w:t>d</w:t>
-          </w:r>
-        </w:hyperlink>
-      </w:r>
-      <w:r>
-        <w:rPr>
-          <w:u w:val="single" w:color="0000ff"/>
-          <w:rFonts w:ascii="Charis SIL Regular" w:hAnsi="Charis SIL Regular" w:eastAsia="Charis SIL Regular"/>
-          <w:b w:val="0"/>
-          <w:i w:val="0"/>
-          <w:color w:val="000000"/>
-          <w:sz w:val="24"/>
-        </w:rPr>
-        <w:hyperlink r:id="rId15" w:history="1">
-          <w:r>
-            <w:rPr>
-              <w:rStyle w:val="Hyperlink"/>
-            </w:rPr>
-            <w:t>erlands-I</w:t>
-          </w:r>
-        </w:hyperlink>
+        <w:t>met betrekking tot Nederlands-I</w:t>
       </w:r>
       <w:r>
         <w:rPr>
@@ -4911,7 +4857,7 @@
           <w:sz w:val="24"/>
           <w:u w:val="single"/>
         </w:rPr>
-        <w:hyperlink r:id="rId30" w:history="1">
+        <w:hyperlink r:id="rId31" w:history="1">
           <w:r>
             <w:rPr>
               <w:rStyle w:val="Hyperlink"/>
@@ -4940,7 +4886,7 @@
           <w:sz w:val="24"/>
           <w:u w:val="single"/>
         </w:rPr>
-        <w:hyperlink r:id="rId30" w:history="1">
+        <w:hyperlink r:id="rId31" w:history="1">
           <w:r>
             <w:rPr>
               <w:rStyle w:val="Hyperlink"/>

--- a/EXPORTS/DOCX/published/niveau2/Dutch/CivilServants.docx
+++ b/EXPORTS/DOCX/published/niveau2/Dutch/CivilServants.docx
@@ -765,133 +765,7 @@
           <w:color w:val="000000"/>
           <w:sz w:val="24"/>
         </w:rPr>
-        <w:t xml:space="preserve">zou dan </w:t>
-      </w:r>
-      <w:r>
-        <w:rPr>
-          <w:u w:val="single" w:color="0000ff"/>
-          <w:rFonts w:ascii="Charis SIL Regular" w:hAnsi="Charis SIL Regular" w:eastAsia="Charis SIL Regular"/>
-          <w:b w:val="0"/>
-          <w:i w:val="0"/>
-          <w:color w:val="000000"/>
-          <w:sz w:val="24"/>
-        </w:rPr>
-        <w:hyperlink r:id="rId12" w:history="1">
-          <w:r>
-            <w:rPr>
-              <w:rStyle w:val="Hyperlink"/>
-            </w:rPr>
-            <w:t>voor de verd</w:t>
-          </w:r>
-        </w:hyperlink>
-      </w:r>
-      <w:r>
-        <w:rPr>
-          <w:u w:val="single" w:color="0000ff"/>
-          <w:rFonts w:ascii="Charis SIL Regular" w:hAnsi="Charis SIL Regular" w:eastAsia="Charis SIL Regular"/>
-          <w:b w:val="0"/>
-          <w:i w:val="0"/>
-          <w:color w:val="000000"/>
-          <w:sz w:val="24"/>
-        </w:rPr>
-        <w:hyperlink r:id="rId12" w:history="1">
-          <w:r>
-            <w:rPr>
-              <w:rStyle w:val="Hyperlink"/>
-            </w:rPr>
-            <w:t xml:space="preserve">eling tussen </w:t>
-          </w:r>
-        </w:hyperlink>
-      </w:r>
-      <w:r>
-        <w:rPr>
-          <w:u w:val="single" w:color="0000ff"/>
-          <w:rFonts w:ascii="Charis SIL Regular" w:hAnsi="Charis SIL Regular" w:eastAsia="Charis SIL Regular"/>
-          <w:b w:val="0"/>
-          <w:i w:val="0"/>
-          <w:color w:val="000000"/>
-          <w:sz w:val="24"/>
-        </w:rPr>
-        <w:hyperlink r:id="rId12" w:history="1">
-          <w:r>
-            <w:rPr>
-              <w:rStyle w:val="Hyperlink"/>
-            </w:rPr>
-            <w:t>h</w:t>
-          </w:r>
-        </w:hyperlink>
-      </w:r>
-      <w:r>
-        <w:rPr>
-          <w:u w:val="single" w:color="0000ff"/>
-          <w:rFonts w:ascii="Charis SIL Regular" w:hAnsi="Charis SIL Regular" w:eastAsia="Charis SIL Regular"/>
-          <w:b w:val="0"/>
-          <w:i w:val="0"/>
-          <w:color w:val="000000"/>
-          <w:sz w:val="24"/>
-        </w:rPr>
-        <w:hyperlink r:id="rId12" w:history="1">
-          <w:r>
-            <w:rPr>
-              <w:rStyle w:val="Hyperlink"/>
-            </w:rPr>
-            <w:t>et e</w:t>
-          </w:r>
-        </w:hyperlink>
-      </w:r>
-      <w:r>
-        <w:rPr>
-          <w:u w:val="single" w:color="0000ff"/>
-          <w:rFonts w:ascii="Charis SIL Regular" w:hAnsi="Charis SIL Regular" w:eastAsia="Charis SIL Regular"/>
-          <w:b w:val="0"/>
-          <w:i w:val="0"/>
-          <w:color w:val="000000"/>
-          <w:sz w:val="24"/>
-        </w:rPr>
-        <w:hyperlink r:id="rId12" w:history="1">
-          <w:r>
-            <w:rPr>
-              <w:rStyle w:val="Hyperlink"/>
-            </w:rPr>
-            <w:t>igen mu</w:t>
-          </w:r>
-        </w:hyperlink>
-      </w:r>
-      <w:r>
-        <w:rPr>
-          <w:u w:val="single" w:color="0000ff"/>
-          <w:rFonts w:ascii="Charis SIL Regular" w:hAnsi="Charis SIL Regular" w:eastAsia="Charis SIL Regular"/>
-          <w:b w:val="0"/>
-          <w:i w:val="0"/>
-          <w:color w:val="000000"/>
-          <w:sz w:val="24"/>
-        </w:rPr>
-        <w:hyperlink r:id="rId12" w:history="1">
-          <w:r>
-            <w:rPr>
-              <w:rStyle w:val="Hyperlink"/>
-            </w:rPr>
-            <w:t>s</w:t>
-          </w:r>
-        </w:hyperlink>
-      </w:r>
-      <w:r>
-        <w:rPr>
-          <w:u w:val="single" w:color="0000ff"/>
-          <w:rFonts w:ascii="Charis SIL Regular" w:hAnsi="Charis SIL Regular" w:eastAsia="Charis SIL Regular"/>
-          <w:b w:val="0"/>
-          <w:i w:val="0"/>
-          <w:color w:val="000000"/>
-          <w:sz w:val="24"/>
-        </w:rPr>
-        <w:hyperlink r:id="rId12" w:history="1">
-          <w:r>
-            <w:rPr>
-              <w:rStyle w:val="Hyperlink"/>
-            </w:rPr>
-            <w:t>eu</w:t>
-          </w:r>
-        </w:hyperlink>
+        <w:t>zou dan voor de verdeling tussen het eigen museu</w:t>
       </w:r>
       <w:r>
         <w:rPr>
@@ -1330,7 +1204,61 @@
           <w:color w:val="000000"/>
           <w:sz w:val="24"/>
         </w:rPr>
-        <w:t>met betrekking tot Nederlands-I</w:t>
+        <w:t xml:space="preserve">met betrekking tot </w:t>
+      </w:r>
+      <w:r>
+        <w:rPr>
+          <w:u w:val="single" w:color="0000ff"/>
+          <w:rFonts w:ascii="Charis SIL Regular" w:hAnsi="Charis SIL Regular" w:eastAsia="Charis SIL Regular"/>
+          <w:b w:val="0"/>
+          <w:i w:val="0"/>
+          <w:color w:val="000000"/>
+          <w:sz w:val="24"/>
+        </w:rPr>
+        <w:hyperlink r:id="rId15" w:history="1">
+          <w:r>
+            <w:rPr>
+              <w:rStyle w:val="Hyperlink"/>
+            </w:rPr>
+            <w:t>Ne</w:t>
+          </w:r>
+        </w:hyperlink>
+      </w:r>
+      <w:r>
+        <w:rPr>
+          <w:u w:val="single" w:color="0000ff"/>
+          <w:rFonts w:ascii="Charis SIL Regular" w:hAnsi="Charis SIL Regular" w:eastAsia="Charis SIL Regular"/>
+          <w:b w:val="0"/>
+          <w:i w:val="0"/>
+          <w:color w:val="000000"/>
+          <w:sz w:val="24"/>
+        </w:rPr>
+        <w:hyperlink r:id="rId15" w:history="1">
+          <w:r>
+            <w:rPr>
+              <w:rStyle w:val="Hyperlink"/>
+            </w:rPr>
+            <w:t>d</w:t>
+          </w:r>
+        </w:hyperlink>
+      </w:r>
+      <w:r>
+        <w:rPr>
+          <w:u w:val="single" w:color="0000ff"/>
+          <w:rFonts w:ascii="Charis SIL Regular" w:hAnsi="Charis SIL Regular" w:eastAsia="Charis SIL Regular"/>
+          <w:b w:val="0"/>
+          <w:i w:val="0"/>
+          <w:color w:val="000000"/>
+          <w:sz w:val="24"/>
+        </w:rPr>
+        <w:hyperlink r:id="rId15" w:history="1">
+          <w:r>
+            <w:rPr>
+              <w:rStyle w:val="Hyperlink"/>
+            </w:rPr>
+            <w:t>erlands-I</w:t>
+          </w:r>
+        </w:hyperlink>
       </w:r>
       <w:r>
         <w:rPr>

--- a/EXPORTS/DOCX/published/niveau2/Dutch/CivilServants.docx
+++ b/EXPORTS/DOCX/published/niveau2/Dutch/CivilServants.docx
@@ -765,7 +765,133 @@
           <w:color w:val="000000"/>
           <w:sz w:val="24"/>
         </w:rPr>
-        <w:t>zou dan voor de verdeling tussen het eigen museu</w:t>
+        <w:t xml:space="preserve">zou dan </w:t>
+      </w:r>
+      <w:r>
+        <w:rPr>
+          <w:u w:val="single" w:color="0000ff"/>
+          <w:rFonts w:ascii="Charis SIL Regular" w:hAnsi="Charis SIL Regular" w:eastAsia="Charis SIL Regular"/>
+          <w:b w:val="0"/>
+          <w:i w:val="0"/>
+          <w:color w:val="000000"/>
+          <w:sz w:val="24"/>
+        </w:rPr>
+        <w:hyperlink r:id="rId12" w:history="1">
+          <w:r>
+            <w:rPr>
+              <w:rStyle w:val="Hyperlink"/>
+            </w:rPr>
+            <w:t>voor de verd</w:t>
+          </w:r>
+        </w:hyperlink>
+      </w:r>
+      <w:r>
+        <w:rPr>
+          <w:u w:val="single" w:color="0000ff"/>
+          <w:rFonts w:ascii="Charis SIL Regular" w:hAnsi="Charis SIL Regular" w:eastAsia="Charis SIL Regular"/>
+          <w:b w:val="0"/>
+          <w:i w:val="0"/>
+          <w:color w:val="000000"/>
+          <w:sz w:val="24"/>
+        </w:rPr>
+        <w:hyperlink r:id="rId12" w:history="1">
+          <w:r>
+            <w:rPr>
+              <w:rStyle w:val="Hyperlink"/>
+            </w:rPr>
+            <w:t xml:space="preserve">eling tussen </w:t>
+          </w:r>
+        </w:hyperlink>
+      </w:r>
+      <w:r>
+        <w:rPr>
+          <w:u w:val="single" w:color="0000ff"/>
+          <w:rFonts w:ascii="Charis SIL Regular" w:hAnsi="Charis SIL Regular" w:eastAsia="Charis SIL Regular"/>
+          <w:b w:val="0"/>
+          <w:i w:val="0"/>
+          <w:color w:val="000000"/>
+          <w:sz w:val="24"/>
+        </w:rPr>
+        <w:hyperlink r:id="rId12" w:history="1">
+          <w:r>
+            <w:rPr>
+              <w:rStyle w:val="Hyperlink"/>
+            </w:rPr>
+            <w:t>h</w:t>
+          </w:r>
+        </w:hyperlink>
+      </w:r>
+      <w:r>
+        <w:rPr>
+          <w:u w:val="single" w:color="0000ff"/>
+          <w:rFonts w:ascii="Charis SIL Regular" w:hAnsi="Charis SIL Regular" w:eastAsia="Charis SIL Regular"/>
+          <w:b w:val="0"/>
+          <w:i w:val="0"/>
+          <w:color w:val="000000"/>
+          <w:sz w:val="24"/>
+        </w:rPr>
+        <w:hyperlink r:id="rId12" w:history="1">
+          <w:r>
+            <w:rPr>
+              <w:rStyle w:val="Hyperlink"/>
+            </w:rPr>
+            <w:t>et e</w:t>
+          </w:r>
+        </w:hyperlink>
+      </w:r>
+      <w:r>
+        <w:rPr>
+          <w:u w:val="single" w:color="0000ff"/>
+          <w:rFonts w:ascii="Charis SIL Regular" w:hAnsi="Charis SIL Regular" w:eastAsia="Charis SIL Regular"/>
+          <w:b w:val="0"/>
+          <w:i w:val="0"/>
+          <w:color w:val="000000"/>
+          <w:sz w:val="24"/>
+        </w:rPr>
+        <w:hyperlink r:id="rId12" w:history="1">
+          <w:r>
+            <w:rPr>
+              <w:rStyle w:val="Hyperlink"/>
+            </w:rPr>
+            <w:t>igen mu</w:t>
+          </w:r>
+        </w:hyperlink>
+      </w:r>
+      <w:r>
+        <w:rPr>
+          <w:u w:val="single" w:color="0000ff"/>
+          <w:rFonts w:ascii="Charis SIL Regular" w:hAnsi="Charis SIL Regular" w:eastAsia="Charis SIL Regular"/>
+          <w:b w:val="0"/>
+          <w:i w:val="0"/>
+          <w:color w:val="000000"/>
+          <w:sz w:val="24"/>
+        </w:rPr>
+        <w:hyperlink r:id="rId12" w:history="1">
+          <w:r>
+            <w:rPr>
+              <w:rStyle w:val="Hyperlink"/>
+            </w:rPr>
+            <w:t>s</w:t>
+          </w:r>
+        </w:hyperlink>
+      </w:r>
+      <w:r>
+        <w:rPr>
+          <w:u w:val="single" w:color="0000ff"/>
+          <w:rFonts w:ascii="Charis SIL Regular" w:hAnsi="Charis SIL Regular" w:eastAsia="Charis SIL Regular"/>
+          <w:b w:val="0"/>
+          <w:i w:val="0"/>
+          <w:color w:val="000000"/>
+          <w:sz w:val="24"/>
+        </w:rPr>
+        <w:hyperlink r:id="rId12" w:history="1">
+          <w:r>
+            <w:rPr>
+              <w:rStyle w:val="Hyperlink"/>
+            </w:rPr>
+            <w:t>eu</w:t>
+          </w:r>
+        </w:hyperlink>
       </w:r>
       <w:r>
         <w:rPr>

--- a/EXPORTS/DOCX/published/niveau2/Dutch/CivilServants.docx
+++ b/EXPORTS/DOCX/published/niveau2/Dutch/CivilServants.docx
@@ -3309,15 +3309,9 @@
           <w:i w:val="0"/>
           <w:color w:val="0000FF"/>
           <w:sz w:val="24"/>
-        </w:rPr>
-        <w:hyperlink r:id="rId23" w:history="1">
-          <w:r>
-            <w:rPr>
-              <w:rStyle w:val="Hyperlink"/>
-            </w:rPr>
-            <w:t>.n</w:t>
-          </w:r>
-        </w:hyperlink>
+          <w:u w:val="single"/>
+        </w:rPr>
+        <w:t>.n</w:t>
       </w:r>
       <w:r>
         <w:rPr>

--- a/EXPORTS/DOCX/published/niveau2/Dutch/CivilServants.docx
+++ b/EXPORTS/DOCX/published/niveau2/Dutch/CivilServants.docx
@@ -473,15 +473,9 @@
           <w:i w:val="0"/>
           <w:color w:val="0000FF"/>
           <w:sz w:val="24"/>
-        </w:rPr>
-        <w:hyperlink r:id="rId11" w:history="1">
-          <w:r>
-            <w:rPr>
-              <w:rStyle w:val="Hyperlink"/>
-            </w:rPr>
-            <w:t>fl</w:t>
-          </w:r>
-        </w:hyperlink>
+          <w:u w:val="single"/>
+        </w:rPr>
+        <w:t>fl</w:t>
       </w:r>
       <w:r>
         <w:rPr>
@@ -512,14 +506,7 @@
           <w:color w:val="000000"/>
           <w:sz w:val="24"/>
         </w:rPr>
-        <w:hyperlink r:id="rId11" w:history="1">
-          <w:r>
-            <w:rPr>
-              <w:rStyle w:val="Hyperlink"/>
-            </w:rPr>
-            <w:t>nds-Indi</w:t>
-          </w:r>
-        </w:hyperlink>
+        <w:t>nds-Indi</w:t>
       </w:r>
       <w:r>
         <w:rPr>
@@ -794,50 +781,7 @@
           <w:color w:val="000000"/>
           <w:sz w:val="24"/>
         </w:rPr>
-        <w:hyperlink r:id="rId12" w:history="1">
-          <w:r>
-            <w:rPr>
-              <w:rStyle w:val="Hyperlink"/>
-            </w:rPr>
-            <w:t xml:space="preserve">eling tussen </w:t>
-          </w:r>
-        </w:hyperlink>
-      </w:r>
-      <w:r>
-        <w:rPr>
-          <w:u w:val="single" w:color="0000ff"/>
-          <w:rFonts w:ascii="Charis SIL Regular" w:hAnsi="Charis SIL Regular" w:eastAsia="Charis SIL Regular"/>
-          <w:b w:val="0"/>
-          <w:i w:val="0"/>
-          <w:color w:val="000000"/>
-          <w:sz w:val="24"/>
-        </w:rPr>
-        <w:hyperlink r:id="rId12" w:history="1">
-          <w:r>
-            <w:rPr>
-              <w:rStyle w:val="Hyperlink"/>
-            </w:rPr>
-            <w:t>h</w:t>
-          </w:r>
-        </w:hyperlink>
-      </w:r>
-      <w:r>
-        <w:rPr>
-          <w:u w:val="single" w:color="0000ff"/>
-          <w:rFonts w:ascii="Charis SIL Regular" w:hAnsi="Charis SIL Regular" w:eastAsia="Charis SIL Regular"/>
-          <w:b w:val="0"/>
-          <w:i w:val="0"/>
-          <w:color w:val="000000"/>
-          <w:sz w:val="24"/>
-        </w:rPr>
-        <w:hyperlink r:id="rId12" w:history="1">
-          <w:r>
-            <w:rPr>
-              <w:rStyle w:val="Hyperlink"/>
-            </w:rPr>
-            <w:t>et e</w:t>
-          </w:r>
-        </w:hyperlink>
+        <w:t>eling tussen het e</w:t>
       </w:r>
       <w:r>
         <w:rPr>
@@ -866,32 +810,7 @@
           <w:color w:val="000000"/>
           <w:sz w:val="24"/>
         </w:rPr>
-        <w:hyperlink r:id="rId12" w:history="1">
-          <w:r>
-            <w:rPr>
-              <w:rStyle w:val="Hyperlink"/>
-            </w:rPr>
-            <w:t>s</w:t>
-          </w:r>
-        </w:hyperlink>
-      </w:r>
-      <w:r>
-        <w:rPr>
-          <w:u w:val="single" w:color="0000ff"/>
-          <w:rFonts w:ascii="Charis SIL Regular" w:hAnsi="Charis SIL Regular" w:eastAsia="Charis SIL Regular"/>
-          <w:b w:val="0"/>
-          <w:i w:val="0"/>
-          <w:color w:val="000000"/>
-          <w:sz w:val="24"/>
-        </w:rPr>
-        <w:hyperlink r:id="rId12" w:history="1">
-          <w:r>
-            <w:rPr>
-              <w:rStyle w:val="Hyperlink"/>
-            </w:rPr>
-            <w:t>eu</w:t>
-          </w:r>
-        </w:hyperlink>
+        <w:t>seu</w:t>
       </w:r>
       <w:r>
         <w:rPr>
@@ -1359,32 +1278,7 @@
           <w:color w:val="000000"/>
           <w:sz w:val="24"/>
         </w:rPr>
-        <w:hyperlink r:id="rId15" w:history="1">
-          <w:r>
-            <w:rPr>
-              <w:rStyle w:val="Hyperlink"/>
-            </w:rPr>
-            <w:t>d</w:t>
-          </w:r>
-        </w:hyperlink>
-      </w:r>
-      <w:r>
-        <w:rPr>
-          <w:u w:val="single" w:color="0000ff"/>
-          <w:rFonts w:ascii="Charis SIL Regular" w:hAnsi="Charis SIL Regular" w:eastAsia="Charis SIL Regular"/>
-          <w:b w:val="0"/>
-          <w:i w:val="0"/>
-          <w:color w:val="000000"/>
-          <w:sz w:val="24"/>
-        </w:rPr>
-        <w:hyperlink r:id="rId15" w:history="1">
-          <w:r>
-            <w:rPr>
-              <w:rStyle w:val="Hyperlink"/>
-            </w:rPr>
-            <w:t>erlands-I</w:t>
-          </w:r>
-        </w:hyperlink>
+        <w:t>derlands-I</w:t>
       </w:r>
       <w:r>
         <w:rPr>
@@ -3309,9 +3203,15 @@
           <w:i w:val="0"/>
           <w:color w:val="0000FF"/>
           <w:sz w:val="24"/>
-          <w:u w:val="single"/>
-        </w:rPr>
-        <w:t>.n</w:t>
+        </w:rPr>
+        <w:hyperlink r:id="rId23" w:history="1">
+          <w:r>
+            <w:rPr>
+              <w:rStyle w:val="Hyperlink"/>
+            </w:rPr>
+            <w:t>.n</w:t>
+          </w:r>
+        </w:hyperlink>
       </w:r>
       <w:r>
         <w:rPr>

--- a/EXPORTS/DOCX/published/niveau2/Dutch/CivilServants.docx
+++ b/EXPORTS/DOCX/published/niveau2/Dutch/CivilServants.docx
@@ -473,9 +473,15 @@
           <w:i w:val="0"/>
           <w:color w:val="0000FF"/>
           <w:sz w:val="24"/>
-          <w:u w:val="single"/>
-        </w:rPr>
-        <w:t>fl</w:t>
+        </w:rPr>
+        <w:hyperlink r:id="rId11" w:history="1">
+          <w:r>
+            <w:rPr>
+              <w:rStyle w:val="Hyperlink"/>
+            </w:rPr>
+            <w:t>fl</w:t>
+          </w:r>
+        </w:hyperlink>
       </w:r>
       <w:r>
         <w:rPr>
@@ -506,7 +512,14 @@
           <w:color w:val="000000"/>
           <w:sz w:val="24"/>
         </w:rPr>
-        <w:t>nds-Indi</w:t>
+        <w:hyperlink r:id="rId11" w:history="1">
+          <w:r>
+            <w:rPr>
+              <w:rStyle w:val="Hyperlink"/>
+            </w:rPr>
+            <w:t>nds-Indi</w:t>
+          </w:r>
+        </w:hyperlink>
       </w:r>
       <w:r>
         <w:rPr>
@@ -781,7 +794,50 @@
           <w:color w:val="000000"/>
           <w:sz w:val="24"/>
         </w:rPr>
-        <w:t>eling tussen het e</w:t>
+        <w:hyperlink r:id="rId12" w:history="1">
+          <w:r>
+            <w:rPr>
+              <w:rStyle w:val="Hyperlink"/>
+            </w:rPr>
+            <w:t xml:space="preserve">eling tussen </w:t>
+          </w:r>
+        </w:hyperlink>
+      </w:r>
+      <w:r>
+        <w:rPr>
+          <w:u w:val="single" w:color="0000ff"/>
+          <w:rFonts w:ascii="Charis SIL Regular" w:hAnsi="Charis SIL Regular" w:eastAsia="Charis SIL Regular"/>
+          <w:b w:val="0"/>
+          <w:i w:val="0"/>
+          <w:color w:val="000000"/>
+          <w:sz w:val="24"/>
+        </w:rPr>
+        <w:hyperlink r:id="rId12" w:history="1">
+          <w:r>
+            <w:rPr>
+              <w:rStyle w:val="Hyperlink"/>
+            </w:rPr>
+            <w:t>h</w:t>
+          </w:r>
+        </w:hyperlink>
+      </w:r>
+      <w:r>
+        <w:rPr>
+          <w:u w:val="single" w:color="0000ff"/>
+          <w:rFonts w:ascii="Charis SIL Regular" w:hAnsi="Charis SIL Regular" w:eastAsia="Charis SIL Regular"/>
+          <w:b w:val="0"/>
+          <w:i w:val="0"/>
+          <w:color w:val="000000"/>
+          <w:sz w:val="24"/>
+        </w:rPr>
+        <w:hyperlink r:id="rId12" w:history="1">
+          <w:r>
+            <w:rPr>
+              <w:rStyle w:val="Hyperlink"/>
+            </w:rPr>
+            <w:t>et e</w:t>
+          </w:r>
+        </w:hyperlink>
       </w:r>
       <w:r>
         <w:rPr>
@@ -810,7 +866,32 @@
           <w:color w:val="000000"/>
           <w:sz w:val="24"/>
         </w:rPr>
-        <w:t>seu</w:t>
+        <w:hyperlink r:id="rId12" w:history="1">
+          <w:r>
+            <w:rPr>
+              <w:rStyle w:val="Hyperlink"/>
+            </w:rPr>
+            <w:t>s</w:t>
+          </w:r>
+        </w:hyperlink>
+      </w:r>
+      <w:r>
+        <w:rPr>
+          <w:u w:val="single" w:color="0000ff"/>
+          <w:rFonts w:ascii="Charis SIL Regular" w:hAnsi="Charis SIL Regular" w:eastAsia="Charis SIL Regular"/>
+          <w:b w:val="0"/>
+          <w:i w:val="0"/>
+          <w:color w:val="000000"/>
+          <w:sz w:val="24"/>
+        </w:rPr>
+        <w:hyperlink r:id="rId12" w:history="1">
+          <w:r>
+            <w:rPr>
+              <w:rStyle w:val="Hyperlink"/>
+            </w:rPr>
+            <w:t>eu</w:t>
+          </w:r>
+        </w:hyperlink>
       </w:r>
       <w:r>
         <w:rPr>
@@ -1278,7 +1359,32 @@
           <w:color w:val="000000"/>
           <w:sz w:val="24"/>
         </w:rPr>
-        <w:t>derlands-I</w:t>
+        <w:hyperlink r:id="rId15" w:history="1">
+          <w:r>
+            <w:rPr>
+              <w:rStyle w:val="Hyperlink"/>
+            </w:rPr>
+            <w:t>d</w:t>
+          </w:r>
+        </w:hyperlink>
+      </w:r>
+      <w:r>
+        <w:rPr>
+          <w:u w:val="single" w:color="0000ff"/>
+          <w:rFonts w:ascii="Charis SIL Regular" w:hAnsi="Charis SIL Regular" w:eastAsia="Charis SIL Regular"/>
+          <w:b w:val="0"/>
+          <w:i w:val="0"/>
+          <w:color w:val="000000"/>
+          <w:sz w:val="24"/>
+        </w:rPr>
+        <w:hyperlink r:id="rId15" w:history="1">
+          <w:r>
+            <w:rPr>
+              <w:rStyle w:val="Hyperlink"/>
+            </w:rPr>
+            <w:t>erlands-I</w:t>
+          </w:r>
+        </w:hyperlink>
       </w:r>
       <w:r>
         <w:rPr>
@@ -3203,15 +3309,9 @@
           <w:i w:val="0"/>
           <w:color w:val="0000FF"/>
           <w:sz w:val="24"/>
-        </w:rPr>
-        <w:hyperlink r:id="rId23" w:history="1">
-          <w:r>
-            <w:rPr>
-              <w:rStyle w:val="Hyperlink"/>
-            </w:rPr>
-            <w:t>.n</w:t>
-          </w:r>
-        </w:hyperlink>
+          <w:u w:val="single"/>
+        </w:rPr>
+        <w:t>.n</w:t>
       </w:r>
       <w:r>
         <w:rPr>

--- a/EXPORTS/DOCX/published/niveau2/Dutch/CivilServants.docx
+++ b/EXPORTS/DOCX/published/niveau2/Dutch/CivilServants.docx
@@ -473,15 +473,9 @@
           <w:i w:val="0"/>
           <w:color w:val="0000FF"/>
           <w:sz w:val="24"/>
-        </w:rPr>
-        <w:hyperlink r:id="rId11" w:history="1">
-          <w:r>
-            <w:rPr>
-              <w:rStyle w:val="Hyperlink"/>
-            </w:rPr>
-            <w:t>fl</w:t>
-          </w:r>
-        </w:hyperlink>
+          <w:u w:val="single"/>
+        </w:rPr>
+        <w:t>fl</w:t>
       </w:r>
       <w:r>
         <w:rPr>
@@ -4887,7 +4881,7 @@
           <w:sz w:val="24"/>
           <w:u w:val="single"/>
         </w:rPr>
-        <w:hyperlink r:id="rId31" w:history="1">
+        <w:hyperlink r:id="rId30" w:history="1">
           <w:r>
             <w:rPr>
               <w:rStyle w:val="Hyperlink"/>
@@ -4905,7 +4899,7 @@
           <w:sz w:val="24"/>
           <w:u w:val="single"/>
         </w:rPr>
-        <w:hyperlink r:id="rId31" w:history="1">
+        <w:hyperlink r:id="rId30" w:history="1">
           <w:r>
             <w:rPr>
               <w:rStyle w:val="Hyperlink"/>
@@ -4934,7 +4928,7 @@
           <w:sz w:val="24"/>
           <w:u w:val="single"/>
         </w:rPr>
-        <w:hyperlink r:id="rId31" w:history="1">
+        <w:hyperlink r:id="rId30" w:history="1">
           <w:r>
             <w:rPr>
               <w:rStyle w:val="Hyperlink"/>
@@ -5045,7 +5039,7 @@
           <w:sz w:val="24"/>
           <w:u w:val="single"/>
         </w:rPr>
-        <w:hyperlink r:id="rId32" w:history="1">
+        <w:hyperlink r:id="rId31" w:history="1">
           <w:r>
             <w:rPr>
               <w:rStyle w:val="Hyperlink"/>
@@ -5063,7 +5057,7 @@
           <w:sz w:val="24"/>
           <w:u w:val="single"/>
         </w:rPr>
-        <w:hyperlink r:id="rId32" w:history="1">
+        <w:hyperlink r:id="rId31" w:history="1">
           <w:r>
             <w:rPr>
               <w:rStyle w:val="Hyperlink"/>
@@ -5081,7 +5075,7 @@
           <w:sz w:val="24"/>
           <w:u w:val="single"/>
         </w:rPr>
-        <w:hyperlink r:id="rId32" w:history="1">
+        <w:hyperlink r:id="rId31" w:history="1">
           <w:r>
             <w:rPr>
               <w:rStyle w:val="Hyperlink"/>
@@ -5109,7 +5103,7 @@
           <w:sz w:val="24"/>
           <w:u w:val="single"/>
         </w:rPr>
-        <w:hyperlink r:id="rId33" w:history="1">
+        <w:hyperlink r:id="rId32" w:history="1">
           <w:r>
             <w:rPr>
               <w:rStyle w:val="Hyperlink"/>
@@ -5138,7 +5132,7 @@
           <w:sz w:val="24"/>
           <w:u w:val="single"/>
         </w:rPr>
-        <w:hyperlink r:id="rId33" w:history="1">
+        <w:hyperlink r:id="rId32" w:history="1">
           <w:r>
             <w:rPr>
               <w:rStyle w:val="Hyperlink"/>
@@ -5166,7 +5160,7 @@
           <w:sz w:val="24"/>
           <w:u w:val="single"/>
         </w:rPr>
-        <w:hyperlink r:id="rId32" w:history="1">
+        <w:hyperlink r:id="rId31" w:history="1">
           <w:r>
             <w:rPr>
               <w:rStyle w:val="Hyperlink"/>
@@ -5184,7 +5178,7 @@
           <w:sz w:val="24"/>
           <w:u w:val="single"/>
         </w:rPr>
-        <w:hyperlink r:id="rId32" w:history="1">
+        <w:hyperlink r:id="rId31" w:history="1">
           <w:r>
             <w:rPr>
               <w:rStyle w:val="Hyperlink"/>
@@ -5213,7 +5207,7 @@
           <w:sz w:val="24"/>
           <w:u w:val="single"/>
         </w:rPr>
-        <w:hyperlink r:id="rId32" w:history="1">
+        <w:hyperlink r:id="rId31" w:history="1">
           <w:r>
             <w:rPr>
               <w:rStyle w:val="Hyperlink"/>

--- a/EXPORTS/DOCX/published/niveau2/Dutch/CivilServants.docx
+++ b/EXPORTS/DOCX/published/niveau2/Dutch/CivilServants.docx
@@ -765,7 +765,133 @@
           <w:color w:val="000000"/>
           <w:sz w:val="24"/>
         </w:rPr>
-        <w:t>zou dan voor de verdeling tussen het eigen museu</w:t>
+        <w:t xml:space="preserve">zou dan </w:t>
+      </w:r>
+      <w:r>
+        <w:rPr>
+          <w:u w:val="single" w:color="0000ff"/>
+          <w:rFonts w:ascii="Charis SIL Regular" w:hAnsi="Charis SIL Regular" w:eastAsia="Charis SIL Regular"/>
+          <w:b w:val="0"/>
+          <w:i w:val="0"/>
+          <w:color w:val="000000"/>
+          <w:sz w:val="24"/>
+        </w:rPr>
+        <w:hyperlink r:id="rId12" w:history="1">
+          <w:r>
+            <w:rPr>
+              <w:rStyle w:val="Hyperlink"/>
+            </w:rPr>
+            <w:t>voor de verd</w:t>
+          </w:r>
+        </w:hyperlink>
+      </w:r>
+      <w:r>
+        <w:rPr>
+          <w:u w:val="single" w:color="0000ff"/>
+          <w:rFonts w:ascii="Charis SIL Regular" w:hAnsi="Charis SIL Regular" w:eastAsia="Charis SIL Regular"/>
+          <w:b w:val="0"/>
+          <w:i w:val="0"/>
+          <w:color w:val="000000"/>
+          <w:sz w:val="24"/>
+        </w:rPr>
+        <w:hyperlink r:id="rId12" w:history="1">
+          <w:r>
+            <w:rPr>
+              <w:rStyle w:val="Hyperlink"/>
+            </w:rPr>
+            <w:t xml:space="preserve">eling tussen </w:t>
+          </w:r>
+        </w:hyperlink>
+      </w:r>
+      <w:r>
+        <w:rPr>
+          <w:u w:val="single" w:color="0000ff"/>
+          <w:rFonts w:ascii="Charis SIL Regular" w:hAnsi="Charis SIL Regular" w:eastAsia="Charis SIL Regular"/>
+          <w:b w:val="0"/>
+          <w:i w:val="0"/>
+          <w:color w:val="000000"/>
+          <w:sz w:val="24"/>
+        </w:rPr>
+        <w:hyperlink r:id="rId12" w:history="1">
+          <w:r>
+            <w:rPr>
+              <w:rStyle w:val="Hyperlink"/>
+            </w:rPr>
+            <w:t>h</w:t>
+          </w:r>
+        </w:hyperlink>
+      </w:r>
+      <w:r>
+        <w:rPr>
+          <w:u w:val="single" w:color="0000ff"/>
+          <w:rFonts w:ascii="Charis SIL Regular" w:hAnsi="Charis SIL Regular" w:eastAsia="Charis SIL Regular"/>
+          <w:b w:val="0"/>
+          <w:i w:val="0"/>
+          <w:color w:val="000000"/>
+          <w:sz w:val="24"/>
+        </w:rPr>
+        <w:hyperlink r:id="rId12" w:history="1">
+          <w:r>
+            <w:rPr>
+              <w:rStyle w:val="Hyperlink"/>
+            </w:rPr>
+            <w:t>et e</w:t>
+          </w:r>
+        </w:hyperlink>
+      </w:r>
+      <w:r>
+        <w:rPr>
+          <w:u w:val="single" w:color="0000ff"/>
+          <w:rFonts w:ascii="Charis SIL Regular" w:hAnsi="Charis SIL Regular" w:eastAsia="Charis SIL Regular"/>
+          <w:b w:val="0"/>
+          <w:i w:val="0"/>
+          <w:color w:val="000000"/>
+          <w:sz w:val="24"/>
+        </w:rPr>
+        <w:hyperlink r:id="rId12" w:history="1">
+          <w:r>
+            <w:rPr>
+              <w:rStyle w:val="Hyperlink"/>
+            </w:rPr>
+            <w:t>igen mu</w:t>
+          </w:r>
+        </w:hyperlink>
+      </w:r>
+      <w:r>
+        <w:rPr>
+          <w:u w:val="single" w:color="0000ff"/>
+          <w:rFonts w:ascii="Charis SIL Regular" w:hAnsi="Charis SIL Regular" w:eastAsia="Charis SIL Regular"/>
+          <w:b w:val="0"/>
+          <w:i w:val="0"/>
+          <w:color w:val="000000"/>
+          <w:sz w:val="24"/>
+        </w:rPr>
+        <w:hyperlink r:id="rId12" w:history="1">
+          <w:r>
+            <w:rPr>
+              <w:rStyle w:val="Hyperlink"/>
+            </w:rPr>
+            <w:t>s</w:t>
+          </w:r>
+        </w:hyperlink>
+      </w:r>
+      <w:r>
+        <w:rPr>
+          <w:u w:val="single" w:color="0000ff"/>
+          <w:rFonts w:ascii="Charis SIL Regular" w:hAnsi="Charis SIL Regular" w:eastAsia="Charis SIL Regular"/>
+          <w:b w:val="0"/>
+          <w:i w:val="0"/>
+          <w:color w:val="000000"/>
+          <w:sz w:val="24"/>
+        </w:rPr>
+        <w:hyperlink r:id="rId12" w:history="1">
+          <w:r>
+            <w:rPr>
+              <w:rStyle w:val="Hyperlink"/>
+            </w:rPr>
+            <w:t>eu</w:t>
+          </w:r>
+        </w:hyperlink>
       </w:r>
       <w:r>
         <w:rPr>
@@ -3183,9 +3309,15 @@
           <w:i w:val="0"/>
           <w:color w:val="0000FF"/>
           <w:sz w:val="24"/>
-          <w:u w:val="single"/>
-        </w:rPr>
-        <w:t>.n</w:t>
+        </w:rPr>
+        <w:hyperlink r:id="rId23" w:history="1">
+          <w:r>
+            <w:rPr>
+              <w:rStyle w:val="Hyperlink"/>
+            </w:rPr>
+            <w:t>.n</w:t>
+          </w:r>
+        </w:hyperlink>
       </w:r>
       <w:r>
         <w:rPr>
@@ -4808,7 +4940,7 @@
           <w:sz w:val="24"/>
           <w:u w:val="single"/>
         </w:rPr>
-        <w:hyperlink r:id="rId30" w:history="1">
+        <w:hyperlink r:id="rId31" w:history="1">
           <w:r>
             <w:rPr>
               <w:rStyle w:val="Hyperlink"/>
@@ -4919,7 +5051,7 @@
           <w:sz w:val="24"/>
           <w:u w:val="single"/>
         </w:rPr>
-        <w:hyperlink r:id="rId31" w:history="1">
+        <w:hyperlink r:id="rId32" w:history="1">
           <w:r>
             <w:rPr>
               <w:rStyle w:val="Hyperlink"/>
@@ -4937,7 +5069,7 @@
           <w:sz w:val="24"/>
           <w:u w:val="single"/>
         </w:rPr>
-        <w:hyperlink r:id="rId31" w:history="1">
+        <w:hyperlink r:id="rId32" w:history="1">
           <w:r>
             <w:rPr>
               <w:rStyle w:val="Hyperlink"/>
@@ -4955,7 +5087,7 @@
           <w:sz w:val="24"/>
           <w:u w:val="single"/>
         </w:rPr>
-        <w:hyperlink r:id="rId31" w:history="1">
+        <w:hyperlink r:id="rId32" w:history="1">
           <w:r>
             <w:rPr>
               <w:rStyle w:val="Hyperlink"/>
@@ -4983,7 +5115,7 @@
           <w:sz w:val="24"/>
           <w:u w:val="single"/>
         </w:rPr>
-        <w:hyperlink r:id="rId32" w:history="1">
+        <w:hyperlink r:id="rId33" w:history="1">
           <w:r>
             <w:rPr>
               <w:rStyle w:val="Hyperlink"/>
@@ -5012,7 +5144,7 @@
           <w:sz w:val="24"/>
           <w:u w:val="single"/>
         </w:rPr>
-        <w:hyperlink r:id="rId32" w:history="1">
+        <w:hyperlink r:id="rId33" w:history="1">
           <w:r>
             <w:rPr>
               <w:rStyle w:val="Hyperlink"/>
@@ -5040,7 +5172,7 @@
           <w:sz w:val="24"/>
           <w:u w:val="single"/>
         </w:rPr>
-        <w:hyperlink r:id="rId31" w:history="1">
+        <w:hyperlink r:id="rId32" w:history="1">
           <w:r>
             <w:rPr>
               <w:rStyle w:val="Hyperlink"/>
@@ -5058,7 +5190,7 @@
           <w:sz w:val="24"/>
           <w:u w:val="single"/>
         </w:rPr>
-        <w:hyperlink r:id="rId31" w:history="1">
+        <w:hyperlink r:id="rId32" w:history="1">
           <w:r>
             <w:rPr>
               <w:rStyle w:val="Hyperlink"/>
@@ -5087,7 +5219,7 @@
           <w:sz w:val="24"/>
           <w:u w:val="single"/>
         </w:rPr>
-        <w:hyperlink r:id="rId31" w:history="1">
+        <w:hyperlink r:id="rId32" w:history="1">
           <w:r>
             <w:rPr>
               <w:rStyle w:val="Hyperlink"/>

--- a/EXPORTS/DOCX/published/niveau2/Dutch/CivilServants.docx
+++ b/EXPORTS/DOCX/published/niveau2/Dutch/CivilServants.docx
@@ -1330,61 +1330,7 @@
           <w:color w:val="000000"/>
           <w:sz w:val="24"/>
         </w:rPr>
-        <w:t xml:space="preserve">met betrekking tot </w:t>
-      </w:r>
-      <w:r>
-        <w:rPr>
-          <w:u w:val="single" w:color="0000ff"/>
-          <w:rFonts w:ascii="Charis SIL Regular" w:hAnsi="Charis SIL Regular" w:eastAsia="Charis SIL Regular"/>
-          <w:b w:val="0"/>
-          <w:i w:val="0"/>
-          <w:color w:val="000000"/>
-          <w:sz w:val="24"/>
-        </w:rPr>
-        <w:hyperlink r:id="rId15" w:history="1">
-          <w:r>
-            <w:rPr>
-              <w:rStyle w:val="Hyperlink"/>
-            </w:rPr>
-            <w:t>Ne</w:t>
-          </w:r>
-        </w:hyperlink>
-      </w:r>
-      <w:r>
-        <w:rPr>
-          <w:u w:val="single" w:color="0000ff"/>
-          <w:rFonts w:ascii="Charis SIL Regular" w:hAnsi="Charis SIL Regular" w:eastAsia="Charis SIL Regular"/>
-          <w:b w:val="0"/>
-          <w:i w:val="0"/>
-          <w:color w:val="000000"/>
-          <w:sz w:val="24"/>
-        </w:rPr>
-        <w:hyperlink r:id="rId15" w:history="1">
-          <w:r>
-            <w:rPr>
-              <w:rStyle w:val="Hyperlink"/>
-            </w:rPr>
-            <w:t>d</w:t>
-          </w:r>
-        </w:hyperlink>
-      </w:r>
-      <w:r>
-        <w:rPr>
-          <w:u w:val="single" w:color="0000ff"/>
-          <w:rFonts w:ascii="Charis SIL Regular" w:hAnsi="Charis SIL Regular" w:eastAsia="Charis SIL Regular"/>
-          <w:b w:val="0"/>
-          <w:i w:val="0"/>
-          <w:color w:val="000000"/>
-          <w:sz w:val="24"/>
-        </w:rPr>
-        <w:hyperlink r:id="rId15" w:history="1">
-          <w:r>
-            <w:rPr>
-              <w:rStyle w:val="Hyperlink"/>
-            </w:rPr>
-            <w:t>erlands-I</w:t>
-          </w:r>
-        </w:hyperlink>
+        <w:t>met betrekking tot Nederlands-I</w:t>
       </w:r>
       <w:r>
         <w:rPr>
@@ -3309,15 +3255,9 @@
           <w:i w:val="0"/>
           <w:color w:val="0000FF"/>
           <w:sz w:val="24"/>
-        </w:rPr>
-        <w:hyperlink r:id="rId23" w:history="1">
-          <w:r>
-            <w:rPr>
-              <w:rStyle w:val="Hyperlink"/>
-            </w:rPr>
-            <w:t>.n</w:t>
-          </w:r>
-        </w:hyperlink>
+          <w:u w:val="single"/>
+        </w:rPr>
+        <w:t>.n</w:t>
       </w:r>
       <w:r>
         <w:rPr>

--- a/EXPORTS/DOCX/published/niveau2/Dutch/CivilServants.docx
+++ b/EXPORTS/DOCX/published/niveau2/Dutch/CivilServants.docx
@@ -1330,7 +1330,61 @@
           <w:color w:val="000000"/>
           <w:sz w:val="24"/>
         </w:rPr>
-        <w:t>met betrekking tot Nederlands-I</w:t>
+        <w:t xml:space="preserve">met betrekking tot </w:t>
+      </w:r>
+      <w:r>
+        <w:rPr>
+          <w:u w:val="single" w:color="0000ff"/>
+          <w:rFonts w:ascii="Charis SIL Regular" w:hAnsi="Charis SIL Regular" w:eastAsia="Charis SIL Regular"/>
+          <w:b w:val="0"/>
+          <w:i w:val="0"/>
+          <w:color w:val="000000"/>
+          <w:sz w:val="24"/>
+        </w:rPr>
+        <w:hyperlink r:id="rId15" w:history="1">
+          <w:r>
+            <w:rPr>
+              <w:rStyle w:val="Hyperlink"/>
+            </w:rPr>
+            <w:t>Ne</w:t>
+          </w:r>
+        </w:hyperlink>
+      </w:r>
+      <w:r>
+        <w:rPr>
+          <w:u w:val="single" w:color="0000ff"/>
+          <w:rFonts w:ascii="Charis SIL Regular" w:hAnsi="Charis SIL Regular" w:eastAsia="Charis SIL Regular"/>
+          <w:b w:val="0"/>
+          <w:i w:val="0"/>
+          <w:color w:val="000000"/>
+          <w:sz w:val="24"/>
+        </w:rPr>
+        <w:hyperlink r:id="rId15" w:history="1">
+          <w:r>
+            <w:rPr>
+              <w:rStyle w:val="Hyperlink"/>
+            </w:rPr>
+            <w:t>d</w:t>
+          </w:r>
+        </w:hyperlink>
+      </w:r>
+      <w:r>
+        <w:rPr>
+          <w:u w:val="single" w:color="0000ff"/>
+          <w:rFonts w:ascii="Charis SIL Regular" w:hAnsi="Charis SIL Regular" w:eastAsia="Charis SIL Regular"/>
+          <w:b w:val="0"/>
+          <w:i w:val="0"/>
+          <w:color w:val="000000"/>
+          <w:sz w:val="24"/>
+        </w:rPr>
+        <w:hyperlink r:id="rId15" w:history="1">
+          <w:r>
+            <w:rPr>
+              <w:rStyle w:val="Hyperlink"/>
+            </w:rPr>
+            <w:t>erlands-I</w:t>
+          </w:r>
+        </w:hyperlink>
       </w:r>
       <w:r>
         <w:rPr>
@@ -3255,9 +3309,15 @@
           <w:i w:val="0"/>
           <w:color w:val="0000FF"/>
           <w:sz w:val="24"/>
-          <w:u w:val="single"/>
-        </w:rPr>
-        <w:t>.n</w:t>
+        </w:rPr>
+        <w:hyperlink r:id="rId23" w:history="1">
+          <w:r>
+            <w:rPr>
+              <w:rStyle w:val="Hyperlink"/>
+            </w:rPr>
+            <w:t>.n</w:t>
+          </w:r>
+        </w:hyperlink>
       </w:r>
       <w:r>
         <w:rPr>
@@ -4833,7 +4893,7 @@
           <w:sz w:val="24"/>
           <w:u w:val="single"/>
         </w:rPr>
-        <w:hyperlink r:id="rId30" w:history="1">
+        <w:hyperlink r:id="rId31" w:history="1">
           <w:r>
             <w:rPr>
               <w:rStyle w:val="Hyperlink"/>
@@ -4851,7 +4911,7 @@
           <w:sz w:val="24"/>
           <w:u w:val="single"/>
         </w:rPr>
-        <w:hyperlink r:id="rId30" w:history="1">
+        <w:hyperlink r:id="rId31" w:history="1">
           <w:r>
             <w:rPr>
               <w:rStyle w:val="Hyperlink"/>

--- a/EXPORTS/DOCX/published/niveau2/Dutch/CivilServants.docx
+++ b/EXPORTS/DOCX/published/niveau2/Dutch/CivilServants.docx
@@ -841,57 +841,13 @@
       </w:r>
       <w:r>
         <w:rPr>
-          <w:u w:val="single" w:color="0000ff"/>
           <w:rFonts w:ascii="Charis SIL Regular" w:hAnsi="Charis SIL Regular" w:eastAsia="Charis SIL Regular"/>
           <w:b w:val="0"/>
           <w:i w:val="0"/>
           <w:color w:val="000000"/>
           <w:sz w:val="24"/>
         </w:rPr>
-        <w:hyperlink r:id="rId12" w:history="1">
-          <w:r>
-            <w:rPr>
-              <w:rStyle w:val="Hyperlink"/>
-            </w:rPr>
-            <w:t>igen mu</w:t>
-          </w:r>
-        </w:hyperlink>
-      </w:r>
-      <w:r>
-        <w:rPr>
-          <w:u w:val="single" w:color="0000ff"/>
-          <w:rFonts w:ascii="Charis SIL Regular" w:hAnsi="Charis SIL Regular" w:eastAsia="Charis SIL Regular"/>
-          <w:b w:val="0"/>
-          <w:i w:val="0"/>
-          <w:color w:val="000000"/>
-          <w:sz w:val="24"/>
-        </w:rPr>
-        <w:hyperlink r:id="rId12" w:history="1">
-          <w:r>
-            <w:rPr>
-              <w:rStyle w:val="Hyperlink"/>
-            </w:rPr>
-            <w:t>s</w:t>
-          </w:r>
-        </w:hyperlink>
-      </w:r>
-      <w:r>
-        <w:rPr>
-          <w:u w:val="single" w:color="0000ff"/>
-          <w:rFonts w:ascii="Charis SIL Regular" w:hAnsi="Charis SIL Regular" w:eastAsia="Charis SIL Regular"/>
-          <w:b w:val="0"/>
-          <w:i w:val="0"/>
-          <w:color w:val="000000"/>
-          <w:sz w:val="24"/>
-        </w:rPr>
-        <w:hyperlink r:id="rId12" w:history="1">
-          <w:r>
-            <w:rPr>
-              <w:rStyle w:val="Hyperlink"/>
-            </w:rPr>
-            <w:t>eu</w:t>
-          </w:r>
-        </w:hyperlink>
+        <w:t>igen museu</w:t>
       </w:r>
       <w:r>
         <w:rPr>
@@ -1352,39 +1308,13 @@
       </w:r>
       <w:r>
         <w:rPr>
-          <w:u w:val="single" w:color="0000ff"/>
           <w:rFonts w:ascii="Charis SIL Regular" w:hAnsi="Charis SIL Regular" w:eastAsia="Charis SIL Regular"/>
           <w:b w:val="0"/>
           <w:i w:val="0"/>
           <w:color w:val="000000"/>
           <w:sz w:val="24"/>
         </w:rPr>
-        <w:hyperlink r:id="rId15" w:history="1">
-          <w:r>
-            <w:rPr>
-              <w:rStyle w:val="Hyperlink"/>
-            </w:rPr>
-            <w:t>d</w:t>
-          </w:r>
-        </w:hyperlink>
-      </w:r>
-      <w:r>
-        <w:rPr>
-          <w:u w:val="single" w:color="0000ff"/>
-          <w:rFonts w:ascii="Charis SIL Regular" w:hAnsi="Charis SIL Regular" w:eastAsia="Charis SIL Regular"/>
-          <w:b w:val="0"/>
-          <w:i w:val="0"/>
-          <w:color w:val="000000"/>
-          <w:sz w:val="24"/>
-        </w:rPr>
-        <w:hyperlink r:id="rId15" w:history="1">
-          <w:r>
-            <w:rPr>
-              <w:rStyle w:val="Hyperlink"/>
-            </w:rPr>
-            <w:t>erlands-I</w:t>
-          </w:r>
-        </w:hyperlink>
+        <w:t>derlands-I</w:t>
       </w:r>
       <w:r>
         <w:rPr>
@@ -3309,15 +3239,9 @@
           <w:i w:val="0"/>
           <w:color w:val="0000FF"/>
           <w:sz w:val="24"/>
-        </w:rPr>
-        <w:hyperlink r:id="rId23" w:history="1">
-          <w:r>
-            <w:rPr>
-              <w:rStyle w:val="Hyperlink"/>
-            </w:rPr>
-            <w:t>.n</w:t>
-          </w:r>
-        </w:hyperlink>
+          <w:u w:val="single"/>
+        </w:rPr>
+        <w:t>.n</w:t>
       </w:r>
       <w:r>
         <w:rPr>

--- a/EXPORTS/DOCX/published/niveau2/Dutch/CivilServants.docx
+++ b/EXPORTS/DOCX/published/niveau2/Dutch/CivilServants.docx
@@ -473,15 +473,9 @@
           <w:i w:val="0"/>
           <w:color w:val="0000FF"/>
           <w:sz w:val="24"/>
-        </w:rPr>
-        <w:hyperlink r:id="rId11" w:history="1">
-          <w:r>
-            <w:rPr>
-              <w:rStyle w:val="Hyperlink"/>
-            </w:rPr>
-            <w:t>fl</w:t>
-          </w:r>
-        </w:hyperlink>
+          <w:u w:val="single"/>
+        </w:rPr>
+        <w:t>fl</w:t>
       </w:r>
       <w:r>
         <w:rPr>
@@ -841,13 +835,57 @@
       </w:r>
       <w:r>
         <w:rPr>
+          <w:u w:val="single" w:color="0000ff"/>
           <w:rFonts w:ascii="Charis SIL Regular" w:hAnsi="Charis SIL Regular" w:eastAsia="Charis SIL Regular"/>
           <w:b w:val="0"/>
           <w:i w:val="0"/>
           <w:color w:val="000000"/>
           <w:sz w:val="24"/>
         </w:rPr>
-        <w:t>igen museu</w:t>
+        <w:hyperlink r:id="rId12" w:history="1">
+          <w:r>
+            <w:rPr>
+              <w:rStyle w:val="Hyperlink"/>
+            </w:rPr>
+            <w:t>igen mu</w:t>
+          </w:r>
+        </w:hyperlink>
+      </w:r>
+      <w:r>
+        <w:rPr>
+          <w:u w:val="single" w:color="0000ff"/>
+          <w:rFonts w:ascii="Charis SIL Regular" w:hAnsi="Charis SIL Regular" w:eastAsia="Charis SIL Regular"/>
+          <w:b w:val="0"/>
+          <w:i w:val="0"/>
+          <w:color w:val="000000"/>
+          <w:sz w:val="24"/>
+        </w:rPr>
+        <w:hyperlink r:id="rId12" w:history="1">
+          <w:r>
+            <w:rPr>
+              <w:rStyle w:val="Hyperlink"/>
+            </w:rPr>
+            <w:t>s</w:t>
+          </w:r>
+        </w:hyperlink>
+      </w:r>
+      <w:r>
+        <w:rPr>
+          <w:u w:val="single" w:color="0000ff"/>
+          <w:rFonts w:ascii="Charis SIL Regular" w:hAnsi="Charis SIL Regular" w:eastAsia="Charis SIL Regular"/>
+          <w:b w:val="0"/>
+          <w:i w:val="0"/>
+          <w:color w:val="000000"/>
+          <w:sz w:val="24"/>
+        </w:rPr>
+        <w:hyperlink r:id="rId12" w:history="1">
+          <w:r>
+            <w:rPr>
+              <w:rStyle w:val="Hyperlink"/>
+            </w:rPr>
+            <w:t>eu</w:t>
+          </w:r>
+        </w:hyperlink>
       </w:r>
       <w:r>
         <w:rPr>
@@ -1308,13 +1346,39 @@
       </w:r>
       <w:r>
         <w:rPr>
+          <w:u w:val="single" w:color="0000ff"/>
           <w:rFonts w:ascii="Charis SIL Regular" w:hAnsi="Charis SIL Regular" w:eastAsia="Charis SIL Regular"/>
           <w:b w:val="0"/>
           <w:i w:val="0"/>
           <w:color w:val="000000"/>
           <w:sz w:val="24"/>
         </w:rPr>
-        <w:t>derlands-I</w:t>
+        <w:hyperlink r:id="rId15" w:history="1">
+          <w:r>
+            <w:rPr>
+              <w:rStyle w:val="Hyperlink"/>
+            </w:rPr>
+            <w:t>d</w:t>
+          </w:r>
+        </w:hyperlink>
+      </w:r>
+      <w:r>
+        <w:rPr>
+          <w:u w:val="single" w:color="0000ff"/>
+          <w:rFonts w:ascii="Charis SIL Regular" w:hAnsi="Charis SIL Regular" w:eastAsia="Charis SIL Regular"/>
+          <w:b w:val="0"/>
+          <w:i w:val="0"/>
+          <w:color w:val="000000"/>
+          <w:sz w:val="24"/>
+        </w:rPr>
+        <w:hyperlink r:id="rId15" w:history="1">
+          <w:r>
+            <w:rPr>
+              <w:rStyle w:val="Hyperlink"/>
+            </w:rPr>
+            <w:t>erlands-I</w:t>
+          </w:r>
+        </w:hyperlink>
       </w:r>
       <w:r>
         <w:rPr>

--- a/EXPORTS/DOCX/published/niveau2/Dutch/CivilServants.docx
+++ b/EXPORTS/DOCX/published/niveau2/Dutch/CivilServants.docx
@@ -473,9 +473,15 @@
           <w:i w:val="0"/>
           <w:color w:val="0000FF"/>
           <w:sz w:val="24"/>
-          <w:u w:val="single"/>
-        </w:rPr>
-        <w:t>fl</w:t>
+        </w:rPr>
+        <w:hyperlink r:id="rId11" w:history="1">
+          <w:r>
+            <w:rPr>
+              <w:rStyle w:val="Hyperlink"/>
+            </w:rPr>
+            <w:t>fl</w:t>
+          </w:r>
+        </w:hyperlink>
       </w:r>
       <w:r>
         <w:rPr>
@@ -3303,9 +3309,15 @@
           <w:i w:val="0"/>
           <w:color w:val="0000FF"/>
           <w:sz w:val="24"/>
-          <w:u w:val="single"/>
-        </w:rPr>
-        <w:t>.n</w:t>
+        </w:rPr>
+        <w:hyperlink r:id="rId23" w:history="1">
+          <w:r>
+            <w:rPr>
+              <w:rStyle w:val="Hyperlink"/>
+            </w:rPr>
+            <w:t>.n</w:t>
+          </w:r>
+        </w:hyperlink>
       </w:r>
       <w:r>
         <w:rPr>

--- a/EXPORTS/DOCX/published/niveau2/Dutch/CivilServants.docx
+++ b/EXPORTS/DOCX/published/niveau2/Dutch/CivilServants.docx
@@ -1341,50 +1341,7 @@
           <w:color w:val="000000"/>
           <w:sz w:val="24"/>
         </w:rPr>
-        <w:hyperlink r:id="rId15" w:history="1">
-          <w:r>
-            <w:rPr>
-              <w:rStyle w:val="Hyperlink"/>
-            </w:rPr>
-            <w:t>Ne</w:t>
-          </w:r>
-        </w:hyperlink>
-      </w:r>
-      <w:r>
-        <w:rPr>
-          <w:u w:val="single" w:color="0000ff"/>
-          <w:rFonts w:ascii="Charis SIL Regular" w:hAnsi="Charis SIL Regular" w:eastAsia="Charis SIL Regular"/>
-          <w:b w:val="0"/>
-          <w:i w:val="0"/>
-          <w:color w:val="000000"/>
-          <w:sz w:val="24"/>
-        </w:rPr>
-        <w:hyperlink r:id="rId15" w:history="1">
-          <w:r>
-            <w:rPr>
-              <w:rStyle w:val="Hyperlink"/>
-            </w:rPr>
-            <w:t>d</w:t>
-          </w:r>
-        </w:hyperlink>
-      </w:r>
-      <w:r>
-        <w:rPr>
-          <w:u w:val="single" w:color="0000ff"/>
-          <w:rFonts w:ascii="Charis SIL Regular" w:hAnsi="Charis SIL Regular" w:eastAsia="Charis SIL Regular"/>
-          <w:b w:val="0"/>
-          <w:i w:val="0"/>
-          <w:color w:val="000000"/>
-          <w:sz w:val="24"/>
-        </w:rPr>
-        <w:hyperlink r:id="rId15" w:history="1">
-          <w:r>
-            <w:rPr>
-              <w:rStyle w:val="Hyperlink"/>
-            </w:rPr>
-            <w:t>erlands-I</w:t>
-          </w:r>
-        </w:hyperlink>
+        <w:t>Nederlands-I</w:t>
       </w:r>
       <w:r>
         <w:rPr>
@@ -4893,7 +4850,7 @@
           <w:sz w:val="24"/>
           <w:u w:val="single"/>
         </w:rPr>
-        <w:hyperlink r:id="rId31" w:history="1">
+        <w:hyperlink r:id="rId30" w:history="1">
           <w:r>
             <w:rPr>
               <w:rStyle w:val="Hyperlink"/>
@@ -4911,7 +4868,7 @@
           <w:sz w:val="24"/>
           <w:u w:val="single"/>
         </w:rPr>
-        <w:hyperlink r:id="rId31" w:history="1">
+        <w:hyperlink r:id="rId30" w:history="1">
           <w:r>
             <w:rPr>
               <w:rStyle w:val="Hyperlink"/>
@@ -4940,7 +4897,7 @@
           <w:sz w:val="24"/>
           <w:u w:val="single"/>
         </w:rPr>
-        <w:hyperlink r:id="rId31" w:history="1">
+        <w:hyperlink r:id="rId30" w:history="1">
           <w:r>
             <w:rPr>
               <w:rStyle w:val="Hyperlink"/>
@@ -5051,7 +5008,7 @@
           <w:sz w:val="24"/>
           <w:u w:val="single"/>
         </w:rPr>
-        <w:hyperlink r:id="rId32" w:history="1">
+        <w:hyperlink r:id="rId31" w:history="1">
           <w:r>
             <w:rPr>
               <w:rStyle w:val="Hyperlink"/>
@@ -5069,7 +5026,7 @@
           <w:sz w:val="24"/>
           <w:u w:val="single"/>
         </w:rPr>
-        <w:hyperlink r:id="rId32" w:history="1">
+        <w:hyperlink r:id="rId31" w:history="1">
           <w:r>
             <w:rPr>
               <w:rStyle w:val="Hyperlink"/>
@@ -5087,7 +5044,7 @@
           <w:sz w:val="24"/>
           <w:u w:val="single"/>
         </w:rPr>
-        <w:hyperlink r:id="rId32" w:history="1">
+        <w:hyperlink r:id="rId31" w:history="1">
           <w:r>
             <w:rPr>
               <w:rStyle w:val="Hyperlink"/>
@@ -5115,7 +5072,7 @@
           <w:sz w:val="24"/>
           <w:u w:val="single"/>
         </w:rPr>
-        <w:hyperlink r:id="rId33" w:history="1">
+        <w:hyperlink r:id="rId32" w:history="1">
           <w:r>
             <w:rPr>
               <w:rStyle w:val="Hyperlink"/>
@@ -5144,7 +5101,7 @@
           <w:sz w:val="24"/>
           <w:u w:val="single"/>
         </w:rPr>
-        <w:hyperlink r:id="rId33" w:history="1">
+        <w:hyperlink r:id="rId32" w:history="1">
           <w:r>
             <w:rPr>
               <w:rStyle w:val="Hyperlink"/>
@@ -5172,7 +5129,7 @@
           <w:sz w:val="24"/>
           <w:u w:val="single"/>
         </w:rPr>
-        <w:hyperlink r:id="rId32" w:history="1">
+        <w:hyperlink r:id="rId31" w:history="1">
           <w:r>
             <w:rPr>
               <w:rStyle w:val="Hyperlink"/>
@@ -5190,7 +5147,7 @@
           <w:sz w:val="24"/>
           <w:u w:val="single"/>
         </w:rPr>
-        <w:hyperlink r:id="rId32" w:history="1">
+        <w:hyperlink r:id="rId31" w:history="1">
           <w:r>
             <w:rPr>
               <w:rStyle w:val="Hyperlink"/>
@@ -5219,7 +5176,7 @@
           <w:sz w:val="24"/>
           <w:u w:val="single"/>
         </w:rPr>
-        <w:hyperlink r:id="rId32" w:history="1">
+        <w:hyperlink r:id="rId31" w:history="1">
           <w:r>
             <w:rPr>
               <w:rStyle w:val="Hyperlink"/>

--- a/EXPORTS/DOCX/published/niveau2/Dutch/CivilServants.docx
+++ b/EXPORTS/DOCX/published/niveau2/Dutch/CivilServants.docx
@@ -473,15 +473,9 @@
           <w:i w:val="0"/>
           <w:color w:val="0000FF"/>
           <w:sz w:val="24"/>
-        </w:rPr>
-        <w:hyperlink r:id="rId11" w:history="1">
-          <w:r>
-            <w:rPr>
-              <w:rStyle w:val="Hyperlink"/>
-            </w:rPr>
-            <w:t>fl</w:t>
-          </w:r>
-        </w:hyperlink>
+          <w:u w:val="single"/>
+        </w:rPr>
+        <w:t>fl</w:t>
       </w:r>
       <w:r>
         <w:rPr>
@@ -765,25 +759,7 @@
           <w:color w:val="000000"/>
           <w:sz w:val="24"/>
         </w:rPr>
-        <w:t xml:space="preserve">zou dan </w:t>
-      </w:r>
-      <w:r>
-        <w:rPr>
-          <w:u w:val="single" w:color="0000ff"/>
-          <w:rFonts w:ascii="Charis SIL Regular" w:hAnsi="Charis SIL Regular" w:eastAsia="Charis SIL Regular"/>
-          <w:b w:val="0"/>
-          <w:i w:val="0"/>
-          <w:color w:val="000000"/>
-          <w:sz w:val="24"/>
-        </w:rPr>
-        <w:hyperlink r:id="rId12" w:history="1">
-          <w:r>
-            <w:rPr>
-              <w:rStyle w:val="Hyperlink"/>
-            </w:rPr>
-            <w:t>voor de verd</w:t>
-          </w:r>
-        </w:hyperlink>
+        <w:t>zou dan voor de verd</w:t>
       </w:r>
       <w:r>
         <w:rPr>
@@ -1341,7 +1317,50 @@
           <w:color w:val="000000"/>
           <w:sz w:val="24"/>
         </w:rPr>
-        <w:t>Nederlands-I</w:t>
+        <w:hyperlink r:id="rId15" w:history="1">
+          <w:r>
+            <w:rPr>
+              <w:rStyle w:val="Hyperlink"/>
+            </w:rPr>
+            <w:t>Ne</w:t>
+          </w:r>
+        </w:hyperlink>
+      </w:r>
+      <w:r>
+        <w:rPr>
+          <w:u w:val="single" w:color="0000ff"/>
+          <w:rFonts w:ascii="Charis SIL Regular" w:hAnsi="Charis SIL Regular" w:eastAsia="Charis SIL Regular"/>
+          <w:b w:val="0"/>
+          <w:i w:val="0"/>
+          <w:color w:val="000000"/>
+          <w:sz w:val="24"/>
+        </w:rPr>
+        <w:hyperlink r:id="rId15" w:history="1">
+          <w:r>
+            <w:rPr>
+              <w:rStyle w:val="Hyperlink"/>
+            </w:rPr>
+            <w:t>d</w:t>
+          </w:r>
+        </w:hyperlink>
+      </w:r>
+      <w:r>
+        <w:rPr>
+          <w:u w:val="single" w:color="0000ff"/>
+          <w:rFonts w:ascii="Charis SIL Regular" w:hAnsi="Charis SIL Regular" w:eastAsia="Charis SIL Regular"/>
+          <w:b w:val="0"/>
+          <w:i w:val="0"/>
+          <w:color w:val="000000"/>
+          <w:sz w:val="24"/>
+        </w:rPr>
+        <w:hyperlink r:id="rId15" w:history="1">
+          <w:r>
+            <w:rPr>
+              <w:rStyle w:val="Hyperlink"/>
+            </w:rPr>
+            <w:t>erlands-I</w:t>
+          </w:r>
+        </w:hyperlink>
       </w:r>
       <w:r>
         <w:rPr>
@@ -3266,15 +3285,9 @@
           <w:i w:val="0"/>
           <w:color w:val="0000FF"/>
           <w:sz w:val="24"/>
-        </w:rPr>
-        <w:hyperlink r:id="rId23" w:history="1">
-          <w:r>
-            <w:rPr>
-              <w:rStyle w:val="Hyperlink"/>
-            </w:rPr>
-            <w:t>.n</w:t>
-          </w:r>
-        </w:hyperlink>
+          <w:u w:val="single"/>
+        </w:rPr>
+        <w:t>.n</w:t>
       </w:r>
       <w:r>
         <w:rPr>
@@ -4850,7 +4863,7 @@
           <w:sz w:val="24"/>
           <w:u w:val="single"/>
         </w:rPr>
-        <w:hyperlink r:id="rId30" w:history="1">
+        <w:hyperlink r:id="rId31" w:history="1">
           <w:r>
             <w:rPr>
               <w:rStyle w:val="Hyperlink"/>
@@ -4868,7 +4881,7 @@
           <w:sz w:val="24"/>
           <w:u w:val="single"/>
         </w:rPr>
-        <w:hyperlink r:id="rId30" w:history="1">
+        <w:hyperlink r:id="rId31" w:history="1">
           <w:r>
             <w:rPr>
               <w:rStyle w:val="Hyperlink"/>
@@ -4897,7 +4910,7 @@
           <w:sz w:val="24"/>
           <w:u w:val="single"/>
         </w:rPr>
-        <w:hyperlink r:id="rId30" w:history="1">
+        <w:hyperlink r:id="rId31" w:history="1">
           <w:r>
             <w:rPr>
               <w:rStyle w:val="Hyperlink"/>
@@ -5008,7 +5021,7 @@
           <w:sz w:val="24"/>
           <w:u w:val="single"/>
         </w:rPr>
-        <w:hyperlink r:id="rId31" w:history="1">
+        <w:hyperlink r:id="rId32" w:history="1">
           <w:r>
             <w:rPr>
               <w:rStyle w:val="Hyperlink"/>
@@ -5026,7 +5039,7 @@
           <w:sz w:val="24"/>
           <w:u w:val="single"/>
         </w:rPr>
-        <w:hyperlink r:id="rId31" w:history="1">
+        <w:hyperlink r:id="rId32" w:history="1">
           <w:r>
             <w:rPr>
               <w:rStyle w:val="Hyperlink"/>
@@ -5044,7 +5057,7 @@
           <w:sz w:val="24"/>
           <w:u w:val="single"/>
         </w:rPr>
-        <w:hyperlink r:id="rId31" w:history="1">
+        <w:hyperlink r:id="rId32" w:history="1">
           <w:r>
             <w:rPr>
               <w:rStyle w:val="Hyperlink"/>
@@ -5072,7 +5085,7 @@
           <w:sz w:val="24"/>
           <w:u w:val="single"/>
         </w:rPr>
-        <w:hyperlink r:id="rId32" w:history="1">
+        <w:hyperlink r:id="rId33" w:history="1">
           <w:r>
             <w:rPr>
               <w:rStyle w:val="Hyperlink"/>
@@ -5101,7 +5114,7 @@
           <w:sz w:val="24"/>
           <w:u w:val="single"/>
         </w:rPr>
-        <w:hyperlink r:id="rId32" w:history="1">
+        <w:hyperlink r:id="rId33" w:history="1">
           <w:r>
             <w:rPr>
               <w:rStyle w:val="Hyperlink"/>
@@ -5129,7 +5142,7 @@
           <w:sz w:val="24"/>
           <w:u w:val="single"/>
         </w:rPr>
-        <w:hyperlink r:id="rId31" w:history="1">
+        <w:hyperlink r:id="rId32" w:history="1">
           <w:r>
             <w:rPr>
               <w:rStyle w:val="Hyperlink"/>
@@ -5147,7 +5160,7 @@
           <w:sz w:val="24"/>
           <w:u w:val="single"/>
         </w:rPr>
-        <w:hyperlink r:id="rId31" w:history="1">
+        <w:hyperlink r:id="rId32" w:history="1">
           <w:r>
             <w:rPr>
               <w:rStyle w:val="Hyperlink"/>
@@ -5176,7 +5189,7 @@
           <w:sz w:val="24"/>
           <w:u w:val="single"/>
         </w:rPr>
-        <w:hyperlink r:id="rId31" w:history="1">
+        <w:hyperlink r:id="rId32" w:history="1">
           <w:r>
             <w:rPr>
               <w:rStyle w:val="Hyperlink"/>

--- a/EXPORTS/DOCX/published/niveau2/Dutch/CivilServants.docx
+++ b/EXPORTS/DOCX/published/niveau2/Dutch/CivilServants.docx
@@ -473,9 +473,15 @@
           <w:i w:val="0"/>
           <w:color w:val="0000FF"/>
           <w:sz w:val="24"/>
-          <w:u w:val="single"/>
-        </w:rPr>
-        <w:t>fl</w:t>
+        </w:rPr>
+        <w:hyperlink r:id="rId11" w:history="1">
+          <w:r>
+            <w:rPr>
+              <w:rStyle w:val="Hyperlink"/>
+            </w:rPr>
+            <w:t>fl</w:t>
+          </w:r>
+        </w:hyperlink>
       </w:r>
       <w:r>
         <w:rPr>
@@ -759,7 +765,25 @@
           <w:color w:val="000000"/>
           <w:sz w:val="24"/>
         </w:rPr>
-        <w:t>zou dan voor de verd</w:t>
+        <w:t xml:space="preserve">zou dan </w:t>
+      </w:r>
+      <w:r>
+        <w:rPr>
+          <w:u w:val="single" w:color="0000ff"/>
+          <w:rFonts w:ascii="Charis SIL Regular" w:hAnsi="Charis SIL Regular" w:eastAsia="Charis SIL Regular"/>
+          <w:b w:val="0"/>
+          <w:i w:val="0"/>
+          <w:color w:val="000000"/>
+          <w:sz w:val="24"/>
+        </w:rPr>
+        <w:hyperlink r:id="rId12" w:history="1">
+          <w:r>
+            <w:rPr>
+              <w:rStyle w:val="Hyperlink"/>
+            </w:rPr>
+            <w:t>voor de verd</w:t>
+          </w:r>
+        </w:hyperlink>
       </w:r>
       <w:r>
         <w:rPr>
@@ -3285,9 +3309,15 @@
           <w:i w:val="0"/>
           <w:color w:val="0000FF"/>
           <w:sz w:val="24"/>
-          <w:u w:val="single"/>
-        </w:rPr>
-        <w:t>.n</w:t>
+        </w:rPr>
+        <w:hyperlink r:id="rId23" w:history="1">
+          <w:r>
+            <w:rPr>
+              <w:rStyle w:val="Hyperlink"/>
+            </w:rPr>
+            <w:t>.n</w:t>
+          </w:r>
+        </w:hyperlink>
       </w:r>
       <w:r>
         <w:rPr>
@@ -4863,7 +4893,7 @@
           <w:sz w:val="24"/>
           <w:u w:val="single"/>
         </w:rPr>
-        <w:hyperlink r:id="rId31" w:history="1">
+        <w:hyperlink r:id="rId30" w:history="1">
           <w:r>
             <w:rPr>
               <w:rStyle w:val="Hyperlink"/>
@@ -4881,7 +4911,7 @@
           <w:sz w:val="24"/>
           <w:u w:val="single"/>
         </w:rPr>
-        <w:hyperlink r:id="rId31" w:history="1">
+        <w:hyperlink r:id="rId30" w:history="1">
           <w:r>
             <w:rPr>
               <w:rStyle w:val="Hyperlink"/>
@@ -4910,7 +4940,7 @@
           <w:sz w:val="24"/>
           <w:u w:val="single"/>
         </w:rPr>
-        <w:hyperlink r:id="rId31" w:history="1">
+        <w:hyperlink r:id="rId30" w:history="1">
           <w:r>
             <w:rPr>
               <w:rStyle w:val="Hyperlink"/>
@@ -5021,7 +5051,7 @@
           <w:sz w:val="24"/>
           <w:u w:val="single"/>
         </w:rPr>
-        <w:hyperlink r:id="rId32" w:history="1">
+        <w:hyperlink r:id="rId31" w:history="1">
           <w:r>
             <w:rPr>
               <w:rStyle w:val="Hyperlink"/>
@@ -5039,7 +5069,7 @@
           <w:sz w:val="24"/>
           <w:u w:val="single"/>
         </w:rPr>
-        <w:hyperlink r:id="rId32" w:history="1">
+        <w:hyperlink r:id="rId31" w:history="1">
           <w:r>
             <w:rPr>
               <w:rStyle w:val="Hyperlink"/>
@@ -5057,7 +5087,7 @@
           <w:sz w:val="24"/>
           <w:u w:val="single"/>
         </w:rPr>
-        <w:hyperlink r:id="rId32" w:history="1">
+        <w:hyperlink r:id="rId31" w:history="1">
           <w:r>
             <w:rPr>
               <w:rStyle w:val="Hyperlink"/>
@@ -5085,7 +5115,7 @@
           <w:sz w:val="24"/>
           <w:u w:val="single"/>
         </w:rPr>
-        <w:hyperlink r:id="rId33" w:history="1">
+        <w:hyperlink r:id="rId32" w:history="1">
           <w:r>
             <w:rPr>
               <w:rStyle w:val="Hyperlink"/>
@@ -5114,7 +5144,7 @@
           <w:sz w:val="24"/>
           <w:u w:val="single"/>
         </w:rPr>
-        <w:hyperlink r:id="rId33" w:history="1">
+        <w:hyperlink r:id="rId32" w:history="1">
           <w:r>
             <w:rPr>
               <w:rStyle w:val="Hyperlink"/>
@@ -5142,7 +5172,7 @@
           <w:sz w:val="24"/>
           <w:u w:val="single"/>
         </w:rPr>
-        <w:hyperlink r:id="rId32" w:history="1">
+        <w:hyperlink r:id="rId31" w:history="1">
           <w:r>
             <w:rPr>
               <w:rStyle w:val="Hyperlink"/>
@@ -5160,7 +5190,7 @@
           <w:sz w:val="24"/>
           <w:u w:val="single"/>
         </w:rPr>
-        <w:hyperlink r:id="rId32" w:history="1">
+        <w:hyperlink r:id="rId31" w:history="1">
           <w:r>
             <w:rPr>
               <w:rStyle w:val="Hyperlink"/>
@@ -5189,7 +5219,7 @@
           <w:sz w:val="24"/>
           <w:u w:val="single"/>
         </w:rPr>
-        <w:hyperlink r:id="rId32" w:history="1">
+        <w:hyperlink r:id="rId31" w:history="1">
           <w:r>
             <w:rPr>
               <w:rStyle w:val="Hyperlink"/>

--- a/EXPORTS/DOCX/published/niveau2/Dutch/CivilServants.docx
+++ b/EXPORTS/DOCX/published/niveau2/Dutch/CivilServants.docx
@@ -501,35 +501,7 @@
           <w:color w:val="000000"/>
           <w:sz w:val="24"/>
         </w:rPr>
-        <w:t>, die tussen 1811 en 1816 gouverneur was van voormalig Nederla</w:t>
-      </w:r>
-      <w:r>
-        <w:rPr>
-          <w:u w:val="single" w:color="0000ff"/>
-          <w:rFonts w:ascii="Charis SIL Regular" w:hAnsi="Charis SIL Regular" w:eastAsia="Charis SIL Regular"/>
-          <w:b w:val="0"/>
-          <w:i w:val="0"/>
-          <w:color w:val="000000"/>
-          <w:sz w:val="24"/>
-        </w:rPr>
-        <w:hyperlink r:id="rId11" w:history="1">
-          <w:r>
-            <w:rPr>
-              <w:rStyle w:val="Hyperlink"/>
-            </w:rPr>
-            <w:t>nds-Indi</w:t>
-          </w:r>
-        </w:hyperlink>
-      </w:r>
-      <w:r>
-        <w:rPr>
-          <w:rFonts w:ascii="Charis SIL Regular" w:hAnsi="Charis SIL Regular" w:eastAsia="Charis SIL Regular"/>
-          <w:b w:val="0"/>
-          <w:i w:val="0"/>
-          <w:color w:val="000000"/>
-          <w:sz w:val="24"/>
-        </w:rPr>
-        <w:t>ë.</w:t>
+        <w:t>, die tussen 1811 en 1816 gouverneur was van voormalig Nederlands-Indië.</w:t>
       </w:r>
     </w:p>
     <w:p>
@@ -830,14 +802,7 @@
           <w:color w:val="000000"/>
           <w:sz w:val="24"/>
         </w:rPr>
-        <w:hyperlink r:id="rId12" w:history="1">
-          <w:r>
-            <w:rPr>
-              <w:rStyle w:val="Hyperlink"/>
-            </w:rPr>
-            <w:t>et e</w:t>
-          </w:r>
-        </w:hyperlink>
+        <w:t>et e</w:t>
       </w:r>
       <w:r>
         <w:rPr>
@@ -884,14 +849,7 @@
           <w:color w:val="000000"/>
           <w:sz w:val="24"/>
         </w:rPr>
-        <w:hyperlink r:id="rId12" w:history="1">
-          <w:r>
-            <w:rPr>
-              <w:rStyle w:val="Hyperlink"/>
-            </w:rPr>
-            <w:t>eu</w:t>
-          </w:r>
-        </w:hyperlink>
+        <w:t>eu</w:t>
       </w:r>
       <w:r>
         <w:rPr>

--- a/EXPORTS/DOCX/published/niveau2/Dutch/CivilServants.docx
+++ b/EXPORTS/DOCX/published/niveau2/Dutch/CivilServants.docx
@@ -501,7 +501,35 @@
           <w:color w:val="000000"/>
           <w:sz w:val="24"/>
         </w:rPr>
-        <w:t>, die tussen 1811 en 1816 gouverneur was van voormalig Nederlands-Indië.</w:t>
+        <w:t>, die tussen 1811 en 1816 gouverneur was van voormalig Nederla</w:t>
+      </w:r>
+      <w:r>
+        <w:rPr>
+          <w:u w:val="single" w:color="0000ff"/>
+          <w:rFonts w:ascii="Charis SIL Regular" w:hAnsi="Charis SIL Regular" w:eastAsia="Charis SIL Regular"/>
+          <w:b w:val="0"/>
+          <w:i w:val="0"/>
+          <w:color w:val="000000"/>
+          <w:sz w:val="24"/>
+        </w:rPr>
+        <w:hyperlink r:id="rId11" w:history="1">
+          <w:r>
+            <w:rPr>
+              <w:rStyle w:val="Hyperlink"/>
+            </w:rPr>
+            <w:t>nds-Indi</w:t>
+          </w:r>
+        </w:hyperlink>
+      </w:r>
+      <w:r>
+        <w:rPr>
+          <w:rFonts w:ascii="Charis SIL Regular" w:hAnsi="Charis SIL Regular" w:eastAsia="Charis SIL Regular"/>
+          <w:b w:val="0"/>
+          <w:i w:val="0"/>
+          <w:color w:val="000000"/>
+          <w:sz w:val="24"/>
+        </w:rPr>
+        <w:t>ë.</w:t>
       </w:r>
     </w:p>
     <w:p>
@@ -802,7 +830,14 @@
           <w:color w:val="000000"/>
           <w:sz w:val="24"/>
         </w:rPr>
-        <w:t>et e</w:t>
+        <w:hyperlink r:id="rId12" w:history="1">
+          <w:r>
+            <w:rPr>
+              <w:rStyle w:val="Hyperlink"/>
+            </w:rPr>
+            <w:t>et e</w:t>
+          </w:r>
+        </w:hyperlink>
       </w:r>
       <w:r>
         <w:rPr>
@@ -849,7 +884,14 @@
           <w:color w:val="000000"/>
           <w:sz w:val="24"/>
         </w:rPr>
-        <w:t>eu</w:t>
+        <w:hyperlink r:id="rId12" w:history="1">
+          <w:r>
+            <w:rPr>
+              <w:rStyle w:val="Hyperlink"/>
+            </w:rPr>
+            <w:t>eu</w:t>
+          </w:r>
+        </w:hyperlink>
       </w:r>
       <w:r>
         <w:rPr>

--- a/EXPORTS/DOCX/published/niveau2/Dutch/CivilServants.docx
+++ b/EXPORTS/DOCX/published/niveau2/Dutch/CivilServants.docx
@@ -765,79 +765,7 @@
           <w:color w:val="000000"/>
           <w:sz w:val="24"/>
         </w:rPr>
-        <w:t xml:space="preserve">zou dan </w:t>
-      </w:r>
-      <w:r>
-        <w:rPr>
-          <w:u w:val="single" w:color="0000ff"/>
-          <w:rFonts w:ascii="Charis SIL Regular" w:hAnsi="Charis SIL Regular" w:eastAsia="Charis SIL Regular"/>
-          <w:b w:val="0"/>
-          <w:i w:val="0"/>
-          <w:color w:val="000000"/>
-          <w:sz w:val="24"/>
-        </w:rPr>
-        <w:hyperlink r:id="rId12" w:history="1">
-          <w:r>
-            <w:rPr>
-              <w:rStyle w:val="Hyperlink"/>
-            </w:rPr>
-            <w:t>voor de verd</w:t>
-          </w:r>
-        </w:hyperlink>
-      </w:r>
-      <w:r>
-        <w:rPr>
-          <w:u w:val="single" w:color="0000ff"/>
-          <w:rFonts w:ascii="Charis SIL Regular" w:hAnsi="Charis SIL Regular" w:eastAsia="Charis SIL Regular"/>
-          <w:b w:val="0"/>
-          <w:i w:val="0"/>
-          <w:color w:val="000000"/>
-          <w:sz w:val="24"/>
-        </w:rPr>
-        <w:hyperlink r:id="rId12" w:history="1">
-          <w:r>
-            <w:rPr>
-              <w:rStyle w:val="Hyperlink"/>
-            </w:rPr>
-            <w:t xml:space="preserve">eling tussen </w:t>
-          </w:r>
-        </w:hyperlink>
-      </w:r>
-      <w:r>
-        <w:rPr>
-          <w:u w:val="single" w:color="0000ff"/>
-          <w:rFonts w:ascii="Charis SIL Regular" w:hAnsi="Charis SIL Regular" w:eastAsia="Charis SIL Regular"/>
-          <w:b w:val="0"/>
-          <w:i w:val="0"/>
-          <w:color w:val="000000"/>
-          <w:sz w:val="24"/>
-        </w:rPr>
-        <w:hyperlink r:id="rId12" w:history="1">
-          <w:r>
-            <w:rPr>
-              <w:rStyle w:val="Hyperlink"/>
-            </w:rPr>
-            <w:t>h</w:t>
-          </w:r>
-        </w:hyperlink>
-      </w:r>
-      <w:r>
-        <w:rPr>
-          <w:u w:val="single" w:color="0000ff"/>
-          <w:rFonts w:ascii="Charis SIL Regular" w:hAnsi="Charis SIL Regular" w:eastAsia="Charis SIL Regular"/>
-          <w:b w:val="0"/>
-          <w:i w:val="0"/>
-          <w:color w:val="000000"/>
-          <w:sz w:val="24"/>
-        </w:rPr>
-        <w:hyperlink r:id="rId12" w:history="1">
-          <w:r>
-            <w:rPr>
-              <w:rStyle w:val="Hyperlink"/>
-            </w:rPr>
-            <w:t>et e</w:t>
-          </w:r>
-        </w:hyperlink>
+        <w:t>zou dan voor de verdeling tussen het e</w:t>
       </w:r>
       <w:r>
         <w:rPr>
@@ -3309,15 +3237,9 @@
           <w:i w:val="0"/>
           <w:color w:val="0000FF"/>
           <w:sz w:val="24"/>
-        </w:rPr>
-        <w:hyperlink r:id="rId23" w:history="1">
-          <w:r>
-            <w:rPr>
-              <w:rStyle w:val="Hyperlink"/>
-            </w:rPr>
-            <w:t>.n</w:t>
-          </w:r>
-        </w:hyperlink>
+          <w:u w:val="single"/>
+        </w:rPr>
+        <w:t>.n</w:t>
       </w:r>
       <w:r>
         <w:rPr>
@@ -4893,7 +4815,7 @@
           <w:sz w:val="24"/>
           <w:u w:val="single"/>
         </w:rPr>
-        <w:hyperlink r:id="rId30" w:history="1">
+        <w:hyperlink r:id="rId31" w:history="1">
           <w:r>
             <w:rPr>
               <w:rStyle w:val="Hyperlink"/>
@@ -5051,7 +4973,7 @@
           <w:sz w:val="24"/>
           <w:u w:val="single"/>
         </w:rPr>
-        <w:hyperlink r:id="rId31" w:history="1">
+        <w:hyperlink r:id="rId32" w:history="1">
           <w:r>
             <w:rPr>
               <w:rStyle w:val="Hyperlink"/>
@@ -5069,7 +4991,7 @@
           <w:sz w:val="24"/>
           <w:u w:val="single"/>
         </w:rPr>
-        <w:hyperlink r:id="rId31" w:history="1">
+        <w:hyperlink r:id="rId32" w:history="1">
           <w:r>
             <w:rPr>
               <w:rStyle w:val="Hyperlink"/>
@@ -5087,7 +5009,7 @@
           <w:sz w:val="24"/>
           <w:u w:val="single"/>
         </w:rPr>
-        <w:hyperlink r:id="rId31" w:history="1">
+        <w:hyperlink r:id="rId32" w:history="1">
           <w:r>
             <w:rPr>
               <w:rStyle w:val="Hyperlink"/>
@@ -5115,7 +5037,7 @@
           <w:sz w:val="24"/>
           <w:u w:val="single"/>
         </w:rPr>
-        <w:hyperlink r:id="rId32" w:history="1">
+        <w:hyperlink r:id="rId33" w:history="1">
           <w:r>
             <w:rPr>
               <w:rStyle w:val="Hyperlink"/>
@@ -5144,7 +5066,7 @@
           <w:sz w:val="24"/>
           <w:u w:val="single"/>
         </w:rPr>
-        <w:hyperlink r:id="rId32" w:history="1">
+        <w:hyperlink r:id="rId33" w:history="1">
           <w:r>
             <w:rPr>
               <w:rStyle w:val="Hyperlink"/>
@@ -5172,7 +5094,7 @@
           <w:sz w:val="24"/>
           <w:u w:val="single"/>
         </w:rPr>
-        <w:hyperlink r:id="rId31" w:history="1">
+        <w:hyperlink r:id="rId32" w:history="1">
           <w:r>
             <w:rPr>
               <w:rStyle w:val="Hyperlink"/>
@@ -5190,7 +5112,7 @@
           <w:sz w:val="24"/>
           <w:u w:val="single"/>
         </w:rPr>
-        <w:hyperlink r:id="rId31" w:history="1">
+        <w:hyperlink r:id="rId32" w:history="1">
           <w:r>
             <w:rPr>
               <w:rStyle w:val="Hyperlink"/>
@@ -5219,7 +5141,7 @@
           <w:sz w:val="24"/>
           <w:u w:val="single"/>
         </w:rPr>
-        <w:hyperlink r:id="rId31" w:history="1">
+        <w:hyperlink r:id="rId32" w:history="1">
           <w:r>
             <w:rPr>
               <w:rStyle w:val="Hyperlink"/>

--- a/EXPORTS/DOCX/published/niveau2/Dutch/CivilServants.docx
+++ b/EXPORTS/DOCX/published/niveau2/Dutch/CivilServants.docx
@@ -473,15 +473,9 @@
           <w:i w:val="0"/>
           <w:color w:val="0000FF"/>
           <w:sz w:val="24"/>
-        </w:rPr>
-        <w:hyperlink r:id="rId11" w:history="1">
-          <w:r>
-            <w:rPr>
-              <w:rStyle w:val="Hyperlink"/>
-            </w:rPr>
-            <w:t>fl</w:t>
-          </w:r>
-        </w:hyperlink>
+          <w:u w:val="single"/>
+        </w:rPr>
+        <w:t>fl</w:t>
       </w:r>
       <w:r>
         <w:rPr>
@@ -765,7 +759,79 @@
           <w:color w:val="000000"/>
           <w:sz w:val="24"/>
         </w:rPr>
-        <w:t>zou dan voor de verdeling tussen het e</w:t>
+        <w:t xml:space="preserve">zou dan </w:t>
+      </w:r>
+      <w:r>
+        <w:rPr>
+          <w:u w:val="single" w:color="0000ff"/>
+          <w:rFonts w:ascii="Charis SIL Regular" w:hAnsi="Charis SIL Regular" w:eastAsia="Charis SIL Regular"/>
+          <w:b w:val="0"/>
+          <w:i w:val="0"/>
+          <w:color w:val="000000"/>
+          <w:sz w:val="24"/>
+        </w:rPr>
+        <w:hyperlink r:id="rId12" w:history="1">
+          <w:r>
+            <w:rPr>
+              <w:rStyle w:val="Hyperlink"/>
+            </w:rPr>
+            <w:t>voor de verd</w:t>
+          </w:r>
+        </w:hyperlink>
+      </w:r>
+      <w:r>
+        <w:rPr>
+          <w:u w:val="single" w:color="0000ff"/>
+          <w:rFonts w:ascii="Charis SIL Regular" w:hAnsi="Charis SIL Regular" w:eastAsia="Charis SIL Regular"/>
+          <w:b w:val="0"/>
+          <w:i w:val="0"/>
+          <w:color w:val="000000"/>
+          <w:sz w:val="24"/>
+        </w:rPr>
+        <w:hyperlink r:id="rId12" w:history="1">
+          <w:r>
+            <w:rPr>
+              <w:rStyle w:val="Hyperlink"/>
+            </w:rPr>
+            <w:t xml:space="preserve">eling tussen </w:t>
+          </w:r>
+        </w:hyperlink>
+      </w:r>
+      <w:r>
+        <w:rPr>
+          <w:u w:val="single" w:color="0000ff"/>
+          <w:rFonts w:ascii="Charis SIL Regular" w:hAnsi="Charis SIL Regular" w:eastAsia="Charis SIL Regular"/>
+          <w:b w:val="0"/>
+          <w:i w:val="0"/>
+          <w:color w:val="000000"/>
+          <w:sz w:val="24"/>
+        </w:rPr>
+        <w:hyperlink r:id="rId12" w:history="1">
+          <w:r>
+            <w:rPr>
+              <w:rStyle w:val="Hyperlink"/>
+            </w:rPr>
+            <w:t>h</w:t>
+          </w:r>
+        </w:hyperlink>
+      </w:r>
+      <w:r>
+        <w:rPr>
+          <w:u w:val="single" w:color="0000ff"/>
+          <w:rFonts w:ascii="Charis SIL Regular" w:hAnsi="Charis SIL Regular" w:eastAsia="Charis SIL Regular"/>
+          <w:b w:val="0"/>
+          <w:i w:val="0"/>
+          <w:color w:val="000000"/>
+          <w:sz w:val="24"/>
+        </w:rPr>
+        <w:hyperlink r:id="rId12" w:history="1">
+          <w:r>
+            <w:rPr>
+              <w:rStyle w:val="Hyperlink"/>
+            </w:rPr>
+            <w:t>et e</w:t>
+          </w:r>
+        </w:hyperlink>
       </w:r>
       <w:r>
         <w:rPr>
@@ -3237,9 +3303,15 @@
           <w:i w:val="0"/>
           <w:color w:val="0000FF"/>
           <w:sz w:val="24"/>
-          <w:u w:val="single"/>
-        </w:rPr>
-        <w:t>.n</w:t>
+        </w:rPr>
+        <w:hyperlink r:id="rId23" w:history="1">
+          <w:r>
+            <w:rPr>
+              <w:rStyle w:val="Hyperlink"/>
+            </w:rPr>
+            <w:t>.n</w:t>
+          </w:r>
+        </w:hyperlink>
       </w:r>
       <w:r>
         <w:rPr>
@@ -4815,7 +4887,7 @@
           <w:sz w:val="24"/>
           <w:u w:val="single"/>
         </w:rPr>
-        <w:hyperlink r:id="rId31" w:history="1">
+        <w:hyperlink r:id="rId30" w:history="1">
           <w:r>
             <w:rPr>
               <w:rStyle w:val="Hyperlink"/>
@@ -4973,7 +5045,7 @@
           <w:sz w:val="24"/>
           <w:u w:val="single"/>
         </w:rPr>
-        <w:hyperlink r:id="rId32" w:history="1">
+        <w:hyperlink r:id="rId31" w:history="1">
           <w:r>
             <w:rPr>
               <w:rStyle w:val="Hyperlink"/>
@@ -4991,7 +5063,7 @@
           <w:sz w:val="24"/>
           <w:u w:val="single"/>
         </w:rPr>
-        <w:hyperlink r:id="rId32" w:history="1">
+        <w:hyperlink r:id="rId31" w:history="1">
           <w:r>
             <w:rPr>
               <w:rStyle w:val="Hyperlink"/>
@@ -5009,7 +5081,7 @@
           <w:sz w:val="24"/>
           <w:u w:val="single"/>
         </w:rPr>
-        <w:hyperlink r:id="rId32" w:history="1">
+        <w:hyperlink r:id="rId31" w:history="1">
           <w:r>
             <w:rPr>
               <w:rStyle w:val="Hyperlink"/>
@@ -5037,7 +5109,7 @@
           <w:sz w:val="24"/>
           <w:u w:val="single"/>
         </w:rPr>
-        <w:hyperlink r:id="rId33" w:history="1">
+        <w:hyperlink r:id="rId32" w:history="1">
           <w:r>
             <w:rPr>
               <w:rStyle w:val="Hyperlink"/>
@@ -5066,7 +5138,7 @@
           <w:sz w:val="24"/>
           <w:u w:val="single"/>
         </w:rPr>
-        <w:hyperlink r:id="rId33" w:history="1">
+        <w:hyperlink r:id="rId32" w:history="1">
           <w:r>
             <w:rPr>
               <w:rStyle w:val="Hyperlink"/>
@@ -5094,7 +5166,7 @@
           <w:sz w:val="24"/>
           <w:u w:val="single"/>
         </w:rPr>
-        <w:hyperlink r:id="rId32" w:history="1">
+        <w:hyperlink r:id="rId31" w:history="1">
           <w:r>
             <w:rPr>
               <w:rStyle w:val="Hyperlink"/>
@@ -5112,7 +5184,7 @@
           <w:sz w:val="24"/>
           <w:u w:val="single"/>
         </w:rPr>
-        <w:hyperlink r:id="rId32" w:history="1">
+        <w:hyperlink r:id="rId31" w:history="1">
           <w:r>
             <w:rPr>
               <w:rStyle w:val="Hyperlink"/>
@@ -5141,7 +5213,7 @@
           <w:sz w:val="24"/>
           <w:u w:val="single"/>
         </w:rPr>
-        <w:hyperlink r:id="rId32" w:history="1">
+        <w:hyperlink r:id="rId31" w:history="1">
           <w:r>
             <w:rPr>
               <w:rStyle w:val="Hyperlink"/>

--- a/EXPORTS/DOCX/published/niveau2/Dutch/CivilServants.docx
+++ b/EXPORTS/DOCX/published/niveau2/Dutch/CivilServants.docx
@@ -473,9 +473,15 @@
           <w:i w:val="0"/>
           <w:color w:val="0000FF"/>
           <w:sz w:val="24"/>
-          <w:u w:val="single"/>
-        </w:rPr>
-        <w:t>fl</w:t>
+        </w:rPr>
+        <w:hyperlink r:id="rId11" w:history="1">
+          <w:r>
+            <w:rPr>
+              <w:rStyle w:val="Hyperlink"/>
+            </w:rPr>
+            <w:t>fl</w:t>
+          </w:r>
+        </w:hyperlink>
       </w:r>
       <w:r>
         <w:rPr>
@@ -4887,7 +4893,7 @@
           <w:sz w:val="24"/>
           <w:u w:val="single"/>
         </w:rPr>
-        <w:hyperlink r:id="rId30" w:history="1">
+        <w:hyperlink r:id="rId31" w:history="1">
           <w:r>
             <w:rPr>
               <w:rStyle w:val="Hyperlink"/>
@@ -4905,7 +4911,7 @@
           <w:sz w:val="24"/>
           <w:u w:val="single"/>
         </w:rPr>
-        <w:hyperlink r:id="rId30" w:history="1">
+        <w:hyperlink r:id="rId31" w:history="1">
           <w:r>
             <w:rPr>
               <w:rStyle w:val="Hyperlink"/>
@@ -4934,7 +4940,7 @@
           <w:sz w:val="24"/>
           <w:u w:val="single"/>
         </w:rPr>
-        <w:hyperlink r:id="rId30" w:history="1">
+        <w:hyperlink r:id="rId31" w:history="1">
           <w:r>
             <w:rPr>
               <w:rStyle w:val="Hyperlink"/>
@@ -5045,7 +5051,7 @@
           <w:sz w:val="24"/>
           <w:u w:val="single"/>
         </w:rPr>
-        <w:hyperlink r:id="rId31" w:history="1">
+        <w:hyperlink r:id="rId32" w:history="1">
           <w:r>
             <w:rPr>
               <w:rStyle w:val="Hyperlink"/>
@@ -5063,7 +5069,7 @@
           <w:sz w:val="24"/>
           <w:u w:val="single"/>
         </w:rPr>
-        <w:hyperlink r:id="rId31" w:history="1">
+        <w:hyperlink r:id="rId32" w:history="1">
           <w:r>
             <w:rPr>
               <w:rStyle w:val="Hyperlink"/>
@@ -5081,7 +5087,7 @@
           <w:sz w:val="24"/>
           <w:u w:val="single"/>
         </w:rPr>
-        <w:hyperlink r:id="rId31" w:history="1">
+        <w:hyperlink r:id="rId32" w:history="1">
           <w:r>
             <w:rPr>
               <w:rStyle w:val="Hyperlink"/>
@@ -5109,7 +5115,7 @@
           <w:sz w:val="24"/>
           <w:u w:val="single"/>
         </w:rPr>
-        <w:hyperlink r:id="rId32" w:history="1">
+        <w:hyperlink r:id="rId33" w:history="1">
           <w:r>
             <w:rPr>
               <w:rStyle w:val="Hyperlink"/>
@@ -5138,7 +5144,7 @@
           <w:sz w:val="24"/>
           <w:u w:val="single"/>
         </w:rPr>
-        <w:hyperlink r:id="rId32" w:history="1">
+        <w:hyperlink r:id="rId33" w:history="1">
           <w:r>
             <w:rPr>
               <w:rStyle w:val="Hyperlink"/>
@@ -5166,7 +5172,7 @@
           <w:sz w:val="24"/>
           <w:u w:val="single"/>
         </w:rPr>
-        <w:hyperlink r:id="rId31" w:history="1">
+        <w:hyperlink r:id="rId32" w:history="1">
           <w:r>
             <w:rPr>
               <w:rStyle w:val="Hyperlink"/>
@@ -5184,7 +5190,7 @@
           <w:sz w:val="24"/>
           <w:u w:val="single"/>
         </w:rPr>
-        <w:hyperlink r:id="rId31" w:history="1">
+        <w:hyperlink r:id="rId32" w:history="1">
           <w:r>
             <w:rPr>
               <w:rStyle w:val="Hyperlink"/>
@@ -5213,7 +5219,7 @@
           <w:sz w:val="24"/>
           <w:u w:val="single"/>
         </w:rPr>
-        <w:hyperlink r:id="rId31" w:history="1">
+        <w:hyperlink r:id="rId32" w:history="1">
           <w:r>
             <w:rPr>
               <w:rStyle w:val="Hyperlink"/>

--- a/EXPORTS/DOCX/published/niveau2/Dutch/CivilServants.docx
+++ b/EXPORTS/DOCX/published/niveau2/Dutch/CivilServants.docx
@@ -2038,61 +2038,7 @@
           <w:color w:val="000000"/>
           <w:sz w:val="24"/>
         </w:rPr>
-        <w:t>. Soms zijn er nog a</w:t>
-      </w:r>
-      <w:r>
-        <w:rPr>
-          <w:u w:val="single" w:color="0000ff"/>
-          <w:rFonts w:ascii="Charis SIL Regular" w:hAnsi="Charis SIL Regular" w:eastAsia="Charis SIL Regular"/>
-          <w:b w:val="0"/>
-          <w:i w:val="0"/>
-          <w:color w:val="000000"/>
-          <w:sz w:val="24"/>
-        </w:rPr>
-        <w:hyperlink r:id="rId18" w:history="1">
-          <w:r>
-            <w:rPr>
-              <w:rStyle w:val="Hyperlink"/>
-            </w:rPr>
-            <w:t>rchiefstukke</w:t>
-          </w:r>
-        </w:hyperlink>
-      </w:r>
-      <w:r>
-        <w:rPr>
-          <w:u w:val="single" w:color="0000ff"/>
-          <w:rFonts w:ascii="Charis SIL Regular" w:hAnsi="Charis SIL Regular" w:eastAsia="Charis SIL Regular"/>
-          <w:b w:val="0"/>
-          <w:i w:val="0"/>
-          <w:color w:val="000000"/>
-          <w:sz w:val="24"/>
-        </w:rPr>
-        <w:hyperlink r:id="rId18" w:history="1">
-          <w:r>
-            <w:rPr>
-              <w:rStyle w:val="Hyperlink"/>
-            </w:rPr>
-            <w:t>n</w:t>
-          </w:r>
-        </w:hyperlink>
-      </w:r>
-      <w:r>
-        <w:rPr>
-          <w:u w:val="single" w:color="0000ff"/>
-          <w:rFonts w:ascii="Charis SIL Regular" w:hAnsi="Charis SIL Regular" w:eastAsia="Charis SIL Regular"/>
-          <w:b w:val="0"/>
-          <w:i w:val="0"/>
-          <w:color w:val="000000"/>
-          <w:sz w:val="24"/>
-        </w:rPr>
-        <w:hyperlink r:id="rId18" w:history="1">
-          <w:r>
-            <w:rPr>
-              <w:rStyle w:val="Hyperlink"/>
-            </w:rPr>
-            <w:t xml:space="preserve"> in particulie</w:t>
-          </w:r>
-        </w:hyperlink>
+        <w:t>. Soms zijn er nog archiefstukken in particulie</w:t>
       </w:r>
       <w:r>
         <w:rPr>
@@ -2114,6 +2060,16 @@
       </w:r>
       <w:r>
         <w:rPr>
+          <w:rFonts w:ascii="Charis SIL Regular" w:hAnsi="Charis SIL Regular" w:eastAsia="Charis SIL Regular"/>
+          <w:b w:val="0"/>
+          <w:i w:val="0"/>
+          <w:color w:val="000000"/>
+          <w:sz w:val="24"/>
+        </w:rPr>
+        <w:t>bijvoorbeeld bi</w:t>
+      </w:r>
+      <w:r>
+        <w:rPr>
           <w:u w:val="single" w:color="0000ff"/>
           <w:rFonts w:ascii="Charis SIL Regular" w:hAnsi="Charis SIL Regular" w:eastAsia="Charis SIL Regular"/>
           <w:b w:val="0"/>
@@ -2121,42 +2077,7 @@
           <w:color w:val="000000"/>
           <w:sz w:val="24"/>
         </w:rPr>
-        <w:hyperlink r:id="rId18" w:history="1">
-          <w:r>
-            <w:rPr>
-              <w:rStyle w:val="Hyperlink"/>
-            </w:rPr>
-            <w:t>bijvoorb</w:t>
-          </w:r>
-        </w:hyperlink>
-      </w:r>
-      <w:r>
-        <w:rPr>
-          <w:rFonts w:ascii="Charis SIL Regular" w:hAnsi="Charis SIL Regular" w:eastAsia="Charis SIL Regular"/>
-          <w:b w:val="0"/>
-          <w:i w:val="0"/>
-          <w:color w:val="000000"/>
-          <w:sz w:val="24"/>
-        </w:rPr>
-        <w:t>eeld bi</w:t>
-      </w:r>
-      <w:r>
-        <w:rPr>
-          <w:u w:val="single" w:color="0000ff"/>
-          <w:rFonts w:ascii="Charis SIL Regular" w:hAnsi="Charis SIL Regular" w:eastAsia="Charis SIL Regular"/>
-          <w:b w:val="0"/>
-          <w:i w:val="0"/>
-          <w:color w:val="000000"/>
-          <w:sz w:val="24"/>
-        </w:rPr>
-        <w:hyperlink r:id="rId19" w:history="1">
-          <w:r>
-            <w:rPr>
-              <w:rStyle w:val="Hyperlink"/>
-            </w:rPr>
-            <w:t>j nabestaa</w:t>
-          </w:r>
-        </w:hyperlink>
+        <w:t>j nabestaa</w:t>
       </w:r>
       <w:r>
         <w:rPr>
@@ -3309,15 +3230,9 @@
           <w:i w:val="0"/>
           <w:color w:val="0000FF"/>
           <w:sz w:val="24"/>
-        </w:rPr>
-        <w:hyperlink r:id="rId23" w:history="1">
-          <w:r>
-            <w:rPr>
-              <w:rStyle w:val="Hyperlink"/>
-            </w:rPr>
-            <w:t>.n</w:t>
-          </w:r>
-        </w:hyperlink>
+          <w:u w:val="single"/>
+        </w:rPr>
+        <w:t>.n</w:t>
       </w:r>
       <w:r>
         <w:rPr>
@@ -4893,7 +4808,7 @@
           <w:sz w:val="24"/>
           <w:u w:val="single"/>
         </w:rPr>
-        <w:hyperlink r:id="rId31" w:history="1">
+        <w:hyperlink r:id="rId30" w:history="1">
           <w:r>
             <w:rPr>
               <w:rStyle w:val="Hyperlink"/>
@@ -4911,7 +4826,7 @@
           <w:sz w:val="24"/>
           <w:u w:val="single"/>
         </w:rPr>
-        <w:hyperlink r:id="rId31" w:history="1">
+        <w:hyperlink r:id="rId30" w:history="1">
           <w:r>
             <w:rPr>
               <w:rStyle w:val="Hyperlink"/>
@@ -4940,7 +4855,7 @@
           <w:sz w:val="24"/>
           <w:u w:val="single"/>
         </w:rPr>
-        <w:hyperlink r:id="rId31" w:history="1">
+        <w:hyperlink r:id="rId30" w:history="1">
           <w:r>
             <w:rPr>
               <w:rStyle w:val="Hyperlink"/>
@@ -5051,7 +4966,7 @@
           <w:sz w:val="24"/>
           <w:u w:val="single"/>
         </w:rPr>
-        <w:hyperlink r:id="rId32" w:history="1">
+        <w:hyperlink r:id="rId31" w:history="1">
           <w:r>
             <w:rPr>
               <w:rStyle w:val="Hyperlink"/>
@@ -5069,7 +4984,7 @@
           <w:sz w:val="24"/>
           <w:u w:val="single"/>
         </w:rPr>
-        <w:hyperlink r:id="rId32" w:history="1">
+        <w:hyperlink r:id="rId31" w:history="1">
           <w:r>
             <w:rPr>
               <w:rStyle w:val="Hyperlink"/>
@@ -5087,7 +5002,7 @@
           <w:sz w:val="24"/>
           <w:u w:val="single"/>
         </w:rPr>
-        <w:hyperlink r:id="rId32" w:history="1">
+        <w:hyperlink r:id="rId31" w:history="1">
           <w:r>
             <w:rPr>
               <w:rStyle w:val="Hyperlink"/>
@@ -5115,7 +5030,7 @@
           <w:sz w:val="24"/>
           <w:u w:val="single"/>
         </w:rPr>
-        <w:hyperlink r:id="rId33" w:history="1">
+        <w:hyperlink r:id="rId32" w:history="1">
           <w:r>
             <w:rPr>
               <w:rStyle w:val="Hyperlink"/>
@@ -5144,7 +5059,7 @@
           <w:sz w:val="24"/>
           <w:u w:val="single"/>
         </w:rPr>
-        <w:hyperlink r:id="rId33" w:history="1">
+        <w:hyperlink r:id="rId32" w:history="1">
           <w:r>
             <w:rPr>
               <w:rStyle w:val="Hyperlink"/>
@@ -5172,7 +5087,7 @@
           <w:sz w:val="24"/>
           <w:u w:val="single"/>
         </w:rPr>
-        <w:hyperlink r:id="rId32" w:history="1">
+        <w:hyperlink r:id="rId31" w:history="1">
           <w:r>
             <w:rPr>
               <w:rStyle w:val="Hyperlink"/>
@@ -5190,7 +5105,7 @@
           <w:sz w:val="24"/>
           <w:u w:val="single"/>
         </w:rPr>
-        <w:hyperlink r:id="rId32" w:history="1">
+        <w:hyperlink r:id="rId31" w:history="1">
           <w:r>
             <w:rPr>
               <w:rStyle w:val="Hyperlink"/>
@@ -5219,7 +5134,7 @@
           <w:sz w:val="24"/>
           <w:u w:val="single"/>
         </w:rPr>
-        <w:hyperlink r:id="rId32" w:history="1">
+        <w:hyperlink r:id="rId31" w:history="1">
           <w:r>
             <w:rPr>
               <w:rStyle w:val="Hyperlink"/>

--- a/EXPORTS/DOCX/published/niveau2/Dutch/CivilServants.docx
+++ b/EXPORTS/DOCX/published/niveau2/Dutch/CivilServants.docx
@@ -501,35 +501,7 @@
           <w:color w:val="000000"/>
           <w:sz w:val="24"/>
         </w:rPr>
-        <w:t>, die tussen 1811 en 1816 gouverneur was van voormalig Nederla</w:t>
-      </w:r>
-      <w:r>
-        <w:rPr>
-          <w:u w:val="single" w:color="0000ff"/>
-          <w:rFonts w:ascii="Charis SIL Regular" w:hAnsi="Charis SIL Regular" w:eastAsia="Charis SIL Regular"/>
-          <w:b w:val="0"/>
-          <w:i w:val="0"/>
-          <w:color w:val="000000"/>
-          <w:sz w:val="24"/>
-        </w:rPr>
-        <w:hyperlink r:id="rId11" w:history="1">
-          <w:r>
-            <w:rPr>
-              <w:rStyle w:val="Hyperlink"/>
-            </w:rPr>
-            <w:t>nds-Indi</w:t>
-          </w:r>
-        </w:hyperlink>
-      </w:r>
-      <w:r>
-        <w:rPr>
-          <w:rFonts w:ascii="Charis SIL Regular" w:hAnsi="Charis SIL Regular" w:eastAsia="Charis SIL Regular"/>
-          <w:b w:val="0"/>
-          <w:i w:val="0"/>
-          <w:color w:val="000000"/>
-          <w:sz w:val="24"/>
-        </w:rPr>
-        <w:t>ë.</w:t>
+        <w:t>, die tussen 1811 en 1816 gouverneur was van voormalig Nederlands-Indië.</w:t>
       </w:r>
     </w:p>
     <w:p>
@@ -765,25 +737,7 @@
           <w:color w:val="000000"/>
           <w:sz w:val="24"/>
         </w:rPr>
-        <w:t xml:space="preserve">zou dan </w:t>
-      </w:r>
-      <w:r>
-        <w:rPr>
-          <w:u w:val="single" w:color="0000ff"/>
-          <w:rFonts w:ascii="Charis SIL Regular" w:hAnsi="Charis SIL Regular" w:eastAsia="Charis SIL Regular"/>
-          <w:b w:val="0"/>
-          <w:i w:val="0"/>
-          <w:color w:val="000000"/>
-          <w:sz w:val="24"/>
-        </w:rPr>
-        <w:hyperlink r:id="rId12" w:history="1">
-          <w:r>
-            <w:rPr>
-              <w:rStyle w:val="Hyperlink"/>
-            </w:rPr>
-            <w:t>voor de verd</w:t>
-          </w:r>
-        </w:hyperlink>
+        <w:t>zou dan voor de verd</w:t>
       </w:r>
       <w:r>
         <w:rPr>
@@ -884,14 +838,7 @@
           <w:color w:val="000000"/>
           <w:sz w:val="24"/>
         </w:rPr>
-        <w:hyperlink r:id="rId12" w:history="1">
-          <w:r>
-            <w:rPr>
-              <w:rStyle w:val="Hyperlink"/>
-            </w:rPr>
-            <w:t>eu</w:t>
-          </w:r>
-        </w:hyperlink>
+        <w:t>eu</w:t>
       </w:r>
       <w:r>
         <w:rPr>
@@ -1377,14 +1324,7 @@
           <w:color w:val="000000"/>
           <w:sz w:val="24"/>
         </w:rPr>
-        <w:hyperlink r:id="rId15" w:history="1">
-          <w:r>
-            <w:rPr>
-              <w:rStyle w:val="Hyperlink"/>
-            </w:rPr>
-            <w:t>erlands-I</w:t>
-          </w:r>
-        </w:hyperlink>
+        <w:t>erlands-I</w:t>
       </w:r>
       <w:r>
         <w:rPr>
@@ -2038,7 +1978,61 @@
           <w:color w:val="000000"/>
           <w:sz w:val="24"/>
         </w:rPr>
-        <w:t>. Soms zijn er nog archiefstukken in particulie</w:t>
+        <w:t>. Soms zijn er nog a</w:t>
+      </w:r>
+      <w:r>
+        <w:rPr>
+          <w:u w:val="single" w:color="0000ff"/>
+          <w:rFonts w:ascii="Charis SIL Regular" w:hAnsi="Charis SIL Regular" w:eastAsia="Charis SIL Regular"/>
+          <w:b w:val="0"/>
+          <w:i w:val="0"/>
+          <w:color w:val="000000"/>
+          <w:sz w:val="24"/>
+        </w:rPr>
+        <w:hyperlink r:id="rId18" w:history="1">
+          <w:r>
+            <w:rPr>
+              <w:rStyle w:val="Hyperlink"/>
+            </w:rPr>
+            <w:t>rchiefstukke</w:t>
+          </w:r>
+        </w:hyperlink>
+      </w:r>
+      <w:r>
+        <w:rPr>
+          <w:u w:val="single" w:color="0000ff"/>
+          <w:rFonts w:ascii="Charis SIL Regular" w:hAnsi="Charis SIL Regular" w:eastAsia="Charis SIL Regular"/>
+          <w:b w:val="0"/>
+          <w:i w:val="0"/>
+          <w:color w:val="000000"/>
+          <w:sz w:val="24"/>
+        </w:rPr>
+        <w:hyperlink r:id="rId18" w:history="1">
+          <w:r>
+            <w:rPr>
+              <w:rStyle w:val="Hyperlink"/>
+            </w:rPr>
+            <w:t>n</w:t>
+          </w:r>
+        </w:hyperlink>
+      </w:r>
+      <w:r>
+        <w:rPr>
+          <w:u w:val="single" w:color="0000ff"/>
+          <w:rFonts w:ascii="Charis SIL Regular" w:hAnsi="Charis SIL Regular" w:eastAsia="Charis SIL Regular"/>
+          <w:b w:val="0"/>
+          <w:i w:val="0"/>
+          <w:color w:val="000000"/>
+          <w:sz w:val="24"/>
+        </w:rPr>
+        <w:hyperlink r:id="rId18" w:history="1">
+          <w:r>
+            <w:rPr>
+              <w:rStyle w:val="Hyperlink"/>
+            </w:rPr>
+            <w:t xml:space="preserve"> in particulie</w:t>
+          </w:r>
+        </w:hyperlink>
       </w:r>
       <w:r>
         <w:rPr>
@@ -2060,13 +2054,31 @@
       </w:r>
       <w:r>
         <w:rPr>
+          <w:u w:val="single" w:color="0000ff"/>
           <w:rFonts w:ascii="Charis SIL Regular" w:hAnsi="Charis SIL Regular" w:eastAsia="Charis SIL Regular"/>
           <w:b w:val="0"/>
           <w:i w:val="0"/>
           <w:color w:val="000000"/>
           <w:sz w:val="24"/>
         </w:rPr>
-        <w:t>bijvoorbeeld bi</w:t>
+        <w:hyperlink r:id="rId18" w:history="1">
+          <w:r>
+            <w:rPr>
+              <w:rStyle w:val="Hyperlink"/>
+            </w:rPr>
+            <w:t>bijvoorb</w:t>
+          </w:r>
+        </w:hyperlink>
+      </w:r>
+      <w:r>
+        <w:rPr>
+          <w:rFonts w:ascii="Charis SIL Regular" w:hAnsi="Charis SIL Regular" w:eastAsia="Charis SIL Regular"/>
+          <w:b w:val="0"/>
+          <w:i w:val="0"/>
+          <w:color w:val="000000"/>
+          <w:sz w:val="24"/>
+        </w:rPr>
+        <w:t>eeld bi</w:t>
       </w:r>
       <w:r>
         <w:rPr>
@@ -2077,7 +2089,14 @@
           <w:color w:val="000000"/>
           <w:sz w:val="24"/>
         </w:rPr>
-        <w:t>j nabestaa</w:t>
+        <w:hyperlink r:id="rId19" w:history="1">
+          <w:r>
+            <w:rPr>
+              <w:rStyle w:val="Hyperlink"/>
+            </w:rPr>
+            <w:t>j nabestaa</w:t>
+          </w:r>
+        </w:hyperlink>
       </w:r>
       <w:r>
         <w:rPr>
@@ -3230,9 +3249,15 @@
           <w:i w:val="0"/>
           <w:color w:val="0000FF"/>
           <w:sz w:val="24"/>
-          <w:u w:val="single"/>
-        </w:rPr>
-        <w:t>.n</w:t>
+        </w:rPr>
+        <w:hyperlink r:id="rId23" w:history="1">
+          <w:r>
+            <w:rPr>
+              <w:rStyle w:val="Hyperlink"/>
+            </w:rPr>
+            <w:t>.n</w:t>
+          </w:r>
+        </w:hyperlink>
       </w:r>
       <w:r>
         <w:rPr>

--- a/EXPORTS/DOCX/published/niveau2/Dutch/CivilServants.docx
+++ b/EXPORTS/DOCX/published/niveau2/Dutch/CivilServants.docx
@@ -501,7 +501,35 @@
           <w:color w:val="000000"/>
           <w:sz w:val="24"/>
         </w:rPr>
-        <w:t>, die tussen 1811 en 1816 gouverneur was van voormalig Nederlands-Indië.</w:t>
+        <w:t>, die tussen 1811 en 1816 gouverneur was van voormalig Nederla</w:t>
+      </w:r>
+      <w:r>
+        <w:rPr>
+          <w:u w:val="single" w:color="0000ff"/>
+          <w:rFonts w:ascii="Charis SIL Regular" w:hAnsi="Charis SIL Regular" w:eastAsia="Charis SIL Regular"/>
+          <w:b w:val="0"/>
+          <w:i w:val="0"/>
+          <w:color w:val="000000"/>
+          <w:sz w:val="24"/>
+        </w:rPr>
+        <w:hyperlink r:id="rId11" w:history="1">
+          <w:r>
+            <w:rPr>
+              <w:rStyle w:val="Hyperlink"/>
+            </w:rPr>
+            <w:t>nds-Indi</w:t>
+          </w:r>
+        </w:hyperlink>
+      </w:r>
+      <w:r>
+        <w:rPr>
+          <w:rFonts w:ascii="Charis SIL Regular" w:hAnsi="Charis SIL Regular" w:eastAsia="Charis SIL Regular"/>
+          <w:b w:val="0"/>
+          <w:i w:val="0"/>
+          <w:color w:val="000000"/>
+          <w:sz w:val="24"/>
+        </w:rPr>
+        <w:t>ë.</w:t>
       </w:r>
     </w:p>
     <w:p>
@@ -737,7 +765,25 @@
           <w:color w:val="000000"/>
           <w:sz w:val="24"/>
         </w:rPr>
-        <w:t>zou dan voor de verd</w:t>
+        <w:t xml:space="preserve">zou dan </w:t>
+      </w:r>
+      <w:r>
+        <w:rPr>
+          <w:u w:val="single" w:color="0000ff"/>
+          <w:rFonts w:ascii="Charis SIL Regular" w:hAnsi="Charis SIL Regular" w:eastAsia="Charis SIL Regular"/>
+          <w:b w:val="0"/>
+          <w:i w:val="0"/>
+          <w:color w:val="000000"/>
+          <w:sz w:val="24"/>
+        </w:rPr>
+        <w:hyperlink r:id="rId12" w:history="1">
+          <w:r>
+            <w:rPr>
+              <w:rStyle w:val="Hyperlink"/>
+            </w:rPr>
+            <w:t>voor de verd</w:t>
+          </w:r>
+        </w:hyperlink>
       </w:r>
       <w:r>
         <w:rPr>
@@ -838,7 +884,14 @@
           <w:color w:val="000000"/>
           <w:sz w:val="24"/>
         </w:rPr>
-        <w:t>eu</w:t>
+        <w:hyperlink r:id="rId12" w:history="1">
+          <w:r>
+            <w:rPr>
+              <w:rStyle w:val="Hyperlink"/>
+            </w:rPr>
+            <w:t>eu</w:t>
+          </w:r>
+        </w:hyperlink>
       </w:r>
       <w:r>
         <w:rPr>
@@ -1324,7 +1377,14 @@
           <w:color w:val="000000"/>
           <w:sz w:val="24"/>
         </w:rPr>
-        <w:t>erlands-I</w:t>
+        <w:hyperlink r:id="rId15" w:history="1">
+          <w:r>
+            <w:rPr>
+              <w:rStyle w:val="Hyperlink"/>
+            </w:rPr>
+            <w:t>erlands-I</w:t>
+          </w:r>
+        </w:hyperlink>
       </w:r>
       <w:r>
         <w:rPr>
@@ -3249,15 +3309,9 @@
           <w:i w:val="0"/>
           <w:color w:val="0000FF"/>
           <w:sz w:val="24"/>
-        </w:rPr>
-        <w:hyperlink r:id="rId23" w:history="1">
-          <w:r>
-            <w:rPr>
-              <w:rStyle w:val="Hyperlink"/>
-            </w:rPr>
-            <w:t>.n</w:t>
-          </w:r>
-        </w:hyperlink>
+          <w:u w:val="single"/>
+        </w:rPr>
+        <w:t>.n</w:t>
       </w:r>
       <w:r>
         <w:rPr>
@@ -4833,7 +4887,7 @@
           <w:sz w:val="24"/>
           <w:u w:val="single"/>
         </w:rPr>
-        <w:hyperlink r:id="rId30" w:history="1">
+        <w:hyperlink r:id="rId31" w:history="1">
           <w:r>
             <w:rPr>
               <w:rStyle w:val="Hyperlink"/>
@@ -4851,7 +4905,7 @@
           <w:sz w:val="24"/>
           <w:u w:val="single"/>
         </w:rPr>
-        <w:hyperlink r:id="rId30" w:history="1">
+        <w:hyperlink r:id="rId31" w:history="1">
           <w:r>
             <w:rPr>
               <w:rStyle w:val="Hyperlink"/>
@@ -4880,7 +4934,7 @@
           <w:sz w:val="24"/>
           <w:u w:val="single"/>
         </w:rPr>
-        <w:hyperlink r:id="rId30" w:history="1">
+        <w:hyperlink r:id="rId31" w:history="1">
           <w:r>
             <w:rPr>
               <w:rStyle w:val="Hyperlink"/>
@@ -4991,7 +5045,7 @@
           <w:sz w:val="24"/>
           <w:u w:val="single"/>
         </w:rPr>
-        <w:hyperlink r:id="rId31" w:history="1">
+        <w:hyperlink r:id="rId32" w:history="1">
           <w:r>
             <w:rPr>
               <w:rStyle w:val="Hyperlink"/>
@@ -5009,7 +5063,7 @@
           <w:sz w:val="24"/>
           <w:u w:val="single"/>
         </w:rPr>
-        <w:hyperlink r:id="rId31" w:history="1">
+        <w:hyperlink r:id="rId32" w:history="1">
           <w:r>
             <w:rPr>
               <w:rStyle w:val="Hyperlink"/>
@@ -5027,7 +5081,7 @@
           <w:sz w:val="24"/>
           <w:u w:val="single"/>
         </w:rPr>
-        <w:hyperlink r:id="rId31" w:history="1">
+        <w:hyperlink r:id="rId32" w:history="1">
           <w:r>
             <w:rPr>
               <w:rStyle w:val="Hyperlink"/>
@@ -5055,7 +5109,7 @@
           <w:sz w:val="24"/>
           <w:u w:val="single"/>
         </w:rPr>
-        <w:hyperlink r:id="rId32" w:history="1">
+        <w:hyperlink r:id="rId33" w:history="1">
           <w:r>
             <w:rPr>
               <w:rStyle w:val="Hyperlink"/>
@@ -5084,7 +5138,7 @@
           <w:sz w:val="24"/>
           <w:u w:val="single"/>
         </w:rPr>
-        <w:hyperlink r:id="rId32" w:history="1">
+        <w:hyperlink r:id="rId33" w:history="1">
           <w:r>
             <w:rPr>
               <w:rStyle w:val="Hyperlink"/>
@@ -5112,7 +5166,7 @@
           <w:sz w:val="24"/>
           <w:u w:val="single"/>
         </w:rPr>
-        <w:hyperlink r:id="rId31" w:history="1">
+        <w:hyperlink r:id="rId32" w:history="1">
           <w:r>
             <w:rPr>
               <w:rStyle w:val="Hyperlink"/>
@@ -5130,7 +5184,7 @@
           <w:sz w:val="24"/>
           <w:u w:val="single"/>
         </w:rPr>
-        <w:hyperlink r:id="rId31" w:history="1">
+        <w:hyperlink r:id="rId32" w:history="1">
           <w:r>
             <w:rPr>
               <w:rStyle w:val="Hyperlink"/>
@@ -5159,7 +5213,7 @@
           <w:sz w:val="24"/>
           <w:u w:val="single"/>
         </w:rPr>
-        <w:hyperlink r:id="rId31" w:history="1">
+        <w:hyperlink r:id="rId32" w:history="1">
           <w:r>
             <w:rPr>
               <w:rStyle w:val="Hyperlink"/>

--- a/EXPORTS/DOCX/published/niveau2/Dutch/CivilServants.docx
+++ b/EXPORTS/DOCX/published/niveau2/Dutch/CivilServants.docx
@@ -3309,9 +3309,15 @@
           <w:i w:val="0"/>
           <w:color w:val="0000FF"/>
           <w:sz w:val="24"/>
-          <w:u w:val="single"/>
-        </w:rPr>
-        <w:t>.n</w:t>
+        </w:rPr>
+        <w:hyperlink r:id="rId23" w:history="1">
+          <w:r>
+            <w:rPr>
+              <w:rStyle w:val="Hyperlink"/>
+            </w:rPr>
+            <w:t>.n</w:t>
+          </w:r>
+        </w:hyperlink>
       </w:r>
       <w:r>
         <w:rPr>
@@ -4887,7 +4893,7 @@
           <w:sz w:val="24"/>
           <w:u w:val="single"/>
         </w:rPr>
-        <w:hyperlink r:id="rId31" w:history="1">
+        <w:hyperlink r:id="rId30" w:history="1">
           <w:r>
             <w:rPr>
               <w:rStyle w:val="Hyperlink"/>
@@ -4905,7 +4911,7 @@
           <w:sz w:val="24"/>
           <w:u w:val="single"/>
         </w:rPr>
-        <w:hyperlink r:id="rId31" w:history="1">
+        <w:hyperlink r:id="rId30" w:history="1">
           <w:r>
             <w:rPr>
               <w:rStyle w:val="Hyperlink"/>
@@ -4934,7 +4940,7 @@
           <w:sz w:val="24"/>
           <w:u w:val="single"/>
         </w:rPr>
-        <w:hyperlink r:id="rId31" w:history="1">
+        <w:hyperlink r:id="rId30" w:history="1">
           <w:r>
             <w:rPr>
               <w:rStyle w:val="Hyperlink"/>
@@ -5045,7 +5051,7 @@
           <w:sz w:val="24"/>
           <w:u w:val="single"/>
         </w:rPr>
-        <w:hyperlink r:id="rId32" w:history="1">
+        <w:hyperlink r:id="rId31" w:history="1">
           <w:r>
             <w:rPr>
               <w:rStyle w:val="Hyperlink"/>
@@ -5063,7 +5069,7 @@
           <w:sz w:val="24"/>
           <w:u w:val="single"/>
         </w:rPr>
-        <w:hyperlink r:id="rId32" w:history="1">
+        <w:hyperlink r:id="rId31" w:history="1">
           <w:r>
             <w:rPr>
               <w:rStyle w:val="Hyperlink"/>
@@ -5081,7 +5087,7 @@
           <w:sz w:val="24"/>
           <w:u w:val="single"/>
         </w:rPr>
-        <w:hyperlink r:id="rId32" w:history="1">
+        <w:hyperlink r:id="rId31" w:history="1">
           <w:r>
             <w:rPr>
               <w:rStyle w:val="Hyperlink"/>
@@ -5109,7 +5115,7 @@
           <w:sz w:val="24"/>
           <w:u w:val="single"/>
         </w:rPr>
-        <w:hyperlink r:id="rId33" w:history="1">
+        <w:hyperlink r:id="rId32" w:history="1">
           <w:r>
             <w:rPr>
               <w:rStyle w:val="Hyperlink"/>
@@ -5138,7 +5144,7 @@
           <w:sz w:val="24"/>
           <w:u w:val="single"/>
         </w:rPr>
-        <w:hyperlink r:id="rId33" w:history="1">
+        <w:hyperlink r:id="rId32" w:history="1">
           <w:r>
             <w:rPr>
               <w:rStyle w:val="Hyperlink"/>
@@ -5166,7 +5172,7 @@
           <w:sz w:val="24"/>
           <w:u w:val="single"/>
         </w:rPr>
-        <w:hyperlink r:id="rId32" w:history="1">
+        <w:hyperlink r:id="rId31" w:history="1">
           <w:r>
             <w:rPr>
               <w:rStyle w:val="Hyperlink"/>
@@ -5184,7 +5190,7 @@
           <w:sz w:val="24"/>
           <w:u w:val="single"/>
         </w:rPr>
-        <w:hyperlink r:id="rId32" w:history="1">
+        <w:hyperlink r:id="rId31" w:history="1">
           <w:r>
             <w:rPr>
               <w:rStyle w:val="Hyperlink"/>
@@ -5213,7 +5219,7 @@
           <w:sz w:val="24"/>
           <w:u w:val="single"/>
         </w:rPr>
-        <w:hyperlink r:id="rId32" w:history="1">
+        <w:hyperlink r:id="rId31" w:history="1">
           <w:r>
             <w:rPr>
               <w:rStyle w:val="Hyperlink"/>

--- a/EXPORTS/DOCX/published/niveau2/Dutch/CivilServants.docx
+++ b/EXPORTS/DOCX/published/niveau2/Dutch/CivilServants.docx
@@ -1341,50 +1341,7 @@
           <w:color w:val="000000"/>
           <w:sz w:val="24"/>
         </w:rPr>
-        <w:hyperlink r:id="rId15" w:history="1">
-          <w:r>
-            <w:rPr>
-              <w:rStyle w:val="Hyperlink"/>
-            </w:rPr>
-            <w:t>Ne</w:t>
-          </w:r>
-        </w:hyperlink>
-      </w:r>
-      <w:r>
-        <w:rPr>
-          <w:u w:val="single" w:color="0000ff"/>
-          <w:rFonts w:ascii="Charis SIL Regular" w:hAnsi="Charis SIL Regular" w:eastAsia="Charis SIL Regular"/>
-          <w:b w:val="0"/>
-          <w:i w:val="0"/>
-          <w:color w:val="000000"/>
-          <w:sz w:val="24"/>
-        </w:rPr>
-        <w:hyperlink r:id="rId15" w:history="1">
-          <w:r>
-            <w:rPr>
-              <w:rStyle w:val="Hyperlink"/>
-            </w:rPr>
-            <w:t>d</w:t>
-          </w:r>
-        </w:hyperlink>
-      </w:r>
-      <w:r>
-        <w:rPr>
-          <w:u w:val="single" w:color="0000ff"/>
-          <w:rFonts w:ascii="Charis SIL Regular" w:hAnsi="Charis SIL Regular" w:eastAsia="Charis SIL Regular"/>
-          <w:b w:val="0"/>
-          <w:i w:val="0"/>
-          <w:color w:val="000000"/>
-          <w:sz w:val="24"/>
-        </w:rPr>
-        <w:hyperlink r:id="rId15" w:history="1">
-          <w:r>
-            <w:rPr>
-              <w:rStyle w:val="Hyperlink"/>
-            </w:rPr>
-            <w:t>erlands-I</w:t>
-          </w:r>
-        </w:hyperlink>
+        <w:t>Nederlands-I</w:t>
       </w:r>
       <w:r>
         <w:rPr>
@@ -4893,7 +4850,7 @@
           <w:sz w:val="24"/>
           <w:u w:val="single"/>
         </w:rPr>
-        <w:hyperlink r:id="rId30" w:history="1">
+        <w:hyperlink r:id="rId31" w:history="1">
           <w:r>
             <w:rPr>
               <w:rStyle w:val="Hyperlink"/>
@@ -4911,7 +4868,7 @@
           <w:sz w:val="24"/>
           <w:u w:val="single"/>
         </w:rPr>
-        <w:hyperlink r:id="rId30" w:history="1">
+        <w:hyperlink r:id="rId31" w:history="1">
           <w:r>
             <w:rPr>
               <w:rStyle w:val="Hyperlink"/>
@@ -4940,7 +4897,7 @@
           <w:sz w:val="24"/>
           <w:u w:val="single"/>
         </w:rPr>
-        <w:hyperlink r:id="rId30" w:history="1">
+        <w:hyperlink r:id="rId31" w:history="1">
           <w:r>
             <w:rPr>
               <w:rStyle w:val="Hyperlink"/>
@@ -5051,7 +5008,7 @@
           <w:sz w:val="24"/>
           <w:u w:val="single"/>
         </w:rPr>
-        <w:hyperlink r:id="rId31" w:history="1">
+        <w:hyperlink r:id="rId32" w:history="1">
           <w:r>
             <w:rPr>
               <w:rStyle w:val="Hyperlink"/>
@@ -5069,7 +5026,7 @@
           <w:sz w:val="24"/>
           <w:u w:val="single"/>
         </w:rPr>
-        <w:hyperlink r:id="rId31" w:history="1">
+        <w:hyperlink r:id="rId32" w:history="1">
           <w:r>
             <w:rPr>
               <w:rStyle w:val="Hyperlink"/>
@@ -5087,7 +5044,7 @@
           <w:sz w:val="24"/>
           <w:u w:val="single"/>
         </w:rPr>
-        <w:hyperlink r:id="rId31" w:history="1">
+        <w:hyperlink r:id="rId32" w:history="1">
           <w:r>
             <w:rPr>
               <w:rStyle w:val="Hyperlink"/>
@@ -5115,7 +5072,7 @@
           <w:sz w:val="24"/>
           <w:u w:val="single"/>
         </w:rPr>
-        <w:hyperlink r:id="rId32" w:history="1">
+        <w:hyperlink r:id="rId33" w:history="1">
           <w:r>
             <w:rPr>
               <w:rStyle w:val="Hyperlink"/>
@@ -5144,7 +5101,7 @@
           <w:sz w:val="24"/>
           <w:u w:val="single"/>
         </w:rPr>
-        <w:hyperlink r:id="rId32" w:history="1">
+        <w:hyperlink r:id="rId33" w:history="1">
           <w:r>
             <w:rPr>
               <w:rStyle w:val="Hyperlink"/>
@@ -5172,7 +5129,7 @@
           <w:sz w:val="24"/>
           <w:u w:val="single"/>
         </w:rPr>
-        <w:hyperlink r:id="rId31" w:history="1">
+        <w:hyperlink r:id="rId32" w:history="1">
           <w:r>
             <w:rPr>
               <w:rStyle w:val="Hyperlink"/>
@@ -5190,7 +5147,7 @@
           <w:sz w:val="24"/>
           <w:u w:val="single"/>
         </w:rPr>
-        <w:hyperlink r:id="rId31" w:history="1">
+        <w:hyperlink r:id="rId32" w:history="1">
           <w:r>
             <w:rPr>
               <w:rStyle w:val="Hyperlink"/>
@@ -5219,7 +5176,7 @@
           <w:sz w:val="24"/>
           <w:u w:val="single"/>
         </w:rPr>
-        <w:hyperlink r:id="rId31" w:history="1">
+        <w:hyperlink r:id="rId32" w:history="1">
           <w:r>
             <w:rPr>
               <w:rStyle w:val="Hyperlink"/>

--- a/EXPORTS/DOCX/published/niveau2/Dutch/CivilServants.docx
+++ b/EXPORTS/DOCX/published/niveau2/Dutch/CivilServants.docx
@@ -501,35 +501,7 @@
           <w:color w:val="000000"/>
           <w:sz w:val="24"/>
         </w:rPr>
-        <w:t>, die tussen 1811 en 1816 gouverneur was van voormalig Nederla</w:t>
-      </w:r>
-      <w:r>
-        <w:rPr>
-          <w:u w:val="single" w:color="0000ff"/>
-          <w:rFonts w:ascii="Charis SIL Regular" w:hAnsi="Charis SIL Regular" w:eastAsia="Charis SIL Regular"/>
-          <w:b w:val="0"/>
-          <w:i w:val="0"/>
-          <w:color w:val="000000"/>
-          <w:sz w:val="24"/>
-        </w:rPr>
-        <w:hyperlink r:id="rId11" w:history="1">
-          <w:r>
-            <w:rPr>
-              <w:rStyle w:val="Hyperlink"/>
-            </w:rPr>
-            <w:t>nds-Indi</w:t>
-          </w:r>
-        </w:hyperlink>
-      </w:r>
-      <w:r>
-        <w:rPr>
-          <w:rFonts w:ascii="Charis SIL Regular" w:hAnsi="Charis SIL Regular" w:eastAsia="Charis SIL Regular"/>
-          <w:b w:val="0"/>
-          <w:i w:val="0"/>
-          <w:color w:val="000000"/>
-          <w:sz w:val="24"/>
-        </w:rPr>
-        <w:t>ë.</w:t>
+        <w:t>, die tussen 1811 en 1816 gouverneur was van voormalig Nederlands-Indië.</w:t>
       </w:r>
     </w:p>
     <w:p>
@@ -765,133 +737,7 @@
           <w:color w:val="000000"/>
           <w:sz w:val="24"/>
         </w:rPr>
-        <w:t xml:space="preserve">zou dan </w:t>
-      </w:r>
-      <w:r>
-        <w:rPr>
-          <w:u w:val="single" w:color="0000ff"/>
-          <w:rFonts w:ascii="Charis SIL Regular" w:hAnsi="Charis SIL Regular" w:eastAsia="Charis SIL Regular"/>
-          <w:b w:val="0"/>
-          <w:i w:val="0"/>
-          <w:color w:val="000000"/>
-          <w:sz w:val="24"/>
-        </w:rPr>
-        <w:hyperlink r:id="rId12" w:history="1">
-          <w:r>
-            <w:rPr>
-              <w:rStyle w:val="Hyperlink"/>
-            </w:rPr>
-            <w:t>voor de verd</w:t>
-          </w:r>
-        </w:hyperlink>
-      </w:r>
-      <w:r>
-        <w:rPr>
-          <w:u w:val="single" w:color="0000ff"/>
-          <w:rFonts w:ascii="Charis SIL Regular" w:hAnsi="Charis SIL Regular" w:eastAsia="Charis SIL Regular"/>
-          <w:b w:val="0"/>
-          <w:i w:val="0"/>
-          <w:color w:val="000000"/>
-          <w:sz w:val="24"/>
-        </w:rPr>
-        <w:hyperlink r:id="rId12" w:history="1">
-          <w:r>
-            <w:rPr>
-              <w:rStyle w:val="Hyperlink"/>
-            </w:rPr>
-            <w:t xml:space="preserve">eling tussen </w:t>
-          </w:r>
-        </w:hyperlink>
-      </w:r>
-      <w:r>
-        <w:rPr>
-          <w:u w:val="single" w:color="0000ff"/>
-          <w:rFonts w:ascii="Charis SIL Regular" w:hAnsi="Charis SIL Regular" w:eastAsia="Charis SIL Regular"/>
-          <w:b w:val="0"/>
-          <w:i w:val="0"/>
-          <w:color w:val="000000"/>
-          <w:sz w:val="24"/>
-        </w:rPr>
-        <w:hyperlink r:id="rId12" w:history="1">
-          <w:r>
-            <w:rPr>
-              <w:rStyle w:val="Hyperlink"/>
-            </w:rPr>
-            <w:t>h</w:t>
-          </w:r>
-        </w:hyperlink>
-      </w:r>
-      <w:r>
-        <w:rPr>
-          <w:u w:val="single" w:color="0000ff"/>
-          <w:rFonts w:ascii="Charis SIL Regular" w:hAnsi="Charis SIL Regular" w:eastAsia="Charis SIL Regular"/>
-          <w:b w:val="0"/>
-          <w:i w:val="0"/>
-          <w:color w:val="000000"/>
-          <w:sz w:val="24"/>
-        </w:rPr>
-        <w:hyperlink r:id="rId12" w:history="1">
-          <w:r>
-            <w:rPr>
-              <w:rStyle w:val="Hyperlink"/>
-            </w:rPr>
-            <w:t>et e</w:t>
-          </w:r>
-        </w:hyperlink>
-      </w:r>
-      <w:r>
-        <w:rPr>
-          <w:u w:val="single" w:color="0000ff"/>
-          <w:rFonts w:ascii="Charis SIL Regular" w:hAnsi="Charis SIL Regular" w:eastAsia="Charis SIL Regular"/>
-          <w:b w:val="0"/>
-          <w:i w:val="0"/>
-          <w:color w:val="000000"/>
-          <w:sz w:val="24"/>
-        </w:rPr>
-        <w:hyperlink r:id="rId12" w:history="1">
-          <w:r>
-            <w:rPr>
-              <w:rStyle w:val="Hyperlink"/>
-            </w:rPr>
-            <w:t>igen mu</w:t>
-          </w:r>
-        </w:hyperlink>
-      </w:r>
-      <w:r>
-        <w:rPr>
-          <w:u w:val="single" w:color="0000ff"/>
-          <w:rFonts w:ascii="Charis SIL Regular" w:hAnsi="Charis SIL Regular" w:eastAsia="Charis SIL Regular"/>
-          <w:b w:val="0"/>
-          <w:i w:val="0"/>
-          <w:color w:val="000000"/>
-          <w:sz w:val="24"/>
-        </w:rPr>
-        <w:hyperlink r:id="rId12" w:history="1">
-          <w:r>
-            <w:rPr>
-              <w:rStyle w:val="Hyperlink"/>
-            </w:rPr>
-            <w:t>s</w:t>
-          </w:r>
-        </w:hyperlink>
-      </w:r>
-      <w:r>
-        <w:rPr>
-          <w:u w:val="single" w:color="0000ff"/>
-          <w:rFonts w:ascii="Charis SIL Regular" w:hAnsi="Charis SIL Regular" w:eastAsia="Charis SIL Regular"/>
-          <w:b w:val="0"/>
-          <w:i w:val="0"/>
-          <w:color w:val="000000"/>
-          <w:sz w:val="24"/>
-        </w:rPr>
-        <w:hyperlink r:id="rId12" w:history="1">
-          <w:r>
-            <w:rPr>
-              <w:rStyle w:val="Hyperlink"/>
-            </w:rPr>
-            <w:t>eu</w:t>
-          </w:r>
-        </w:hyperlink>
+        <w:t>zou dan voor de verdeling tussen het eigen museu</w:t>
       </w:r>
       <w:r>
         <w:rPr>
@@ -1341,7 +1187,50 @@
           <w:color w:val="000000"/>
           <w:sz w:val="24"/>
         </w:rPr>
-        <w:t>Nederlands-I</w:t>
+        <w:hyperlink r:id="rId15" w:history="1">
+          <w:r>
+            <w:rPr>
+              <w:rStyle w:val="Hyperlink"/>
+            </w:rPr>
+            <w:t>Ne</w:t>
+          </w:r>
+        </w:hyperlink>
+      </w:r>
+      <w:r>
+        <w:rPr>
+          <w:u w:val="single" w:color="0000ff"/>
+          <w:rFonts w:ascii="Charis SIL Regular" w:hAnsi="Charis SIL Regular" w:eastAsia="Charis SIL Regular"/>
+          <w:b w:val="0"/>
+          <w:i w:val="0"/>
+          <w:color w:val="000000"/>
+          <w:sz w:val="24"/>
+        </w:rPr>
+        <w:hyperlink r:id="rId15" w:history="1">
+          <w:r>
+            <w:rPr>
+              <w:rStyle w:val="Hyperlink"/>
+            </w:rPr>
+            <w:t>d</w:t>
+          </w:r>
+        </w:hyperlink>
+      </w:r>
+      <w:r>
+        <w:rPr>
+          <w:u w:val="single" w:color="0000ff"/>
+          <w:rFonts w:ascii="Charis SIL Regular" w:hAnsi="Charis SIL Regular" w:eastAsia="Charis SIL Regular"/>
+          <w:b w:val="0"/>
+          <w:i w:val="0"/>
+          <w:color w:val="000000"/>
+          <w:sz w:val="24"/>
+        </w:rPr>
+        <w:hyperlink r:id="rId15" w:history="1">
+          <w:r>
+            <w:rPr>
+              <w:rStyle w:val="Hyperlink"/>
+            </w:rPr>
+            <w:t>erlands-I</w:t>
+          </w:r>
+        </w:hyperlink>
       </w:r>
       <w:r>
         <w:rPr>

--- a/EXPORTS/DOCX/published/niveau2/Dutch/CivilServants.docx
+++ b/EXPORTS/DOCX/published/niveau2/Dutch/CivilServants.docx
@@ -473,13 +473,45 @@
           <w:i w:val="0"/>
           <w:color w:val="0000FF"/>
           <w:sz w:val="24"/>
+          <w:u w:val="single"/>
+        </w:rPr>
+        <w:t>fl</w:t>
+      </w:r>
+      <w:r>
+        <w:rPr>
+          <w:rFonts w:ascii="Charis SIL Regular" w:hAnsi="Charis SIL Regular" w:eastAsia="Charis SIL Regular"/>
+          <w:b w:val="0"/>
+          <w:i w:val="0"/>
+          <w:color w:val="0000FF"/>
+          <w:sz w:val="24"/>
+        </w:rPr>
+        <w:t>es</w:t>
+      </w:r>
+      <w:r>
+        <w:rPr>
+          <w:rFonts w:ascii="Charis SIL Regular" w:hAnsi="Charis SIL Regular" w:eastAsia="Charis SIL Regular"/>
+          <w:b w:val="0"/>
+          <w:i w:val="0"/>
+          <w:color w:val="000000"/>
+          <w:sz w:val="24"/>
+        </w:rPr>
+        <w:t>, die tussen 1811 en 1816 gouverneur was van voormalig Nederla</w:t>
+      </w:r>
+      <w:r>
+        <w:rPr>
+          <w:u w:val="single" w:color="0000ff"/>
+          <w:rFonts w:ascii="Charis SIL Regular" w:hAnsi="Charis SIL Regular" w:eastAsia="Charis SIL Regular"/>
+          <w:b w:val="0"/>
+          <w:i w:val="0"/>
+          <w:color w:val="000000"/>
+          <w:sz w:val="24"/>
         </w:rPr>
         <w:hyperlink r:id="rId11" w:history="1">
           <w:r>
             <w:rPr>
               <w:rStyle w:val="Hyperlink"/>
             </w:rPr>
-            <w:t>fl</w:t>
+            <w:t>nds-Indi</w:t>
           </w:r>
         </w:hyperlink>
       </w:r>
@@ -488,20 +520,10 @@
           <w:rFonts w:ascii="Charis SIL Regular" w:hAnsi="Charis SIL Regular" w:eastAsia="Charis SIL Regular"/>
           <w:b w:val="0"/>
           <w:i w:val="0"/>
-          <w:color w:val="0000FF"/>
-          <w:sz w:val="24"/>
-        </w:rPr>
-        <w:t>es</w:t>
-      </w:r>
-      <w:r>
-        <w:rPr>
-          <w:rFonts w:ascii="Charis SIL Regular" w:hAnsi="Charis SIL Regular" w:eastAsia="Charis SIL Regular"/>
-          <w:b w:val="0"/>
-          <w:i w:val="0"/>
           <w:color w:val="000000"/>
           <w:sz w:val="24"/>
         </w:rPr>
-        <w:t>, die tussen 1811 en 1816 gouverneur was van voormalig Nederlands-Indië.</w:t>
+        <w:t>ë.</w:t>
       </w:r>
     </w:p>
     <w:p>
@@ -737,7 +759,115 @@
           <w:color w:val="000000"/>
           <w:sz w:val="24"/>
         </w:rPr>
-        <w:t>zou dan voor de verdeling tussen het eigen museu</w:t>
+        <w:t>zou dan voor de verd</w:t>
+      </w:r>
+      <w:r>
+        <w:rPr>
+          <w:u w:val="single" w:color="0000ff"/>
+          <w:rFonts w:ascii="Charis SIL Regular" w:hAnsi="Charis SIL Regular" w:eastAsia="Charis SIL Regular"/>
+          <w:b w:val="0"/>
+          <w:i w:val="0"/>
+          <w:color w:val="000000"/>
+          <w:sz w:val="24"/>
+        </w:rPr>
+        <w:hyperlink r:id="rId12" w:history="1">
+          <w:r>
+            <w:rPr>
+              <w:rStyle w:val="Hyperlink"/>
+            </w:rPr>
+            <w:t xml:space="preserve">eling tussen </w:t>
+          </w:r>
+        </w:hyperlink>
+      </w:r>
+      <w:r>
+        <w:rPr>
+          <w:u w:val="single" w:color="0000ff"/>
+          <w:rFonts w:ascii="Charis SIL Regular" w:hAnsi="Charis SIL Regular" w:eastAsia="Charis SIL Regular"/>
+          <w:b w:val="0"/>
+          <w:i w:val="0"/>
+          <w:color w:val="000000"/>
+          <w:sz w:val="24"/>
+        </w:rPr>
+        <w:hyperlink r:id="rId12" w:history="1">
+          <w:r>
+            <w:rPr>
+              <w:rStyle w:val="Hyperlink"/>
+            </w:rPr>
+            <w:t>h</w:t>
+          </w:r>
+        </w:hyperlink>
+      </w:r>
+      <w:r>
+        <w:rPr>
+          <w:u w:val="single" w:color="0000ff"/>
+          <w:rFonts w:ascii="Charis SIL Regular" w:hAnsi="Charis SIL Regular" w:eastAsia="Charis SIL Regular"/>
+          <w:b w:val="0"/>
+          <w:i w:val="0"/>
+          <w:color w:val="000000"/>
+          <w:sz w:val="24"/>
+        </w:rPr>
+        <w:hyperlink r:id="rId12" w:history="1">
+          <w:r>
+            <w:rPr>
+              <w:rStyle w:val="Hyperlink"/>
+            </w:rPr>
+            <w:t>et e</w:t>
+          </w:r>
+        </w:hyperlink>
+      </w:r>
+      <w:r>
+        <w:rPr>
+          <w:u w:val="single" w:color="0000ff"/>
+          <w:rFonts w:ascii="Charis SIL Regular" w:hAnsi="Charis SIL Regular" w:eastAsia="Charis SIL Regular"/>
+          <w:b w:val="0"/>
+          <w:i w:val="0"/>
+          <w:color w:val="000000"/>
+          <w:sz w:val="24"/>
+        </w:rPr>
+        <w:hyperlink r:id="rId12" w:history="1">
+          <w:r>
+            <w:rPr>
+              <w:rStyle w:val="Hyperlink"/>
+            </w:rPr>
+            <w:t>igen mu</w:t>
+          </w:r>
+        </w:hyperlink>
+      </w:r>
+      <w:r>
+        <w:rPr>
+          <w:u w:val="single" w:color="0000ff"/>
+          <w:rFonts w:ascii="Charis SIL Regular" w:hAnsi="Charis SIL Regular" w:eastAsia="Charis SIL Regular"/>
+          <w:b w:val="0"/>
+          <w:i w:val="0"/>
+          <w:color w:val="000000"/>
+          <w:sz w:val="24"/>
+        </w:rPr>
+        <w:hyperlink r:id="rId12" w:history="1">
+          <w:r>
+            <w:rPr>
+              <w:rStyle w:val="Hyperlink"/>
+            </w:rPr>
+            <w:t>s</w:t>
+          </w:r>
+        </w:hyperlink>
+      </w:r>
+      <w:r>
+        <w:rPr>
+          <w:u w:val="single" w:color="0000ff"/>
+          <w:rFonts w:ascii="Charis SIL Regular" w:hAnsi="Charis SIL Regular" w:eastAsia="Charis SIL Regular"/>
+          <w:b w:val="0"/>
+          <w:i w:val="0"/>
+          <w:color w:val="000000"/>
+          <w:sz w:val="24"/>
+        </w:rPr>
+        <w:hyperlink r:id="rId12" w:history="1">
+          <w:r>
+            <w:rPr>
+              <w:rStyle w:val="Hyperlink"/>
+            </w:rPr>
+            <w:t>eu</w:t>
+          </w:r>
+        </w:hyperlink>
       </w:r>
       <w:r>
         <w:rPr>
@@ -1884,61 +2014,7 @@
           <w:color w:val="000000"/>
           <w:sz w:val="24"/>
         </w:rPr>
-        <w:t>. Soms zijn er nog a</w:t>
-      </w:r>
-      <w:r>
-        <w:rPr>
-          <w:u w:val="single" w:color="0000ff"/>
-          <w:rFonts w:ascii="Charis SIL Regular" w:hAnsi="Charis SIL Regular" w:eastAsia="Charis SIL Regular"/>
-          <w:b w:val="0"/>
-          <w:i w:val="0"/>
-          <w:color w:val="000000"/>
-          <w:sz w:val="24"/>
-        </w:rPr>
-        <w:hyperlink r:id="rId18" w:history="1">
-          <w:r>
-            <w:rPr>
-              <w:rStyle w:val="Hyperlink"/>
-            </w:rPr>
-            <w:t>rchiefstukke</w:t>
-          </w:r>
-        </w:hyperlink>
-      </w:r>
-      <w:r>
-        <w:rPr>
-          <w:u w:val="single" w:color="0000ff"/>
-          <w:rFonts w:ascii="Charis SIL Regular" w:hAnsi="Charis SIL Regular" w:eastAsia="Charis SIL Regular"/>
-          <w:b w:val="0"/>
-          <w:i w:val="0"/>
-          <w:color w:val="000000"/>
-          <w:sz w:val="24"/>
-        </w:rPr>
-        <w:hyperlink r:id="rId18" w:history="1">
-          <w:r>
-            <w:rPr>
-              <w:rStyle w:val="Hyperlink"/>
-            </w:rPr>
-            <w:t>n</w:t>
-          </w:r>
-        </w:hyperlink>
-      </w:r>
-      <w:r>
-        <w:rPr>
-          <w:u w:val="single" w:color="0000ff"/>
-          <w:rFonts w:ascii="Charis SIL Regular" w:hAnsi="Charis SIL Regular" w:eastAsia="Charis SIL Regular"/>
-          <w:b w:val="0"/>
-          <w:i w:val="0"/>
-          <w:color w:val="000000"/>
-          <w:sz w:val="24"/>
-        </w:rPr>
-        <w:hyperlink r:id="rId18" w:history="1">
-          <w:r>
-            <w:rPr>
-              <w:rStyle w:val="Hyperlink"/>
-            </w:rPr>
-            <w:t xml:space="preserve"> in particulie</w:t>
-          </w:r>
-        </w:hyperlink>
+        <w:t>. Soms zijn er nog archiefstukken in particulie</w:t>
       </w:r>
       <w:r>
         <w:rPr>

--- a/EXPORTS/DOCX/published/niveau2/Dutch/CivilServants.docx
+++ b/EXPORTS/DOCX/published/niveau2/Dutch/CivilServants.docx
@@ -473,9 +473,15 @@
           <w:i w:val="0"/>
           <w:color w:val="0000FF"/>
           <w:sz w:val="24"/>
-          <w:u w:val="single"/>
-        </w:rPr>
-        <w:t>fl</w:t>
+        </w:rPr>
+        <w:hyperlink r:id="rId11" w:history="1">
+          <w:r>
+            <w:rPr>
+              <w:rStyle w:val="Hyperlink"/>
+            </w:rPr>
+            <w:t>fl</w:t>
+          </w:r>
+        </w:hyperlink>
       </w:r>
       <w:r>
         <w:rPr>
@@ -759,7 +765,25 @@
           <w:color w:val="000000"/>
           <w:sz w:val="24"/>
         </w:rPr>
-        <w:t>zou dan voor de verd</w:t>
+        <w:t xml:space="preserve">zou dan </w:t>
+      </w:r>
+      <w:r>
+        <w:rPr>
+          <w:u w:val="single" w:color="0000ff"/>
+          <w:rFonts w:ascii="Charis SIL Regular" w:hAnsi="Charis SIL Regular" w:eastAsia="Charis SIL Regular"/>
+          <w:b w:val="0"/>
+          <w:i w:val="0"/>
+          <w:color w:val="000000"/>
+          <w:sz w:val="24"/>
+        </w:rPr>
+        <w:hyperlink r:id="rId12" w:history="1">
+          <w:r>
+            <w:rPr>
+              <w:rStyle w:val="Hyperlink"/>
+            </w:rPr>
+            <w:t>voor de verd</w:t>
+          </w:r>
+        </w:hyperlink>
       </w:r>
       <w:r>
         <w:rPr>
@@ -2014,7 +2038,61 @@
           <w:color w:val="000000"/>
           <w:sz w:val="24"/>
         </w:rPr>
-        <w:t>. Soms zijn er nog archiefstukken in particulie</w:t>
+        <w:t>. Soms zijn er nog a</w:t>
+      </w:r>
+      <w:r>
+        <w:rPr>
+          <w:u w:val="single" w:color="0000ff"/>
+          <w:rFonts w:ascii="Charis SIL Regular" w:hAnsi="Charis SIL Regular" w:eastAsia="Charis SIL Regular"/>
+          <w:b w:val="0"/>
+          <w:i w:val="0"/>
+          <w:color w:val="000000"/>
+          <w:sz w:val="24"/>
+        </w:rPr>
+        <w:hyperlink r:id="rId18" w:history="1">
+          <w:r>
+            <w:rPr>
+              <w:rStyle w:val="Hyperlink"/>
+            </w:rPr>
+            <w:t>rchiefstukke</w:t>
+          </w:r>
+        </w:hyperlink>
+      </w:r>
+      <w:r>
+        <w:rPr>
+          <w:u w:val="single" w:color="0000ff"/>
+          <w:rFonts w:ascii="Charis SIL Regular" w:hAnsi="Charis SIL Regular" w:eastAsia="Charis SIL Regular"/>
+          <w:b w:val="0"/>
+          <w:i w:val="0"/>
+          <w:color w:val="000000"/>
+          <w:sz w:val="24"/>
+        </w:rPr>
+        <w:hyperlink r:id="rId18" w:history="1">
+          <w:r>
+            <w:rPr>
+              <w:rStyle w:val="Hyperlink"/>
+            </w:rPr>
+            <w:t>n</w:t>
+          </w:r>
+        </w:hyperlink>
+      </w:r>
+      <w:r>
+        <w:rPr>
+          <w:u w:val="single" w:color="0000ff"/>
+          <w:rFonts w:ascii="Charis SIL Regular" w:hAnsi="Charis SIL Regular" w:eastAsia="Charis SIL Regular"/>
+          <w:b w:val="0"/>
+          <w:i w:val="0"/>
+          <w:color w:val="000000"/>
+          <w:sz w:val="24"/>
+        </w:rPr>
+        <w:hyperlink r:id="rId18" w:history="1">
+          <w:r>
+            <w:rPr>
+              <w:rStyle w:val="Hyperlink"/>
+            </w:rPr>
+            <w:t xml:space="preserve"> in particulie</w:t>
+          </w:r>
+        </w:hyperlink>
       </w:r>
       <w:r>
         <w:rPr>

--- a/EXPORTS/DOCX/published/niveau2/Dutch/CivilServants.docx
+++ b/EXPORTS/DOCX/published/niveau2/Dutch/CivilServants.docx
@@ -4893,7 +4893,7 @@
           <w:sz w:val="24"/>
           <w:u w:val="single"/>
         </w:rPr>
-        <w:hyperlink r:id="rId31" w:history="1">
+        <w:hyperlink r:id="rId30" w:history="1">
           <w:r>
             <w:rPr>
               <w:rStyle w:val="Hyperlink"/>
@@ -4911,7 +4911,7 @@
           <w:sz w:val="24"/>
           <w:u w:val="single"/>
         </w:rPr>
-        <w:hyperlink r:id="rId31" w:history="1">
+        <w:hyperlink r:id="rId30" w:history="1">
           <w:r>
             <w:rPr>
               <w:rStyle w:val="Hyperlink"/>
@@ -4940,7 +4940,7 @@
           <w:sz w:val="24"/>
           <w:u w:val="single"/>
         </w:rPr>
-        <w:hyperlink r:id="rId31" w:history="1">
+        <w:hyperlink r:id="rId30" w:history="1">
           <w:r>
             <w:rPr>
               <w:rStyle w:val="Hyperlink"/>
@@ -5051,7 +5051,7 @@
           <w:sz w:val="24"/>
           <w:u w:val="single"/>
         </w:rPr>
-        <w:hyperlink r:id="rId32" w:history="1">
+        <w:hyperlink r:id="rId31" w:history="1">
           <w:r>
             <w:rPr>
               <w:rStyle w:val="Hyperlink"/>
@@ -5069,7 +5069,7 @@
           <w:sz w:val="24"/>
           <w:u w:val="single"/>
         </w:rPr>
-        <w:hyperlink r:id="rId32" w:history="1">
+        <w:hyperlink r:id="rId31" w:history="1">
           <w:r>
             <w:rPr>
               <w:rStyle w:val="Hyperlink"/>
@@ -5087,7 +5087,7 @@
           <w:sz w:val="24"/>
           <w:u w:val="single"/>
         </w:rPr>
-        <w:hyperlink r:id="rId32" w:history="1">
+        <w:hyperlink r:id="rId31" w:history="1">
           <w:r>
             <w:rPr>
               <w:rStyle w:val="Hyperlink"/>
@@ -5115,7 +5115,7 @@
           <w:sz w:val="24"/>
           <w:u w:val="single"/>
         </w:rPr>
-        <w:hyperlink r:id="rId33" w:history="1">
+        <w:hyperlink r:id="rId32" w:history="1">
           <w:r>
             <w:rPr>
               <w:rStyle w:val="Hyperlink"/>
@@ -5144,7 +5144,7 @@
           <w:sz w:val="24"/>
           <w:u w:val="single"/>
         </w:rPr>
-        <w:hyperlink r:id="rId33" w:history="1">
+        <w:hyperlink r:id="rId32" w:history="1">
           <w:r>
             <w:rPr>
               <w:rStyle w:val="Hyperlink"/>
@@ -5172,7 +5172,7 @@
           <w:sz w:val="24"/>
           <w:u w:val="single"/>
         </w:rPr>
-        <w:hyperlink r:id="rId32" w:history="1">
+        <w:hyperlink r:id="rId31" w:history="1">
           <w:r>
             <w:rPr>
               <w:rStyle w:val="Hyperlink"/>
@@ -5190,7 +5190,7 @@
           <w:sz w:val="24"/>
           <w:u w:val="single"/>
         </w:rPr>
-        <w:hyperlink r:id="rId32" w:history="1">
+        <w:hyperlink r:id="rId31" w:history="1">
           <w:r>
             <w:rPr>
               <w:rStyle w:val="Hyperlink"/>
@@ -5219,7 +5219,7 @@
           <w:sz w:val="24"/>
           <w:u w:val="single"/>
         </w:rPr>
-        <w:hyperlink r:id="rId32" w:history="1">
+        <w:hyperlink r:id="rId31" w:history="1">
           <w:r>
             <w:rPr>
               <w:rStyle w:val="Hyperlink"/>

--- a/EXPORTS/DOCX/published/niveau2/Dutch/CivilServants.docx
+++ b/EXPORTS/DOCX/published/niveau2/Dutch/CivilServants.docx
@@ -765,133 +765,7 @@
           <w:color w:val="000000"/>
           <w:sz w:val="24"/>
         </w:rPr>
-        <w:t xml:space="preserve">zou dan </w:t>
-      </w:r>
-      <w:r>
-        <w:rPr>
-          <w:u w:val="single" w:color="0000ff"/>
-          <w:rFonts w:ascii="Charis SIL Regular" w:hAnsi="Charis SIL Regular" w:eastAsia="Charis SIL Regular"/>
-          <w:b w:val="0"/>
-          <w:i w:val="0"/>
-          <w:color w:val="000000"/>
-          <w:sz w:val="24"/>
-        </w:rPr>
-        <w:hyperlink r:id="rId12" w:history="1">
-          <w:r>
-            <w:rPr>
-              <w:rStyle w:val="Hyperlink"/>
-            </w:rPr>
-            <w:t>voor de verd</w:t>
-          </w:r>
-        </w:hyperlink>
-      </w:r>
-      <w:r>
-        <w:rPr>
-          <w:u w:val="single" w:color="0000ff"/>
-          <w:rFonts w:ascii="Charis SIL Regular" w:hAnsi="Charis SIL Regular" w:eastAsia="Charis SIL Regular"/>
-          <w:b w:val="0"/>
-          <w:i w:val="0"/>
-          <w:color w:val="000000"/>
-          <w:sz w:val="24"/>
-        </w:rPr>
-        <w:hyperlink r:id="rId12" w:history="1">
-          <w:r>
-            <w:rPr>
-              <w:rStyle w:val="Hyperlink"/>
-            </w:rPr>
-            <w:t xml:space="preserve">eling tussen </w:t>
-          </w:r>
-        </w:hyperlink>
-      </w:r>
-      <w:r>
-        <w:rPr>
-          <w:u w:val="single" w:color="0000ff"/>
-          <w:rFonts w:ascii="Charis SIL Regular" w:hAnsi="Charis SIL Regular" w:eastAsia="Charis SIL Regular"/>
-          <w:b w:val="0"/>
-          <w:i w:val="0"/>
-          <w:color w:val="000000"/>
-          <w:sz w:val="24"/>
-        </w:rPr>
-        <w:hyperlink r:id="rId12" w:history="1">
-          <w:r>
-            <w:rPr>
-              <w:rStyle w:val="Hyperlink"/>
-            </w:rPr>
-            <w:t>h</w:t>
-          </w:r>
-        </w:hyperlink>
-      </w:r>
-      <w:r>
-        <w:rPr>
-          <w:u w:val="single" w:color="0000ff"/>
-          <w:rFonts w:ascii="Charis SIL Regular" w:hAnsi="Charis SIL Regular" w:eastAsia="Charis SIL Regular"/>
-          <w:b w:val="0"/>
-          <w:i w:val="0"/>
-          <w:color w:val="000000"/>
-          <w:sz w:val="24"/>
-        </w:rPr>
-        <w:hyperlink r:id="rId12" w:history="1">
-          <w:r>
-            <w:rPr>
-              <w:rStyle w:val="Hyperlink"/>
-            </w:rPr>
-            <w:t>et e</w:t>
-          </w:r>
-        </w:hyperlink>
-      </w:r>
-      <w:r>
-        <w:rPr>
-          <w:u w:val="single" w:color="0000ff"/>
-          <w:rFonts w:ascii="Charis SIL Regular" w:hAnsi="Charis SIL Regular" w:eastAsia="Charis SIL Regular"/>
-          <w:b w:val="0"/>
-          <w:i w:val="0"/>
-          <w:color w:val="000000"/>
-          <w:sz w:val="24"/>
-        </w:rPr>
-        <w:hyperlink r:id="rId12" w:history="1">
-          <w:r>
-            <w:rPr>
-              <w:rStyle w:val="Hyperlink"/>
-            </w:rPr>
-            <w:t>igen mu</w:t>
-          </w:r>
-        </w:hyperlink>
-      </w:r>
-      <w:r>
-        <w:rPr>
-          <w:u w:val="single" w:color="0000ff"/>
-          <w:rFonts w:ascii="Charis SIL Regular" w:hAnsi="Charis SIL Regular" w:eastAsia="Charis SIL Regular"/>
-          <w:b w:val="0"/>
-          <w:i w:val="0"/>
-          <w:color w:val="000000"/>
-          <w:sz w:val="24"/>
-        </w:rPr>
-        <w:hyperlink r:id="rId12" w:history="1">
-          <w:r>
-            <w:rPr>
-              <w:rStyle w:val="Hyperlink"/>
-            </w:rPr>
-            <w:t>s</w:t>
-          </w:r>
-        </w:hyperlink>
-      </w:r>
-      <w:r>
-        <w:rPr>
-          <w:u w:val="single" w:color="0000ff"/>
-          <w:rFonts w:ascii="Charis SIL Regular" w:hAnsi="Charis SIL Regular" w:eastAsia="Charis SIL Regular"/>
-          <w:b w:val="0"/>
-          <w:i w:val="0"/>
-          <w:color w:val="000000"/>
-          <w:sz w:val="24"/>
-        </w:rPr>
-        <w:hyperlink r:id="rId12" w:history="1">
-          <w:r>
-            <w:rPr>
-              <w:rStyle w:val="Hyperlink"/>
-            </w:rPr>
-            <w:t>eu</w:t>
-          </w:r>
-        </w:hyperlink>
+        <w:t>zou dan voor de verdeling tussen het eigen museu</w:t>
       </w:r>
       <w:r>
         <w:rPr>
@@ -2038,61 +1912,7 @@
           <w:color w:val="000000"/>
           <w:sz w:val="24"/>
         </w:rPr>
-        <w:t>. Soms zijn er nog a</w:t>
-      </w:r>
-      <w:r>
-        <w:rPr>
-          <w:u w:val="single" w:color="0000ff"/>
-          <w:rFonts w:ascii="Charis SIL Regular" w:hAnsi="Charis SIL Regular" w:eastAsia="Charis SIL Regular"/>
-          <w:b w:val="0"/>
-          <w:i w:val="0"/>
-          <w:color w:val="000000"/>
-          <w:sz w:val="24"/>
-        </w:rPr>
-        <w:hyperlink r:id="rId18" w:history="1">
-          <w:r>
-            <w:rPr>
-              <w:rStyle w:val="Hyperlink"/>
-            </w:rPr>
-            <w:t>rchiefstukke</w:t>
-          </w:r>
-        </w:hyperlink>
-      </w:r>
-      <w:r>
-        <w:rPr>
-          <w:u w:val="single" w:color="0000ff"/>
-          <w:rFonts w:ascii="Charis SIL Regular" w:hAnsi="Charis SIL Regular" w:eastAsia="Charis SIL Regular"/>
-          <w:b w:val="0"/>
-          <w:i w:val="0"/>
-          <w:color w:val="000000"/>
-          <w:sz w:val="24"/>
-        </w:rPr>
-        <w:hyperlink r:id="rId18" w:history="1">
-          <w:r>
-            <w:rPr>
-              <w:rStyle w:val="Hyperlink"/>
-            </w:rPr>
-            <w:t>n</w:t>
-          </w:r>
-        </w:hyperlink>
-      </w:r>
-      <w:r>
-        <w:rPr>
-          <w:u w:val="single" w:color="0000ff"/>
-          <w:rFonts w:ascii="Charis SIL Regular" w:hAnsi="Charis SIL Regular" w:eastAsia="Charis SIL Regular"/>
-          <w:b w:val="0"/>
-          <w:i w:val="0"/>
-          <w:color w:val="000000"/>
-          <w:sz w:val="24"/>
-        </w:rPr>
-        <w:hyperlink r:id="rId18" w:history="1">
-          <w:r>
-            <w:rPr>
-              <w:rStyle w:val="Hyperlink"/>
-            </w:rPr>
-            <w:t xml:space="preserve"> in particulie</w:t>
-          </w:r>
-        </w:hyperlink>
+        <w:t>. Soms zijn er nog archiefstukken in particulie</w:t>
       </w:r>
       <w:r>
         <w:rPr>
@@ -4893,7 +4713,7 @@
           <w:sz w:val="24"/>
           <w:u w:val="single"/>
         </w:rPr>
-        <w:hyperlink r:id="rId30" w:history="1">
+        <w:hyperlink r:id="rId31" w:history="1">
           <w:r>
             <w:rPr>
               <w:rStyle w:val="Hyperlink"/>
@@ -4911,7 +4731,7 @@
           <w:sz w:val="24"/>
           <w:u w:val="single"/>
         </w:rPr>
-        <w:hyperlink r:id="rId30" w:history="1">
+        <w:hyperlink r:id="rId31" w:history="1">
           <w:r>
             <w:rPr>
               <w:rStyle w:val="Hyperlink"/>
@@ -4940,7 +4760,7 @@
           <w:sz w:val="24"/>
           <w:u w:val="single"/>
         </w:rPr>
-        <w:hyperlink r:id="rId30" w:history="1">
+        <w:hyperlink r:id="rId31" w:history="1">
           <w:r>
             <w:rPr>
               <w:rStyle w:val="Hyperlink"/>
@@ -5051,7 +4871,7 @@
           <w:sz w:val="24"/>
           <w:u w:val="single"/>
         </w:rPr>
-        <w:hyperlink r:id="rId31" w:history="1">
+        <w:hyperlink r:id="rId32" w:history="1">
           <w:r>
             <w:rPr>
               <w:rStyle w:val="Hyperlink"/>
@@ -5069,7 +4889,7 @@
           <w:sz w:val="24"/>
           <w:u w:val="single"/>
         </w:rPr>
-        <w:hyperlink r:id="rId31" w:history="1">
+        <w:hyperlink r:id="rId32" w:history="1">
           <w:r>
             <w:rPr>
               <w:rStyle w:val="Hyperlink"/>
@@ -5087,7 +4907,7 @@
           <w:sz w:val="24"/>
           <w:u w:val="single"/>
         </w:rPr>
-        <w:hyperlink r:id="rId31" w:history="1">
+        <w:hyperlink r:id="rId32" w:history="1">
           <w:r>
             <w:rPr>
               <w:rStyle w:val="Hyperlink"/>
@@ -5115,7 +4935,7 @@
           <w:sz w:val="24"/>
           <w:u w:val="single"/>
         </w:rPr>
-        <w:hyperlink r:id="rId32" w:history="1">
+        <w:hyperlink r:id="rId33" w:history="1">
           <w:r>
             <w:rPr>
               <w:rStyle w:val="Hyperlink"/>
@@ -5144,7 +4964,7 @@
           <w:sz w:val="24"/>
           <w:u w:val="single"/>
         </w:rPr>
-        <w:hyperlink r:id="rId32" w:history="1">
+        <w:hyperlink r:id="rId33" w:history="1">
           <w:r>
             <w:rPr>
               <w:rStyle w:val="Hyperlink"/>
@@ -5172,7 +4992,7 @@
           <w:sz w:val="24"/>
           <w:u w:val="single"/>
         </w:rPr>
-        <w:hyperlink r:id="rId31" w:history="1">
+        <w:hyperlink r:id="rId32" w:history="1">
           <w:r>
             <w:rPr>
               <w:rStyle w:val="Hyperlink"/>
@@ -5190,7 +5010,7 @@
           <w:sz w:val="24"/>
           <w:u w:val="single"/>
         </w:rPr>
-        <w:hyperlink r:id="rId31" w:history="1">
+        <w:hyperlink r:id="rId32" w:history="1">
           <w:r>
             <w:rPr>
               <w:rStyle w:val="Hyperlink"/>
@@ -5219,7 +5039,7 @@
           <w:sz w:val="24"/>
           <w:u w:val="single"/>
         </w:rPr>
-        <w:hyperlink r:id="rId31" w:history="1">
+        <w:hyperlink r:id="rId32" w:history="1">
           <w:r>
             <w:rPr>
               <w:rStyle w:val="Hyperlink"/>

--- a/EXPORTS/DOCX/published/niveau2/Dutch/CivilServants.docx
+++ b/EXPORTS/DOCX/published/niveau2/Dutch/CivilServants.docx
@@ -765,7 +765,61 @@
           <w:color w:val="000000"/>
           <w:sz w:val="24"/>
         </w:rPr>
-        <w:t>zou dan voor de verdeling tussen het eigen museu</w:t>
+        <w:t>zou dan voor de verdeling tussen het e</w:t>
+      </w:r>
+      <w:r>
+        <w:rPr>
+          <w:u w:val="single" w:color="0000ff"/>
+          <w:rFonts w:ascii="Charis SIL Regular" w:hAnsi="Charis SIL Regular" w:eastAsia="Charis SIL Regular"/>
+          <w:b w:val="0"/>
+          <w:i w:val="0"/>
+          <w:color w:val="000000"/>
+          <w:sz w:val="24"/>
+        </w:rPr>
+        <w:hyperlink r:id="rId12" w:history="1">
+          <w:r>
+            <w:rPr>
+              <w:rStyle w:val="Hyperlink"/>
+            </w:rPr>
+            <w:t>igen mu</w:t>
+          </w:r>
+        </w:hyperlink>
+      </w:r>
+      <w:r>
+        <w:rPr>
+          <w:u w:val="single" w:color="0000ff"/>
+          <w:rFonts w:ascii="Charis SIL Regular" w:hAnsi="Charis SIL Regular" w:eastAsia="Charis SIL Regular"/>
+          <w:b w:val="0"/>
+          <w:i w:val="0"/>
+          <w:color w:val="000000"/>
+          <w:sz w:val="24"/>
+        </w:rPr>
+        <w:hyperlink r:id="rId12" w:history="1">
+          <w:r>
+            <w:rPr>
+              <w:rStyle w:val="Hyperlink"/>
+            </w:rPr>
+            <w:t>s</w:t>
+          </w:r>
+        </w:hyperlink>
+      </w:r>
+      <w:r>
+        <w:rPr>
+          <w:u w:val="single" w:color="0000ff"/>
+          <w:rFonts w:ascii="Charis SIL Regular" w:hAnsi="Charis SIL Regular" w:eastAsia="Charis SIL Regular"/>
+          <w:b w:val="0"/>
+          <w:i w:val="0"/>
+          <w:color w:val="000000"/>
+          <w:sz w:val="24"/>
+        </w:rPr>
+        <w:hyperlink r:id="rId12" w:history="1">
+          <w:r>
+            <w:rPr>
+              <w:rStyle w:val="Hyperlink"/>
+            </w:rPr>
+            <w:t>eu</w:t>
+          </w:r>
+        </w:hyperlink>
       </w:r>
       <w:r>
         <w:rPr>
@@ -1912,7 +1966,61 @@
           <w:color w:val="000000"/>
           <w:sz w:val="24"/>
         </w:rPr>
-        <w:t>. Soms zijn er nog archiefstukken in particulie</w:t>
+        <w:t>. Soms zijn er nog a</w:t>
+      </w:r>
+      <w:r>
+        <w:rPr>
+          <w:u w:val="single" w:color="0000ff"/>
+          <w:rFonts w:ascii="Charis SIL Regular" w:hAnsi="Charis SIL Regular" w:eastAsia="Charis SIL Regular"/>
+          <w:b w:val="0"/>
+          <w:i w:val="0"/>
+          <w:color w:val="000000"/>
+          <w:sz w:val="24"/>
+        </w:rPr>
+        <w:hyperlink r:id="rId18" w:history="1">
+          <w:r>
+            <w:rPr>
+              <w:rStyle w:val="Hyperlink"/>
+            </w:rPr>
+            <w:t>rchiefstukke</w:t>
+          </w:r>
+        </w:hyperlink>
+      </w:r>
+      <w:r>
+        <w:rPr>
+          <w:u w:val="single" w:color="0000ff"/>
+          <w:rFonts w:ascii="Charis SIL Regular" w:hAnsi="Charis SIL Regular" w:eastAsia="Charis SIL Regular"/>
+          <w:b w:val="0"/>
+          <w:i w:val="0"/>
+          <w:color w:val="000000"/>
+          <w:sz w:val="24"/>
+        </w:rPr>
+        <w:hyperlink r:id="rId18" w:history="1">
+          <w:r>
+            <w:rPr>
+              <w:rStyle w:val="Hyperlink"/>
+            </w:rPr>
+            <w:t>n</w:t>
+          </w:r>
+        </w:hyperlink>
+      </w:r>
+      <w:r>
+        <w:rPr>
+          <w:u w:val="single" w:color="0000ff"/>
+          <w:rFonts w:ascii="Charis SIL Regular" w:hAnsi="Charis SIL Regular" w:eastAsia="Charis SIL Regular"/>
+          <w:b w:val="0"/>
+          <w:i w:val="0"/>
+          <w:color w:val="000000"/>
+          <w:sz w:val="24"/>
+        </w:rPr>
+        <w:hyperlink r:id="rId18" w:history="1">
+          <w:r>
+            <w:rPr>
+              <w:rStyle w:val="Hyperlink"/>
+            </w:rPr>
+            <w:t xml:space="preserve"> in particulie</w:t>
+          </w:r>
+        </w:hyperlink>
       </w:r>
       <w:r>
         <w:rPr>

--- a/EXPORTS/DOCX/published/niveau2/Dutch/CivilServants.docx
+++ b/EXPORTS/DOCX/published/niveau2/Dutch/CivilServants.docx
@@ -765,7 +765,79 @@
           <w:color w:val="000000"/>
           <w:sz w:val="24"/>
         </w:rPr>
-        <w:t>zou dan voor de verdeling tussen het e</w:t>
+        <w:t xml:space="preserve">zou dan </w:t>
+      </w:r>
+      <w:r>
+        <w:rPr>
+          <w:u w:val="single" w:color="0000ff"/>
+          <w:rFonts w:ascii="Charis SIL Regular" w:hAnsi="Charis SIL Regular" w:eastAsia="Charis SIL Regular"/>
+          <w:b w:val="0"/>
+          <w:i w:val="0"/>
+          <w:color w:val="000000"/>
+          <w:sz w:val="24"/>
+        </w:rPr>
+        <w:hyperlink r:id="rId12" w:history="1">
+          <w:r>
+            <w:rPr>
+              <w:rStyle w:val="Hyperlink"/>
+            </w:rPr>
+            <w:t>voor de verd</w:t>
+          </w:r>
+        </w:hyperlink>
+      </w:r>
+      <w:r>
+        <w:rPr>
+          <w:u w:val="single" w:color="0000ff"/>
+          <w:rFonts w:ascii="Charis SIL Regular" w:hAnsi="Charis SIL Regular" w:eastAsia="Charis SIL Regular"/>
+          <w:b w:val="0"/>
+          <w:i w:val="0"/>
+          <w:color w:val="000000"/>
+          <w:sz w:val="24"/>
+        </w:rPr>
+        <w:hyperlink r:id="rId12" w:history="1">
+          <w:r>
+            <w:rPr>
+              <w:rStyle w:val="Hyperlink"/>
+            </w:rPr>
+            <w:t xml:space="preserve">eling tussen </w:t>
+          </w:r>
+        </w:hyperlink>
+      </w:r>
+      <w:r>
+        <w:rPr>
+          <w:u w:val="single" w:color="0000ff"/>
+          <w:rFonts w:ascii="Charis SIL Regular" w:hAnsi="Charis SIL Regular" w:eastAsia="Charis SIL Regular"/>
+          <w:b w:val="0"/>
+          <w:i w:val="0"/>
+          <w:color w:val="000000"/>
+          <w:sz w:val="24"/>
+        </w:rPr>
+        <w:hyperlink r:id="rId12" w:history="1">
+          <w:r>
+            <w:rPr>
+              <w:rStyle w:val="Hyperlink"/>
+            </w:rPr>
+            <w:t>h</w:t>
+          </w:r>
+        </w:hyperlink>
+      </w:r>
+      <w:r>
+        <w:rPr>
+          <w:u w:val="single" w:color="0000ff"/>
+          <w:rFonts w:ascii="Charis SIL Regular" w:hAnsi="Charis SIL Regular" w:eastAsia="Charis SIL Regular"/>
+          <w:b w:val="0"/>
+          <w:i w:val="0"/>
+          <w:color w:val="000000"/>
+          <w:sz w:val="24"/>
+        </w:rPr>
+        <w:hyperlink r:id="rId12" w:history="1">
+          <w:r>
+            <w:rPr>
+              <w:rStyle w:val="Hyperlink"/>
+            </w:rPr>
+            <w:t>et e</w:t>
+          </w:r>
+        </w:hyperlink>
       </w:r>
       <w:r>
         <w:rPr>
@@ -1966,61 +2038,7 @@
           <w:color w:val="000000"/>
           <w:sz w:val="24"/>
         </w:rPr>
-        <w:t>. Soms zijn er nog a</w:t>
-      </w:r>
-      <w:r>
-        <w:rPr>
-          <w:u w:val="single" w:color="0000ff"/>
-          <w:rFonts w:ascii="Charis SIL Regular" w:hAnsi="Charis SIL Regular" w:eastAsia="Charis SIL Regular"/>
-          <w:b w:val="0"/>
-          <w:i w:val="0"/>
-          <w:color w:val="000000"/>
-          <w:sz w:val="24"/>
-        </w:rPr>
-        <w:hyperlink r:id="rId18" w:history="1">
-          <w:r>
-            <w:rPr>
-              <w:rStyle w:val="Hyperlink"/>
-            </w:rPr>
-            <w:t>rchiefstukke</w:t>
-          </w:r>
-        </w:hyperlink>
-      </w:r>
-      <w:r>
-        <w:rPr>
-          <w:u w:val="single" w:color="0000ff"/>
-          <w:rFonts w:ascii="Charis SIL Regular" w:hAnsi="Charis SIL Regular" w:eastAsia="Charis SIL Regular"/>
-          <w:b w:val="0"/>
-          <w:i w:val="0"/>
-          <w:color w:val="000000"/>
-          <w:sz w:val="24"/>
-        </w:rPr>
-        <w:hyperlink r:id="rId18" w:history="1">
-          <w:r>
-            <w:rPr>
-              <w:rStyle w:val="Hyperlink"/>
-            </w:rPr>
-            <w:t>n</w:t>
-          </w:r>
-        </w:hyperlink>
-      </w:r>
-      <w:r>
-        <w:rPr>
-          <w:u w:val="single" w:color="0000ff"/>
-          <w:rFonts w:ascii="Charis SIL Regular" w:hAnsi="Charis SIL Regular" w:eastAsia="Charis SIL Regular"/>
-          <w:b w:val="0"/>
-          <w:i w:val="0"/>
-          <w:color w:val="000000"/>
-          <w:sz w:val="24"/>
-        </w:rPr>
-        <w:hyperlink r:id="rId18" w:history="1">
-          <w:r>
-            <w:rPr>
-              <w:rStyle w:val="Hyperlink"/>
-            </w:rPr>
-            <w:t xml:space="preserve"> in particulie</w:t>
-          </w:r>
-        </w:hyperlink>
+        <w:t>. Soms zijn er nog archiefstukken in particulie</w:t>
       </w:r>
       <w:r>
         <w:rPr>
@@ -3237,15 +3255,9 @@
           <w:i w:val="0"/>
           <w:color w:val="0000FF"/>
           <w:sz w:val="24"/>
-        </w:rPr>
-        <w:hyperlink r:id="rId23" w:history="1">
-          <w:r>
-            <w:rPr>
-              <w:rStyle w:val="Hyperlink"/>
-            </w:rPr>
-            <w:t>.n</w:t>
-          </w:r>
-        </w:hyperlink>
+          <w:u w:val="single"/>
+        </w:rPr>
+        <w:t>.n</w:t>
       </w:r>
       <w:r>
         <w:rPr>
@@ -4821,7 +4833,7 @@
           <w:sz w:val="24"/>
           <w:u w:val="single"/>
         </w:rPr>
-        <w:hyperlink r:id="rId31" w:history="1">
+        <w:hyperlink r:id="rId30" w:history="1">
           <w:r>
             <w:rPr>
               <w:rStyle w:val="Hyperlink"/>
@@ -4839,7 +4851,7 @@
           <w:sz w:val="24"/>
           <w:u w:val="single"/>
         </w:rPr>
-        <w:hyperlink r:id="rId31" w:history="1">
+        <w:hyperlink r:id="rId30" w:history="1">
           <w:r>
             <w:rPr>
               <w:rStyle w:val="Hyperlink"/>

--- a/EXPORTS/DOCX/published/niveau2/Dutch/CivilServants.docx
+++ b/EXPORTS/DOCX/published/niveau2/Dutch/CivilServants.docx
@@ -2038,7 +2038,61 @@
           <w:color w:val="000000"/>
           <w:sz w:val="24"/>
         </w:rPr>
-        <w:t>. Soms zijn er nog archiefstukken in particulie</w:t>
+        <w:t>. Soms zijn er nog a</w:t>
+      </w:r>
+      <w:r>
+        <w:rPr>
+          <w:u w:val="single" w:color="0000ff"/>
+          <w:rFonts w:ascii="Charis SIL Regular" w:hAnsi="Charis SIL Regular" w:eastAsia="Charis SIL Regular"/>
+          <w:b w:val="0"/>
+          <w:i w:val="0"/>
+          <w:color w:val="000000"/>
+          <w:sz w:val="24"/>
+        </w:rPr>
+        <w:hyperlink r:id="rId18" w:history="1">
+          <w:r>
+            <w:rPr>
+              <w:rStyle w:val="Hyperlink"/>
+            </w:rPr>
+            <w:t>rchiefstukke</w:t>
+          </w:r>
+        </w:hyperlink>
+      </w:r>
+      <w:r>
+        <w:rPr>
+          <w:u w:val="single" w:color="0000ff"/>
+          <w:rFonts w:ascii="Charis SIL Regular" w:hAnsi="Charis SIL Regular" w:eastAsia="Charis SIL Regular"/>
+          <w:b w:val="0"/>
+          <w:i w:val="0"/>
+          <w:color w:val="000000"/>
+          <w:sz w:val="24"/>
+        </w:rPr>
+        <w:hyperlink r:id="rId18" w:history="1">
+          <w:r>
+            <w:rPr>
+              <w:rStyle w:val="Hyperlink"/>
+            </w:rPr>
+            <w:t>n</w:t>
+          </w:r>
+        </w:hyperlink>
+      </w:r>
+      <w:r>
+        <w:rPr>
+          <w:u w:val="single" w:color="0000ff"/>
+          <w:rFonts w:ascii="Charis SIL Regular" w:hAnsi="Charis SIL Regular" w:eastAsia="Charis SIL Regular"/>
+          <w:b w:val="0"/>
+          <w:i w:val="0"/>
+          <w:color w:val="000000"/>
+          <w:sz w:val="24"/>
+        </w:rPr>
+        <w:hyperlink r:id="rId18" w:history="1">
+          <w:r>
+            <w:rPr>
+              <w:rStyle w:val="Hyperlink"/>
+            </w:rPr>
+            <w:t xml:space="preserve"> in particulie</w:t>
+          </w:r>
+        </w:hyperlink>
       </w:r>
       <w:r>
         <w:rPr>
@@ -2060,49 +2114,13 @@
       </w:r>
       <w:r>
         <w:rPr>
-          <w:u w:val="single" w:color="0000ff"/>
           <w:rFonts w:ascii="Charis SIL Regular" w:hAnsi="Charis SIL Regular" w:eastAsia="Charis SIL Regular"/>
           <w:b w:val="0"/>
           <w:i w:val="0"/>
           <w:color w:val="000000"/>
           <w:sz w:val="24"/>
         </w:rPr>
-        <w:hyperlink r:id="rId18" w:history="1">
-          <w:r>
-            <w:rPr>
-              <w:rStyle w:val="Hyperlink"/>
-            </w:rPr>
-            <w:t>bijvoorb</w:t>
-          </w:r>
-        </w:hyperlink>
-      </w:r>
-      <w:r>
-        <w:rPr>
-          <w:rFonts w:ascii="Charis SIL Regular" w:hAnsi="Charis SIL Regular" w:eastAsia="Charis SIL Regular"/>
-          <w:b w:val="0"/>
-          <w:i w:val="0"/>
-          <w:color w:val="000000"/>
-          <w:sz w:val="24"/>
-        </w:rPr>
-        <w:t>eeld bi</w:t>
-      </w:r>
-      <w:r>
-        <w:rPr>
-          <w:u w:val="single" w:color="0000ff"/>
-          <w:rFonts w:ascii="Charis SIL Regular" w:hAnsi="Charis SIL Regular" w:eastAsia="Charis SIL Regular"/>
-          <w:b w:val="0"/>
-          <w:i w:val="0"/>
-          <w:color w:val="000000"/>
-          <w:sz w:val="24"/>
-        </w:rPr>
-        <w:hyperlink r:id="rId19" w:history="1">
-          <w:r>
-            <w:rPr>
-              <w:rStyle w:val="Hyperlink"/>
-            </w:rPr>
-            <w:t>j nabestaa</w:t>
-          </w:r>
-        </w:hyperlink>
+        <w:t>bijvoorbeeld bij nabestaa</w:t>
       </w:r>
       <w:r>
         <w:rPr>
@@ -3255,9 +3273,15 @@
           <w:i w:val="0"/>
           <w:color w:val="0000FF"/>
           <w:sz w:val="24"/>
-          <w:u w:val="single"/>
-        </w:rPr>
-        <w:t>.n</w:t>
+        </w:rPr>
+        <w:hyperlink r:id="rId23" w:history="1">
+          <w:r>
+            <w:rPr>
+              <w:rStyle w:val="Hyperlink"/>
+            </w:rPr>
+            <w:t>.n</w:t>
+          </w:r>
+        </w:hyperlink>
       </w:r>
       <w:r>
         <w:rPr>
@@ -4833,7 +4857,7 @@
           <w:sz w:val="24"/>
           <w:u w:val="single"/>
         </w:rPr>
-        <w:hyperlink r:id="rId30" w:history="1">
+        <w:hyperlink r:id="rId31" w:history="1">
           <w:r>
             <w:rPr>
               <w:rStyle w:val="Hyperlink"/>
@@ -4851,7 +4875,7 @@
           <w:sz w:val="24"/>
           <w:u w:val="single"/>
         </w:rPr>
-        <w:hyperlink r:id="rId30" w:history="1">
+        <w:hyperlink r:id="rId31" w:history="1">
           <w:r>
             <w:rPr>
               <w:rStyle w:val="Hyperlink"/>

--- a/EXPORTS/DOCX/published/niveau2/Dutch/CivilServants.docx
+++ b/EXPORTS/DOCX/published/niveau2/Dutch/CivilServants.docx
@@ -3309,9 +3309,15 @@
           <w:i w:val="0"/>
           <w:color w:val="0000FF"/>
           <w:sz w:val="24"/>
-          <w:u w:val="single"/>
-        </w:rPr>
-        <w:t>.n</w:t>
+        </w:rPr>
+        <w:hyperlink r:id="rId23" w:history="1">
+          <w:r>
+            <w:rPr>
+              <w:rStyle w:val="Hyperlink"/>
+            </w:rPr>
+            <w:t>.n</w:t>
+          </w:r>
+        </w:hyperlink>
       </w:r>
       <w:r>
         <w:rPr>
@@ -4905,7 +4911,7 @@
           <w:sz w:val="24"/>
           <w:u w:val="single"/>
         </w:rPr>
-        <w:hyperlink r:id="rId30" w:history="1">
+        <w:hyperlink r:id="rId31" w:history="1">
           <w:r>
             <w:rPr>
               <w:rStyle w:val="Hyperlink"/>
@@ -4934,7 +4940,7 @@
           <w:sz w:val="24"/>
           <w:u w:val="single"/>
         </w:rPr>
-        <w:hyperlink r:id="rId30" w:history="1">
+        <w:hyperlink r:id="rId31" w:history="1">
           <w:r>
             <w:rPr>
               <w:rStyle w:val="Hyperlink"/>

--- a/EXPORTS/DOCX/published/niveau2/Dutch/CivilServants.docx
+++ b/EXPORTS/DOCX/published/niveau2/Dutch/CivilServants.docx
@@ -473,9 +473,15 @@
           <w:i w:val="0"/>
           <w:color w:val="0000FF"/>
           <w:sz w:val="24"/>
-          <w:u w:val="single"/>
-        </w:rPr>
-        <w:t>fl</w:t>
+        </w:rPr>
+        <w:hyperlink r:id="rId11" w:history="1">
+          <w:r>
+            <w:rPr>
+              <w:rStyle w:val="Hyperlink"/>
+            </w:rPr>
+            <w:t>fl</w:t>
+          </w:r>
+        </w:hyperlink>
       </w:r>
       <w:r>
         <w:rPr>
@@ -759,61 +765,7 @@
           <w:color w:val="000000"/>
           <w:sz w:val="24"/>
         </w:rPr>
-        <w:t>zou dan voor de verd</w:t>
-      </w:r>
-      <w:r>
-        <w:rPr>
-          <w:u w:val="single" w:color="0000ff"/>
-          <w:rFonts w:ascii="Charis SIL Regular" w:hAnsi="Charis SIL Regular" w:eastAsia="Charis SIL Regular"/>
-          <w:b w:val="0"/>
-          <w:i w:val="0"/>
-          <w:color w:val="000000"/>
-          <w:sz w:val="24"/>
-        </w:rPr>
-        <w:hyperlink r:id="rId12" w:history="1">
-          <w:r>
-            <w:rPr>
-              <w:rStyle w:val="Hyperlink"/>
-            </w:rPr>
-            <w:t xml:space="preserve">eling tussen </w:t>
-          </w:r>
-        </w:hyperlink>
-      </w:r>
-      <w:r>
-        <w:rPr>
-          <w:u w:val="single" w:color="0000ff"/>
-          <w:rFonts w:ascii="Charis SIL Regular" w:hAnsi="Charis SIL Regular" w:eastAsia="Charis SIL Regular"/>
-          <w:b w:val="0"/>
-          <w:i w:val="0"/>
-          <w:color w:val="000000"/>
-          <w:sz w:val="24"/>
-        </w:rPr>
-        <w:hyperlink r:id="rId12" w:history="1">
-          <w:r>
-            <w:rPr>
-              <w:rStyle w:val="Hyperlink"/>
-            </w:rPr>
-            <w:t>h</w:t>
-          </w:r>
-        </w:hyperlink>
-      </w:r>
-      <w:r>
-        <w:rPr>
-          <w:u w:val="single" w:color="0000ff"/>
-          <w:rFonts w:ascii="Charis SIL Regular" w:hAnsi="Charis SIL Regular" w:eastAsia="Charis SIL Regular"/>
-          <w:b w:val="0"/>
-          <w:i w:val="0"/>
-          <w:color w:val="000000"/>
-          <w:sz w:val="24"/>
-        </w:rPr>
-        <w:hyperlink r:id="rId12" w:history="1">
-          <w:r>
-            <w:rPr>
-              <w:rStyle w:val="Hyperlink"/>
-            </w:rPr>
-            <w:t>et e</w:t>
-          </w:r>
-        </w:hyperlink>
+        <w:t>zou dan voor de verdeling tussen het e</w:t>
       </w:r>
       <w:r>
         <w:rPr>
@@ -835,13 +787,39 @@
       </w:r>
       <w:r>
         <w:rPr>
+          <w:u w:val="single" w:color="0000ff"/>
           <w:rFonts w:ascii="Charis SIL Regular" w:hAnsi="Charis SIL Regular" w:eastAsia="Charis SIL Regular"/>
           <w:b w:val="0"/>
           <w:i w:val="0"/>
           <w:color w:val="000000"/>
           <w:sz w:val="24"/>
         </w:rPr>
-        <w:t>seu</w:t>
+        <w:hyperlink r:id="rId12" w:history="1">
+          <w:r>
+            <w:rPr>
+              <w:rStyle w:val="Hyperlink"/>
+            </w:rPr>
+            <w:t>s</w:t>
+          </w:r>
+        </w:hyperlink>
+      </w:r>
+      <w:r>
+        <w:rPr>
+          <w:u w:val="single" w:color="0000ff"/>
+          <w:rFonts w:ascii="Charis SIL Regular" w:hAnsi="Charis SIL Regular" w:eastAsia="Charis SIL Regular"/>
+          <w:b w:val="0"/>
+          <w:i w:val="0"/>
+          <w:color w:val="000000"/>
+          <w:sz w:val="24"/>
+        </w:rPr>
+        <w:hyperlink r:id="rId12" w:history="1">
+          <w:r>
+            <w:rPr>
+              <w:rStyle w:val="Hyperlink"/>
+            </w:rPr>
+            <w:t>eu</w:t>
+          </w:r>
+        </w:hyperlink>
       </w:r>
       <w:r>
         <w:rPr>
@@ -1280,61 +1258,7 @@
           <w:color w:val="000000"/>
           <w:sz w:val="24"/>
         </w:rPr>
-        <w:t xml:space="preserve">met betrekking tot </w:t>
-      </w:r>
-      <w:r>
-        <w:rPr>
-          <w:u w:val="single" w:color="0000ff"/>
-          <w:rFonts w:ascii="Charis SIL Regular" w:hAnsi="Charis SIL Regular" w:eastAsia="Charis SIL Regular"/>
-          <w:b w:val="0"/>
-          <w:i w:val="0"/>
-          <w:color w:val="000000"/>
-          <w:sz w:val="24"/>
-        </w:rPr>
-        <w:hyperlink r:id="rId15" w:history="1">
-          <w:r>
-            <w:rPr>
-              <w:rStyle w:val="Hyperlink"/>
-            </w:rPr>
-            <w:t>Ne</w:t>
-          </w:r>
-        </w:hyperlink>
-      </w:r>
-      <w:r>
-        <w:rPr>
-          <w:u w:val="single" w:color="0000ff"/>
-          <w:rFonts w:ascii="Charis SIL Regular" w:hAnsi="Charis SIL Regular" w:eastAsia="Charis SIL Regular"/>
-          <w:b w:val="0"/>
-          <w:i w:val="0"/>
-          <w:color w:val="000000"/>
-          <w:sz w:val="24"/>
-        </w:rPr>
-        <w:hyperlink r:id="rId15" w:history="1">
-          <w:r>
-            <w:rPr>
-              <w:rStyle w:val="Hyperlink"/>
-            </w:rPr>
-            <w:t>d</w:t>
-          </w:r>
-        </w:hyperlink>
-      </w:r>
-      <w:r>
-        <w:rPr>
-          <w:u w:val="single" w:color="0000ff"/>
-          <w:rFonts w:ascii="Charis SIL Regular" w:hAnsi="Charis SIL Regular" w:eastAsia="Charis SIL Regular"/>
-          <w:b w:val="0"/>
-          <w:i w:val="0"/>
-          <w:color w:val="000000"/>
-          <w:sz w:val="24"/>
-        </w:rPr>
-        <w:hyperlink r:id="rId15" w:history="1">
-          <w:r>
-            <w:rPr>
-              <w:rStyle w:val="Hyperlink"/>
-            </w:rPr>
-            <w:t>erlands-I</w:t>
-          </w:r>
-        </w:hyperlink>
+        <w:t>met betrekking tot Nederlands-I</w:t>
       </w:r>
       <w:r>
         <w:rPr>
@@ -3259,9 +3183,15 @@
           <w:i w:val="0"/>
           <w:color w:val="0000FF"/>
           <w:sz w:val="24"/>
-          <w:u w:val="single"/>
-        </w:rPr>
-        <w:t>.n</w:t>
+        </w:rPr>
+        <w:hyperlink r:id="rId23" w:history="1">
+          <w:r>
+            <w:rPr>
+              <w:rStyle w:val="Hyperlink"/>
+            </w:rPr>
+            <w:t>.n</w:t>
+          </w:r>
+        </w:hyperlink>
       </w:r>
       <w:r>
         <w:rPr>
@@ -4884,7 +4814,7 @@
           <w:sz w:val="24"/>
           <w:u w:val="single"/>
         </w:rPr>
-        <w:hyperlink r:id="rId30" w:history="1">
+        <w:hyperlink r:id="rId31" w:history="1">
           <w:r>
             <w:rPr>
               <w:rStyle w:val="Hyperlink"/>
@@ -4995,7 +4925,7 @@
           <w:sz w:val="24"/>
           <w:u w:val="single"/>
         </w:rPr>
-        <w:hyperlink r:id="rId31" w:history="1">
+        <w:hyperlink r:id="rId32" w:history="1">
           <w:r>
             <w:rPr>
               <w:rStyle w:val="Hyperlink"/>
@@ -5013,7 +4943,7 @@
           <w:sz w:val="24"/>
           <w:u w:val="single"/>
         </w:rPr>
-        <w:hyperlink r:id="rId31" w:history="1">
+        <w:hyperlink r:id="rId32" w:history="1">
           <w:r>
             <w:rPr>
               <w:rStyle w:val="Hyperlink"/>
@@ -5031,7 +4961,7 @@
           <w:sz w:val="24"/>
           <w:u w:val="single"/>
         </w:rPr>
-        <w:hyperlink r:id="rId31" w:history="1">
+        <w:hyperlink r:id="rId32" w:history="1">
           <w:r>
             <w:rPr>
               <w:rStyle w:val="Hyperlink"/>
@@ -5059,7 +4989,7 @@
           <w:sz w:val="24"/>
           <w:u w:val="single"/>
         </w:rPr>
-        <w:hyperlink r:id="rId32" w:history="1">
+        <w:hyperlink r:id="rId33" w:history="1">
           <w:r>
             <w:rPr>
               <w:rStyle w:val="Hyperlink"/>
@@ -5088,7 +5018,7 @@
           <w:sz w:val="24"/>
           <w:u w:val="single"/>
         </w:rPr>
-        <w:hyperlink r:id="rId32" w:history="1">
+        <w:hyperlink r:id="rId33" w:history="1">
           <w:r>
             <w:rPr>
               <w:rStyle w:val="Hyperlink"/>
@@ -5116,7 +5046,7 @@
           <w:sz w:val="24"/>
           <w:u w:val="single"/>
         </w:rPr>
-        <w:hyperlink r:id="rId31" w:history="1">
+        <w:hyperlink r:id="rId32" w:history="1">
           <w:r>
             <w:rPr>
               <w:rStyle w:val="Hyperlink"/>
@@ -5134,7 +5064,7 @@
           <w:sz w:val="24"/>
           <w:u w:val="single"/>
         </w:rPr>
-        <w:hyperlink r:id="rId31" w:history="1">
+        <w:hyperlink r:id="rId32" w:history="1">
           <w:r>
             <w:rPr>
               <w:rStyle w:val="Hyperlink"/>
@@ -5163,7 +5093,7 @@
           <w:sz w:val="24"/>
           <w:u w:val="single"/>
         </w:rPr>
-        <w:hyperlink r:id="rId31" w:history="1">
+        <w:hyperlink r:id="rId32" w:history="1">
           <w:r>
             <w:rPr>
               <w:rStyle w:val="Hyperlink"/>

--- a/EXPORTS/DOCX/published/niveau2/Dutch/CivilServants.docx
+++ b/EXPORTS/DOCX/published/niveau2/Dutch/CivilServants.docx
@@ -765,7 +765,79 @@
           <w:color w:val="000000"/>
           <w:sz w:val="24"/>
         </w:rPr>
-        <w:t>zou dan voor de verdeling tussen het e</w:t>
+        <w:t xml:space="preserve">zou dan </w:t>
+      </w:r>
+      <w:r>
+        <w:rPr>
+          <w:u w:val="single" w:color="0000ff"/>
+          <w:rFonts w:ascii="Charis SIL Regular" w:hAnsi="Charis SIL Regular" w:eastAsia="Charis SIL Regular"/>
+          <w:b w:val="0"/>
+          <w:i w:val="0"/>
+          <w:color w:val="000000"/>
+          <w:sz w:val="24"/>
+        </w:rPr>
+        <w:hyperlink r:id="rId12" w:history="1">
+          <w:r>
+            <w:rPr>
+              <w:rStyle w:val="Hyperlink"/>
+            </w:rPr>
+            <w:t>voor de verd</w:t>
+          </w:r>
+        </w:hyperlink>
+      </w:r>
+      <w:r>
+        <w:rPr>
+          <w:u w:val="single" w:color="0000ff"/>
+          <w:rFonts w:ascii="Charis SIL Regular" w:hAnsi="Charis SIL Regular" w:eastAsia="Charis SIL Regular"/>
+          <w:b w:val="0"/>
+          <w:i w:val="0"/>
+          <w:color w:val="000000"/>
+          <w:sz w:val="24"/>
+        </w:rPr>
+        <w:hyperlink r:id="rId12" w:history="1">
+          <w:r>
+            <w:rPr>
+              <w:rStyle w:val="Hyperlink"/>
+            </w:rPr>
+            <w:t xml:space="preserve">eling tussen </w:t>
+          </w:r>
+        </w:hyperlink>
+      </w:r>
+      <w:r>
+        <w:rPr>
+          <w:u w:val="single" w:color="0000ff"/>
+          <w:rFonts w:ascii="Charis SIL Regular" w:hAnsi="Charis SIL Regular" w:eastAsia="Charis SIL Regular"/>
+          <w:b w:val="0"/>
+          <w:i w:val="0"/>
+          <w:color w:val="000000"/>
+          <w:sz w:val="24"/>
+        </w:rPr>
+        <w:hyperlink r:id="rId12" w:history="1">
+          <w:r>
+            <w:rPr>
+              <w:rStyle w:val="Hyperlink"/>
+            </w:rPr>
+            <w:t>h</w:t>
+          </w:r>
+        </w:hyperlink>
+      </w:r>
+      <w:r>
+        <w:rPr>
+          <w:u w:val="single" w:color="0000ff"/>
+          <w:rFonts w:ascii="Charis SIL Regular" w:hAnsi="Charis SIL Regular" w:eastAsia="Charis SIL Regular"/>
+          <w:b w:val="0"/>
+          <w:i w:val="0"/>
+          <w:color w:val="000000"/>
+          <w:sz w:val="24"/>
+        </w:rPr>
+        <w:hyperlink r:id="rId12" w:history="1">
+          <w:r>
+            <w:rPr>
+              <w:rStyle w:val="Hyperlink"/>
+            </w:rPr>
+            <w:t>et e</w:t>
+          </w:r>
+        </w:hyperlink>
       </w:r>
       <w:r>
         <w:rPr>
@@ -1258,7 +1330,61 @@
           <w:color w:val="000000"/>
           <w:sz w:val="24"/>
         </w:rPr>
-        <w:t>met betrekking tot Nederlands-I</w:t>
+        <w:t xml:space="preserve">met betrekking tot </w:t>
+      </w:r>
+      <w:r>
+        <w:rPr>
+          <w:u w:val="single" w:color="0000ff"/>
+          <w:rFonts w:ascii="Charis SIL Regular" w:hAnsi="Charis SIL Regular" w:eastAsia="Charis SIL Regular"/>
+          <w:b w:val="0"/>
+          <w:i w:val="0"/>
+          <w:color w:val="000000"/>
+          <w:sz w:val="24"/>
+        </w:rPr>
+        <w:hyperlink r:id="rId15" w:history="1">
+          <w:r>
+            <w:rPr>
+              <w:rStyle w:val="Hyperlink"/>
+            </w:rPr>
+            <w:t>Ne</w:t>
+          </w:r>
+        </w:hyperlink>
+      </w:r>
+      <w:r>
+        <w:rPr>
+          <w:u w:val="single" w:color="0000ff"/>
+          <w:rFonts w:ascii="Charis SIL Regular" w:hAnsi="Charis SIL Regular" w:eastAsia="Charis SIL Regular"/>
+          <w:b w:val="0"/>
+          <w:i w:val="0"/>
+          <w:color w:val="000000"/>
+          <w:sz w:val="24"/>
+        </w:rPr>
+        <w:hyperlink r:id="rId15" w:history="1">
+          <w:r>
+            <w:rPr>
+              <w:rStyle w:val="Hyperlink"/>
+            </w:rPr>
+            <w:t>d</w:t>
+          </w:r>
+        </w:hyperlink>
+      </w:r>
+      <w:r>
+        <w:rPr>
+          <w:u w:val="single" w:color="0000ff"/>
+          <w:rFonts w:ascii="Charis SIL Regular" w:hAnsi="Charis SIL Regular" w:eastAsia="Charis SIL Regular"/>
+          <w:b w:val="0"/>
+          <w:i w:val="0"/>
+          <w:color w:val="000000"/>
+          <w:sz w:val="24"/>
+        </w:rPr>
+        <w:hyperlink r:id="rId15" w:history="1">
+          <w:r>
+            <w:rPr>
+              <w:rStyle w:val="Hyperlink"/>
+            </w:rPr>
+            <w:t>erlands-I</w:t>
+          </w:r>
+        </w:hyperlink>
       </w:r>
       <w:r>
         <w:rPr>
@@ -3183,15 +3309,9 @@
           <w:i w:val="0"/>
           <w:color w:val="0000FF"/>
           <w:sz w:val="24"/>
-        </w:rPr>
-        <w:hyperlink r:id="rId23" w:history="1">
-          <w:r>
-            <w:rPr>
-              <w:rStyle w:val="Hyperlink"/>
-            </w:rPr>
-            <w:t>.n</w:t>
-          </w:r>
-        </w:hyperlink>
+          <w:u w:val="single"/>
+        </w:rPr>
+        <w:t>.n</w:t>
       </w:r>
       <w:r>
         <w:rPr>
@@ -4767,7 +4887,7 @@
           <w:sz w:val="24"/>
           <w:u w:val="single"/>
         </w:rPr>
-        <w:hyperlink r:id="rId30" w:history="1">
+        <w:hyperlink r:id="rId31" w:history="1">
           <w:r>
             <w:rPr>
               <w:rStyle w:val="Hyperlink"/>
@@ -4785,7 +4905,7 @@
           <w:sz w:val="24"/>
           <w:u w:val="single"/>
         </w:rPr>
-        <w:hyperlink r:id="rId30" w:history="1">
+        <w:hyperlink r:id="rId31" w:history="1">
           <w:r>
             <w:rPr>
               <w:rStyle w:val="Hyperlink"/>
@@ -4814,7 +4934,7 @@
           <w:sz w:val="24"/>
           <w:u w:val="single"/>
         </w:rPr>
-        <w:hyperlink r:id="rId31" w:history="1">
+        <w:hyperlink r:id="rId30" w:history="1">
           <w:r>
             <w:rPr>
               <w:rStyle w:val="Hyperlink"/>
@@ -5108,7 +5228,7 @@
         <w:autoSpaceDN w:val="0"/>
         <w:autoSpaceDE w:val="0"/>
         <w:widowControl/>
-        <w:spacing w:line="540" w:lineRule="exact" w:before="478" w:after="0"/>
+        <w:spacing w:line="540" w:lineRule="exact" w:before="458" w:after="0"/>
         <w:ind w:left="0" w:right="0" w:firstLine="0"/>
         <w:jc w:val="left"/>
       </w:pPr>
@@ -5175,7 +5295,7 @@
     </w:p>
     <w:sectPr>
       <w:pgSz w:w="11900" w:h="16840"/>
-      <w:pgMar w:top="324" w:right="940" w:bottom="690" w:left="960" w:header="720" w:footer="720" w:gutter="0"/>
+      <w:pgMar w:top="324" w:right="940" w:bottom="700" w:left="960" w:header="720" w:footer="720" w:gutter="0"/>
       <w:cols/>
       <w:docGrid w:linePitch="360"/>
     </w:sectPr>

--- a/EXPORTS/DOCX/published/niveau2/Dutch/CivilServants.docx
+++ b/EXPORTS/DOCX/published/niveau2/Dutch/CivilServants.docx
@@ -473,15 +473,9 @@
           <w:i w:val="0"/>
           <w:color w:val="0000FF"/>
           <w:sz w:val="24"/>
-        </w:rPr>
-        <w:hyperlink r:id="rId11" w:history="1">
-          <w:r>
-            <w:rPr>
-              <w:rStyle w:val="Hyperlink"/>
-            </w:rPr>
-            <w:t>fl</w:t>
-          </w:r>
-        </w:hyperlink>
+          <w:u w:val="single"/>
+        </w:rPr>
+        <w:t>fl</w:t>
       </w:r>
       <w:r>
         <w:rPr>
@@ -3309,9 +3303,15 @@
           <w:i w:val="0"/>
           <w:color w:val="0000FF"/>
           <w:sz w:val="24"/>
-          <w:u w:val="single"/>
-        </w:rPr>
-        <w:t>.n</w:t>
+        </w:rPr>
+        <w:hyperlink r:id="rId23" w:history="1">
+          <w:r>
+            <w:rPr>
+              <w:rStyle w:val="Hyperlink"/>
+            </w:rPr>
+            <w:t>.n</w:t>
+          </w:r>
+        </w:hyperlink>
       </w:r>
       <w:r>
         <w:rPr>
@@ -4934,7 +4934,7 @@
           <w:sz w:val="24"/>
           <w:u w:val="single"/>
         </w:rPr>
-        <w:hyperlink r:id="rId30" w:history="1">
+        <w:hyperlink r:id="rId31" w:history="1">
           <w:r>
             <w:rPr>
               <w:rStyle w:val="Hyperlink"/>

--- a/EXPORTS/DOCX/published/niveau2/Dutch/CivilServants.docx
+++ b/EXPORTS/DOCX/published/niveau2/Dutch/CivilServants.docx
@@ -473,9 +473,15 @@
           <w:i w:val="0"/>
           <w:color w:val="0000FF"/>
           <w:sz w:val="24"/>
-          <w:u w:val="single"/>
-        </w:rPr>
-        <w:t>fl</w:t>
+        </w:rPr>
+        <w:hyperlink r:id="rId11" w:history="1">
+          <w:r>
+            <w:rPr>
+              <w:rStyle w:val="Hyperlink"/>
+            </w:rPr>
+            <w:t>fl</w:t>
+          </w:r>
+        </w:hyperlink>
       </w:r>
       <w:r>
         <w:rPr>
@@ -2032,61 +2038,7 @@
           <w:color w:val="000000"/>
           <w:sz w:val="24"/>
         </w:rPr>
-        <w:t>. Soms zijn er nog a</w:t>
-      </w:r>
-      <w:r>
-        <w:rPr>
-          <w:u w:val="single" w:color="0000ff"/>
-          <w:rFonts w:ascii="Charis SIL Regular" w:hAnsi="Charis SIL Regular" w:eastAsia="Charis SIL Regular"/>
-          <w:b w:val="0"/>
-          <w:i w:val="0"/>
-          <w:color w:val="000000"/>
-          <w:sz w:val="24"/>
-        </w:rPr>
-        <w:hyperlink r:id="rId18" w:history="1">
-          <w:r>
-            <w:rPr>
-              <w:rStyle w:val="Hyperlink"/>
-            </w:rPr>
-            <w:t>rchiefstukke</w:t>
-          </w:r>
-        </w:hyperlink>
-      </w:r>
-      <w:r>
-        <w:rPr>
-          <w:u w:val="single" w:color="0000ff"/>
-          <w:rFonts w:ascii="Charis SIL Regular" w:hAnsi="Charis SIL Regular" w:eastAsia="Charis SIL Regular"/>
-          <w:b w:val="0"/>
-          <w:i w:val="0"/>
-          <w:color w:val="000000"/>
-          <w:sz w:val="24"/>
-        </w:rPr>
-        <w:hyperlink r:id="rId18" w:history="1">
-          <w:r>
-            <w:rPr>
-              <w:rStyle w:val="Hyperlink"/>
-            </w:rPr>
-            <w:t>n</w:t>
-          </w:r>
-        </w:hyperlink>
-      </w:r>
-      <w:r>
-        <w:rPr>
-          <w:u w:val="single" w:color="0000ff"/>
-          <w:rFonts w:ascii="Charis SIL Regular" w:hAnsi="Charis SIL Regular" w:eastAsia="Charis SIL Regular"/>
-          <w:b w:val="0"/>
-          <w:i w:val="0"/>
-          <w:color w:val="000000"/>
-          <w:sz w:val="24"/>
-        </w:rPr>
-        <w:hyperlink r:id="rId18" w:history="1">
-          <w:r>
-            <w:rPr>
-              <w:rStyle w:val="Hyperlink"/>
-            </w:rPr>
-            <w:t xml:space="preserve"> in particulie</w:t>
-          </w:r>
-        </w:hyperlink>
+        <w:t>. Soms zijn er nog archiefstukken in particulie</w:t>
       </w:r>
       <w:r>
         <w:rPr>
@@ -2108,49 +2060,13 @@
       </w:r>
       <w:r>
         <w:rPr>
-          <w:u w:val="single" w:color="0000ff"/>
           <w:rFonts w:ascii="Charis SIL Regular" w:hAnsi="Charis SIL Regular" w:eastAsia="Charis SIL Regular"/>
           <w:b w:val="0"/>
           <w:i w:val="0"/>
           <w:color w:val="000000"/>
           <w:sz w:val="24"/>
         </w:rPr>
-        <w:hyperlink r:id="rId18" w:history="1">
-          <w:r>
-            <w:rPr>
-              <w:rStyle w:val="Hyperlink"/>
-            </w:rPr>
-            <w:t>bijvoorb</w:t>
-          </w:r>
-        </w:hyperlink>
-      </w:r>
-      <w:r>
-        <w:rPr>
-          <w:rFonts w:ascii="Charis SIL Regular" w:hAnsi="Charis SIL Regular" w:eastAsia="Charis SIL Regular"/>
-          <w:b w:val="0"/>
-          <w:i w:val="0"/>
-          <w:color w:val="000000"/>
-          <w:sz w:val="24"/>
-        </w:rPr>
-        <w:t>eeld bi</w:t>
-      </w:r>
-      <w:r>
-        <w:rPr>
-          <w:u w:val="single" w:color="0000ff"/>
-          <w:rFonts w:ascii="Charis SIL Regular" w:hAnsi="Charis SIL Regular" w:eastAsia="Charis SIL Regular"/>
-          <w:b w:val="0"/>
-          <w:i w:val="0"/>
-          <w:color w:val="000000"/>
-          <w:sz w:val="24"/>
-        </w:rPr>
-        <w:hyperlink r:id="rId19" w:history="1">
-          <w:r>
-            <w:rPr>
-              <w:rStyle w:val="Hyperlink"/>
-            </w:rPr>
-            <w:t>j nabestaa</w:t>
-          </w:r>
-        </w:hyperlink>
+        <w:t>bijvoorbeeld bij nabestaa</w:t>
       </w:r>
       <w:r>
         <w:rPr>
@@ -4887,7 +4803,7 @@
           <w:sz w:val="24"/>
           <w:u w:val="single"/>
         </w:rPr>
-        <w:hyperlink r:id="rId31" w:history="1">
+        <w:hyperlink r:id="rId30" w:history="1">
           <w:r>
             <w:rPr>
               <w:rStyle w:val="Hyperlink"/>
@@ -4905,7 +4821,7 @@
           <w:sz w:val="24"/>
           <w:u w:val="single"/>
         </w:rPr>
-        <w:hyperlink r:id="rId31" w:history="1">
+        <w:hyperlink r:id="rId30" w:history="1">
           <w:r>
             <w:rPr>
               <w:rStyle w:val="Hyperlink"/>
@@ -4934,7 +4850,7 @@
           <w:sz w:val="24"/>
           <w:u w:val="single"/>
         </w:rPr>
-        <w:hyperlink r:id="rId31" w:history="1">
+        <w:hyperlink r:id="rId30" w:history="1">
           <w:r>
             <w:rPr>
               <w:rStyle w:val="Hyperlink"/>
@@ -5045,7 +4961,7 @@
           <w:sz w:val="24"/>
           <w:u w:val="single"/>
         </w:rPr>
-        <w:hyperlink r:id="rId32" w:history="1">
+        <w:hyperlink r:id="rId31" w:history="1">
           <w:r>
             <w:rPr>
               <w:rStyle w:val="Hyperlink"/>
@@ -5063,7 +4979,7 @@
           <w:sz w:val="24"/>
           <w:u w:val="single"/>
         </w:rPr>
-        <w:hyperlink r:id="rId32" w:history="1">
+        <w:hyperlink r:id="rId31" w:history="1">
           <w:r>
             <w:rPr>
               <w:rStyle w:val="Hyperlink"/>
@@ -5081,7 +4997,7 @@
           <w:sz w:val="24"/>
           <w:u w:val="single"/>
         </w:rPr>
-        <w:hyperlink r:id="rId32" w:history="1">
+        <w:hyperlink r:id="rId31" w:history="1">
           <w:r>
             <w:rPr>
               <w:rStyle w:val="Hyperlink"/>
@@ -5109,7 +5025,7 @@
           <w:sz w:val="24"/>
           <w:u w:val="single"/>
         </w:rPr>
-        <w:hyperlink r:id="rId33" w:history="1">
+        <w:hyperlink r:id="rId32" w:history="1">
           <w:r>
             <w:rPr>
               <w:rStyle w:val="Hyperlink"/>
@@ -5138,7 +5054,7 @@
           <w:sz w:val="24"/>
           <w:u w:val="single"/>
         </w:rPr>
-        <w:hyperlink r:id="rId33" w:history="1">
+        <w:hyperlink r:id="rId32" w:history="1">
           <w:r>
             <w:rPr>
               <w:rStyle w:val="Hyperlink"/>
@@ -5166,7 +5082,7 @@
           <w:sz w:val="24"/>
           <w:u w:val="single"/>
         </w:rPr>
-        <w:hyperlink r:id="rId32" w:history="1">
+        <w:hyperlink r:id="rId31" w:history="1">
           <w:r>
             <w:rPr>
               <w:rStyle w:val="Hyperlink"/>
@@ -5184,7 +5100,7 @@
           <w:sz w:val="24"/>
           <w:u w:val="single"/>
         </w:rPr>
-        <w:hyperlink r:id="rId32" w:history="1">
+        <w:hyperlink r:id="rId31" w:history="1">
           <w:r>
             <w:rPr>
               <w:rStyle w:val="Hyperlink"/>
@@ -5213,7 +5129,7 @@
           <w:sz w:val="24"/>
           <w:u w:val="single"/>
         </w:rPr>
-        <w:hyperlink r:id="rId32" w:history="1">
+        <w:hyperlink r:id="rId31" w:history="1">
           <w:r>
             <w:rPr>
               <w:rStyle w:val="Hyperlink"/>

--- a/EXPORTS/DOCX/published/niveau2/Dutch/CivilServants.docx
+++ b/EXPORTS/DOCX/published/niveau2/Dutch/CivilServants.docx
@@ -2060,13 +2060,49 @@
       </w:r>
       <w:r>
         <w:rPr>
+          <w:u w:val="single" w:color="0000ff"/>
           <w:rFonts w:ascii="Charis SIL Regular" w:hAnsi="Charis SIL Regular" w:eastAsia="Charis SIL Regular"/>
           <w:b w:val="0"/>
           <w:i w:val="0"/>
           <w:color w:val="000000"/>
           <w:sz w:val="24"/>
         </w:rPr>
-        <w:t>bijvoorbeeld bij nabestaa</w:t>
+        <w:hyperlink r:id="rId18" w:history="1">
+          <w:r>
+            <w:rPr>
+              <w:rStyle w:val="Hyperlink"/>
+            </w:rPr>
+            <w:t>bijvoorb</w:t>
+          </w:r>
+        </w:hyperlink>
+      </w:r>
+      <w:r>
+        <w:rPr>
+          <w:rFonts w:ascii="Charis SIL Regular" w:hAnsi="Charis SIL Regular" w:eastAsia="Charis SIL Regular"/>
+          <w:b w:val="0"/>
+          <w:i w:val="0"/>
+          <w:color w:val="000000"/>
+          <w:sz w:val="24"/>
+        </w:rPr>
+        <w:t>eeld bi</w:t>
+      </w:r>
+      <w:r>
+        <w:rPr>
+          <w:u w:val="single" w:color="0000ff"/>
+          <w:rFonts w:ascii="Charis SIL Regular" w:hAnsi="Charis SIL Regular" w:eastAsia="Charis SIL Regular"/>
+          <w:b w:val="0"/>
+          <w:i w:val="0"/>
+          <w:color w:val="000000"/>
+          <w:sz w:val="24"/>
+        </w:rPr>
+        <w:hyperlink r:id="rId19" w:history="1">
+          <w:r>
+            <w:rPr>
+              <w:rStyle w:val="Hyperlink"/>
+            </w:rPr>
+            <w:t>j nabestaa</w:t>
+          </w:r>
+        </w:hyperlink>
       </w:r>
       <w:r>
         <w:rPr>
@@ -4803,7 +4839,7 @@
           <w:sz w:val="24"/>
           <w:u w:val="single"/>
         </w:rPr>
-        <w:hyperlink r:id="rId30" w:history="1">
+        <w:hyperlink r:id="rId31" w:history="1">
           <w:r>
             <w:rPr>
               <w:rStyle w:val="Hyperlink"/>
@@ -4821,7 +4857,7 @@
           <w:sz w:val="24"/>
           <w:u w:val="single"/>
         </w:rPr>
-        <w:hyperlink r:id="rId30" w:history="1">
+        <w:hyperlink r:id="rId31" w:history="1">
           <w:r>
             <w:rPr>
               <w:rStyle w:val="Hyperlink"/>
@@ -4850,7 +4886,7 @@
           <w:sz w:val="24"/>
           <w:u w:val="single"/>
         </w:rPr>
-        <w:hyperlink r:id="rId30" w:history="1">
+        <w:hyperlink r:id="rId31" w:history="1">
           <w:r>
             <w:rPr>
               <w:rStyle w:val="Hyperlink"/>
@@ -4961,7 +4997,7 @@
           <w:sz w:val="24"/>
           <w:u w:val="single"/>
         </w:rPr>
-        <w:hyperlink r:id="rId31" w:history="1">
+        <w:hyperlink r:id="rId32" w:history="1">
           <w:r>
             <w:rPr>
               <w:rStyle w:val="Hyperlink"/>
@@ -4979,7 +5015,7 @@
           <w:sz w:val="24"/>
           <w:u w:val="single"/>
         </w:rPr>
-        <w:hyperlink r:id="rId31" w:history="1">
+        <w:hyperlink r:id="rId32" w:history="1">
           <w:r>
             <w:rPr>
               <w:rStyle w:val="Hyperlink"/>
@@ -4997,7 +5033,7 @@
           <w:sz w:val="24"/>
           <w:u w:val="single"/>
         </w:rPr>
-        <w:hyperlink r:id="rId31" w:history="1">
+        <w:hyperlink r:id="rId32" w:history="1">
           <w:r>
             <w:rPr>
               <w:rStyle w:val="Hyperlink"/>
@@ -5025,7 +5061,7 @@
           <w:sz w:val="24"/>
           <w:u w:val="single"/>
         </w:rPr>
-        <w:hyperlink r:id="rId32" w:history="1">
+        <w:hyperlink r:id="rId33" w:history="1">
           <w:r>
             <w:rPr>
               <w:rStyle w:val="Hyperlink"/>
@@ -5054,7 +5090,7 @@
           <w:sz w:val="24"/>
           <w:u w:val="single"/>
         </w:rPr>
-        <w:hyperlink r:id="rId32" w:history="1">
+        <w:hyperlink r:id="rId33" w:history="1">
           <w:r>
             <w:rPr>
               <w:rStyle w:val="Hyperlink"/>
@@ -5082,7 +5118,7 @@
           <w:sz w:val="24"/>
           <w:u w:val="single"/>
         </w:rPr>
-        <w:hyperlink r:id="rId31" w:history="1">
+        <w:hyperlink r:id="rId32" w:history="1">
           <w:r>
             <w:rPr>
               <w:rStyle w:val="Hyperlink"/>
@@ -5100,7 +5136,7 @@
           <w:sz w:val="24"/>
           <w:u w:val="single"/>
         </w:rPr>
-        <w:hyperlink r:id="rId31" w:history="1">
+        <w:hyperlink r:id="rId32" w:history="1">
           <w:r>
             <w:rPr>
               <w:rStyle w:val="Hyperlink"/>
@@ -5129,7 +5165,7 @@
           <w:sz w:val="24"/>
           <w:u w:val="single"/>
         </w:rPr>
-        <w:hyperlink r:id="rId31" w:history="1">
+        <w:hyperlink r:id="rId32" w:history="1">
           <w:r>
             <w:rPr>
               <w:rStyle w:val="Hyperlink"/>

--- a/EXPORTS/DOCX/published/niveau2/Dutch/CivilServants.docx
+++ b/EXPORTS/DOCX/published/niveau2/Dutch/CivilServants.docx
@@ -2038,7 +2038,61 @@
           <w:color w:val="000000"/>
           <w:sz w:val="24"/>
         </w:rPr>
-        <w:t>. Soms zijn er nog archiefstukken in particulie</w:t>
+        <w:t>. Soms zijn er nog a</w:t>
+      </w:r>
+      <w:r>
+        <w:rPr>
+          <w:u w:val="single" w:color="0000ff"/>
+          <w:rFonts w:ascii="Charis SIL Regular" w:hAnsi="Charis SIL Regular" w:eastAsia="Charis SIL Regular"/>
+          <w:b w:val="0"/>
+          <w:i w:val="0"/>
+          <w:color w:val="000000"/>
+          <w:sz w:val="24"/>
+        </w:rPr>
+        <w:hyperlink r:id="rId18" w:history="1">
+          <w:r>
+            <w:rPr>
+              <w:rStyle w:val="Hyperlink"/>
+            </w:rPr>
+            <w:t>rchiefstukke</w:t>
+          </w:r>
+        </w:hyperlink>
+      </w:r>
+      <w:r>
+        <w:rPr>
+          <w:u w:val="single" w:color="0000ff"/>
+          <w:rFonts w:ascii="Charis SIL Regular" w:hAnsi="Charis SIL Regular" w:eastAsia="Charis SIL Regular"/>
+          <w:b w:val="0"/>
+          <w:i w:val="0"/>
+          <w:color w:val="000000"/>
+          <w:sz w:val="24"/>
+        </w:rPr>
+        <w:hyperlink r:id="rId18" w:history="1">
+          <w:r>
+            <w:rPr>
+              <w:rStyle w:val="Hyperlink"/>
+            </w:rPr>
+            <w:t>n</w:t>
+          </w:r>
+        </w:hyperlink>
+      </w:r>
+      <w:r>
+        <w:rPr>
+          <w:u w:val="single" w:color="0000ff"/>
+          <w:rFonts w:ascii="Charis SIL Regular" w:hAnsi="Charis SIL Regular" w:eastAsia="Charis SIL Regular"/>
+          <w:b w:val="0"/>
+          <w:i w:val="0"/>
+          <w:color w:val="000000"/>
+          <w:sz w:val="24"/>
+        </w:rPr>
+        <w:hyperlink r:id="rId18" w:history="1">
+          <w:r>
+            <w:rPr>
+              <w:rStyle w:val="Hyperlink"/>
+            </w:rPr>
+            <w:t xml:space="preserve"> in particulie</w:t>
+          </w:r>
+        </w:hyperlink>
       </w:r>
       <w:r>
         <w:rPr>
@@ -3255,15 +3309,9 @@
           <w:i w:val="0"/>
           <w:color w:val="0000FF"/>
           <w:sz w:val="24"/>
-        </w:rPr>
-        <w:hyperlink r:id="rId23" w:history="1">
-          <w:r>
-            <w:rPr>
-              <w:rStyle w:val="Hyperlink"/>
-            </w:rPr>
-            <w:t>.n</w:t>
-          </w:r>
-        </w:hyperlink>
+          <w:u w:val="single"/>
+        </w:rPr>
+        <w:t>.n</w:t>
       </w:r>
       <w:r>
         <w:rPr>
@@ -4857,7 +4905,7 @@
           <w:sz w:val="24"/>
           <w:u w:val="single"/>
         </w:rPr>
-        <w:hyperlink r:id="rId31" w:history="1">
+        <w:hyperlink r:id="rId30" w:history="1">
           <w:r>
             <w:rPr>
               <w:rStyle w:val="Hyperlink"/>
@@ -4886,7 +4934,7 @@
           <w:sz w:val="24"/>
           <w:u w:val="single"/>
         </w:rPr>
-        <w:hyperlink r:id="rId31" w:history="1">
+        <w:hyperlink r:id="rId30" w:history="1">
           <w:r>
             <w:rPr>
               <w:rStyle w:val="Hyperlink"/>

--- a/EXPORTS/DOCX/published/niveau2/Dutch/CivilServants.docx
+++ b/EXPORTS/DOCX/published/niveau2/Dutch/CivilServants.docx
@@ -765,133 +765,7 @@
           <w:color w:val="000000"/>
           <w:sz w:val="24"/>
         </w:rPr>
-        <w:t xml:space="preserve">zou dan </w:t>
-      </w:r>
-      <w:r>
-        <w:rPr>
-          <w:u w:val="single" w:color="0000ff"/>
-          <w:rFonts w:ascii="Charis SIL Regular" w:hAnsi="Charis SIL Regular" w:eastAsia="Charis SIL Regular"/>
-          <w:b w:val="0"/>
-          <w:i w:val="0"/>
-          <w:color w:val="000000"/>
-          <w:sz w:val="24"/>
-        </w:rPr>
-        <w:hyperlink r:id="rId12" w:history="1">
-          <w:r>
-            <w:rPr>
-              <w:rStyle w:val="Hyperlink"/>
-            </w:rPr>
-            <w:t>voor de verd</w:t>
-          </w:r>
-        </w:hyperlink>
-      </w:r>
-      <w:r>
-        <w:rPr>
-          <w:u w:val="single" w:color="0000ff"/>
-          <w:rFonts w:ascii="Charis SIL Regular" w:hAnsi="Charis SIL Regular" w:eastAsia="Charis SIL Regular"/>
-          <w:b w:val="0"/>
-          <w:i w:val="0"/>
-          <w:color w:val="000000"/>
-          <w:sz w:val="24"/>
-        </w:rPr>
-        <w:hyperlink r:id="rId12" w:history="1">
-          <w:r>
-            <w:rPr>
-              <w:rStyle w:val="Hyperlink"/>
-            </w:rPr>
-            <w:t xml:space="preserve">eling tussen </w:t>
-          </w:r>
-        </w:hyperlink>
-      </w:r>
-      <w:r>
-        <w:rPr>
-          <w:u w:val="single" w:color="0000ff"/>
-          <w:rFonts w:ascii="Charis SIL Regular" w:hAnsi="Charis SIL Regular" w:eastAsia="Charis SIL Regular"/>
-          <w:b w:val="0"/>
-          <w:i w:val="0"/>
-          <w:color w:val="000000"/>
-          <w:sz w:val="24"/>
-        </w:rPr>
-        <w:hyperlink r:id="rId12" w:history="1">
-          <w:r>
-            <w:rPr>
-              <w:rStyle w:val="Hyperlink"/>
-            </w:rPr>
-            <w:t>h</w:t>
-          </w:r>
-        </w:hyperlink>
-      </w:r>
-      <w:r>
-        <w:rPr>
-          <w:u w:val="single" w:color="0000ff"/>
-          <w:rFonts w:ascii="Charis SIL Regular" w:hAnsi="Charis SIL Regular" w:eastAsia="Charis SIL Regular"/>
-          <w:b w:val="0"/>
-          <w:i w:val="0"/>
-          <w:color w:val="000000"/>
-          <w:sz w:val="24"/>
-        </w:rPr>
-        <w:hyperlink r:id="rId12" w:history="1">
-          <w:r>
-            <w:rPr>
-              <w:rStyle w:val="Hyperlink"/>
-            </w:rPr>
-            <w:t>et e</w:t>
-          </w:r>
-        </w:hyperlink>
-      </w:r>
-      <w:r>
-        <w:rPr>
-          <w:u w:val="single" w:color="0000ff"/>
-          <w:rFonts w:ascii="Charis SIL Regular" w:hAnsi="Charis SIL Regular" w:eastAsia="Charis SIL Regular"/>
-          <w:b w:val="0"/>
-          <w:i w:val="0"/>
-          <w:color w:val="000000"/>
-          <w:sz w:val="24"/>
-        </w:rPr>
-        <w:hyperlink r:id="rId12" w:history="1">
-          <w:r>
-            <w:rPr>
-              <w:rStyle w:val="Hyperlink"/>
-            </w:rPr>
-            <w:t>igen mu</w:t>
-          </w:r>
-        </w:hyperlink>
-      </w:r>
-      <w:r>
-        <w:rPr>
-          <w:u w:val="single" w:color="0000ff"/>
-          <w:rFonts w:ascii="Charis SIL Regular" w:hAnsi="Charis SIL Regular" w:eastAsia="Charis SIL Regular"/>
-          <w:b w:val="0"/>
-          <w:i w:val="0"/>
-          <w:color w:val="000000"/>
-          <w:sz w:val="24"/>
-        </w:rPr>
-        <w:hyperlink r:id="rId12" w:history="1">
-          <w:r>
-            <w:rPr>
-              <w:rStyle w:val="Hyperlink"/>
-            </w:rPr>
-            <w:t>s</w:t>
-          </w:r>
-        </w:hyperlink>
-      </w:r>
-      <w:r>
-        <w:rPr>
-          <w:u w:val="single" w:color="0000ff"/>
-          <w:rFonts w:ascii="Charis SIL Regular" w:hAnsi="Charis SIL Regular" w:eastAsia="Charis SIL Regular"/>
-          <w:b w:val="0"/>
-          <w:i w:val="0"/>
-          <w:color w:val="000000"/>
-          <w:sz w:val="24"/>
-        </w:rPr>
-        <w:hyperlink r:id="rId12" w:history="1">
-          <w:r>
-            <w:rPr>
-              <w:rStyle w:val="Hyperlink"/>
-            </w:rPr>
-            <w:t>eu</w:t>
-          </w:r>
-        </w:hyperlink>
+        <w:t>zou dan voor de verdeling tussen het eigen museu</w:t>
       </w:r>
       <w:r>
         <w:rPr>
@@ -2078,21 +1952,13 @@
       </w:r>
       <w:r>
         <w:rPr>
-          <w:u w:val="single" w:color="0000ff"/>
           <w:rFonts w:ascii="Charis SIL Regular" w:hAnsi="Charis SIL Regular" w:eastAsia="Charis SIL Regular"/>
           <w:b w:val="0"/>
           <w:i w:val="0"/>
           <w:color w:val="000000"/>
           <w:sz w:val="24"/>
         </w:rPr>
-        <w:hyperlink r:id="rId18" w:history="1">
-          <w:r>
-            <w:rPr>
-              <w:rStyle w:val="Hyperlink"/>
-            </w:rPr>
-            <w:t xml:space="preserve"> in particulie</w:t>
-          </w:r>
-        </w:hyperlink>
+        <w:t xml:space="preserve"> in particulie</w:t>
       </w:r>
       <w:r>
         <w:rPr>
@@ -4887,7 +4753,7 @@
           <w:sz w:val="24"/>
           <w:u w:val="single"/>
         </w:rPr>
-        <w:hyperlink r:id="rId31" w:history="1">
+        <w:hyperlink r:id="rId30" w:history="1">
           <w:r>
             <w:rPr>
               <w:rStyle w:val="Hyperlink"/>
@@ -4934,7 +4800,7 @@
           <w:sz w:val="24"/>
           <w:u w:val="single"/>
         </w:rPr>
-        <w:hyperlink r:id="rId30" w:history="1">
+        <w:hyperlink r:id="rId31" w:history="1">
           <w:r>
             <w:rPr>
               <w:rStyle w:val="Hyperlink"/>

--- a/EXPORTS/DOCX/published/niveau2/Dutch/CivilServants.docx
+++ b/EXPORTS/DOCX/published/niveau2/Dutch/CivilServants.docx
@@ -1952,13 +1952,21 @@
       </w:r>
       <w:r>
         <w:rPr>
+          <w:u w:val="single" w:color="0000ff"/>
           <w:rFonts w:ascii="Charis SIL Regular" w:hAnsi="Charis SIL Regular" w:eastAsia="Charis SIL Regular"/>
           <w:b w:val="0"/>
           <w:i w:val="0"/>
           <w:color w:val="000000"/>
           <w:sz w:val="24"/>
         </w:rPr>
-        <w:t xml:space="preserve"> in particulie</w:t>
+        <w:hyperlink r:id="rId18" w:history="1">
+          <w:r>
+            <w:rPr>
+              <w:rStyle w:val="Hyperlink"/>
+            </w:rPr>
+            <w:t xml:space="preserve"> in particulie</w:t>
+          </w:r>
+        </w:hyperlink>
       </w:r>
       <w:r>
         <w:rPr>
@@ -4753,7 +4761,7 @@
           <w:sz w:val="24"/>
           <w:u w:val="single"/>
         </w:rPr>
-        <w:hyperlink r:id="rId30" w:history="1">
+        <w:hyperlink r:id="rId31" w:history="1">
           <w:r>
             <w:rPr>
               <w:rStyle w:val="Hyperlink"/>
@@ -4771,7 +4779,7 @@
           <w:sz w:val="24"/>
           <w:u w:val="single"/>
         </w:rPr>
-        <w:hyperlink r:id="rId30" w:history="1">
+        <w:hyperlink r:id="rId31" w:history="1">
           <w:r>
             <w:rPr>
               <w:rStyle w:val="Hyperlink"/>

--- a/EXPORTS/DOCX/published/niveau2/Dutch/CivilServants.docx
+++ b/EXPORTS/DOCX/published/niveau2/Dutch/CivilServants.docx
@@ -3309,9 +3309,15 @@
           <w:i w:val="0"/>
           <w:color w:val="0000FF"/>
           <w:sz w:val="24"/>
-          <w:u w:val="single"/>
-        </w:rPr>
-        <w:t>.n</w:t>
+        </w:rPr>
+        <w:hyperlink r:id="rId23" w:history="1">
+          <w:r>
+            <w:rPr>
+              <w:rStyle w:val="Hyperlink"/>
+            </w:rPr>
+            <w:t>.n</w:t>
+          </w:r>
+        </w:hyperlink>
       </w:r>
       <w:r>
         <w:rPr>

--- a/EXPORTS/DOCX/published/niveau2/Dutch/CivilServants.docx
+++ b/EXPORTS/DOCX/published/niveau2/Dutch/CivilServants.docx
@@ -512,14 +512,7 @@
           <w:color w:val="000000"/>
           <w:sz w:val="24"/>
         </w:rPr>
-        <w:hyperlink r:id="rId11" w:history="1">
-          <w:r>
-            <w:rPr>
-              <w:rStyle w:val="Hyperlink"/>
-            </w:rPr>
-            <w:t>nds-Indi</w:t>
-          </w:r>
-        </w:hyperlink>
+        <w:t>nds-Indi</w:t>
       </w:r>
       <w:r>
         <w:rPr>
@@ -794,50 +787,7 @@
           <w:color w:val="000000"/>
           <w:sz w:val="24"/>
         </w:rPr>
-        <w:hyperlink r:id="rId12" w:history="1">
-          <w:r>
-            <w:rPr>
-              <w:rStyle w:val="Hyperlink"/>
-            </w:rPr>
-            <w:t xml:space="preserve">eling tussen </w:t>
-          </w:r>
-        </w:hyperlink>
-      </w:r>
-      <w:r>
-        <w:rPr>
-          <w:u w:val="single" w:color="0000ff"/>
-          <w:rFonts w:ascii="Charis SIL Regular" w:hAnsi="Charis SIL Regular" w:eastAsia="Charis SIL Regular"/>
-          <w:b w:val="0"/>
-          <w:i w:val="0"/>
-          <w:color w:val="000000"/>
-          <w:sz w:val="24"/>
-        </w:rPr>
-        <w:hyperlink r:id="rId12" w:history="1">
-          <w:r>
-            <w:rPr>
-              <w:rStyle w:val="Hyperlink"/>
-            </w:rPr>
-            <w:t>h</w:t>
-          </w:r>
-        </w:hyperlink>
-      </w:r>
-      <w:r>
-        <w:rPr>
-          <w:u w:val="single" w:color="0000ff"/>
-          <w:rFonts w:ascii="Charis SIL Regular" w:hAnsi="Charis SIL Regular" w:eastAsia="Charis SIL Regular"/>
-          <w:b w:val="0"/>
-          <w:i w:val="0"/>
-          <w:color w:val="000000"/>
-          <w:sz w:val="24"/>
-        </w:rPr>
-        <w:hyperlink r:id="rId12" w:history="1">
-          <w:r>
-            <w:rPr>
-              <w:rStyle w:val="Hyperlink"/>
-            </w:rPr>
-            <w:t>et e</w:t>
-          </w:r>
-        </w:hyperlink>
+        <w:t>eling tussen het e</w:t>
       </w:r>
       <w:r>
         <w:rPr>
@@ -2060,39 +2010,13 @@
       </w:r>
       <w:r>
         <w:rPr>
-          <w:u w:val="single" w:color="0000ff"/>
           <w:rFonts w:ascii="Charis SIL Regular" w:hAnsi="Charis SIL Regular" w:eastAsia="Charis SIL Regular"/>
           <w:b w:val="0"/>
           <w:i w:val="0"/>
           <w:color w:val="000000"/>
           <w:sz w:val="24"/>
         </w:rPr>
-        <w:hyperlink r:id="rId18" w:history="1">
-          <w:r>
-            <w:rPr>
-              <w:rStyle w:val="Hyperlink"/>
-            </w:rPr>
-            <w:t>n</w:t>
-          </w:r>
-        </w:hyperlink>
-      </w:r>
-      <w:r>
-        <w:rPr>
-          <w:u w:val="single" w:color="0000ff"/>
-          <w:rFonts w:ascii="Charis SIL Regular" w:hAnsi="Charis SIL Regular" w:eastAsia="Charis SIL Regular"/>
-          <w:b w:val="0"/>
-          <w:i w:val="0"/>
-          <w:color w:val="000000"/>
-          <w:sz w:val="24"/>
-        </w:rPr>
-        <w:hyperlink r:id="rId18" w:history="1">
-          <w:r>
-            <w:rPr>
-              <w:rStyle w:val="Hyperlink"/>
-            </w:rPr>
-            <w:t xml:space="preserve"> in particulie</w:t>
-          </w:r>
-        </w:hyperlink>
+        <w:t>n in particulie</w:t>
       </w:r>
       <w:r>
         <w:rPr>
@@ -3309,9 +3233,15 @@
           <w:i w:val="0"/>
           <w:color w:val="0000FF"/>
           <w:sz w:val="24"/>
-          <w:u w:val="single"/>
-        </w:rPr>
-        <w:t>.n</w:t>
+        </w:rPr>
+        <w:hyperlink r:id="rId23" w:history="1">
+          <w:r>
+            <w:rPr>
+              <w:rStyle w:val="Hyperlink"/>
+            </w:rPr>
+            <w:t>.n</w:t>
+          </w:r>
+        </w:hyperlink>
       </w:r>
       <w:r>
         <w:rPr>
@@ -4887,7 +4817,7 @@
           <w:sz w:val="24"/>
           <w:u w:val="single"/>
         </w:rPr>
-        <w:hyperlink r:id="rId31" w:history="1">
+        <w:hyperlink r:id="rId30" w:history="1">
           <w:r>
             <w:rPr>
               <w:rStyle w:val="Hyperlink"/>
@@ -4905,7 +4835,7 @@
           <w:sz w:val="24"/>
           <w:u w:val="single"/>
         </w:rPr>
-        <w:hyperlink r:id="rId31" w:history="1">
+        <w:hyperlink r:id="rId30" w:history="1">
           <w:r>
             <w:rPr>
               <w:rStyle w:val="Hyperlink"/>

--- a/EXPORTS/DOCX/published/niveau2/Dutch/CivilServants.docx
+++ b/EXPORTS/DOCX/published/niveau2/Dutch/CivilServants.docx
@@ -512,7 +512,14 @@
           <w:color w:val="000000"/>
           <w:sz w:val="24"/>
         </w:rPr>
-        <w:t>nds-Indi</w:t>
+        <w:hyperlink r:id="rId11" w:history="1">
+          <w:r>
+            <w:rPr>
+              <w:rStyle w:val="Hyperlink"/>
+            </w:rPr>
+            <w:t>nds-Indi</w:t>
+          </w:r>
+        </w:hyperlink>
       </w:r>
       <w:r>
         <w:rPr>
@@ -787,7 +794,50 @@
           <w:color w:val="000000"/>
           <w:sz w:val="24"/>
         </w:rPr>
-        <w:t>eling tussen het e</w:t>
+        <w:hyperlink r:id="rId12" w:history="1">
+          <w:r>
+            <w:rPr>
+              <w:rStyle w:val="Hyperlink"/>
+            </w:rPr>
+            <w:t xml:space="preserve">eling tussen </w:t>
+          </w:r>
+        </w:hyperlink>
+      </w:r>
+      <w:r>
+        <w:rPr>
+          <w:u w:val="single" w:color="0000ff"/>
+          <w:rFonts w:ascii="Charis SIL Regular" w:hAnsi="Charis SIL Regular" w:eastAsia="Charis SIL Regular"/>
+          <w:b w:val="0"/>
+          <w:i w:val="0"/>
+          <w:color w:val="000000"/>
+          <w:sz w:val="24"/>
+        </w:rPr>
+        <w:hyperlink r:id="rId12" w:history="1">
+          <w:r>
+            <w:rPr>
+              <w:rStyle w:val="Hyperlink"/>
+            </w:rPr>
+            <w:t>h</w:t>
+          </w:r>
+        </w:hyperlink>
+      </w:r>
+      <w:r>
+        <w:rPr>
+          <w:u w:val="single" w:color="0000ff"/>
+          <w:rFonts w:ascii="Charis SIL Regular" w:hAnsi="Charis SIL Regular" w:eastAsia="Charis SIL Regular"/>
+          <w:b w:val="0"/>
+          <w:i w:val="0"/>
+          <w:color w:val="000000"/>
+          <w:sz w:val="24"/>
+        </w:rPr>
+        <w:hyperlink r:id="rId12" w:history="1">
+          <w:r>
+            <w:rPr>
+              <w:rStyle w:val="Hyperlink"/>
+            </w:rPr>
+            <w:t>et e</w:t>
+          </w:r>
+        </w:hyperlink>
       </w:r>
       <w:r>
         <w:rPr>
@@ -2010,13 +2060,39 @@
       </w:r>
       <w:r>
         <w:rPr>
+          <w:u w:val="single" w:color="0000ff"/>
           <w:rFonts w:ascii="Charis SIL Regular" w:hAnsi="Charis SIL Regular" w:eastAsia="Charis SIL Regular"/>
           <w:b w:val="0"/>
           <w:i w:val="0"/>
           <w:color w:val="000000"/>
           <w:sz w:val="24"/>
         </w:rPr>
-        <w:t>n in particulie</w:t>
+        <w:hyperlink r:id="rId18" w:history="1">
+          <w:r>
+            <w:rPr>
+              <w:rStyle w:val="Hyperlink"/>
+            </w:rPr>
+            <w:t>n</w:t>
+          </w:r>
+        </w:hyperlink>
+      </w:r>
+      <w:r>
+        <w:rPr>
+          <w:u w:val="single" w:color="0000ff"/>
+          <w:rFonts w:ascii="Charis SIL Regular" w:hAnsi="Charis SIL Regular" w:eastAsia="Charis SIL Regular"/>
+          <w:b w:val="0"/>
+          <w:i w:val="0"/>
+          <w:color w:val="000000"/>
+          <w:sz w:val="24"/>
+        </w:rPr>
+        <w:hyperlink r:id="rId18" w:history="1">
+          <w:r>
+            <w:rPr>
+              <w:rStyle w:val="Hyperlink"/>
+            </w:rPr>
+            <w:t xml:space="preserve"> in particulie</w:t>
+          </w:r>
+        </w:hyperlink>
       </w:r>
       <w:r>
         <w:rPr>
@@ -3233,15 +3309,9 @@
           <w:i w:val="0"/>
           <w:color w:val="0000FF"/>
           <w:sz w:val="24"/>
-        </w:rPr>
-        <w:hyperlink r:id="rId23" w:history="1">
-          <w:r>
-            <w:rPr>
-              <w:rStyle w:val="Hyperlink"/>
-            </w:rPr>
-            <w:t>.n</w:t>
-          </w:r>
-        </w:hyperlink>
+          <w:u w:val="single"/>
+        </w:rPr>
+        <w:t>.n</w:t>
       </w:r>
       <w:r>
         <w:rPr>
@@ -4817,7 +4887,7 @@
           <w:sz w:val="24"/>
           <w:u w:val="single"/>
         </w:rPr>
-        <w:hyperlink r:id="rId30" w:history="1">
+        <w:hyperlink r:id="rId31" w:history="1">
           <w:r>
             <w:rPr>
               <w:rStyle w:val="Hyperlink"/>
@@ -4835,7 +4905,7 @@
           <w:sz w:val="24"/>
           <w:u w:val="single"/>
         </w:rPr>
-        <w:hyperlink r:id="rId30" w:history="1">
+        <w:hyperlink r:id="rId31" w:history="1">
           <w:r>
             <w:rPr>
               <w:rStyle w:val="Hyperlink"/>

--- a/EXPORTS/DOCX/published/niveau2/Dutch/CivilServants.docx
+++ b/EXPORTS/DOCX/published/niveau2/Dutch/CivilServants.docx
@@ -473,15 +473,9 @@
           <w:i w:val="0"/>
           <w:color w:val="0000FF"/>
           <w:sz w:val="24"/>
-        </w:rPr>
-        <w:hyperlink r:id="rId11" w:history="1">
-          <w:r>
-            <w:rPr>
-              <w:rStyle w:val="Hyperlink"/>
-            </w:rPr>
-            <w:t>fl</w:t>
-          </w:r>
-        </w:hyperlink>
+          <w:u w:val="single"/>
+        </w:rPr>
+        <w:t>fl</w:t>
       </w:r>
       <w:r>
         <w:rPr>
@@ -501,35 +495,7 @@
           <w:color w:val="000000"/>
           <w:sz w:val="24"/>
         </w:rPr>
-        <w:t>, die tussen 1811 en 1816 gouverneur was van voormalig Nederla</w:t>
-      </w:r>
-      <w:r>
-        <w:rPr>
-          <w:u w:val="single" w:color="0000ff"/>
-          <w:rFonts w:ascii="Charis SIL Regular" w:hAnsi="Charis SIL Regular" w:eastAsia="Charis SIL Regular"/>
-          <w:b w:val="0"/>
-          <w:i w:val="0"/>
-          <w:color w:val="000000"/>
-          <w:sz w:val="24"/>
-        </w:rPr>
-        <w:hyperlink r:id="rId11" w:history="1">
-          <w:r>
-            <w:rPr>
-              <w:rStyle w:val="Hyperlink"/>
-            </w:rPr>
-            <w:t>nds-Indi</w:t>
-          </w:r>
-        </w:hyperlink>
-      </w:r>
-      <w:r>
-        <w:rPr>
-          <w:rFonts w:ascii="Charis SIL Regular" w:hAnsi="Charis SIL Regular" w:eastAsia="Charis SIL Regular"/>
-          <w:b w:val="0"/>
-          <w:i w:val="0"/>
-          <w:color w:val="000000"/>
-          <w:sz w:val="24"/>
-        </w:rPr>
-        <w:t>ë.</w:t>
+        <w:t>, die tussen 1811 en 1816 gouverneur was van voormalig Nederlands-Indië.</w:t>
       </w:r>
     </w:p>
     <w:p>
@@ -776,14 +742,7 @@
           <w:color w:val="000000"/>
           <w:sz w:val="24"/>
         </w:rPr>
-        <w:hyperlink r:id="rId12" w:history="1">
-          <w:r>
-            <w:rPr>
-              <w:rStyle w:val="Hyperlink"/>
-            </w:rPr>
-            <w:t>voor de verd</w:t>
-          </w:r>
-        </w:hyperlink>
+        <w:t>voor de verd</w:t>
       </w:r>
       <w:r>
         <w:rPr>
@@ -1341,50 +1300,7 @@
           <w:color w:val="000000"/>
           <w:sz w:val="24"/>
         </w:rPr>
-        <w:hyperlink r:id="rId15" w:history="1">
-          <w:r>
-            <w:rPr>
-              <w:rStyle w:val="Hyperlink"/>
-            </w:rPr>
-            <w:t>Ne</w:t>
-          </w:r>
-        </w:hyperlink>
-      </w:r>
-      <w:r>
-        <w:rPr>
-          <w:u w:val="single" w:color="0000ff"/>
-          <w:rFonts w:ascii="Charis SIL Regular" w:hAnsi="Charis SIL Regular" w:eastAsia="Charis SIL Regular"/>
-          <w:b w:val="0"/>
-          <w:i w:val="0"/>
-          <w:color w:val="000000"/>
-          <w:sz w:val="24"/>
-        </w:rPr>
-        <w:hyperlink r:id="rId15" w:history="1">
-          <w:r>
-            <w:rPr>
-              <w:rStyle w:val="Hyperlink"/>
-            </w:rPr>
-            <w:t>d</w:t>
-          </w:r>
-        </w:hyperlink>
-      </w:r>
-      <w:r>
-        <w:rPr>
-          <w:u w:val="single" w:color="0000ff"/>
-          <w:rFonts w:ascii="Charis SIL Regular" w:hAnsi="Charis SIL Regular" w:eastAsia="Charis SIL Regular"/>
-          <w:b w:val="0"/>
-          <w:i w:val="0"/>
-          <w:color w:val="000000"/>
-          <w:sz w:val="24"/>
-        </w:rPr>
-        <w:hyperlink r:id="rId15" w:history="1">
-          <w:r>
-            <w:rPr>
-              <w:rStyle w:val="Hyperlink"/>
-            </w:rPr>
-            <w:t>erlands-I</w:t>
-          </w:r>
-        </w:hyperlink>
+        <w:t>Nederlands-I</w:t>
       </w:r>
       <w:r>
         <w:rPr>
@@ -3309,9 +3225,15 @@
           <w:i w:val="0"/>
           <w:color w:val="0000FF"/>
           <w:sz w:val="24"/>
-          <w:u w:val="single"/>
-        </w:rPr>
-        <w:t>.n</w:t>
+        </w:rPr>
+        <w:hyperlink r:id="rId23" w:history="1">
+          <w:r>
+            <w:rPr>
+              <w:rStyle w:val="Hyperlink"/>
+            </w:rPr>
+            <w:t>.n</w:t>
+          </w:r>
+        </w:hyperlink>
       </w:r>
       <w:r>
         <w:rPr>

--- a/EXPORTS/DOCX/published/niveau2/Dutch/CivilServants.docx
+++ b/EXPORTS/DOCX/published/niveau2/Dutch/CivilServants.docx
@@ -473,9 +473,15 @@
           <w:i w:val="0"/>
           <w:color w:val="0000FF"/>
           <w:sz w:val="24"/>
-          <w:u w:val="single"/>
-        </w:rPr>
-        <w:t>fl</w:t>
+        </w:rPr>
+        <w:hyperlink r:id="rId11" w:history="1">
+          <w:r>
+            <w:rPr>
+              <w:rStyle w:val="Hyperlink"/>
+            </w:rPr>
+            <w:t>fl</w:t>
+          </w:r>
+        </w:hyperlink>
       </w:r>
       <w:r>
         <w:rPr>
@@ -495,7 +501,35 @@
           <w:color w:val="000000"/>
           <w:sz w:val="24"/>
         </w:rPr>
-        <w:t>, die tussen 1811 en 1816 gouverneur was van voormalig Nederlands-Indië.</w:t>
+        <w:t>, die tussen 1811 en 1816 gouverneur was van voormalig Nederla</w:t>
+      </w:r>
+      <w:r>
+        <w:rPr>
+          <w:u w:val="single" w:color="0000ff"/>
+          <w:rFonts w:ascii="Charis SIL Regular" w:hAnsi="Charis SIL Regular" w:eastAsia="Charis SIL Regular"/>
+          <w:b w:val="0"/>
+          <w:i w:val="0"/>
+          <w:color w:val="000000"/>
+          <w:sz w:val="24"/>
+        </w:rPr>
+        <w:hyperlink r:id="rId11" w:history="1">
+          <w:r>
+            <w:rPr>
+              <w:rStyle w:val="Hyperlink"/>
+            </w:rPr>
+            <w:t>nds-Indi</w:t>
+          </w:r>
+        </w:hyperlink>
+      </w:r>
+      <w:r>
+        <w:rPr>
+          <w:rFonts w:ascii="Charis SIL Regular" w:hAnsi="Charis SIL Regular" w:eastAsia="Charis SIL Regular"/>
+          <w:b w:val="0"/>
+          <w:i w:val="0"/>
+          <w:color w:val="000000"/>
+          <w:sz w:val="24"/>
+        </w:rPr>
+        <w:t>ë.</w:t>
       </w:r>
     </w:p>
     <w:p>
@@ -742,7 +776,14 @@
           <w:color w:val="000000"/>
           <w:sz w:val="24"/>
         </w:rPr>
-        <w:t>voor de verd</w:t>
+        <w:hyperlink r:id="rId12" w:history="1">
+          <w:r>
+            <w:rPr>
+              <w:rStyle w:val="Hyperlink"/>
+            </w:rPr>
+            <w:t>voor de verd</w:t>
+          </w:r>
+        </w:hyperlink>
       </w:r>
       <w:r>
         <w:rPr>
@@ -1300,7 +1341,50 @@
           <w:color w:val="000000"/>
           <w:sz w:val="24"/>
         </w:rPr>
-        <w:t>Nederlands-I</w:t>
+        <w:hyperlink r:id="rId15" w:history="1">
+          <w:r>
+            <w:rPr>
+              <w:rStyle w:val="Hyperlink"/>
+            </w:rPr>
+            <w:t>Ne</w:t>
+          </w:r>
+        </w:hyperlink>
+      </w:r>
+      <w:r>
+        <w:rPr>
+          <w:u w:val="single" w:color="0000ff"/>
+          <w:rFonts w:ascii="Charis SIL Regular" w:hAnsi="Charis SIL Regular" w:eastAsia="Charis SIL Regular"/>
+          <w:b w:val="0"/>
+          <w:i w:val="0"/>
+          <w:color w:val="000000"/>
+          <w:sz w:val="24"/>
+        </w:rPr>
+        <w:hyperlink r:id="rId15" w:history="1">
+          <w:r>
+            <w:rPr>
+              <w:rStyle w:val="Hyperlink"/>
+            </w:rPr>
+            <w:t>d</w:t>
+          </w:r>
+        </w:hyperlink>
+      </w:r>
+      <w:r>
+        <w:rPr>
+          <w:u w:val="single" w:color="0000ff"/>
+          <w:rFonts w:ascii="Charis SIL Regular" w:hAnsi="Charis SIL Regular" w:eastAsia="Charis SIL Regular"/>
+          <w:b w:val="0"/>
+          <w:i w:val="0"/>
+          <w:color w:val="000000"/>
+          <w:sz w:val="24"/>
+        </w:rPr>
+        <w:hyperlink r:id="rId15" w:history="1">
+          <w:r>
+            <w:rPr>
+              <w:rStyle w:val="Hyperlink"/>
+            </w:rPr>
+            <w:t>erlands-I</w:t>
+          </w:r>
+        </w:hyperlink>
       </w:r>
       <w:r>
         <w:rPr>
@@ -3225,15 +3309,9 @@
           <w:i w:val="0"/>
           <w:color w:val="0000FF"/>
           <w:sz w:val="24"/>
-        </w:rPr>
-        <w:hyperlink r:id="rId23" w:history="1">
-          <w:r>
-            <w:rPr>
-              <w:rStyle w:val="Hyperlink"/>
-            </w:rPr>
-            <w:t>.n</w:t>
-          </w:r>
-        </w:hyperlink>
+          <w:u w:val="single"/>
+        </w:rPr>
+        <w:t>.n</w:t>
       </w:r>
       <w:r>
         <w:rPr>

--- a/EXPORTS/DOCX/published/niveau2/Dutch/CivilServants.docx
+++ b/EXPORTS/DOCX/published/niveau2/Dutch/CivilServants.docx
@@ -765,79 +765,7 @@
           <w:color w:val="000000"/>
           <w:sz w:val="24"/>
         </w:rPr>
-        <w:t xml:space="preserve">zou dan </w:t>
-      </w:r>
-      <w:r>
-        <w:rPr>
-          <w:u w:val="single" w:color="0000ff"/>
-          <w:rFonts w:ascii="Charis SIL Regular" w:hAnsi="Charis SIL Regular" w:eastAsia="Charis SIL Regular"/>
-          <w:b w:val="0"/>
-          <w:i w:val="0"/>
-          <w:color w:val="000000"/>
-          <w:sz w:val="24"/>
-        </w:rPr>
-        <w:hyperlink r:id="rId12" w:history="1">
-          <w:r>
-            <w:rPr>
-              <w:rStyle w:val="Hyperlink"/>
-            </w:rPr>
-            <w:t>voor de verd</w:t>
-          </w:r>
-        </w:hyperlink>
-      </w:r>
-      <w:r>
-        <w:rPr>
-          <w:u w:val="single" w:color="0000ff"/>
-          <w:rFonts w:ascii="Charis SIL Regular" w:hAnsi="Charis SIL Regular" w:eastAsia="Charis SIL Regular"/>
-          <w:b w:val="0"/>
-          <w:i w:val="0"/>
-          <w:color w:val="000000"/>
-          <w:sz w:val="24"/>
-        </w:rPr>
-        <w:hyperlink r:id="rId12" w:history="1">
-          <w:r>
-            <w:rPr>
-              <w:rStyle w:val="Hyperlink"/>
-            </w:rPr>
-            <w:t xml:space="preserve">eling tussen </w:t>
-          </w:r>
-        </w:hyperlink>
-      </w:r>
-      <w:r>
-        <w:rPr>
-          <w:u w:val="single" w:color="0000ff"/>
-          <w:rFonts w:ascii="Charis SIL Regular" w:hAnsi="Charis SIL Regular" w:eastAsia="Charis SIL Regular"/>
-          <w:b w:val="0"/>
-          <w:i w:val="0"/>
-          <w:color w:val="000000"/>
-          <w:sz w:val="24"/>
-        </w:rPr>
-        <w:hyperlink r:id="rId12" w:history="1">
-          <w:r>
-            <w:rPr>
-              <w:rStyle w:val="Hyperlink"/>
-            </w:rPr>
-            <w:t>h</w:t>
-          </w:r>
-        </w:hyperlink>
-      </w:r>
-      <w:r>
-        <w:rPr>
-          <w:u w:val="single" w:color="0000ff"/>
-          <w:rFonts w:ascii="Charis SIL Regular" w:hAnsi="Charis SIL Regular" w:eastAsia="Charis SIL Regular"/>
-          <w:b w:val="0"/>
-          <w:i w:val="0"/>
-          <w:color w:val="000000"/>
-          <w:sz w:val="24"/>
-        </w:rPr>
-        <w:hyperlink r:id="rId12" w:history="1">
-          <w:r>
-            <w:rPr>
-              <w:rStyle w:val="Hyperlink"/>
-            </w:rPr>
-            <w:t>et e</w:t>
-          </w:r>
-        </w:hyperlink>
+        <w:t>zou dan voor de verdeling tussen het e</w:t>
       </w:r>
       <w:r>
         <w:rPr>
@@ -3309,9 +3237,15 @@
           <w:i w:val="0"/>
           <w:color w:val="0000FF"/>
           <w:sz w:val="24"/>
-          <w:u w:val="single"/>
-        </w:rPr>
-        <w:t>.n</w:t>
+        </w:rPr>
+        <w:hyperlink r:id="rId23" w:history="1">
+          <w:r>
+            <w:rPr>
+              <w:rStyle w:val="Hyperlink"/>
+            </w:rPr>
+            <w:t>.n</w:t>
+          </w:r>
+        </w:hyperlink>
       </w:r>
       <w:r>
         <w:rPr>
@@ -4934,7 +4868,7 @@
           <w:sz w:val="24"/>
           <w:u w:val="single"/>
         </w:rPr>
-        <w:hyperlink r:id="rId31" w:history="1">
+        <w:hyperlink r:id="rId30" w:history="1">
           <w:r>
             <w:rPr>
               <w:rStyle w:val="Hyperlink"/>

--- a/EXPORTS/DOCX/published/niveau2/Dutch/CivilServants.docx
+++ b/EXPORTS/DOCX/published/niveau2/Dutch/CivilServants.docx
@@ -765,7 +765,79 @@
           <w:color w:val="000000"/>
           <w:sz w:val="24"/>
         </w:rPr>
-        <w:t>zou dan voor de verdeling tussen het e</w:t>
+        <w:t xml:space="preserve">zou dan </w:t>
+      </w:r>
+      <w:r>
+        <w:rPr>
+          <w:u w:val="single" w:color="0000ff"/>
+          <w:rFonts w:ascii="Charis SIL Regular" w:hAnsi="Charis SIL Regular" w:eastAsia="Charis SIL Regular"/>
+          <w:b w:val="0"/>
+          <w:i w:val="0"/>
+          <w:color w:val="000000"/>
+          <w:sz w:val="24"/>
+        </w:rPr>
+        <w:hyperlink r:id="rId12" w:history="1">
+          <w:r>
+            <w:rPr>
+              <w:rStyle w:val="Hyperlink"/>
+            </w:rPr>
+            <w:t>voor de verd</w:t>
+          </w:r>
+        </w:hyperlink>
+      </w:r>
+      <w:r>
+        <w:rPr>
+          <w:u w:val="single" w:color="0000ff"/>
+          <w:rFonts w:ascii="Charis SIL Regular" w:hAnsi="Charis SIL Regular" w:eastAsia="Charis SIL Regular"/>
+          <w:b w:val="0"/>
+          <w:i w:val="0"/>
+          <w:color w:val="000000"/>
+          <w:sz w:val="24"/>
+        </w:rPr>
+        <w:hyperlink r:id="rId12" w:history="1">
+          <w:r>
+            <w:rPr>
+              <w:rStyle w:val="Hyperlink"/>
+            </w:rPr>
+            <w:t xml:space="preserve">eling tussen </w:t>
+          </w:r>
+        </w:hyperlink>
+      </w:r>
+      <w:r>
+        <w:rPr>
+          <w:u w:val="single" w:color="0000ff"/>
+          <w:rFonts w:ascii="Charis SIL Regular" w:hAnsi="Charis SIL Regular" w:eastAsia="Charis SIL Regular"/>
+          <w:b w:val="0"/>
+          <w:i w:val="0"/>
+          <w:color w:val="000000"/>
+          <w:sz w:val="24"/>
+        </w:rPr>
+        <w:hyperlink r:id="rId12" w:history="1">
+          <w:r>
+            <w:rPr>
+              <w:rStyle w:val="Hyperlink"/>
+            </w:rPr>
+            <w:t>h</w:t>
+          </w:r>
+        </w:hyperlink>
+      </w:r>
+      <w:r>
+        <w:rPr>
+          <w:u w:val="single" w:color="0000ff"/>
+          <w:rFonts w:ascii="Charis SIL Regular" w:hAnsi="Charis SIL Regular" w:eastAsia="Charis SIL Regular"/>
+          <w:b w:val="0"/>
+          <w:i w:val="0"/>
+          <w:color w:val="000000"/>
+          <w:sz w:val="24"/>
+        </w:rPr>
+        <w:hyperlink r:id="rId12" w:history="1">
+          <w:r>
+            <w:rPr>
+              <w:rStyle w:val="Hyperlink"/>
+            </w:rPr>
+            <w:t>et e</w:t>
+          </w:r>
+        </w:hyperlink>
       </w:r>
       <w:r>
         <w:rPr>
@@ -4821,7 +4893,7 @@
           <w:sz w:val="24"/>
           <w:u w:val="single"/>
         </w:rPr>
-        <w:hyperlink r:id="rId31" w:history="1">
+        <w:hyperlink r:id="rId30" w:history="1">
           <w:r>
             <w:rPr>
               <w:rStyle w:val="Hyperlink"/>
@@ -4839,7 +4911,7 @@
           <w:sz w:val="24"/>
           <w:u w:val="single"/>
         </w:rPr>
-        <w:hyperlink r:id="rId31" w:history="1">
+        <w:hyperlink r:id="rId30" w:history="1">
           <w:r>
             <w:rPr>
               <w:rStyle w:val="Hyperlink"/>
@@ -4979,7 +5051,7 @@
           <w:sz w:val="24"/>
           <w:u w:val="single"/>
         </w:rPr>
-        <w:hyperlink r:id="rId32" w:history="1">
+        <w:hyperlink r:id="rId31" w:history="1">
           <w:r>
             <w:rPr>
               <w:rStyle w:val="Hyperlink"/>
@@ -4997,7 +5069,7 @@
           <w:sz w:val="24"/>
           <w:u w:val="single"/>
         </w:rPr>
-        <w:hyperlink r:id="rId32" w:history="1">
+        <w:hyperlink r:id="rId31" w:history="1">
           <w:r>
             <w:rPr>
               <w:rStyle w:val="Hyperlink"/>
@@ -5015,7 +5087,7 @@
           <w:sz w:val="24"/>
           <w:u w:val="single"/>
         </w:rPr>
-        <w:hyperlink r:id="rId32" w:history="1">
+        <w:hyperlink r:id="rId31" w:history="1">
           <w:r>
             <w:rPr>
               <w:rStyle w:val="Hyperlink"/>
@@ -5043,7 +5115,7 @@
           <w:sz w:val="24"/>
           <w:u w:val="single"/>
         </w:rPr>
-        <w:hyperlink r:id="rId33" w:history="1">
+        <w:hyperlink r:id="rId32" w:history="1">
           <w:r>
             <w:rPr>
               <w:rStyle w:val="Hyperlink"/>
@@ -5072,7 +5144,7 @@
           <w:sz w:val="24"/>
           <w:u w:val="single"/>
         </w:rPr>
-        <w:hyperlink r:id="rId33" w:history="1">
+        <w:hyperlink r:id="rId32" w:history="1">
           <w:r>
             <w:rPr>
               <w:rStyle w:val="Hyperlink"/>
@@ -5100,7 +5172,7 @@
           <w:sz w:val="24"/>
           <w:u w:val="single"/>
         </w:rPr>
-        <w:hyperlink r:id="rId32" w:history="1">
+        <w:hyperlink r:id="rId31" w:history="1">
           <w:r>
             <w:rPr>
               <w:rStyle w:val="Hyperlink"/>
@@ -5118,7 +5190,7 @@
           <w:sz w:val="24"/>
           <w:u w:val="single"/>
         </w:rPr>
-        <w:hyperlink r:id="rId32" w:history="1">
+        <w:hyperlink r:id="rId31" w:history="1">
           <w:r>
             <w:rPr>
               <w:rStyle w:val="Hyperlink"/>
@@ -5147,7 +5219,7 @@
           <w:sz w:val="24"/>
           <w:u w:val="single"/>
         </w:rPr>
-        <w:hyperlink r:id="rId32" w:history="1">
+        <w:hyperlink r:id="rId31" w:history="1">
           <w:r>
             <w:rPr>
               <w:rStyle w:val="Hyperlink"/>

--- a/EXPORTS/DOCX/published/niveau2/Dutch/CivilServants.docx
+++ b/EXPORTS/DOCX/published/niveau2/Dutch/CivilServants.docx
@@ -501,35 +501,7 @@
           <w:color w:val="000000"/>
           <w:sz w:val="24"/>
         </w:rPr>
-        <w:t>, die tussen 1811 en 1816 gouverneur was van voormalig Nederla</w:t>
-      </w:r>
-      <w:r>
-        <w:rPr>
-          <w:u w:val="single" w:color="0000ff"/>
-          <w:rFonts w:ascii="Charis SIL Regular" w:hAnsi="Charis SIL Regular" w:eastAsia="Charis SIL Regular"/>
-          <w:b w:val="0"/>
-          <w:i w:val="0"/>
-          <w:color w:val="000000"/>
-          <w:sz w:val="24"/>
-        </w:rPr>
-        <w:hyperlink r:id="rId11" w:history="1">
-          <w:r>
-            <w:rPr>
-              <w:rStyle w:val="Hyperlink"/>
-            </w:rPr>
-            <w:t>nds-Indi</w:t>
-          </w:r>
-        </w:hyperlink>
-      </w:r>
-      <w:r>
-        <w:rPr>
-          <w:rFonts w:ascii="Charis SIL Regular" w:hAnsi="Charis SIL Regular" w:eastAsia="Charis SIL Regular"/>
-          <w:b w:val="0"/>
-          <w:i w:val="0"/>
-          <w:color w:val="000000"/>
-          <w:sz w:val="24"/>
-        </w:rPr>
-        <w:t>ë.</w:t>
+        <w:t>, die tussen 1811 en 1816 gouverneur was van voormalig Nederlands-Indië.</w:t>
       </w:r>
     </w:p>
     <w:p>
@@ -776,122 +748,7 @@
           <w:color w:val="000000"/>
           <w:sz w:val="24"/>
         </w:rPr>
-        <w:hyperlink r:id="rId12" w:history="1">
-          <w:r>
-            <w:rPr>
-              <w:rStyle w:val="Hyperlink"/>
-            </w:rPr>
-            <w:t>voor de verd</w:t>
-          </w:r>
-        </w:hyperlink>
-      </w:r>
-      <w:r>
-        <w:rPr>
-          <w:u w:val="single" w:color="0000ff"/>
-          <w:rFonts w:ascii="Charis SIL Regular" w:hAnsi="Charis SIL Regular" w:eastAsia="Charis SIL Regular"/>
-          <w:b w:val="0"/>
-          <w:i w:val="0"/>
-          <w:color w:val="000000"/>
-          <w:sz w:val="24"/>
-        </w:rPr>
-        <w:hyperlink r:id="rId12" w:history="1">
-          <w:r>
-            <w:rPr>
-              <w:rStyle w:val="Hyperlink"/>
-            </w:rPr>
-            <w:t xml:space="preserve">eling tussen </w:t>
-          </w:r>
-        </w:hyperlink>
-      </w:r>
-      <w:r>
-        <w:rPr>
-          <w:u w:val="single" w:color="0000ff"/>
-          <w:rFonts w:ascii="Charis SIL Regular" w:hAnsi="Charis SIL Regular" w:eastAsia="Charis SIL Regular"/>
-          <w:b w:val="0"/>
-          <w:i w:val="0"/>
-          <w:color w:val="000000"/>
-          <w:sz w:val="24"/>
-        </w:rPr>
-        <w:hyperlink r:id="rId12" w:history="1">
-          <w:r>
-            <w:rPr>
-              <w:rStyle w:val="Hyperlink"/>
-            </w:rPr>
-            <w:t>h</w:t>
-          </w:r>
-        </w:hyperlink>
-      </w:r>
-      <w:r>
-        <w:rPr>
-          <w:u w:val="single" w:color="0000ff"/>
-          <w:rFonts w:ascii="Charis SIL Regular" w:hAnsi="Charis SIL Regular" w:eastAsia="Charis SIL Regular"/>
-          <w:b w:val="0"/>
-          <w:i w:val="0"/>
-          <w:color w:val="000000"/>
-          <w:sz w:val="24"/>
-        </w:rPr>
-        <w:hyperlink r:id="rId12" w:history="1">
-          <w:r>
-            <w:rPr>
-              <w:rStyle w:val="Hyperlink"/>
-            </w:rPr>
-            <w:t>et e</w:t>
-          </w:r>
-        </w:hyperlink>
-      </w:r>
-      <w:r>
-        <w:rPr>
-          <w:u w:val="single" w:color="0000ff"/>
-          <w:rFonts w:ascii="Charis SIL Regular" w:hAnsi="Charis SIL Regular" w:eastAsia="Charis SIL Regular"/>
-          <w:b w:val="0"/>
-          <w:i w:val="0"/>
-          <w:color w:val="000000"/>
-          <w:sz w:val="24"/>
-        </w:rPr>
-        <w:hyperlink r:id="rId12" w:history="1">
-          <w:r>
-            <w:rPr>
-              <w:rStyle w:val="Hyperlink"/>
-            </w:rPr>
-            <w:t>igen mu</w:t>
-          </w:r>
-        </w:hyperlink>
-      </w:r>
-      <w:r>
-        <w:rPr>
-          <w:u w:val="single" w:color="0000ff"/>
-          <w:rFonts w:ascii="Charis SIL Regular" w:hAnsi="Charis SIL Regular" w:eastAsia="Charis SIL Regular"/>
-          <w:b w:val="0"/>
-          <w:i w:val="0"/>
-          <w:color w:val="000000"/>
-          <w:sz w:val="24"/>
-        </w:rPr>
-        <w:hyperlink r:id="rId12" w:history="1">
-          <w:r>
-            <w:rPr>
-              <w:rStyle w:val="Hyperlink"/>
-            </w:rPr>
-            <w:t>s</w:t>
-          </w:r>
-        </w:hyperlink>
-      </w:r>
-      <w:r>
-        <w:rPr>
-          <w:u w:val="single" w:color="0000ff"/>
-          <w:rFonts w:ascii="Charis SIL Regular" w:hAnsi="Charis SIL Regular" w:eastAsia="Charis SIL Regular"/>
-          <w:b w:val="0"/>
-          <w:i w:val="0"/>
-          <w:color w:val="000000"/>
-          <w:sz w:val="24"/>
-        </w:rPr>
-        <w:hyperlink r:id="rId12" w:history="1">
-          <w:r>
-            <w:rPr>
-              <w:rStyle w:val="Hyperlink"/>
-            </w:rPr>
-            <w:t>eu</w:t>
-          </w:r>
-        </w:hyperlink>
+        <w:t>voor de verdeling tussen het eigen museu</w:t>
       </w:r>
       <w:r>
         <w:rPr>
@@ -4940,7 +4797,7 @@
           <w:sz w:val="24"/>
           <w:u w:val="single"/>
         </w:rPr>
-        <w:hyperlink r:id="rId30" w:history="1">
+        <w:hyperlink r:id="rId31" w:history="1">
           <w:r>
             <w:rPr>
               <w:rStyle w:val="Hyperlink"/>
@@ -5051,7 +4908,7 @@
           <w:sz w:val="24"/>
           <w:u w:val="single"/>
         </w:rPr>
-        <w:hyperlink r:id="rId31" w:history="1">
+        <w:hyperlink r:id="rId32" w:history="1">
           <w:r>
             <w:rPr>
               <w:rStyle w:val="Hyperlink"/>
@@ -5069,7 +4926,7 @@
           <w:sz w:val="24"/>
           <w:u w:val="single"/>
         </w:rPr>
-        <w:hyperlink r:id="rId31" w:history="1">
+        <w:hyperlink r:id="rId32" w:history="1">
           <w:r>
             <w:rPr>
               <w:rStyle w:val="Hyperlink"/>
@@ -5087,7 +4944,7 @@
           <w:sz w:val="24"/>
           <w:u w:val="single"/>
         </w:rPr>
-        <w:hyperlink r:id="rId31" w:history="1">
+        <w:hyperlink r:id="rId32" w:history="1">
           <w:r>
             <w:rPr>
               <w:rStyle w:val="Hyperlink"/>
@@ -5115,7 +4972,7 @@
           <w:sz w:val="24"/>
           <w:u w:val="single"/>
         </w:rPr>
-        <w:hyperlink r:id="rId32" w:history="1">
+        <w:hyperlink r:id="rId33" w:history="1">
           <w:r>
             <w:rPr>
               <w:rStyle w:val="Hyperlink"/>
@@ -5144,7 +5001,7 @@
           <w:sz w:val="24"/>
           <w:u w:val="single"/>
         </w:rPr>
-        <w:hyperlink r:id="rId32" w:history="1">
+        <w:hyperlink r:id="rId33" w:history="1">
           <w:r>
             <w:rPr>
               <w:rStyle w:val="Hyperlink"/>
@@ -5172,7 +5029,7 @@
           <w:sz w:val="24"/>
           <w:u w:val="single"/>
         </w:rPr>
-        <w:hyperlink r:id="rId31" w:history="1">
+        <w:hyperlink r:id="rId32" w:history="1">
           <w:r>
             <w:rPr>
               <w:rStyle w:val="Hyperlink"/>
@@ -5190,7 +5047,7 @@
           <w:sz w:val="24"/>
           <w:u w:val="single"/>
         </w:rPr>
-        <w:hyperlink r:id="rId31" w:history="1">
+        <w:hyperlink r:id="rId32" w:history="1">
           <w:r>
             <w:rPr>
               <w:rStyle w:val="Hyperlink"/>
@@ -5219,7 +5076,7 @@
           <w:sz w:val="24"/>
           <w:u w:val="single"/>
         </w:rPr>
-        <w:hyperlink r:id="rId31" w:history="1">
+        <w:hyperlink r:id="rId32" w:history="1">
           <w:r>
             <w:rPr>
               <w:rStyle w:val="Hyperlink"/>

--- a/EXPORTS/DOCX/published/niveau2/Dutch/CivilServants.docx
+++ b/EXPORTS/DOCX/published/niveau2/Dutch/CivilServants.docx
@@ -501,7 +501,35 @@
           <w:color w:val="000000"/>
           <w:sz w:val="24"/>
         </w:rPr>
-        <w:t>, die tussen 1811 en 1816 gouverneur was van voormalig Nederlands-Indië.</w:t>
+        <w:t>, die tussen 1811 en 1816 gouverneur was van voormalig Nederla</w:t>
+      </w:r>
+      <w:r>
+        <w:rPr>
+          <w:u w:val="single" w:color="0000ff"/>
+          <w:rFonts w:ascii="Charis SIL Regular" w:hAnsi="Charis SIL Regular" w:eastAsia="Charis SIL Regular"/>
+          <w:b w:val="0"/>
+          <w:i w:val="0"/>
+          <w:color w:val="000000"/>
+          <w:sz w:val="24"/>
+        </w:rPr>
+        <w:hyperlink r:id="rId11" w:history="1">
+          <w:r>
+            <w:rPr>
+              <w:rStyle w:val="Hyperlink"/>
+            </w:rPr>
+            <w:t>nds-Indi</w:t>
+          </w:r>
+        </w:hyperlink>
+      </w:r>
+      <w:r>
+        <w:rPr>
+          <w:rFonts w:ascii="Charis SIL Regular" w:hAnsi="Charis SIL Regular" w:eastAsia="Charis SIL Regular"/>
+          <w:b w:val="0"/>
+          <w:i w:val="0"/>
+          <w:color w:val="000000"/>
+          <w:sz w:val="24"/>
+        </w:rPr>
+        <w:t>ë.</w:t>
       </w:r>
     </w:p>
     <w:p>
@@ -748,7 +776,122 @@
           <w:color w:val="000000"/>
           <w:sz w:val="24"/>
         </w:rPr>
-        <w:t>voor de verdeling tussen het eigen museu</w:t>
+        <w:hyperlink r:id="rId12" w:history="1">
+          <w:r>
+            <w:rPr>
+              <w:rStyle w:val="Hyperlink"/>
+            </w:rPr>
+            <w:t>voor de verd</w:t>
+          </w:r>
+        </w:hyperlink>
+      </w:r>
+      <w:r>
+        <w:rPr>
+          <w:u w:val="single" w:color="0000ff"/>
+          <w:rFonts w:ascii="Charis SIL Regular" w:hAnsi="Charis SIL Regular" w:eastAsia="Charis SIL Regular"/>
+          <w:b w:val="0"/>
+          <w:i w:val="0"/>
+          <w:color w:val="000000"/>
+          <w:sz w:val="24"/>
+        </w:rPr>
+        <w:hyperlink r:id="rId12" w:history="1">
+          <w:r>
+            <w:rPr>
+              <w:rStyle w:val="Hyperlink"/>
+            </w:rPr>
+            <w:t xml:space="preserve">eling tussen </w:t>
+          </w:r>
+        </w:hyperlink>
+      </w:r>
+      <w:r>
+        <w:rPr>
+          <w:u w:val="single" w:color="0000ff"/>
+          <w:rFonts w:ascii="Charis SIL Regular" w:hAnsi="Charis SIL Regular" w:eastAsia="Charis SIL Regular"/>
+          <w:b w:val="0"/>
+          <w:i w:val="0"/>
+          <w:color w:val="000000"/>
+          <w:sz w:val="24"/>
+        </w:rPr>
+        <w:hyperlink r:id="rId12" w:history="1">
+          <w:r>
+            <w:rPr>
+              <w:rStyle w:val="Hyperlink"/>
+            </w:rPr>
+            <w:t>h</w:t>
+          </w:r>
+        </w:hyperlink>
+      </w:r>
+      <w:r>
+        <w:rPr>
+          <w:u w:val="single" w:color="0000ff"/>
+          <w:rFonts w:ascii="Charis SIL Regular" w:hAnsi="Charis SIL Regular" w:eastAsia="Charis SIL Regular"/>
+          <w:b w:val="0"/>
+          <w:i w:val="0"/>
+          <w:color w:val="000000"/>
+          <w:sz w:val="24"/>
+        </w:rPr>
+        <w:hyperlink r:id="rId12" w:history="1">
+          <w:r>
+            <w:rPr>
+              <w:rStyle w:val="Hyperlink"/>
+            </w:rPr>
+            <w:t>et e</w:t>
+          </w:r>
+        </w:hyperlink>
+      </w:r>
+      <w:r>
+        <w:rPr>
+          <w:u w:val="single" w:color="0000ff"/>
+          <w:rFonts w:ascii="Charis SIL Regular" w:hAnsi="Charis SIL Regular" w:eastAsia="Charis SIL Regular"/>
+          <w:b w:val="0"/>
+          <w:i w:val="0"/>
+          <w:color w:val="000000"/>
+          <w:sz w:val="24"/>
+        </w:rPr>
+        <w:hyperlink r:id="rId12" w:history="1">
+          <w:r>
+            <w:rPr>
+              <w:rStyle w:val="Hyperlink"/>
+            </w:rPr>
+            <w:t>igen mu</w:t>
+          </w:r>
+        </w:hyperlink>
+      </w:r>
+      <w:r>
+        <w:rPr>
+          <w:u w:val="single" w:color="0000ff"/>
+          <w:rFonts w:ascii="Charis SIL Regular" w:hAnsi="Charis SIL Regular" w:eastAsia="Charis SIL Regular"/>
+          <w:b w:val="0"/>
+          <w:i w:val="0"/>
+          <w:color w:val="000000"/>
+          <w:sz w:val="24"/>
+        </w:rPr>
+        <w:hyperlink r:id="rId12" w:history="1">
+          <w:r>
+            <w:rPr>
+              <w:rStyle w:val="Hyperlink"/>
+            </w:rPr>
+            <w:t>s</w:t>
+          </w:r>
+        </w:hyperlink>
+      </w:r>
+      <w:r>
+        <w:rPr>
+          <w:u w:val="single" w:color="0000ff"/>
+          <w:rFonts w:ascii="Charis SIL Regular" w:hAnsi="Charis SIL Regular" w:eastAsia="Charis SIL Regular"/>
+          <w:b w:val="0"/>
+          <w:i w:val="0"/>
+          <w:color w:val="000000"/>
+          <w:sz w:val="24"/>
+        </w:rPr>
+        <w:hyperlink r:id="rId12" w:history="1">
+          <w:r>
+            <w:rPr>
+              <w:rStyle w:val="Hyperlink"/>
+            </w:rPr>
+            <w:t>eu</w:t>
+          </w:r>
+        </w:hyperlink>
       </w:r>
       <w:r>
         <w:rPr>
@@ -4797,7 +4940,7 @@
           <w:sz w:val="24"/>
           <w:u w:val="single"/>
         </w:rPr>
-        <w:hyperlink r:id="rId31" w:history="1">
+        <w:hyperlink r:id="rId30" w:history="1">
           <w:r>
             <w:rPr>
               <w:rStyle w:val="Hyperlink"/>
@@ -4908,7 +5051,7 @@
           <w:sz w:val="24"/>
           <w:u w:val="single"/>
         </w:rPr>
-        <w:hyperlink r:id="rId32" w:history="1">
+        <w:hyperlink r:id="rId31" w:history="1">
           <w:r>
             <w:rPr>
               <w:rStyle w:val="Hyperlink"/>
@@ -4926,7 +5069,7 @@
           <w:sz w:val="24"/>
           <w:u w:val="single"/>
         </w:rPr>
-        <w:hyperlink r:id="rId32" w:history="1">
+        <w:hyperlink r:id="rId31" w:history="1">
           <w:r>
             <w:rPr>
               <w:rStyle w:val="Hyperlink"/>
@@ -4944,7 +5087,7 @@
           <w:sz w:val="24"/>
           <w:u w:val="single"/>
         </w:rPr>
-        <w:hyperlink r:id="rId32" w:history="1">
+        <w:hyperlink r:id="rId31" w:history="1">
           <w:r>
             <w:rPr>
               <w:rStyle w:val="Hyperlink"/>
@@ -4972,7 +5115,7 @@
           <w:sz w:val="24"/>
           <w:u w:val="single"/>
         </w:rPr>
-        <w:hyperlink r:id="rId33" w:history="1">
+        <w:hyperlink r:id="rId32" w:history="1">
           <w:r>
             <w:rPr>
               <w:rStyle w:val="Hyperlink"/>
@@ -5001,7 +5144,7 @@
           <w:sz w:val="24"/>
           <w:u w:val="single"/>
         </w:rPr>
-        <w:hyperlink r:id="rId33" w:history="1">
+        <w:hyperlink r:id="rId32" w:history="1">
           <w:r>
             <w:rPr>
               <w:rStyle w:val="Hyperlink"/>
@@ -5029,7 +5172,7 @@
           <w:sz w:val="24"/>
           <w:u w:val="single"/>
         </w:rPr>
-        <w:hyperlink r:id="rId32" w:history="1">
+        <w:hyperlink r:id="rId31" w:history="1">
           <w:r>
             <w:rPr>
               <w:rStyle w:val="Hyperlink"/>
@@ -5047,7 +5190,7 @@
           <w:sz w:val="24"/>
           <w:u w:val="single"/>
         </w:rPr>
-        <w:hyperlink r:id="rId32" w:history="1">
+        <w:hyperlink r:id="rId31" w:history="1">
           <w:r>
             <w:rPr>
               <w:rStyle w:val="Hyperlink"/>
@@ -5076,7 +5219,7 @@
           <w:sz w:val="24"/>
           <w:u w:val="single"/>
         </w:rPr>
-        <w:hyperlink r:id="rId32" w:history="1">
+        <w:hyperlink r:id="rId31" w:history="1">
           <w:r>
             <w:rPr>
               <w:rStyle w:val="Hyperlink"/>

--- a/EXPORTS/DOCX/published/niveau2/Dutch/CivilServants.docx
+++ b/EXPORTS/DOCX/published/niveau2/Dutch/CivilServants.docx
@@ -765,133 +765,7 @@
           <w:color w:val="000000"/>
           <w:sz w:val="24"/>
         </w:rPr>
-        <w:t xml:space="preserve">zou dan </w:t>
-      </w:r>
-      <w:r>
-        <w:rPr>
-          <w:u w:val="single" w:color="0000ff"/>
-          <w:rFonts w:ascii="Charis SIL Regular" w:hAnsi="Charis SIL Regular" w:eastAsia="Charis SIL Regular"/>
-          <w:b w:val="0"/>
-          <w:i w:val="0"/>
-          <w:color w:val="000000"/>
-          <w:sz w:val="24"/>
-        </w:rPr>
-        <w:hyperlink r:id="rId12" w:history="1">
-          <w:r>
-            <w:rPr>
-              <w:rStyle w:val="Hyperlink"/>
-            </w:rPr>
-            <w:t>voor de verd</w:t>
-          </w:r>
-        </w:hyperlink>
-      </w:r>
-      <w:r>
-        <w:rPr>
-          <w:u w:val="single" w:color="0000ff"/>
-          <w:rFonts w:ascii="Charis SIL Regular" w:hAnsi="Charis SIL Regular" w:eastAsia="Charis SIL Regular"/>
-          <w:b w:val="0"/>
-          <w:i w:val="0"/>
-          <w:color w:val="000000"/>
-          <w:sz w:val="24"/>
-        </w:rPr>
-        <w:hyperlink r:id="rId12" w:history="1">
-          <w:r>
-            <w:rPr>
-              <w:rStyle w:val="Hyperlink"/>
-            </w:rPr>
-            <w:t xml:space="preserve">eling tussen </w:t>
-          </w:r>
-        </w:hyperlink>
-      </w:r>
-      <w:r>
-        <w:rPr>
-          <w:u w:val="single" w:color="0000ff"/>
-          <w:rFonts w:ascii="Charis SIL Regular" w:hAnsi="Charis SIL Regular" w:eastAsia="Charis SIL Regular"/>
-          <w:b w:val="0"/>
-          <w:i w:val="0"/>
-          <w:color w:val="000000"/>
-          <w:sz w:val="24"/>
-        </w:rPr>
-        <w:hyperlink r:id="rId12" w:history="1">
-          <w:r>
-            <w:rPr>
-              <w:rStyle w:val="Hyperlink"/>
-            </w:rPr>
-            <w:t>h</w:t>
-          </w:r>
-        </w:hyperlink>
-      </w:r>
-      <w:r>
-        <w:rPr>
-          <w:u w:val="single" w:color="0000ff"/>
-          <w:rFonts w:ascii="Charis SIL Regular" w:hAnsi="Charis SIL Regular" w:eastAsia="Charis SIL Regular"/>
-          <w:b w:val="0"/>
-          <w:i w:val="0"/>
-          <w:color w:val="000000"/>
-          <w:sz w:val="24"/>
-        </w:rPr>
-        <w:hyperlink r:id="rId12" w:history="1">
-          <w:r>
-            <w:rPr>
-              <w:rStyle w:val="Hyperlink"/>
-            </w:rPr>
-            <w:t>et e</w:t>
-          </w:r>
-        </w:hyperlink>
-      </w:r>
-      <w:r>
-        <w:rPr>
-          <w:u w:val="single" w:color="0000ff"/>
-          <w:rFonts w:ascii="Charis SIL Regular" w:hAnsi="Charis SIL Regular" w:eastAsia="Charis SIL Regular"/>
-          <w:b w:val="0"/>
-          <w:i w:val="0"/>
-          <w:color w:val="000000"/>
-          <w:sz w:val="24"/>
-        </w:rPr>
-        <w:hyperlink r:id="rId12" w:history="1">
-          <w:r>
-            <w:rPr>
-              <w:rStyle w:val="Hyperlink"/>
-            </w:rPr>
-            <w:t>igen mu</w:t>
-          </w:r>
-        </w:hyperlink>
-      </w:r>
-      <w:r>
-        <w:rPr>
-          <w:u w:val="single" w:color="0000ff"/>
-          <w:rFonts w:ascii="Charis SIL Regular" w:hAnsi="Charis SIL Regular" w:eastAsia="Charis SIL Regular"/>
-          <w:b w:val="0"/>
-          <w:i w:val="0"/>
-          <w:color w:val="000000"/>
-          <w:sz w:val="24"/>
-        </w:rPr>
-        <w:hyperlink r:id="rId12" w:history="1">
-          <w:r>
-            <w:rPr>
-              <w:rStyle w:val="Hyperlink"/>
-            </w:rPr>
-            <w:t>s</w:t>
-          </w:r>
-        </w:hyperlink>
-      </w:r>
-      <w:r>
-        <w:rPr>
-          <w:u w:val="single" w:color="0000ff"/>
-          <w:rFonts w:ascii="Charis SIL Regular" w:hAnsi="Charis SIL Regular" w:eastAsia="Charis SIL Regular"/>
-          <w:b w:val="0"/>
-          <w:i w:val="0"/>
-          <w:color w:val="000000"/>
-          <w:sz w:val="24"/>
-        </w:rPr>
-        <w:hyperlink r:id="rId12" w:history="1">
-          <w:r>
-            <w:rPr>
-              <w:rStyle w:val="Hyperlink"/>
-            </w:rPr>
-            <w:t>eu</w:t>
-          </w:r>
-        </w:hyperlink>
+        <w:t>zou dan voor de verdeling tussen het eigen museu</w:t>
       </w:r>
       <w:r>
         <w:rPr>
@@ -4893,7 +4767,7 @@
           <w:sz w:val="24"/>
           <w:u w:val="single"/>
         </w:rPr>
-        <w:hyperlink r:id="rId30" w:history="1">
+        <w:hyperlink r:id="rId31" w:history="1">
           <w:r>
             <w:rPr>
               <w:rStyle w:val="Hyperlink"/>
@@ -5051,7 +4925,7 @@
           <w:sz w:val="24"/>
           <w:u w:val="single"/>
         </w:rPr>
-        <w:hyperlink r:id="rId31" w:history="1">
+        <w:hyperlink r:id="rId32" w:history="1">
           <w:r>
             <w:rPr>
               <w:rStyle w:val="Hyperlink"/>
@@ -5069,7 +4943,7 @@
           <w:sz w:val="24"/>
           <w:u w:val="single"/>
         </w:rPr>
-        <w:hyperlink r:id="rId31" w:history="1">
+        <w:hyperlink r:id="rId32" w:history="1">
           <w:r>
             <w:rPr>
               <w:rStyle w:val="Hyperlink"/>
@@ -5087,7 +4961,7 @@
           <w:sz w:val="24"/>
           <w:u w:val="single"/>
         </w:rPr>
-        <w:hyperlink r:id="rId31" w:history="1">
+        <w:hyperlink r:id="rId32" w:history="1">
           <w:r>
             <w:rPr>
               <w:rStyle w:val="Hyperlink"/>
@@ -5115,7 +4989,7 @@
           <w:sz w:val="24"/>
           <w:u w:val="single"/>
         </w:rPr>
-        <w:hyperlink r:id="rId32" w:history="1">
+        <w:hyperlink r:id="rId33" w:history="1">
           <w:r>
             <w:rPr>
               <w:rStyle w:val="Hyperlink"/>
@@ -5144,7 +5018,7 @@
           <w:sz w:val="24"/>
           <w:u w:val="single"/>
         </w:rPr>
-        <w:hyperlink r:id="rId32" w:history="1">
+        <w:hyperlink r:id="rId33" w:history="1">
           <w:r>
             <w:rPr>
               <w:rStyle w:val="Hyperlink"/>
@@ -5172,7 +5046,7 @@
           <w:sz w:val="24"/>
           <w:u w:val="single"/>
         </w:rPr>
-        <w:hyperlink r:id="rId31" w:history="1">
+        <w:hyperlink r:id="rId32" w:history="1">
           <w:r>
             <w:rPr>
               <w:rStyle w:val="Hyperlink"/>
@@ -5190,7 +5064,7 @@
           <w:sz w:val="24"/>
           <w:u w:val="single"/>
         </w:rPr>
-        <w:hyperlink r:id="rId31" w:history="1">
+        <w:hyperlink r:id="rId32" w:history="1">
           <w:r>
             <w:rPr>
               <w:rStyle w:val="Hyperlink"/>
@@ -5219,7 +5093,7 @@
           <w:sz w:val="24"/>
           <w:u w:val="single"/>
         </w:rPr>
-        <w:hyperlink r:id="rId31" w:history="1">
+        <w:hyperlink r:id="rId32" w:history="1">
           <w:r>
             <w:rPr>
               <w:rStyle w:val="Hyperlink"/>

--- a/EXPORTS/DOCX/published/niveau2/Dutch/CivilServants.docx
+++ b/EXPORTS/DOCX/published/niveau2/Dutch/CivilServants.docx
@@ -473,15 +473,9 @@
           <w:i w:val="0"/>
           <w:color w:val="0000FF"/>
           <w:sz w:val="24"/>
-        </w:rPr>
-        <w:hyperlink r:id="rId11" w:history="1">
-          <w:r>
-            <w:rPr>
-              <w:rStyle w:val="Hyperlink"/>
-            </w:rPr>
-            <w:t>fl</w:t>
-          </w:r>
-        </w:hyperlink>
+          <w:u w:val="single"/>
+        </w:rPr>
+        <w:t>fl</w:t>
       </w:r>
       <w:r>
         <w:rPr>
@@ -765,7 +759,133 @@
           <w:color w:val="000000"/>
           <w:sz w:val="24"/>
         </w:rPr>
-        <w:t>zou dan voor de verdeling tussen het eigen museu</w:t>
+        <w:t xml:space="preserve">zou dan </w:t>
+      </w:r>
+      <w:r>
+        <w:rPr>
+          <w:u w:val="single" w:color="0000ff"/>
+          <w:rFonts w:ascii="Charis SIL Regular" w:hAnsi="Charis SIL Regular" w:eastAsia="Charis SIL Regular"/>
+          <w:b w:val="0"/>
+          <w:i w:val="0"/>
+          <w:color w:val="000000"/>
+          <w:sz w:val="24"/>
+        </w:rPr>
+        <w:hyperlink r:id="rId12" w:history="1">
+          <w:r>
+            <w:rPr>
+              <w:rStyle w:val="Hyperlink"/>
+            </w:rPr>
+            <w:t>voor de verd</w:t>
+          </w:r>
+        </w:hyperlink>
+      </w:r>
+      <w:r>
+        <w:rPr>
+          <w:u w:val="single" w:color="0000ff"/>
+          <w:rFonts w:ascii="Charis SIL Regular" w:hAnsi="Charis SIL Regular" w:eastAsia="Charis SIL Regular"/>
+          <w:b w:val="0"/>
+          <w:i w:val="0"/>
+          <w:color w:val="000000"/>
+          <w:sz w:val="24"/>
+        </w:rPr>
+        <w:hyperlink r:id="rId12" w:history="1">
+          <w:r>
+            <w:rPr>
+              <w:rStyle w:val="Hyperlink"/>
+            </w:rPr>
+            <w:t xml:space="preserve">eling tussen </w:t>
+          </w:r>
+        </w:hyperlink>
+      </w:r>
+      <w:r>
+        <w:rPr>
+          <w:u w:val="single" w:color="0000ff"/>
+          <w:rFonts w:ascii="Charis SIL Regular" w:hAnsi="Charis SIL Regular" w:eastAsia="Charis SIL Regular"/>
+          <w:b w:val="0"/>
+          <w:i w:val="0"/>
+          <w:color w:val="000000"/>
+          <w:sz w:val="24"/>
+        </w:rPr>
+        <w:hyperlink r:id="rId12" w:history="1">
+          <w:r>
+            <w:rPr>
+              <w:rStyle w:val="Hyperlink"/>
+            </w:rPr>
+            <w:t>h</w:t>
+          </w:r>
+        </w:hyperlink>
+      </w:r>
+      <w:r>
+        <w:rPr>
+          <w:u w:val="single" w:color="0000ff"/>
+          <w:rFonts w:ascii="Charis SIL Regular" w:hAnsi="Charis SIL Regular" w:eastAsia="Charis SIL Regular"/>
+          <w:b w:val="0"/>
+          <w:i w:val="0"/>
+          <w:color w:val="000000"/>
+          <w:sz w:val="24"/>
+        </w:rPr>
+        <w:hyperlink r:id="rId12" w:history="1">
+          <w:r>
+            <w:rPr>
+              <w:rStyle w:val="Hyperlink"/>
+            </w:rPr>
+            <w:t>et e</w:t>
+          </w:r>
+        </w:hyperlink>
+      </w:r>
+      <w:r>
+        <w:rPr>
+          <w:u w:val="single" w:color="0000ff"/>
+          <w:rFonts w:ascii="Charis SIL Regular" w:hAnsi="Charis SIL Regular" w:eastAsia="Charis SIL Regular"/>
+          <w:b w:val="0"/>
+          <w:i w:val="0"/>
+          <w:color w:val="000000"/>
+          <w:sz w:val="24"/>
+        </w:rPr>
+        <w:hyperlink r:id="rId12" w:history="1">
+          <w:r>
+            <w:rPr>
+              <w:rStyle w:val="Hyperlink"/>
+            </w:rPr>
+            <w:t>igen mu</w:t>
+          </w:r>
+        </w:hyperlink>
+      </w:r>
+      <w:r>
+        <w:rPr>
+          <w:u w:val="single" w:color="0000ff"/>
+          <w:rFonts w:ascii="Charis SIL Regular" w:hAnsi="Charis SIL Regular" w:eastAsia="Charis SIL Regular"/>
+          <w:b w:val="0"/>
+          <w:i w:val="0"/>
+          <w:color w:val="000000"/>
+          <w:sz w:val="24"/>
+        </w:rPr>
+        <w:hyperlink r:id="rId12" w:history="1">
+          <w:r>
+            <w:rPr>
+              <w:rStyle w:val="Hyperlink"/>
+            </w:rPr>
+            <w:t>s</w:t>
+          </w:r>
+        </w:hyperlink>
+      </w:r>
+      <w:r>
+        <w:rPr>
+          <w:u w:val="single" w:color="0000ff"/>
+          <w:rFonts w:ascii="Charis SIL Regular" w:hAnsi="Charis SIL Regular" w:eastAsia="Charis SIL Regular"/>
+          <w:b w:val="0"/>
+          <w:i w:val="0"/>
+          <w:color w:val="000000"/>
+          <w:sz w:val="24"/>
+        </w:rPr>
+        <w:hyperlink r:id="rId12" w:history="1">
+          <w:r>
+            <w:rPr>
+              <w:rStyle w:val="Hyperlink"/>
+            </w:rPr>
+            <w:t>eu</w:t>
+          </w:r>
+        </w:hyperlink>
       </w:r>
       <w:r>
         <w:rPr>
@@ -3183,15 +3303,9 @@
           <w:i w:val="0"/>
           <w:color w:val="0000FF"/>
           <w:sz w:val="24"/>
-        </w:rPr>
-        <w:hyperlink r:id="rId23" w:history="1">
-          <w:r>
-            <w:rPr>
-              <w:rStyle w:val="Hyperlink"/>
-            </w:rPr>
-            <w:t>.n</w:t>
-          </w:r>
-        </w:hyperlink>
+          <w:u w:val="single"/>
+        </w:rPr>
+        <w:t>.n</w:t>
       </w:r>
       <w:r>
         <w:rPr>
@@ -4767,7 +4881,7 @@
           <w:sz w:val="24"/>
           <w:u w:val="single"/>
         </w:rPr>
-        <w:hyperlink r:id="rId31" w:history="1">
+        <w:hyperlink r:id="rId30" w:history="1">
           <w:r>
             <w:rPr>
               <w:rStyle w:val="Hyperlink"/>
@@ -4925,7 +5039,7 @@
           <w:sz w:val="24"/>
           <w:u w:val="single"/>
         </w:rPr>
-        <w:hyperlink r:id="rId32" w:history="1">
+        <w:hyperlink r:id="rId31" w:history="1">
           <w:r>
             <w:rPr>
               <w:rStyle w:val="Hyperlink"/>
@@ -4943,7 +5057,7 @@
           <w:sz w:val="24"/>
           <w:u w:val="single"/>
         </w:rPr>
-        <w:hyperlink r:id="rId32" w:history="1">
+        <w:hyperlink r:id="rId31" w:history="1">
           <w:r>
             <w:rPr>
               <w:rStyle w:val="Hyperlink"/>
@@ -4961,7 +5075,7 @@
           <w:sz w:val="24"/>
           <w:u w:val="single"/>
         </w:rPr>
-        <w:hyperlink r:id="rId32" w:history="1">
+        <w:hyperlink r:id="rId31" w:history="1">
           <w:r>
             <w:rPr>
               <w:rStyle w:val="Hyperlink"/>
@@ -4989,7 +5103,7 @@
           <w:sz w:val="24"/>
           <w:u w:val="single"/>
         </w:rPr>
-        <w:hyperlink r:id="rId33" w:history="1">
+        <w:hyperlink r:id="rId32" w:history="1">
           <w:r>
             <w:rPr>
               <w:rStyle w:val="Hyperlink"/>
@@ -5018,7 +5132,7 @@
           <w:sz w:val="24"/>
           <w:u w:val="single"/>
         </w:rPr>
-        <w:hyperlink r:id="rId33" w:history="1">
+        <w:hyperlink r:id="rId32" w:history="1">
           <w:r>
             <w:rPr>
               <w:rStyle w:val="Hyperlink"/>
@@ -5046,7 +5160,7 @@
           <w:sz w:val="24"/>
           <w:u w:val="single"/>
         </w:rPr>
-        <w:hyperlink r:id="rId32" w:history="1">
+        <w:hyperlink r:id="rId31" w:history="1">
           <w:r>
             <w:rPr>
               <w:rStyle w:val="Hyperlink"/>
@@ -5064,7 +5178,7 @@
           <w:sz w:val="24"/>
           <w:u w:val="single"/>
         </w:rPr>
-        <w:hyperlink r:id="rId32" w:history="1">
+        <w:hyperlink r:id="rId31" w:history="1">
           <w:r>
             <w:rPr>
               <w:rStyle w:val="Hyperlink"/>
@@ -5093,7 +5207,7 @@
           <w:sz w:val="24"/>
           <w:u w:val="single"/>
         </w:rPr>
-        <w:hyperlink r:id="rId32" w:history="1">
+        <w:hyperlink r:id="rId31" w:history="1">
           <w:r>
             <w:rPr>
               <w:rStyle w:val="Hyperlink"/>

--- a/EXPORTS/DOCX/published/niveau2/Dutch/CivilServants.docx
+++ b/EXPORTS/DOCX/published/niveau2/Dutch/CivilServants.docx
@@ -473,45 +473,13 @@
           <w:i w:val="0"/>
           <w:color w:val="0000FF"/>
           <w:sz w:val="24"/>
-          <w:u w:val="single"/>
-        </w:rPr>
-        <w:t>fl</w:t>
-      </w:r>
-      <w:r>
-        <w:rPr>
-          <w:rFonts w:ascii="Charis SIL Regular" w:hAnsi="Charis SIL Regular" w:eastAsia="Charis SIL Regular"/>
-          <w:b w:val="0"/>
-          <w:i w:val="0"/>
-          <w:color w:val="0000FF"/>
-          <w:sz w:val="24"/>
-        </w:rPr>
-        <w:t>es</w:t>
-      </w:r>
-      <w:r>
-        <w:rPr>
-          <w:rFonts w:ascii="Charis SIL Regular" w:hAnsi="Charis SIL Regular" w:eastAsia="Charis SIL Regular"/>
-          <w:b w:val="0"/>
-          <w:i w:val="0"/>
-          <w:color w:val="000000"/>
-          <w:sz w:val="24"/>
-        </w:rPr>
-        <w:t>, die tussen 1811 en 1816 gouverneur was van voormalig Nederla</w:t>
-      </w:r>
-      <w:r>
-        <w:rPr>
-          <w:u w:val="single" w:color="0000ff"/>
-          <w:rFonts w:ascii="Charis SIL Regular" w:hAnsi="Charis SIL Regular" w:eastAsia="Charis SIL Regular"/>
-          <w:b w:val="0"/>
-          <w:i w:val="0"/>
-          <w:color w:val="000000"/>
-          <w:sz w:val="24"/>
         </w:rPr>
         <w:hyperlink r:id="rId11" w:history="1">
           <w:r>
             <w:rPr>
               <w:rStyle w:val="Hyperlink"/>
             </w:rPr>
-            <w:t>nds-Indi</w:t>
+            <w:t>fl</w:t>
           </w:r>
         </w:hyperlink>
       </w:r>
@@ -520,10 +488,20 @@
           <w:rFonts w:ascii="Charis SIL Regular" w:hAnsi="Charis SIL Regular" w:eastAsia="Charis SIL Regular"/>
           <w:b w:val="0"/>
           <w:i w:val="0"/>
+          <w:color w:val="0000FF"/>
+          <w:sz w:val="24"/>
+        </w:rPr>
+        <w:t>es</w:t>
+      </w:r>
+      <w:r>
+        <w:rPr>
+          <w:rFonts w:ascii="Charis SIL Regular" w:hAnsi="Charis SIL Regular" w:eastAsia="Charis SIL Regular"/>
+          <w:b w:val="0"/>
+          <w:i w:val="0"/>
           <w:color w:val="000000"/>
           <w:sz w:val="24"/>
         </w:rPr>
-        <w:t>ë.</w:t>
+        <w:t>, die tussen 1811 en 1816 gouverneur was van voormalig Nederlands-Indië.</w:t>
       </w:r>
     </w:p>
     <w:p>
@@ -2032,61 +2010,7 @@
           <w:color w:val="000000"/>
           <w:sz w:val="24"/>
         </w:rPr>
-        <w:t>. Soms zijn er nog a</w:t>
-      </w:r>
-      <w:r>
-        <w:rPr>
-          <w:u w:val="single" w:color="0000ff"/>
-          <w:rFonts w:ascii="Charis SIL Regular" w:hAnsi="Charis SIL Regular" w:eastAsia="Charis SIL Regular"/>
-          <w:b w:val="0"/>
-          <w:i w:val="0"/>
-          <w:color w:val="000000"/>
-          <w:sz w:val="24"/>
-        </w:rPr>
-        <w:hyperlink r:id="rId18" w:history="1">
-          <w:r>
-            <w:rPr>
-              <w:rStyle w:val="Hyperlink"/>
-            </w:rPr>
-            <w:t>rchiefstukke</w:t>
-          </w:r>
-        </w:hyperlink>
-      </w:r>
-      <w:r>
-        <w:rPr>
-          <w:u w:val="single" w:color="0000ff"/>
-          <w:rFonts w:ascii="Charis SIL Regular" w:hAnsi="Charis SIL Regular" w:eastAsia="Charis SIL Regular"/>
-          <w:b w:val="0"/>
-          <w:i w:val="0"/>
-          <w:color w:val="000000"/>
-          <w:sz w:val="24"/>
-        </w:rPr>
-        <w:hyperlink r:id="rId18" w:history="1">
-          <w:r>
-            <w:rPr>
-              <w:rStyle w:val="Hyperlink"/>
-            </w:rPr>
-            <w:t>n</w:t>
-          </w:r>
-        </w:hyperlink>
-      </w:r>
-      <w:r>
-        <w:rPr>
-          <w:u w:val="single" w:color="0000ff"/>
-          <w:rFonts w:ascii="Charis SIL Regular" w:hAnsi="Charis SIL Regular" w:eastAsia="Charis SIL Regular"/>
-          <w:b w:val="0"/>
-          <w:i w:val="0"/>
-          <w:color w:val="000000"/>
-          <w:sz w:val="24"/>
-        </w:rPr>
-        <w:hyperlink r:id="rId18" w:history="1">
-          <w:r>
-            <w:rPr>
-              <w:rStyle w:val="Hyperlink"/>
-            </w:rPr>
-            <w:t xml:space="preserve"> in particulie</w:t>
-          </w:r>
-        </w:hyperlink>
+        <w:t>. Soms zijn er nog archiefstukken in particulie</w:t>
       </w:r>
       <w:r>
         <w:rPr>
@@ -3303,9 +3227,15 @@
           <w:i w:val="0"/>
           <w:color w:val="0000FF"/>
           <w:sz w:val="24"/>
-          <w:u w:val="single"/>
-        </w:rPr>
-        <w:t>.n</w:t>
+        </w:rPr>
+        <w:hyperlink r:id="rId23" w:history="1">
+          <w:r>
+            <w:rPr>
+              <w:rStyle w:val="Hyperlink"/>
+            </w:rPr>
+            <w:t>.n</w:t>
+          </w:r>
+        </w:hyperlink>
       </w:r>
       <w:r>
         <w:rPr>

--- a/EXPORTS/DOCX/published/niveau2/Dutch/CivilServants.docx
+++ b/EXPORTS/DOCX/published/niveau2/Dutch/CivilServants.docx
@@ -473,13 +473,45 @@
           <w:i w:val="0"/>
           <w:color w:val="0000FF"/>
           <w:sz w:val="24"/>
+          <w:u w:val="single"/>
+        </w:rPr>
+        <w:t>fl</w:t>
+      </w:r>
+      <w:r>
+        <w:rPr>
+          <w:rFonts w:ascii="Charis SIL Regular" w:hAnsi="Charis SIL Regular" w:eastAsia="Charis SIL Regular"/>
+          <w:b w:val="0"/>
+          <w:i w:val="0"/>
+          <w:color w:val="0000FF"/>
+          <w:sz w:val="24"/>
+        </w:rPr>
+        <w:t>es</w:t>
+      </w:r>
+      <w:r>
+        <w:rPr>
+          <w:rFonts w:ascii="Charis SIL Regular" w:hAnsi="Charis SIL Regular" w:eastAsia="Charis SIL Regular"/>
+          <w:b w:val="0"/>
+          <w:i w:val="0"/>
+          <w:color w:val="000000"/>
+          <w:sz w:val="24"/>
+        </w:rPr>
+        <w:t>, die tussen 1811 en 1816 gouverneur was van voormalig Nederla</w:t>
+      </w:r>
+      <w:r>
+        <w:rPr>
+          <w:u w:val="single" w:color="0000ff"/>
+          <w:rFonts w:ascii="Charis SIL Regular" w:hAnsi="Charis SIL Regular" w:eastAsia="Charis SIL Regular"/>
+          <w:b w:val="0"/>
+          <w:i w:val="0"/>
+          <w:color w:val="000000"/>
+          <w:sz w:val="24"/>
         </w:rPr>
         <w:hyperlink r:id="rId11" w:history="1">
           <w:r>
             <w:rPr>
               <w:rStyle w:val="Hyperlink"/>
             </w:rPr>
-            <w:t>fl</w:t>
+            <w:t>nds-Indi</w:t>
           </w:r>
         </w:hyperlink>
       </w:r>
@@ -488,20 +520,10 @@
           <w:rFonts w:ascii="Charis SIL Regular" w:hAnsi="Charis SIL Regular" w:eastAsia="Charis SIL Regular"/>
           <w:b w:val="0"/>
           <w:i w:val="0"/>
-          <w:color w:val="0000FF"/>
-          <w:sz w:val="24"/>
-        </w:rPr>
-        <w:t>es</w:t>
-      </w:r>
-      <w:r>
-        <w:rPr>
-          <w:rFonts w:ascii="Charis SIL Regular" w:hAnsi="Charis SIL Regular" w:eastAsia="Charis SIL Regular"/>
-          <w:b w:val="0"/>
-          <w:i w:val="0"/>
           <w:color w:val="000000"/>
           <w:sz w:val="24"/>
         </w:rPr>
-        <w:t>, die tussen 1811 en 1816 gouverneur was van voormalig Nederlands-Indië.</w:t>
+        <w:t>ë.</w:t>
       </w:r>
     </w:p>
     <w:p>
@@ -838,32 +860,7 @@
           <w:color w:val="000000"/>
           <w:sz w:val="24"/>
         </w:rPr>
-        <w:hyperlink r:id="rId12" w:history="1">
-          <w:r>
-            <w:rPr>
-              <w:rStyle w:val="Hyperlink"/>
-            </w:rPr>
-            <w:t>s</w:t>
-          </w:r>
-        </w:hyperlink>
-      </w:r>
-      <w:r>
-        <w:rPr>
-          <w:u w:val="single" w:color="0000ff"/>
-          <w:rFonts w:ascii="Charis SIL Regular" w:hAnsi="Charis SIL Regular" w:eastAsia="Charis SIL Regular"/>
-          <w:b w:val="0"/>
-          <w:i w:val="0"/>
-          <w:color w:val="000000"/>
-          <w:sz w:val="24"/>
-        </w:rPr>
-        <w:hyperlink r:id="rId12" w:history="1">
-          <w:r>
-            <w:rPr>
-              <w:rStyle w:val="Hyperlink"/>
-            </w:rPr>
-            <w:t>eu</w:t>
-          </w:r>
-        </w:hyperlink>
+        <w:t>seu</w:t>
       </w:r>
       <w:r>
         <w:rPr>
@@ -2010,7 +2007,61 @@
           <w:color w:val="000000"/>
           <w:sz w:val="24"/>
         </w:rPr>
-        <w:t>. Soms zijn er nog archiefstukken in particulie</w:t>
+        <w:t>. Soms zijn er nog a</w:t>
+      </w:r>
+      <w:r>
+        <w:rPr>
+          <w:u w:val="single" w:color="0000ff"/>
+          <w:rFonts w:ascii="Charis SIL Regular" w:hAnsi="Charis SIL Regular" w:eastAsia="Charis SIL Regular"/>
+          <w:b w:val="0"/>
+          <w:i w:val="0"/>
+          <w:color w:val="000000"/>
+          <w:sz w:val="24"/>
+        </w:rPr>
+        <w:hyperlink r:id="rId18" w:history="1">
+          <w:r>
+            <w:rPr>
+              <w:rStyle w:val="Hyperlink"/>
+            </w:rPr>
+            <w:t>rchiefstukke</w:t>
+          </w:r>
+        </w:hyperlink>
+      </w:r>
+      <w:r>
+        <w:rPr>
+          <w:u w:val="single" w:color="0000ff"/>
+          <w:rFonts w:ascii="Charis SIL Regular" w:hAnsi="Charis SIL Regular" w:eastAsia="Charis SIL Regular"/>
+          <w:b w:val="0"/>
+          <w:i w:val="0"/>
+          <w:color w:val="000000"/>
+          <w:sz w:val="24"/>
+        </w:rPr>
+        <w:hyperlink r:id="rId18" w:history="1">
+          <w:r>
+            <w:rPr>
+              <w:rStyle w:val="Hyperlink"/>
+            </w:rPr>
+            <w:t>n</w:t>
+          </w:r>
+        </w:hyperlink>
+      </w:r>
+      <w:r>
+        <w:rPr>
+          <w:u w:val="single" w:color="0000ff"/>
+          <w:rFonts w:ascii="Charis SIL Regular" w:hAnsi="Charis SIL Regular" w:eastAsia="Charis SIL Regular"/>
+          <w:b w:val="0"/>
+          <w:i w:val="0"/>
+          <w:color w:val="000000"/>
+          <w:sz w:val="24"/>
+        </w:rPr>
+        <w:hyperlink r:id="rId18" w:history="1">
+          <w:r>
+            <w:rPr>
+              <w:rStyle w:val="Hyperlink"/>
+            </w:rPr>
+            <w:t xml:space="preserve"> in particulie</w:t>
+          </w:r>
+        </w:hyperlink>
       </w:r>
       <w:r>
         <w:rPr>
@@ -4811,7 +4862,7 @@
           <w:sz w:val="24"/>
           <w:u w:val="single"/>
         </w:rPr>
-        <w:hyperlink r:id="rId30" w:history="1">
+        <w:hyperlink r:id="rId31" w:history="1">
           <w:r>
             <w:rPr>
               <w:rStyle w:val="Hyperlink"/>
@@ -4829,7 +4880,7 @@
           <w:sz w:val="24"/>
           <w:u w:val="single"/>
         </w:rPr>
-        <w:hyperlink r:id="rId30" w:history="1">
+        <w:hyperlink r:id="rId31" w:history="1">
           <w:r>
             <w:rPr>
               <w:rStyle w:val="Hyperlink"/>
@@ -4858,7 +4909,7 @@
           <w:sz w:val="24"/>
           <w:u w:val="single"/>
         </w:rPr>
-        <w:hyperlink r:id="rId30" w:history="1">
+        <w:hyperlink r:id="rId31" w:history="1">
           <w:r>
             <w:rPr>
               <w:rStyle w:val="Hyperlink"/>
@@ -4969,7 +5020,7 @@
           <w:sz w:val="24"/>
           <w:u w:val="single"/>
         </w:rPr>
-        <w:hyperlink r:id="rId31" w:history="1">
+        <w:hyperlink r:id="rId32" w:history="1">
           <w:r>
             <w:rPr>
               <w:rStyle w:val="Hyperlink"/>
@@ -4987,7 +5038,7 @@
           <w:sz w:val="24"/>
           <w:u w:val="single"/>
         </w:rPr>
-        <w:hyperlink r:id="rId31" w:history="1">
+        <w:hyperlink r:id="rId32" w:history="1">
           <w:r>
             <w:rPr>
               <w:rStyle w:val="Hyperlink"/>
@@ -5005,7 +5056,7 @@
           <w:sz w:val="24"/>
           <w:u w:val="single"/>
         </w:rPr>
-        <w:hyperlink r:id="rId31" w:history="1">
+        <w:hyperlink r:id="rId32" w:history="1">
           <w:r>
             <w:rPr>
               <w:rStyle w:val="Hyperlink"/>
@@ -5033,7 +5084,7 @@
           <w:sz w:val="24"/>
           <w:u w:val="single"/>
         </w:rPr>
-        <w:hyperlink r:id="rId32" w:history="1">
+        <w:hyperlink r:id="rId33" w:history="1">
           <w:r>
             <w:rPr>
               <w:rStyle w:val="Hyperlink"/>
@@ -5062,7 +5113,7 @@
           <w:sz w:val="24"/>
           <w:u w:val="single"/>
         </w:rPr>
-        <w:hyperlink r:id="rId32" w:history="1">
+        <w:hyperlink r:id="rId33" w:history="1">
           <w:r>
             <w:rPr>
               <w:rStyle w:val="Hyperlink"/>
@@ -5090,7 +5141,7 @@
           <w:sz w:val="24"/>
           <w:u w:val="single"/>
         </w:rPr>
-        <w:hyperlink r:id="rId31" w:history="1">
+        <w:hyperlink r:id="rId32" w:history="1">
           <w:r>
             <w:rPr>
               <w:rStyle w:val="Hyperlink"/>
@@ -5108,7 +5159,7 @@
           <w:sz w:val="24"/>
           <w:u w:val="single"/>
         </w:rPr>
-        <w:hyperlink r:id="rId31" w:history="1">
+        <w:hyperlink r:id="rId32" w:history="1">
           <w:r>
             <w:rPr>
               <w:rStyle w:val="Hyperlink"/>
@@ -5137,7 +5188,7 @@
           <w:sz w:val="24"/>
           <w:u w:val="single"/>
         </w:rPr>
-        <w:hyperlink r:id="rId31" w:history="1">
+        <w:hyperlink r:id="rId32" w:history="1">
           <w:r>
             <w:rPr>
               <w:rStyle w:val="Hyperlink"/>

--- a/EXPORTS/DOCX/published/niveau2/Dutch/CivilServants.docx
+++ b/EXPORTS/DOCX/published/niveau2/Dutch/CivilServants.docx
@@ -473,45 +473,13 @@
           <w:i w:val="0"/>
           <w:color w:val="0000FF"/>
           <w:sz w:val="24"/>
-          <w:u w:val="single"/>
-        </w:rPr>
-        <w:t>fl</w:t>
-      </w:r>
-      <w:r>
-        <w:rPr>
-          <w:rFonts w:ascii="Charis SIL Regular" w:hAnsi="Charis SIL Regular" w:eastAsia="Charis SIL Regular"/>
-          <w:b w:val="0"/>
-          <w:i w:val="0"/>
-          <w:color w:val="0000FF"/>
-          <w:sz w:val="24"/>
-        </w:rPr>
-        <w:t>es</w:t>
-      </w:r>
-      <w:r>
-        <w:rPr>
-          <w:rFonts w:ascii="Charis SIL Regular" w:hAnsi="Charis SIL Regular" w:eastAsia="Charis SIL Regular"/>
-          <w:b w:val="0"/>
-          <w:i w:val="0"/>
-          <w:color w:val="000000"/>
-          <w:sz w:val="24"/>
-        </w:rPr>
-        <w:t>, die tussen 1811 en 1816 gouverneur was van voormalig Nederla</w:t>
-      </w:r>
-      <w:r>
-        <w:rPr>
-          <w:u w:val="single" w:color="0000ff"/>
-          <w:rFonts w:ascii="Charis SIL Regular" w:hAnsi="Charis SIL Regular" w:eastAsia="Charis SIL Regular"/>
-          <w:b w:val="0"/>
-          <w:i w:val="0"/>
-          <w:color w:val="000000"/>
-          <w:sz w:val="24"/>
         </w:rPr>
         <w:hyperlink r:id="rId11" w:history="1">
           <w:r>
             <w:rPr>
               <w:rStyle w:val="Hyperlink"/>
             </w:rPr>
-            <w:t>nds-Indi</w:t>
+            <w:t>fl</w:t>
           </w:r>
         </w:hyperlink>
       </w:r>
@@ -520,10 +488,20 @@
           <w:rFonts w:ascii="Charis SIL Regular" w:hAnsi="Charis SIL Regular" w:eastAsia="Charis SIL Regular"/>
           <w:b w:val="0"/>
           <w:i w:val="0"/>
+          <w:color w:val="0000FF"/>
+          <w:sz w:val="24"/>
+        </w:rPr>
+        <w:t>es</w:t>
+      </w:r>
+      <w:r>
+        <w:rPr>
+          <w:rFonts w:ascii="Charis SIL Regular" w:hAnsi="Charis SIL Regular" w:eastAsia="Charis SIL Regular"/>
+          <w:b w:val="0"/>
+          <w:i w:val="0"/>
           <w:color w:val="000000"/>
           <w:sz w:val="24"/>
         </w:rPr>
-        <w:t>ë.</w:t>
+        <w:t>, die tussen 1811 en 1816 gouverneur was van voormalig Nederlands-Indië.</w:t>
       </w:r>
     </w:p>
     <w:p>
@@ -860,7 +838,32 @@
           <w:color w:val="000000"/>
           <w:sz w:val="24"/>
         </w:rPr>
-        <w:t>seu</w:t>
+        <w:hyperlink r:id="rId12" w:history="1">
+          <w:r>
+            <w:rPr>
+              <w:rStyle w:val="Hyperlink"/>
+            </w:rPr>
+            <w:t>s</w:t>
+          </w:r>
+        </w:hyperlink>
+      </w:r>
+      <w:r>
+        <w:rPr>
+          <w:u w:val="single" w:color="0000ff"/>
+          <w:rFonts w:ascii="Charis SIL Regular" w:hAnsi="Charis SIL Regular" w:eastAsia="Charis SIL Regular"/>
+          <w:b w:val="0"/>
+          <w:i w:val="0"/>
+          <w:color w:val="000000"/>
+          <w:sz w:val="24"/>
+        </w:rPr>
+        <w:hyperlink r:id="rId12" w:history="1">
+          <w:r>
+            <w:rPr>
+              <w:rStyle w:val="Hyperlink"/>
+            </w:rPr>
+            <w:t>eu</w:t>
+          </w:r>
+        </w:hyperlink>
       </w:r>
       <w:r>
         <w:rPr>
@@ -4862,7 +4865,7 @@
           <w:sz w:val="24"/>
           <w:u w:val="single"/>
         </w:rPr>
-        <w:hyperlink r:id="rId31" w:history="1">
+        <w:hyperlink r:id="rId30" w:history="1">
           <w:r>
             <w:rPr>
               <w:rStyle w:val="Hyperlink"/>
@@ -4880,7 +4883,7 @@
           <w:sz w:val="24"/>
           <w:u w:val="single"/>
         </w:rPr>
-        <w:hyperlink r:id="rId31" w:history="1">
+        <w:hyperlink r:id="rId30" w:history="1">
           <w:r>
             <w:rPr>
               <w:rStyle w:val="Hyperlink"/>
